--- a/downloads/student/ai-3-week-07.docx
+++ b/downloads/student/ai-3-week-07.docx
@@ -1750,6 +1750,16 @@
     <w:p>
       <w:r>
         <w:t>Stochastic output can vary across runs; a small comparison does not prove an average effect or classroom learning benefit.</w:t>
+      </w:r>
+    </w:p>
+    <w:p>
+      <w:r>
+        <w:t>Read the labelled picture: What evidence supports improvement here, and what remains unproven?</w:t>
+      </w:r>
+    </w:p>
+    <w:p>
+      <w:r>
+        <w:t>Change one thing: Change model settings and note wording at the same time as the prompt. Predict the result before checking the explanation. What remains the same?</w:t>
       </w:r>
     </w:p>
     <w:p>
@@ -3817,6 +3827,187 @@
     <w:p>
       <w:r>
         <w:t>Attempt the independent case before hints. Record whether you worked alone, used a hint or followed a model. After feedback, fix the first unsupported step and explain why it changed. A later check uses a changed case, not a copied answer.</w:t>
+      </w:r>
+    </w:p>
+    <w:p>
+      <w:pPr>
+        <w:pStyle w:val="Heading1"/>
+      </w:pPr>
+      <w:r>
+        <w:t>15. Your lesson route</w:t>
+      </w:r>
+    </w:p>
+    <w:p>
+      <w:r>
+        <w:t>Start with this question: A fictional Study Buddy prompt invents a definition when approved notes omit it.</w:t>
+      </w:r>
+    </w:p>
+    <w:tbl>
+      <w:tblPr>
+        <w:tblStyle w:val="LightShading-Accent1"/>
+        <w:tblW w:type="auto" w:w="0"/>
+        <w:tblLook w:firstColumn="1" w:firstRow="1" w:lastColumn="0" w:lastRow="0" w:noHBand="0" w:noVBand="1" w:val="04A0"/>
+      </w:tblPr>
+      <w:tblGrid>
+        <w:gridCol w:w="5112"/>
+        <w:gridCol w:w="5112"/>
+      </w:tblGrid>
+      <w:tr>
+        <w:trPr>
+          <w:tblHeader/>
+        </w:trPr>
+        <w:tc>
+          <w:tcPr>
+            <w:tcW w:type="dxa" w:w="5112"/>
+          </w:tcPr>
+          <w:p>
+            <w:r>
+              <w:t>By the end, I can</w:t>
+            </w:r>
+          </w:p>
+        </w:tc>
+        <w:tc>
+          <w:tcPr>
+            <w:tcW w:type="dxa" w:w="5112"/>
+          </w:tcPr>
+          <w:p>
+            <w:r>
+              <w:t>How I will show it</w:t>
+            </w:r>
+          </w:p>
+        </w:tc>
+      </w:tr>
+      <w:tr>
+        <w:tc>
+          <w:tcPr>
+            <w:tcW w:type="dxa" w:w="5112"/>
+          </w:tcPr>
+          <w:p>
+            <w:r>
+              <w:t>Explain the mechanism and terminology of controlled prompt experiments</w:t>
+            </w:r>
+          </w:p>
+        </w:tc>
+        <w:tc>
+          <w:tcPr>
+            <w:tcW w:type="dxa" w:w="5112"/>
+          </w:tcPr>
+          <w:p>
+            <w:r>
+              <w:t>Explain the deciding step, show a trace or test, and state one limit.</w:t>
+            </w:r>
+          </w:p>
+        </w:tc>
+      </w:tr>
+      <w:tr>
+        <w:tc>
+          <w:tcPr>
+            <w:tcW w:type="dxa" w:w="5112"/>
+          </w:tcPr>
+          <w:p>
+            <w:r>
+              <w:t>Apply the stated procedure to a new case with a traceable result</w:t>
+            </w:r>
+          </w:p>
+        </w:tc>
+        <w:tc>
+          <w:tcPr>
+            <w:tcW w:type="dxa" w:w="5112"/>
+          </w:tcPr>
+          <w:p>
+            <w:r>
+              <w:t>Explain the deciding step, show a trace or test, and state one limit.</w:t>
+            </w:r>
+          </w:p>
+        </w:tc>
+      </w:tr>
+      <w:tr>
+        <w:tc>
+          <w:tcPr>
+            <w:tcW w:type="dxa" w:w="5112"/>
+          </w:tcPr>
+          <w:p>
+            <w:r>
+              <w:t>Identify an assumption or limitation and design a revealing follow-up</w:t>
+            </w:r>
+          </w:p>
+        </w:tc>
+        <w:tc>
+          <w:tcPr>
+            <w:tcW w:type="dxa" w:w="5112"/>
+          </w:tcPr>
+          <w:p>
+            <w:r>
+              <w:t>Explain the deciding step, show a trace or test, and state one limit.</w:t>
+            </w:r>
+          </w:p>
+        </w:tc>
+      </w:tr>
+    </w:tbl>
+    <w:p>
+      <w:r>
+        <w:t>Remember → watch and explain → try with help → investigate → try independently → keep project evidence. Your teacher may spread this lesson across several classes.</w:t>
+      </w:r>
+    </w:p>
+    <w:p>
+      <w:r>
+        <w:t>Keep your first prediction. Compare it with what the evidence shows and explain any change.</w:t>
+      </w:r>
+    </w:p>
+    <w:p>
+      <w:pPr>
+        <w:pStyle w:val="Heading1"/>
+      </w:pPr>
+      <w:r>
+        <w:t>16. Finish and return</w:t>
+      </w:r>
+    </w:p>
+    <w:p>
+      <w:r>
+        <w:t>Close your notes. Explain this goal in your own words: Explain the mechanism and terminology of controlled prompt experiments</w:t>
+      </w:r>
+    </w:p>
+    <w:p>
+      <w:pPr>
+        <w:pStyle w:val="Heading3"/>
+      </w:pPr>
+      <w:r>
+        <w:t>My deciding step, evidence and one remaining question</w:t>
+      </w:r>
+    </w:p>
+    <w:p>
+      <w:r>
+        <w:t>________________________________________________________________</w:t>
+      </w:r>
+    </w:p>
+    <w:p>
+      <w:r>
+        <w:t>________________________________________________________________</w:t>
+      </w:r>
+    </w:p>
+    <w:p>
+      <w:r>
+        <w:t>________________________________________________________________</w:t>
+      </w:r>
+    </w:p>
+    <w:p>
+      <w:r>
+        <w:t>________________________________________________________________</w:t>
+      </w:r>
+    </w:p>
+    <w:p>
+      <w:r>
+        <w:t>________________________________________________________________</w:t>
+      </w:r>
+    </w:p>
+    <w:p>
+      <w:r>
+        <w:t>If you are unsure, return to the worked picture and explain one arrow. If you are ready, change an input or assumption and justify your prediction.</w:t>
+      </w:r>
+    </w:p>
+    <w:p>
+      <w:r>
+        <w:t>Save your workbook evidence. At the next review, try a different case before opening your old answer.</w:t>
       </w:r>
     </w:p>
     <w:sectPr>

--- a/downloads/student/ai-3-week-07.docx
+++ b/downloads/student/ai-3-week-07.docx
@@ -4008,6 +4008,207 @@
     <w:p>
       <w:r>
         <w:t>Save your workbook evidence. At the next review, try a different case before opening your old answer.</w:t>
+      </w:r>
+    </w:p>
+    <w:p>
+      <w:pPr>
+        <w:pStyle w:val="Heading1"/>
+      </w:pPr>
+      <w:r>
+        <w:t>17. Supported practice, repair and portfolio</w:t>
+      </w:r>
+    </w:p>
+    <w:p>
+      <w:r>
+        <w:t>Use this supported practice once, in the browser or on paper. Keep the reserved independent assessment for a separate first attempt before teacher feedback.</w:t>
+      </w:r>
+    </w:p>
+    <w:p>
+      <w:r>
+        <w:t>A fictional Study Buddy prompt invents a definition when approved notes omit it.</w:t>
+      </w:r>
+    </w:p>
+    <w:p>
+      <w:pPr>
+        <w:pStyle w:val="Heading3"/>
+      </w:pPr>
+      <w:r>
+        <w:t>Practice 1: explain the deciding evidence</w:t>
+      </w:r>
+    </w:p>
+    <w:p>
+      <w:r>
+        <w:t>Which labelled step matches this detail? Inspect case 4 and reserve genuinely fresh questions for final evaluation.</w:t>
+      </w:r>
+    </w:p>
+    <w:p>
+      <w:r>
+        <w:t>1. Locate failure</w:t>
+      </w:r>
+    </w:p>
+    <w:p>
+      <w:r>
+        <w:t>2. Next action</w:t>
+      </w:r>
+    </w:p>
+    <w:p>
+      <w:r>
+        <w:t>3. One controlled change</w:t>
+      </w:r>
+    </w:p>
+    <w:p>
+      <w:r>
+        <w:t>4. Paired results</w:t>
+      </w:r>
+    </w:p>
+    <w:p>
+      <w:pPr>
+        <w:pStyle w:val="Heading3"/>
+      </w:pPr>
+      <w:r>
+        <w:t>My selected conclusion, deciding fact and explanation</w:t>
+      </w:r>
+    </w:p>
+    <w:p>
+      <w:r>
+        <w:t>________________________________________________________________</w:t>
+      </w:r>
+    </w:p>
+    <w:p>
+      <w:r>
+        <w:t>________________________________________________________________</w:t>
+      </w:r>
+    </w:p>
+    <w:p>
+      <w:r>
+        <w:t>________________________________________________________________</w:t>
+      </w:r>
+    </w:p>
+    <w:p>
+      <w:r>
+        <w:t>________________________________________________________________</w:t>
+      </w:r>
+    </w:p>
+    <w:p>
+      <w:r>
+        <w:t>________________________________________________________________</w:t>
+      </w:r>
+    </w:p>
+    <w:p>
+      <w:r>
+        <w:t>Hint if needed: Read the steps in the pictorial case. Match the supplied detail to the stage that performs or records it.</w:t>
+      </w:r>
+    </w:p>
+    <w:p>
+      <w:r>
+        <w:t>After your attempt, compare with the supported explanation: Next action Inspect case 4 and reserve genuinely fresh questions for final evaluation. An iteration should respond to a recorded failure with a precise change. Comparing the same questions reveals whether other behavior changed too. The invented results show a development gain of one case, not a guarantee that the new instruction always works. Save prompt text, settings, source notes and case-level outcomes.</w:t>
+      </w:r>
+    </w:p>
+    <w:p>
+      <w:pPr>
+        <w:pStyle w:val="Heading3"/>
+      </w:pPr>
+      <w:r>
+        <w:t>Practice 2: explain the deciding evidence</w:t>
+      </w:r>
+    </w:p>
+    <w:p>
+      <w:r>
+        <w:t>Changed-case practice: Change model settings and note wording at the same time as the prompt. Which conclusion is supported by the supplied facts?</w:t>
+      </w:r>
+    </w:p>
+    <w:p>
+      <w:r>
+        <w:t>1. We can decide the result without examining the changed input or the procedure.</w:t>
+      </w:r>
+    </w:p>
+    <w:p>
+      <w:r>
+        <w:t>2. This one example guarantees correct results for every future input.</w:t>
+      </w:r>
+    </w:p>
+    <w:p>
+      <w:r>
+        <w:t>3. The comparison no longer isolates the prompt revision.</w:t>
+      </w:r>
+    </w:p>
+    <w:p>
+      <w:pPr>
+        <w:pStyle w:val="Heading3"/>
+      </w:pPr>
+      <w:r>
+        <w:t>My selected conclusion, deciding fact and explanation</w:t>
+      </w:r>
+    </w:p>
+    <w:p>
+      <w:r>
+        <w:t>________________________________________________________________</w:t>
+      </w:r>
+    </w:p>
+    <w:p>
+      <w:r>
+        <w:t>________________________________________________________________</w:t>
+      </w:r>
+    </w:p>
+    <w:p>
+      <w:r>
+        <w:t>________________________________________________________________</w:t>
+      </w:r>
+    </w:p>
+    <w:p>
+      <w:r>
+        <w:t>________________________________________________________________</w:t>
+      </w:r>
+    </w:p>
+    <w:p>
+      <w:r>
+        <w:t>________________________________________________________________</w:t>
+      </w:r>
+    </w:p>
+    <w:p>
+      <w:r>
+        <w:t>Hint if needed: Use the changed condition and the deciding step in the pictorial trace. The answer must say what follows from those facts.</w:t>
+      </w:r>
+    </w:p>
+    <w:p>
+      <w:r>
+        <w:t>After your attempt, compare with the supported explanation: The comparison no longer isolates the prompt revision. Several changes could explain the altered outputs; record them or run separate controlled comparisons.</w:t>
+      </w:r>
+    </w:p>
+    <w:p>
+      <w:pPr>
+        <w:pStyle w:val="Heading3"/>
+      </w:pPr>
+      <w:r>
+        <w:t>Repair a missing building block</w:t>
+      </w:r>
+    </w:p>
+    <w:p>
+      <w:r>
+        <w:t>Review Examples and Rubrics (ai-3/6). Goal: Write a prompt specification with observable response criteria. Short practice: Explain why neither original nor changed draft is a full pass, and provide a complete repaired card.. Return to this week and explain what you changed.</w:t>
+      </w:r>
+    </w:p>
+    <w:p>
+      <w:r>
+        <w:t>Review Sampling and Variability (ai-3/4). Goal: Sample from a distribution using explicit cumulative intervals. Short practice: Does T=0.5 make B impossible, and does choosing A guarantee factual accuracy?. Return to this week and explain what you changed.</w:t>
+      </w:r>
+    </w:p>
+    <w:p>
+      <w:r>
+        <w:t>Review Predictive and Generative AI (ai-3/1). Goal: Distinguish discriminative prediction from generation by inspecting the requested output. Short practice: Identify the first unsupported claim and explain what source would be needed before asserting it.. Return to this week and explain what you changed.</w:t>
+      </w:r>
+    </w:p>
+    <w:p>
+      <w:pPr>
+        <w:pStyle w:val="Heading3"/>
+      </w:pPr>
+      <w:r>
+        <w:t>Keep your completed work</w:t>
+      </w:r>
+    </w:p>
+    <w:p>
+      <w:r>
+        <w:t>Use Download completed work in the hosted lesson to export your answers, reflections, practice feedback and code-run evidence. Open the HTML copy to read or print it. Drafts stay in this browser when storage is available; clear drafts on a shared device.</w:t>
       </w:r>
     </w:p>
     <w:sectPr>

--- a/downloads/student/ai-3-week-07.docx
+++ b/downloads/student/ai-3-week-07.docx
@@ -42,6 +42,11 @@
       </w:r>
     </w:p>
     <w:p>
+      <w:r>
+        <w:t>Start with the target: Explain the mechanism and terminology of controlled prompt experiments. Try the recall before opening notes.</w:t>
+      </w:r>
+    </w:p>
+    <w:p>
       <w:pPr>
         <w:pStyle w:val="Heading3"/>
       </w:pPr>
@@ -50,17 +55,47 @@
       </w:r>
     </w:p>
     <w:p>
-      <w:r>
-        <w:t>I can explain the mechanism and terminology of controlled prompt experiments.</w:t>
-      </w:r>
-    </w:p>
-    <w:p>
-      <w:r>
+      <w:pPr>
+        <w:spacing w:line="336" w:lineRule="auto" w:after="180"/>
+      </w:pPr>
+      <w:r>
+        <w:rPr>
+          <w:b w:val="0"/>
+        </w:rPr>
+        <w:t xml:space="preserve">I can explain the </w:t>
+      </w:r>
+      <w:r>
+        <w:rPr>
+          <w:b/>
+        </w:rPr>
+        <w:t>mechanism</w:t>
+      </w:r>
+      <w:r>
+        <w:rPr>
+          <w:b w:val="0"/>
+        </w:rPr>
+        <w:t xml:space="preserve"> and terminology of controlled prompt experiments.</w:t>
+      </w:r>
+    </w:p>
+    <w:p>
+      <w:pPr>
+        <w:spacing w:line="336" w:lineRule="auto" w:after="180"/>
+      </w:pPr>
+      <w:r>
+        <w:rPr>
+          <w:b w:val="0"/>
+        </w:rPr>
         <w:t>I can apply the stated procedure to a new case with a traceable result.</w:t>
       </w:r>
     </w:p>
     <w:p>
-      <w:r>
+      <w:pPr>
+        <w:spacing w:line="336" w:lineRule="auto" w:after="180"/>
+      </w:pPr>
+      <w:r>
+        <w:rPr>
+          <w:b w:val="0"/>
+        </w:rPr>
         <w:t>I can identify an assumption or limitation and design a revealing follow-up.</w:t>
       </w:r>
     </w:p>
@@ -73,38 +108,116 @@
       </w:r>
     </w:p>
     <w:p>
-      <w:r>
+      <w:pPr>
+        <w:spacing w:line="336" w:lineRule="auto" w:after="180"/>
+      </w:pPr>
+      <w:r>
+        <w:rPr>
+          <w:b w:val="0"/>
+        </w:rPr>
         <w:t>Close your notes first. A rough first answer helps us choose the right starting point; it is not a score for your ability.</w:t>
       </w:r>
     </w:p>
     <w:p>
-      <w:r>
-        <w:t>Without opening the old lesson, explain one key idea from Examples and Rubrics. Give an example and a mistake that the idea helps you avoid.</w:t>
-      </w:r>
-    </w:p>
-    <w:p>
-      <w:r>
+      <w:pPr>
+        <w:spacing w:line="336" w:lineRule="auto" w:after="180"/>
+      </w:pPr>
+      <w:r>
+        <w:rPr>
+          <w:b w:val="0"/>
+        </w:rPr>
+        <w:t xml:space="preserve">Without opening the old lesson, explain one key idea from Examples and </w:t>
+      </w:r>
+      <w:r>
+        <w:rPr>
+          <w:b/>
+        </w:rPr>
+        <w:t>Rubric</w:t>
+      </w:r>
+      <w:r>
+        <w:rPr>
+          <w:b w:val="0"/>
+        </w:rPr>
+        <w:t>s. Give an example and a mistake that the idea helps you avoid.</w:t>
+      </w:r>
+    </w:p>
+    <w:p>
+      <w:pPr>
+        <w:spacing w:line="336" w:lineRule="auto" w:after="180"/>
+      </w:pPr>
+      <w:r>
+        <w:rPr>
+          <w:b w:val="0"/>
+        </w:rPr>
         <w:t>Without opening the old lesson, explain one key idea from Sampling and Variability. Give an example and a mistake that the idea helps you avoid.</w:t>
       </w:r>
     </w:p>
     <w:p>
-      <w:r>
+      <w:pPr>
+        <w:spacing w:line="336" w:lineRule="auto" w:after="180"/>
+      </w:pPr>
+      <w:r>
+        <w:rPr>
+          <w:b w:val="0"/>
+        </w:rPr>
         <w:t>Without opening the old lesson, explain one key idea from Predictive and Generative AI. Give an example and a mistake that the idea helps you avoid.</w:t>
       </w:r>
     </w:p>
     <w:p>
-      <w:r>
-        <w:t>After trying, check the relevant lesson or ask your teacher. Change the part of your explanation that the evidence shows was wrong.</w:t>
-      </w:r>
-    </w:p>
-    <w:p>
-      <w:r>
+      <w:pPr>
+        <w:spacing w:line="336" w:lineRule="auto" w:after="180"/>
+      </w:pPr>
+      <w:r>
+        <w:rPr>
+          <w:b w:val="0"/>
+        </w:rPr>
+        <w:t xml:space="preserve">After trying, check the relevant lesson or ask your teacher. Change the part of your explanation that the </w:t>
+      </w:r>
+      <w:r>
+        <w:rPr>
+          <w:b/>
+        </w:rPr>
+        <w:t>evidence</w:t>
+      </w:r>
+      <w:r>
+        <w:rPr>
+          <w:b w:val="0"/>
+        </w:rPr>
+        <w:t xml:space="preserve"> shows was wrong.</w:t>
+      </w:r>
+    </w:p>
+    <w:p>
+      <w:pPr>
+        <w:spacing w:line="336" w:lineRule="auto" w:after="180"/>
+      </w:pPr>
+      <w:r>
+        <w:rPr>
+          <w:b w:val="0"/>
+        </w:rPr>
         <w:t>Week 7: Iterative Prompting</w:t>
       </w:r>
     </w:p>
     <w:p>
-      <w:r>
-        <w:t>Revision should respond to diagnosed output failures.</w:t>
+      <w:pPr>
+        <w:spacing w:line="336" w:lineRule="auto" w:after="180"/>
+      </w:pPr>
+      <w:r>
+        <w:rPr>
+          <w:b w:val="0"/>
+        </w:rPr>
+        <w:t xml:space="preserve">Revision should respond to diagnosed </w:t>
+      </w:r>
+      <w:r>
+        <w:rPr>
+          <w:b/>
+        </w:rPr>
+        <w:t>output</w:t>
+      </w:r>
+      <w:r>
+        <w:rPr>
+          <w:b w:val="0"/>
+        </w:rPr>
+        <w:t xml:space="preserve"> failures.</w:t>
       </w:r>
     </w:p>
     <w:p>
@@ -144,17 +257,47 @@
       </w:r>
     </w:p>
     <w:p>
-      <w:r>
+      <w:pPr>
+        <w:spacing w:line="336" w:lineRule="auto" w:after="180"/>
+      </w:pPr>
+      <w:r>
+        <w:rPr>
+          <w:b/>
+        </w:rPr>
         <w:t>CREATOR MISSION</w:t>
       </w:r>
     </w:p>
     <w:p>
-      <w:r>
-        <w:t>Keep a three-version prompt log with reasons for each change.</w:t>
-      </w:r>
-    </w:p>
-    <w:p>
-      <w:r>
+      <w:pPr>
+        <w:spacing w:line="336" w:lineRule="auto" w:after="180"/>
+      </w:pPr>
+      <w:r>
+        <w:rPr>
+          <w:b w:val="0"/>
+        </w:rPr>
+        <w:t>Keep a three-</w:t>
+      </w:r>
+      <w:r>
+        <w:rPr>
+          <w:b/>
+        </w:rPr>
+        <w:t>version</w:t>
+      </w:r>
+      <w:r>
+        <w:rPr>
+          <w:b w:val="0"/>
+        </w:rPr>
+        <w:t xml:space="preserve"> prompt log with reasons for each change.</w:t>
+      </w:r>
+    </w:p>
+    <w:p>
+      <w:pPr>
+        <w:spacing w:line="336" w:lineRule="auto" w:after="180"/>
+      </w:pPr>
+      <w:r>
+        <w:rPr>
+          <w:b w:val="0"/>
+        </w:rPr>
         <w:t>Creator name and date:</w:t>
       </w:r>
     </w:p>
@@ -200,8 +343,50 @@
       </w:r>
     </w:p>
     <w:p>
-      <w:r>
-        <w:t>Recall Structured outputs and validation. Explain why a recorded result needs its input conditions and evidence source before it can support a claim.</w:t>
+      <w:pPr>
+        <w:spacing w:line="336" w:lineRule="auto" w:after="180"/>
+      </w:pPr>
+      <w:r>
+        <w:rPr>
+          <w:b w:val="0"/>
+        </w:rPr>
+        <w:t xml:space="preserve">Recall Structured </w:t>
+      </w:r>
+      <w:r>
+        <w:rPr>
+          <w:b/>
+        </w:rPr>
+        <w:t>output</w:t>
+      </w:r>
+      <w:r>
+        <w:rPr>
+          <w:b w:val="0"/>
+        </w:rPr>
+        <w:t xml:space="preserve">s and validation. Explain why a recorded result needs its </w:t>
+      </w:r>
+      <w:r>
+        <w:rPr>
+          <w:b/>
+        </w:rPr>
+        <w:t>input</w:t>
+      </w:r>
+      <w:r>
+        <w:rPr>
+          <w:b w:val="0"/>
+        </w:rPr>
+        <w:t xml:space="preserve"> conditions and </w:t>
+      </w:r>
+      <w:r>
+        <w:rPr>
+          <w:b/>
+        </w:rPr>
+        <w:t>evidence</w:t>
+      </w:r>
+      <w:r>
+        <w:rPr>
+          <w:b w:val="0"/>
+        </w:rPr>
+        <w:t xml:space="preserve"> source before it can support a claim.</w:t>
       </w:r>
     </w:p>
     <w:p>
@@ -213,8 +398,38 @@
       </w:r>
     </w:p>
     <w:p>
-      <w:r>
-        <w:t>By the end, I can revise one prompt component and compare paired outputs using the same rubric.</w:t>
+      <w:pPr>
+        <w:spacing w:line="336" w:lineRule="auto" w:after="180"/>
+      </w:pPr>
+      <w:r>
+        <w:rPr>
+          <w:b w:val="0"/>
+        </w:rPr>
+        <w:t xml:space="preserve">By the end, I can revise one prompt component and compare paired </w:t>
+      </w:r>
+      <w:r>
+        <w:rPr>
+          <w:b/>
+        </w:rPr>
+        <w:t>output</w:t>
+      </w:r>
+      <w:r>
+        <w:rPr>
+          <w:b w:val="0"/>
+        </w:rPr>
+        <w:t xml:space="preserve">s using the same </w:t>
+      </w:r>
+      <w:r>
+        <w:rPr>
+          <w:b/>
+        </w:rPr>
+        <w:t>rubric</w:t>
+      </w:r>
+      <w:r>
+        <w:rPr>
+          <w:b w:val="0"/>
+        </w:rPr>
+        <w:t>.</w:t>
       </w:r>
     </w:p>
     <w:p>
@@ -227,17 +442,52 @@
     </w:p>
     <w:p>
       <w:r>
+        <w:t>Investigate the supplied Iterative Prompting case. Separate observations, given facts and assumptions before choosing an explanation.</w:t>
+      </w:r>
+    </w:p>
+    <w:p>
+      <w:pPr>
+        <w:spacing w:line="336" w:lineRule="auto" w:after="180"/>
+      </w:pPr>
+      <w:r>
+        <w:rPr>
+          <w:b/>
+        </w:rPr>
         <w:t>PICTURE STORY</w:t>
       </w:r>
     </w:p>
     <w:p>
-      <w:r>
+      <w:pPr>
+        <w:spacing w:line="336" w:lineRule="auto" w:after="180"/>
+      </w:pPr>
+      <w:r>
+        <w:rPr>
+          <w:b w:val="0"/>
+        </w:rPr>
         <w:t>Notice → Predict → Explain</w:t>
       </w:r>
     </w:p>
     <w:p>
-      <w:r>
-        <w:t>Begin with visible evidence. Do not explain more than the picture and information support.</w:t>
+      <w:pPr>
+        <w:spacing w:line="336" w:lineRule="auto" w:after="180"/>
+      </w:pPr>
+      <w:r>
+        <w:rPr>
+          <w:b w:val="0"/>
+        </w:rPr>
+        <w:t xml:space="preserve">Begin with visible </w:t>
+      </w:r>
+      <w:r>
+        <w:rPr>
+          <w:b/>
+        </w:rPr>
+        <w:t>evidence</w:t>
+      </w:r>
+      <w:r>
+        <w:rPr>
+          <w:b w:val="0"/>
+        </w:rPr>
+        <w:t>. Do not explain more than the picture and information support.</w:t>
       </w:r>
     </w:p>
     <w:p>
@@ -277,18 +527,70 @@
       </w:r>
     </w:p>
     <w:p>
-      <w:r>
+      <w:pPr>
+        <w:pStyle w:val="Heading3"/>
+      </w:pPr>
+      <w:r>
+        <w:t>Start with this puzzle</w:t>
+      </w:r>
+    </w:p>
+    <w:p>
+      <w:pPr>
+        <w:spacing w:line="336" w:lineRule="auto" w:after="180"/>
+        <w:shd w:fill="F1F6FC"/>
+      </w:pPr>
+      <w:r>
+        <w:rPr>
+          <w:b w:val="0"/>
+        </w:rPr>
         <w:t>MYSTERY</w:t>
       </w:r>
     </w:p>
     <w:p>
-      <w:r>
-        <w:t>The learners must use iterative prompting to solve a problem. What information do they have? What decision or calculation do they make? What would count as evidence that it worked?</w:t>
-      </w:r>
-    </w:p>
-    <w:p>
-      <w:r>
-        <w:t>Three observations (what you can point to):</w:t>
+      <w:pPr>
+        <w:spacing w:line="336" w:lineRule="auto" w:after="180"/>
+        <w:shd w:fill="F5F1FB"/>
+      </w:pPr>
+      <w:r>
+        <w:rPr>
+          <w:b w:val="0"/>
+        </w:rPr>
+        <w:t xml:space="preserve">The learners must use iterative prompting to solve a problem. What information do they have? What decision or calculation do they make? What would count as </w:t>
+      </w:r>
+      <w:r>
+        <w:rPr>
+          <w:b/>
+        </w:rPr>
+        <w:t>evidence</w:t>
+      </w:r>
+      <w:r>
+        <w:rPr>
+          <w:b w:val="0"/>
+        </w:rPr>
+        <w:t xml:space="preserve"> that it worked?</w:t>
+      </w:r>
+    </w:p>
+    <w:p>
+      <w:pPr>
+        <w:spacing w:line="336" w:lineRule="auto" w:after="180"/>
+      </w:pPr>
+      <w:r>
+        <w:rPr>
+          <w:b w:val="0"/>
+        </w:rPr>
+        <w:t xml:space="preserve">Three </w:t>
+      </w:r>
+      <w:r>
+        <w:rPr>
+          <w:b/>
+        </w:rPr>
+        <w:t>observation</w:t>
+      </w:r>
+      <w:r>
+        <w:rPr>
+          <w:b w:val="0"/>
+        </w:rPr>
+        <w:t>s (what you can point to):</w:t>
       </w:r>
     </w:p>
     <w:p>
@@ -325,8 +627,26 @@
       </w:r>
     </w:p>
     <w:p>
-      <w:r>
-        <w:t>My prediction and the clue supporting it:</w:t>
+      <w:pPr>
+        <w:spacing w:line="336" w:lineRule="auto" w:after="180"/>
+      </w:pPr>
+      <w:r>
+        <w:rPr>
+          <w:b w:val="0"/>
+        </w:rPr>
+        <w:t xml:space="preserve">My </w:t>
+      </w:r>
+      <w:r>
+        <w:rPr>
+          <w:b/>
+        </w:rPr>
+        <w:t>prediction</w:t>
+      </w:r>
+      <w:r>
+        <w:rPr>
+          <w:b w:val="0"/>
+        </w:rPr>
+        <w:t xml:space="preserve"> and the clue supporting it:</w:t>
       </w:r>
     </w:p>
     <w:p>
@@ -371,13 +691,48 @@
       </w:r>
     </w:p>
     <w:p>
-      <w:r>
-        <w:t>A prompt experiment compares complete specifications using the same task cases. Define success before inspecting outputs; change one intended instruction and preserve other settings.</w:t>
-      </w:r>
-    </w:p>
-    <w:p>
-      <w:r>
-        <w:t>Begin by writing the question the procedure is intended to answer. Identify the information already supplied, the information it will produce and the information still missing. These are constructed classroom examples; they do not require live accounts, private records or an external service. Do not treat a plausible explanation as a measured outcome.</w:t>
+      <w:pPr>
+        <w:spacing w:line="336" w:lineRule="auto" w:after="180"/>
+      </w:pPr>
+      <w:r>
+        <w:rPr>
+          <w:b w:val="0"/>
+        </w:rPr>
+        <w:t xml:space="preserve">A prompt experiment compares complete specifications using the same task cases. Define success before inspecting </w:t>
+      </w:r>
+      <w:r>
+        <w:rPr>
+          <w:b/>
+        </w:rPr>
+        <w:t>output</w:t>
+      </w:r>
+      <w:r>
+        <w:rPr>
+          <w:b w:val="0"/>
+        </w:rPr>
+        <w:t>s; change one intended instruction and preserve other settings.</w:t>
+      </w:r>
+    </w:p>
+    <w:p>
+      <w:pPr>
+        <w:spacing w:line="336" w:lineRule="auto" w:after="180"/>
+      </w:pPr>
+      <w:r>
+        <w:rPr>
+          <w:b w:val="0"/>
+        </w:rPr>
+        <w:t>Begin by writing the question the procedure is intended to answer. Identify the information already supplied, the information it will produce and the information still missing.</w:t>
+      </w:r>
+    </w:p>
+    <w:p>
+      <w:pPr>
+        <w:spacing w:line="336" w:lineRule="auto" w:after="180"/>
+      </w:pPr>
+      <w:r>
+        <w:rPr>
+          <w:b w:val="0"/>
+        </w:rPr>
+        <w:t>These are constructed classroom examples; they do not require live accounts, private records or an external service. Do not treat a plausible explanation as a measured outcome.</w:t>
       </w:r>
     </w:p>
     <w:p>
@@ -390,16 +745,69 @@
     </w:p>
     <w:p>
       <w:r>
-        <w:t>VISUAL MECHANISM</w:t>
-      </w:r>
-    </w:p>
-    <w:p>
-      <w:r>
-        <w:t>Input → Process → Output</w:t>
-      </w:r>
-    </w:p>
-    <w:p>
-      <w:r>
+        <w:t>Follow the mechanism for Iterative Prompting. Connect each labelled input, deciding step and result.</w:t>
+      </w:r>
+    </w:p>
+    <w:p>
+      <w:pPr>
+        <w:spacing w:line="336" w:lineRule="auto" w:after="180"/>
+      </w:pPr>
+      <w:r>
+        <w:rPr>
+          <w:b/>
+        </w:rPr>
+        <w:t xml:space="preserve">VISUAL </w:t>
+      </w:r>
+      <w:r>
+        <w:rPr>
+          <w:b/>
+        </w:rPr>
+        <w:t>MECHANISM</w:t>
+      </w:r>
+    </w:p>
+    <w:p>
+      <w:pPr>
+        <w:spacing w:line="336" w:lineRule="auto" w:after="180"/>
+      </w:pPr>
+      <w:r>
+        <w:rPr>
+          <w:b/>
+        </w:rPr>
+        <w:t>Input</w:t>
+      </w:r>
+      <w:r>
+        <w:rPr>
+          <w:b w:val="0"/>
+        </w:rPr>
+        <w:t xml:space="preserve"> → </w:t>
+      </w:r>
+      <w:r>
+        <w:rPr>
+          <w:b/>
+        </w:rPr>
+        <w:t>Process</w:t>
+      </w:r>
+      <w:r>
+        <w:rPr>
+          <w:b w:val="0"/>
+        </w:rPr>
+        <w:t xml:space="preserve"> → </w:t>
+      </w:r>
+      <w:r>
+        <w:rPr>
+          <w:b/>
+        </w:rPr>
+        <w:t>Output</w:t>
+      </w:r>
+    </w:p>
+    <w:p>
+      <w:pPr>
+        <w:spacing w:line="336" w:lineRule="auto" w:after="180"/>
+      </w:pPr>
+      <w:r>
+        <w:rPr>
+          <w:b w:val="0"/>
+        </w:rPr>
         <w:t>Trace the information. At each stage, ask what changed and how you could test it.</w:t>
       </w:r>
     </w:p>
@@ -440,7 +848,13 @@
       </w:r>
     </w:p>
     <w:p>
-      <w:r>
+      <w:pPr>
+        <w:spacing w:line="336" w:lineRule="auto" w:after="180"/>
+      </w:pPr>
+      <w:r>
+        <w:rPr>
+          <w:b w:val="0"/>
+        </w:rPr>
         <w:t>↓</w:t>
       </w:r>
     </w:p>
@@ -481,7 +895,13 @@
       </w:r>
     </w:p>
     <w:p>
-      <w:r>
+      <w:pPr>
+        <w:spacing w:line="336" w:lineRule="auto" w:after="180"/>
+      </w:pPr>
+      <w:r>
+        <w:rPr>
+          <w:b w:val="0"/>
+        </w:rPr>
         <w:t>↓</w:t>
       </w:r>
     </w:p>
@@ -522,7 +942,13 @@
       </w:r>
     </w:p>
     <w:p>
-      <w:r>
+      <w:pPr>
+        <w:spacing w:line="336" w:lineRule="auto" w:after="180"/>
+      </w:pPr>
+      <w:r>
+        <w:rPr>
+          <w:b w:val="0"/>
+        </w:rPr>
         <w:t>Which stage could fail even when the other two are correct? Explain:</w:t>
       </w:r>
     </w:p>
@@ -568,8 +994,73 @@
       </w:r>
     </w:p>
     <w:p>
-      <w:r>
-        <w:t>Evaluate both prompts on paired cases with fixed model/version, source records, output contract and scoring rubric. Use development results for selection, then reserve new final cases. Score each case rather than counting attractive sentences.</w:t>
+      <w:pPr>
+        <w:spacing w:line="336" w:lineRule="auto" w:after="180"/>
+      </w:pPr>
+      <w:r>
+        <w:rPr>
+          <w:b w:val="0"/>
+        </w:rPr>
+        <w:t xml:space="preserve">Evaluate both prompts on </w:t>
+      </w:r>
+      <w:r>
+        <w:rPr>
+          <w:b/>
+        </w:rPr>
+        <w:t>paired case</w:t>
+      </w:r>
+      <w:r>
+        <w:rPr>
+          <w:b w:val="0"/>
+        </w:rPr>
+        <w:t>s with fixed model/</w:t>
+      </w:r>
+      <w:r>
+        <w:rPr>
+          <w:b/>
+        </w:rPr>
+        <w:t>version</w:t>
+      </w:r>
+      <w:r>
+        <w:rPr>
+          <w:b w:val="0"/>
+        </w:rPr>
+        <w:t xml:space="preserve">, source records, </w:t>
+      </w:r>
+      <w:r>
+        <w:rPr>
+          <w:b/>
+        </w:rPr>
+        <w:t>output</w:t>
+      </w:r>
+      <w:r>
+        <w:rPr>
+          <w:b w:val="0"/>
+        </w:rPr>
+        <w:t xml:space="preserve"> contract and scoring </w:t>
+      </w:r>
+      <w:r>
+        <w:rPr>
+          <w:b/>
+        </w:rPr>
+        <w:t>rubric</w:t>
+      </w:r>
+      <w:r>
+        <w:rPr>
+          <w:b w:val="0"/>
+        </w:rPr>
+        <w:t>. Use development results for selection, then reserve new final cases.</w:t>
+      </w:r>
+    </w:p>
+    <w:p>
+      <w:pPr>
+        <w:spacing w:line="336" w:lineRule="auto" w:after="180"/>
+      </w:pPr>
+      <w:r>
+        <w:rPr>
+          <w:b w:val="0"/>
+        </w:rPr>
+        <w:t>Score each case rather than counting attractive sentences.</w:t>
       </w:r>
     </w:p>
     <w:p>
@@ -665,8 +1156,49 @@
       </w:r>
     </w:p>
     <w:p>
-      <w:r>
-        <w:t>Before applying the procedure, write its units, denominator or decision boundary where relevant. A partner should be able to repeat each step using the same inputs. If a required input is absent or violates the stated contract, record that condition explicitly instead of quietly replacing it with a convenient value.</w:t>
+      <w:pPr>
+        <w:spacing w:line="336" w:lineRule="auto" w:after="180"/>
+      </w:pPr>
+      <w:r>
+        <w:rPr>
+          <w:b w:val="0"/>
+        </w:rPr>
+        <w:t xml:space="preserve">Before applying the procedure, write its units, denominator or decision boundary where relevant. A partner should be able to repeat each step using the same </w:t>
+      </w:r>
+      <w:r>
+        <w:rPr>
+          <w:b/>
+        </w:rPr>
+        <w:t>input</w:t>
+      </w:r>
+      <w:r>
+        <w:rPr>
+          <w:b w:val="0"/>
+        </w:rPr>
+        <w:t>s.</w:t>
+      </w:r>
+    </w:p>
+    <w:p>
+      <w:pPr>
+        <w:spacing w:line="336" w:lineRule="auto" w:after="180"/>
+      </w:pPr>
+      <w:r>
+        <w:rPr>
+          <w:b w:val="0"/>
+        </w:rPr>
+        <w:t xml:space="preserve">If a required </w:t>
+      </w:r>
+      <w:r>
+        <w:rPr>
+          <w:b/>
+        </w:rPr>
+        <w:t>input</w:t>
+      </w:r>
+      <w:r>
+        <w:rPr>
+          <w:b w:val="0"/>
+        </w:rPr>
+        <w:t xml:space="preserve"> is absent or violates the stated contract, record that condition explicitly instead of quietly replacing it with a convenient value.</w:t>
       </w:r>
     </w:p>
     <w:p>
@@ -678,8 +1210,26 @@
       </w:r>
     </w:p>
     <w:p>
-      <w:r>
-        <w:t>Point to the input, the deciding step and the result in this week’s visual. Explain the same step in ordinary words. A picture helps when you can say what each part represents.</w:t>
+      <w:pPr>
+        <w:spacing w:line="336" w:lineRule="auto" w:after="180"/>
+      </w:pPr>
+      <w:r>
+        <w:rPr>
+          <w:b w:val="0"/>
+        </w:rPr>
+        <w:t xml:space="preserve">Point to the </w:t>
+      </w:r>
+      <w:r>
+        <w:rPr>
+          <w:b/>
+        </w:rPr>
+        <w:t>input</w:t>
+      </w:r>
+      <w:r>
+        <w:rPr>
+          <w:b w:val="0"/>
+        </w:rPr>
+        <w:t>, the deciding step and the result in this week’s visual. Explain the same step in ordinary words. A picture helps when you can say what each part represents.</w:t>
       </w:r>
     </w:p>
     <w:p>
@@ -692,16 +1242,54 @@
     </w:p>
     <w:p>
       <w:r>
+        <w:t>Compare the supplied cases for Iterative Prompting. Identify the detail that changes the conclusion.</w:t>
+      </w:r>
+    </w:p>
+    <w:p>
+      <w:pPr>
+        <w:pStyle w:val="Heading3"/>
+      </w:pPr>
+      <w:r>
+        <w:t>The case to investigate</w:t>
+      </w:r>
+    </w:p>
+    <w:p>
+      <w:pPr>
+        <w:spacing w:line="336" w:lineRule="auto" w:after="180"/>
+        <w:shd w:fill="F1F6FC"/>
+      </w:pPr>
+      <w:r>
+        <w:rPr>
+          <w:b w:val="0"/>
+        </w:rPr>
         <w:t>CASE GALLERY</w:t>
       </w:r>
     </w:p>
     <w:p>
-      <w:r>
-        <w:t>Four Tests, Four Kinds of Evidence</w:t>
-      </w:r>
-    </w:p>
-    <w:p>
-      <w:r>
+      <w:pPr>
+        <w:spacing w:line="336" w:lineRule="auto" w:after="180"/>
+      </w:pPr>
+      <w:r>
+        <w:rPr>
+          <w:b w:val="0"/>
+        </w:rPr>
+        <w:t xml:space="preserve">Four Tests, Four Kinds of </w:t>
+      </w:r>
+      <w:r>
+        <w:rPr>
+          <w:b/>
+        </w:rPr>
+        <w:t>Evidence</w:t>
+      </w:r>
+    </w:p>
+    <w:p>
+      <w:pPr>
+        <w:spacing w:line="336" w:lineRule="auto" w:after="180"/>
+      </w:pPr>
+      <w:r>
+        <w:rPr>
+          <w:b w:val="0"/>
+        </w:rPr>
         <w:t>A system is not understood until it survives more than one comfortable example.</w:t>
       </w:r>
     </w:p>
@@ -778,8 +1366,47 @@
       </w:r>
     </w:p>
     <w:p>
-      <w:r>
-        <w:t>NORMAL CASE: predict and name evidence.     BOUNDARY CASE: predict and name evidence.</w:t>
+      <w:pPr>
+        <w:pStyle w:val="Heading3"/>
+      </w:pPr>
+      <w:r>
+        <w:t>The normal case</w:t>
+      </w:r>
+    </w:p>
+    <w:p>
+      <w:pPr>
+        <w:spacing w:line="336" w:lineRule="auto" w:after="180"/>
+        <w:shd w:fill="F1F6FC"/>
+      </w:pPr>
+      <w:r>
+        <w:rPr>
+          <w:b w:val="0"/>
+        </w:rPr>
+        <w:t xml:space="preserve">NORMAL CASE: predict and name </w:t>
+      </w:r>
+      <w:r>
+        <w:rPr>
+          <w:b/>
+        </w:rPr>
+        <w:t>evidence</w:t>
+      </w:r>
+      <w:r>
+        <w:rPr>
+          <w:b w:val="0"/>
+        </w:rPr>
+        <w:t xml:space="preserve">.     BOUNDARY CASE: predict and name </w:t>
+      </w:r>
+      <w:r>
+        <w:rPr>
+          <w:b/>
+        </w:rPr>
+        <w:t>evidence</w:t>
+      </w:r>
+      <w:r>
+        <w:rPr>
+          <w:b w:val="0"/>
+        </w:rPr>
+        <w:t>.</w:t>
       </w:r>
     </w:p>
     <w:p>
@@ -855,12 +1482,58 @@
       </w:r>
     </w:p>
     <w:p>
-      <w:r>
-        <w:t>MISSING INFORMATION: predict and name evidence.     TRANSFER CASE: predict and name evidence.</w:t>
-      </w:r>
-    </w:p>
-    <w:p>
-      <w:r>
+      <w:pPr>
+        <w:pStyle w:val="Heading3"/>
+      </w:pPr>
+      <w:r>
+        <w:t>Check missing information</w:t>
+      </w:r>
+    </w:p>
+    <w:p>
+      <w:pPr>
+        <w:spacing w:line="336" w:lineRule="auto" w:after="180"/>
+        <w:shd w:fill="FFF5E6"/>
+      </w:pPr>
+      <w:r>
+        <w:rPr>
+          <w:b w:val="0"/>
+        </w:rPr>
+        <w:t xml:space="preserve">MISSING INFORMATION: predict and name </w:t>
+      </w:r>
+      <w:r>
+        <w:rPr>
+          <w:b/>
+        </w:rPr>
+        <w:t>evidence</w:t>
+      </w:r>
+      <w:r>
+        <w:rPr>
+          <w:b w:val="0"/>
+        </w:rPr>
+        <w:t xml:space="preserve">.     TRANSFER CASE: predict and name </w:t>
+      </w:r>
+      <w:r>
+        <w:rPr>
+          <w:b/>
+        </w:rPr>
+        <w:t>evidence</w:t>
+      </w:r>
+      <w:r>
+        <w:rPr>
+          <w:b w:val="0"/>
+        </w:rPr>
+        <w:t>.</w:t>
+      </w:r>
+    </w:p>
+    <w:p>
+      <w:pPr>
+        <w:spacing w:line="336" w:lineRule="auto" w:after="180"/>
+        <w:shd w:fill="F5F1FB"/>
+      </w:pPr>
+      <w:r>
+        <w:rPr>
+          <w:b w:val="0"/>
+        </w:rPr>
         <w:t>Which case is most likely to reveal a hidden assumption? Why?</w:t>
       </w:r>
     </w:p>
@@ -906,18 +1579,81 @@
       </w:r>
     </w:p>
     <w:p>
-      <w:r>
+      <w:pPr>
+        <w:pStyle w:val="Heading3"/>
+      </w:pPr>
+      <w:r>
+        <w:t>Change one thing</w:t>
+      </w:r>
+    </w:p>
+    <w:p>
+      <w:pPr>
+        <w:spacing w:line="336" w:lineRule="auto" w:after="180"/>
+        <w:shd w:fill="F5F1FB"/>
+      </w:pPr>
+      <w:r>
+        <w:rPr>
+          <w:b w:val="0"/>
+        </w:rPr>
         <w:t>Change: Change model settings and note wording at the same time as the prompt.</w:t>
       </w:r>
     </w:p>
     <w:p>
-      <w:r>
-        <w:t>Prediction: The comparison no longer isolates the prompt revision.</w:t>
-      </w:r>
-    </w:p>
-    <w:p>
-      <w:r>
-        <w:t>Reason: Several changes could explain the altered outputs; record them or run separate controlled comparisons.</w:t>
+      <w:pPr>
+        <w:pStyle w:val="Heading3"/>
+      </w:pPr>
+      <w:r>
+        <w:t>Predicted result</w:t>
+      </w:r>
+    </w:p>
+    <w:p>
+      <w:pPr>
+        <w:spacing w:line="336" w:lineRule="auto" w:after="180"/>
+        <w:shd w:fill="F1F6FC"/>
+      </w:pPr>
+      <w:r>
+        <w:rPr>
+          <w:b/>
+        </w:rPr>
+        <w:t>Prediction</w:t>
+      </w:r>
+      <w:r>
+        <w:rPr>
+          <w:b w:val="0"/>
+        </w:rPr>
+        <w:t>: The comparison no longer isolates the prompt revision.</w:t>
+      </w:r>
+    </w:p>
+    <w:p>
+      <w:pPr>
+        <w:pStyle w:val="Heading3"/>
+      </w:pPr>
+      <w:r>
+        <w:t>Why the result follows</w:t>
+      </w:r>
+    </w:p>
+    <w:p>
+      <w:pPr>
+        <w:spacing w:line="336" w:lineRule="auto" w:after="180"/>
+        <w:shd w:fill="F1F6FC"/>
+      </w:pPr>
+      <w:r>
+        <w:rPr>
+          <w:b w:val="0"/>
+        </w:rPr>
+        <w:t xml:space="preserve">Reason: Several changes could explain the altered </w:t>
+      </w:r>
+      <w:r>
+        <w:rPr>
+          <w:b/>
+        </w:rPr>
+        <w:t>output</w:t>
+      </w:r>
+      <w:r>
+        <w:rPr>
+          <w:b w:val="0"/>
+        </w:rPr>
+        <w:t>s; record them or run separate controlled comparisons.</w:t>
       </w:r>
     </w:p>
     <w:p>
@@ -930,16 +1666,39 @@
     </w:p>
     <w:p>
       <w:r>
+        <w:t>Use the vocabulary of Iterative Prompting to explain a concrete decision, rather than only memorising definitions.</w:t>
+      </w:r>
+    </w:p>
+    <w:p>
+      <w:pPr>
+        <w:spacing w:line="336" w:lineRule="auto" w:after="180"/>
+      </w:pPr>
+      <w:r>
+        <w:rPr>
+          <w:b/>
+        </w:rPr>
         <w:t>VOCABULARY LAB</w:t>
       </w:r>
     </w:p>
     <w:p>
-      <w:r>
+      <w:pPr>
+        <w:spacing w:line="336" w:lineRule="auto" w:after="180"/>
+      </w:pPr>
+      <w:r>
+        <w:rPr>
+          <w:b w:val="0"/>
+        </w:rPr>
         <w:t>Words You Can Use to Reason</w:t>
       </w:r>
     </w:p>
     <w:p>
-      <w:r>
+      <w:pPr>
+        <w:spacing w:line="336" w:lineRule="auto" w:after="180"/>
+      </w:pPr>
+      <w:r>
+        <w:rPr>
+          <w:b w:val="0"/>
+        </w:rPr>
         <w:t>A definition matters when you can recognize the idea, use it, and contrast it with a near-miss.</w:t>
       </w:r>
     </w:p>
@@ -1374,17 +2133,58 @@
     </w:p>
     <w:p>
       <w:r>
-        <w:t>WORKED EVIDENCE</w:t>
-      </w:r>
-    </w:p>
-    <w:p>
-      <w:r>
+        <w:t>Follow the worked trace for Iterative Prompting, predict a step, then compare with its explanation.</w:t>
+      </w:r>
+    </w:p>
+    <w:p>
+      <w:pPr>
+        <w:spacing w:line="336" w:lineRule="auto" w:after="180"/>
+      </w:pPr>
+      <w:r>
+        <w:rPr>
+          <w:b/>
+        </w:rPr>
+        <w:t xml:space="preserve">WORKED </w:t>
+      </w:r>
+      <w:r>
+        <w:rPr>
+          <w:b/>
+        </w:rPr>
+        <w:t>EVIDENCE</w:t>
+      </w:r>
+    </w:p>
+    <w:p>
+      <w:pPr>
+        <w:spacing w:line="336" w:lineRule="auto" w:after="180"/>
+      </w:pPr>
+      <w:r>
+        <w:rPr>
+          <w:b w:val="0"/>
+        </w:rPr>
         <w:t>Reason Step by Step</w:t>
       </w:r>
     </w:p>
     <w:p>
-      <w:r>
-        <w:t>Predict first. Then check each step. A correct answer without visible reasoning is incomplete evidence.</w:t>
+      <w:pPr>
+        <w:spacing w:line="336" w:lineRule="auto" w:after="180"/>
+      </w:pPr>
+      <w:r>
+        <w:rPr>
+          <w:b w:val="0"/>
+        </w:rPr>
+        <w:t xml:space="preserve">Predict first. Then check each step. A correct answer without visible reasoning is incomplete </w:t>
+      </w:r>
+      <w:r>
+        <w:rPr>
+          <w:b/>
+        </w:rPr>
+        <w:t>evidence</w:t>
+      </w:r>
+      <w:r>
+        <w:rPr>
+          <w:b w:val="0"/>
+        </w:rPr>
+        <w:t>.</w:t>
       </w:r>
     </w:p>
     <w:p>
@@ -1424,27 +2224,109 @@
       </w:r>
     </w:p>
     <w:p>
-      <w:r>
-        <w:t>1. Version 1 fails: answer is too advanced.</w:t>
-      </w:r>
-    </w:p>
-    <w:p>
-      <w:r>
-        <w:t>2. Change only audience constraint; Version 2 is age-fit but lacks evidence.</w:t>
-      </w:r>
-    </w:p>
-    <w:p>
-      <w:r>
-        <w:t>3. Add source-use rule; Version 3 cites the supplied passage.</w:t>
-      </w:r>
-    </w:p>
-    <w:p>
-      <w:r>
+      <w:pPr>
+        <w:spacing w:line="336" w:lineRule="auto" w:after="180"/>
+        <w:shd w:fill="F4F9FC"/>
+      </w:pPr>
+      <w:r>
+        <w:rPr>
+          <w:b w:val="0"/>
+        </w:rPr>
+        <w:t xml:space="preserve">1. </w:t>
+      </w:r>
+      <w:r>
+        <w:rPr>
+          <w:b/>
+        </w:rPr>
+        <w:t>Version</w:t>
+      </w:r>
+      <w:r>
+        <w:rPr>
+          <w:b w:val="0"/>
+        </w:rPr>
+        <w:t xml:space="preserve"> 1 fails: answer is too advanced.</w:t>
+      </w:r>
+    </w:p>
+    <w:p>
+      <w:pPr>
+        <w:spacing w:line="336" w:lineRule="auto" w:after="180"/>
+        <w:shd w:fill="F4F9FC"/>
+      </w:pPr>
+      <w:r>
+        <w:rPr>
+          <w:b w:val="0"/>
+        </w:rPr>
+        <w:t xml:space="preserve">2. Change only audience constraint; </w:t>
+      </w:r>
+      <w:r>
+        <w:rPr>
+          <w:b/>
+        </w:rPr>
+        <w:t>Version</w:t>
+      </w:r>
+      <w:r>
+        <w:rPr>
+          <w:b w:val="0"/>
+        </w:rPr>
+        <w:t xml:space="preserve"> 2 is age-fit but lacks </w:t>
+      </w:r>
+      <w:r>
+        <w:rPr>
+          <w:b/>
+        </w:rPr>
+        <w:t>evidence</w:t>
+      </w:r>
+      <w:r>
+        <w:rPr>
+          <w:b w:val="0"/>
+        </w:rPr>
+        <w:t>.</w:t>
+      </w:r>
+    </w:p>
+    <w:p>
+      <w:pPr>
+        <w:spacing w:line="336" w:lineRule="auto" w:after="180"/>
+        <w:shd w:fill="F4F9FC"/>
+      </w:pPr>
+      <w:r>
+        <w:rPr>
+          <w:b w:val="0"/>
+        </w:rPr>
+        <w:t xml:space="preserve">3. Add source-use rule; </w:t>
+      </w:r>
+      <w:r>
+        <w:rPr>
+          <w:b/>
+        </w:rPr>
+        <w:t>Version</w:t>
+      </w:r>
+      <w:r>
+        <w:rPr>
+          <w:b w:val="0"/>
+        </w:rPr>
+        <w:t xml:space="preserve"> 3 cites the supplied passage.</w:t>
+      </w:r>
+    </w:p>
+    <w:p>
+      <w:pPr>
+        <w:spacing w:line="336" w:lineRule="auto" w:after="180"/>
+        <w:shd w:fill="F4F9FC"/>
+      </w:pPr>
+      <w:r>
+        <w:rPr>
+          <w:b w:val="0"/>
+        </w:rPr>
         <w:t>4. Record scores and reasons so improvement is traceable.</w:t>
       </w:r>
     </w:p>
     <w:p>
-      <w:r>
+      <w:pPr>
+        <w:spacing w:line="336" w:lineRule="auto" w:after="180"/>
+      </w:pPr>
+      <w:r>
+        <w:rPr>
+          <w:b w:val="0"/>
+        </w:rPr>
         <w:t>Recalculate, retrace, or restate the reasoning in your own representation:</w:t>
       </w:r>
     </w:p>
@@ -1482,8 +2364,27 @@
       </w:r>
     </w:p>
     <w:p>
-      <w:r>
-        <w:t>CHECK  Did the evidence answer the exact question? Did the total, path, or source record stay consistent?</w:t>
+      <w:pPr>
+        <w:spacing w:line="336" w:lineRule="auto" w:after="180"/>
+        <w:shd w:fill="F5F1FB"/>
+      </w:pPr>
+      <w:r>
+        <w:rPr>
+          <w:b w:val="0"/>
+        </w:rPr>
+        <w:t xml:space="preserve">CHECK  Did the </w:t>
+      </w:r>
+      <w:r>
+        <w:rPr>
+          <w:b/>
+        </w:rPr>
+        <w:t>evidence</w:t>
+      </w:r>
+      <w:r>
+        <w:rPr>
+          <w:b w:val="0"/>
+        </w:rPr>
+        <w:t xml:space="preserve"> answer the exact question? Did the total, path, or source record stay consistent?</w:t>
       </w:r>
     </w:p>
     <w:p>
@@ -1495,30 +2396,111 @@
       </w:r>
     </w:p>
     <w:p>
-      <w:r>
+      <w:pPr>
+        <w:spacing w:line="336" w:lineRule="auto" w:after="180"/>
+      </w:pPr>
+      <w:r>
+        <w:rPr>
+          <w:b w:val="0"/>
+        </w:rPr>
         <w:t>On six development cases P passes cases 1, 2, 3, 4; Q passes 1, 2, 3, 5, 6. Missing-approval cases are 4 and 6. Compare totals and condition results.</w:t>
       </w:r>
     </w:p>
     <w:p>
-      <w:r>
+      <w:pPr>
+        <w:spacing w:line="336" w:lineRule="auto" w:after="180"/>
+      </w:pPr>
+      <w:r>
+        <w:rPr>
+          <w:b w:val="0"/>
+        </w:rPr>
         <w:t>P passes 4/6 and Q 5/6. P passes one of two missing-approval cases, Q also one of two. Q improves the aggregate while leaving this condition unchanged.</w:t>
       </w:r>
     </w:p>
     <w:p>
-      <w:r>
-        <w:t>Compare the intermediate evidence with the final statement. Explain why each number or decision follows from the stated inputs. The conclusion belongs to this scenario and procedure; changing the inputs, evaluation population or authority can change what it establishes. Retain the raw record so a later revision can be compared honestly.</w:t>
-      </w:r>
-    </w:p>
-    <w:p>
       <w:pPr>
         <w:pStyle w:val="Heading3"/>
       </w:pPr>
       <w:r>
+        <w:t>Worked explanation · Iterative Prompting</w:t>
+      </w:r>
+    </w:p>
+    <w:p>
+      <w:pPr>
+        <w:spacing w:line="336" w:lineRule="auto" w:after="180"/>
+        <w:shd w:fill="F1F6FC"/>
+      </w:pPr>
+      <w:r>
+        <w:rPr>
+          <w:b w:val="0"/>
+        </w:rPr>
+        <w:t xml:space="preserve">Compare the intermediate </w:t>
+      </w:r>
+      <w:r>
+        <w:rPr>
+          <w:b/>
+        </w:rPr>
+        <w:t>evidence</w:t>
+      </w:r>
+      <w:r>
+        <w:rPr>
+          <w:b w:val="0"/>
+        </w:rPr>
+        <w:t xml:space="preserve"> with the final statement. Explain why each number or decision follows from the stated </w:t>
+      </w:r>
+      <w:r>
+        <w:rPr>
+          <w:b/>
+        </w:rPr>
+        <w:t>input</w:t>
+      </w:r>
+      <w:r>
+        <w:rPr>
+          <w:b w:val="0"/>
+        </w:rPr>
+        <w:t>s.</w:t>
+      </w:r>
+    </w:p>
+    <w:p>
+      <w:pPr>
+        <w:spacing w:line="336" w:lineRule="auto" w:after="180"/>
+        <w:shd w:fill="F1F6FC"/>
+      </w:pPr>
+      <w:r>
+        <w:rPr>
+          <w:b w:val="0"/>
+        </w:rPr>
+        <w:t xml:space="preserve">The conclusion belongs to this scenario and procedure; changing the </w:t>
+      </w:r>
+      <w:r>
+        <w:rPr>
+          <w:b/>
+        </w:rPr>
+        <w:t>input</w:t>
+      </w:r>
+      <w:r>
+        <w:rPr>
+          <w:b w:val="0"/>
+        </w:rPr>
+        <w:t>s, evaluation population or authority can change what it establishes. Retain the raw record so a later revision can be compared honestly.</w:t>
+      </w:r>
+    </w:p>
+    <w:p>
+      <w:pPr>
+        <w:pStyle w:val="Heading3"/>
+      </w:pPr>
+      <w:r>
         <w:t>Learn from the worked case</w:t>
       </w:r>
     </w:p>
     <w:p>
-      <w:r>
+      <w:pPr>
+        <w:spacing w:line="336" w:lineRule="auto" w:after="180"/>
+      </w:pPr>
+      <w:r>
+        <w:rPr>
+          <w:b w:val="0"/>
+        </w:rPr>
         <w:t>Cover the result before checking it. Say what is given, choose the procedure, and follow one step at a time. Then uncover the result and explain your first mismatch. Ask why a step is allowed, not only what number it produces.</w:t>
       </w:r>
     </w:p>
@@ -1531,7 +2513,13 @@
       </w:r>
     </w:p>
     <w:p>
-      <w:r>
+      <w:pPr>
+        <w:spacing w:line="336" w:lineRule="auto" w:after="180"/>
+      </w:pPr>
+      <w:r>
+        <w:rPr>
+          <w:b w:val="0"/>
+        </w:rPr>
         <w:t>A fictional Study Buddy prompt invents a definition when approved notes omit it.</w:t>
       </w:r>
     </w:p>
@@ -1544,12 +2532,42 @@
       </w:r>
     </w:p>
     <w:p>
-      <w:r>
+      <w:pPr>
+        <w:pStyle w:val="Heading3"/>
+      </w:pPr>
+      <w:r>
+        <w:t>Supplied facts</w:t>
+      </w:r>
+    </w:p>
+    <w:p>
+      <w:pPr>
+        <w:spacing w:line="336" w:lineRule="auto" w:after="180"/>
+        <w:shd w:fill="F1F6FC"/>
+      </w:pPr>
+      <w:r>
+        <w:rPr>
+          <w:b w:val="0"/>
+        </w:rPr>
         <w:t>P asks “answer helpfully”. Revision Q adds “if approved notes lack the answer, say not supplied”.</w:t>
       </w:r>
     </w:p>
     <w:p>
-      <w:r>
+      <w:pPr>
+        <w:pStyle w:val="Heading3"/>
+      </w:pPr>
+      <w:r>
+        <w:t>Supplied facts</w:t>
+      </w:r>
+    </w:p>
+    <w:p>
+      <w:pPr>
+        <w:spacing w:line="336" w:lineRule="auto" w:after="180"/>
+        <w:shd w:fill="F1F6FC"/>
+      </w:pPr>
+      <w:r>
+        <w:rPr>
+          <w:b w:val="0"/>
+        </w:rPr>
         <w:t>Hold model settings and four development questions fixed. P passes 1,2; Q passes 1,2,3. Case 4 still fails.</w:t>
       </w:r>
     </w:p>
@@ -1735,30 +2753,138 @@
       </w:r>
     </w:p>
     <w:p>
-      <w:r>
-        <w:t>An iteration should respond to a recorded failure with a precise change. Comparing the same questions reveals whether other behavior changed too. The invented results show a development gain of one case, not a guarantee that the new instruction always works. Save prompt text, settings, source notes and case-level outcomes.</w:t>
-      </w:r>
-    </w:p>
-    <w:p>
       <w:pPr>
         <w:pStyle w:val="Heading3"/>
       </w:pPr>
       <w:r>
+        <w:t>Why the result follows</w:t>
+      </w:r>
+    </w:p>
+    <w:p>
+      <w:pPr>
+        <w:spacing w:line="336" w:lineRule="auto" w:after="180"/>
+        <w:shd w:fill="F1F6FC"/>
+      </w:pPr>
+      <w:r>
+        <w:rPr>
+          <w:b w:val="0"/>
+        </w:rPr>
+        <w:t xml:space="preserve">An </w:t>
+      </w:r>
+      <w:r>
+        <w:rPr>
+          <w:b/>
+        </w:rPr>
+        <w:t>iteration</w:t>
+      </w:r>
+      <w:r>
+        <w:rPr>
+          <w:b w:val="0"/>
+        </w:rPr>
+        <w:t xml:space="preserve"> should respond to a recorded failure with a precise change. Comparing the same questions reveals whether other behavior changed too.</w:t>
+      </w:r>
+    </w:p>
+    <w:p>
+      <w:pPr>
+        <w:spacing w:line="336" w:lineRule="auto" w:after="180"/>
+        <w:shd w:fill="F1F6FC"/>
+      </w:pPr>
+      <w:r>
+        <w:rPr>
+          <w:b w:val="0"/>
+        </w:rPr>
+        <w:t>The invented results show a development gain of one case, not a guarantee that the new instruction always works. Save prompt text, settings, source notes and case-level outcomes.</w:t>
+      </w:r>
+    </w:p>
+    <w:p>
+      <w:pPr>
+        <w:pStyle w:val="Heading3"/>
+      </w:pPr>
+      <w:r>
         <w:t>What this example does not establish</w:t>
       </w:r>
     </w:p>
     <w:p>
-      <w:r>
-        <w:t>Stochastic output can vary across runs; a small comparison does not prove an average effect or classroom learning benefit.</w:t>
-      </w:r>
-    </w:p>
-    <w:p>
-      <w:r>
-        <w:t>Read the labelled picture: What evidence supports improvement here, and what remains unproven?</w:t>
-      </w:r>
-    </w:p>
-    <w:p>
-      <w:r>
+      <w:pPr>
+        <w:pStyle w:val="Heading3"/>
+      </w:pPr>
+      <w:r>
+        <w:t>Keep the stated limit</w:t>
+      </w:r>
+    </w:p>
+    <w:p>
+      <w:pPr>
+        <w:spacing w:line="336" w:lineRule="auto" w:after="180"/>
+        <w:shd w:fill="FFF5E6"/>
+      </w:pPr>
+      <w:r>
+        <w:rPr>
+          <w:b w:val="0"/>
+        </w:rPr>
+        <w:t xml:space="preserve">Stochastic </w:t>
+      </w:r>
+      <w:r>
+        <w:rPr>
+          <w:b/>
+        </w:rPr>
+        <w:t>output</w:t>
+      </w:r>
+      <w:r>
+        <w:rPr>
+          <w:b w:val="0"/>
+        </w:rPr>
+        <w:t xml:space="preserve"> can vary across runs; a small comparison does not prove an average effect or classroom learning benefit.</w:t>
+      </w:r>
+    </w:p>
+    <w:p>
+      <w:pPr>
+        <w:pStyle w:val="Heading3"/>
+      </w:pPr>
+      <w:r>
+        <w:t>Keep the stated limit</w:t>
+      </w:r>
+    </w:p>
+    <w:p>
+      <w:pPr>
+        <w:spacing w:line="336" w:lineRule="auto" w:after="180"/>
+        <w:shd w:fill="FFF5E6"/>
+      </w:pPr>
+      <w:r>
+        <w:rPr>
+          <w:b w:val="0"/>
+        </w:rPr>
+        <w:t xml:space="preserve">Read the labelled picture: What </w:t>
+      </w:r>
+      <w:r>
+        <w:rPr>
+          <w:b/>
+        </w:rPr>
+        <w:t>evidence</w:t>
+      </w:r>
+      <w:r>
+        <w:rPr>
+          <w:b w:val="0"/>
+        </w:rPr>
+        <w:t xml:space="preserve"> supports improvement here, and what remains unproven?</w:t>
+      </w:r>
+    </w:p>
+    <w:p>
+      <w:pPr>
+        <w:pStyle w:val="Heading3"/>
+      </w:pPr>
+      <w:r>
+        <w:t>Keep the stated limit</w:t>
+      </w:r>
+    </w:p>
+    <w:p>
+      <w:pPr>
+        <w:spacing w:line="336" w:lineRule="auto" w:after="180"/>
+        <w:shd w:fill="FFF5E6"/>
+      </w:pPr>
+      <w:r>
+        <w:rPr>
+          <w:b w:val="0"/>
+        </w:rPr>
         <w:t>Change one thing: Change model settings and note wording at the same time as the prompt. Predict the result before checking the explanation. What remains the same?</w:t>
       </w:r>
     </w:p>
@@ -1772,17 +2898,61 @@
     </w:p>
     <w:p>
       <w:r>
+        <w:t>Find the unsupported step in the Iterative Prompting claim and explain a repair using the supplied evidence.</w:t>
+      </w:r>
+    </w:p>
+    <w:p>
+      <w:pPr>
+        <w:pStyle w:val="Heading3"/>
+      </w:pPr>
+      <w:r>
+        <w:t>Find the first error</w:t>
+      </w:r>
+    </w:p>
+    <w:p>
+      <w:pPr>
+        <w:spacing w:line="336" w:lineRule="auto" w:after="180"/>
+        <w:shd w:fill="FFF5E6"/>
+      </w:pPr>
+      <w:r>
+        <w:rPr>
+          <w:b w:val="0"/>
+        </w:rPr>
         <w:t>ERROR DETECTIVE</w:t>
       </w:r>
     </w:p>
     <w:p>
-      <w:r>
+      <w:pPr>
+        <w:spacing w:line="336" w:lineRule="auto" w:after="180"/>
+      </w:pPr>
+      <w:r>
+        <w:rPr>
+          <w:b w:val="0"/>
+        </w:rPr>
         <w:t>Compare → Diagnose → Repair</w:t>
       </w:r>
     </w:p>
     <w:p>
-      <w:r>
-        <w:t>Do not patch the answer. Find the earliest unsupported assumption, wrong step, or weak evidence.</w:t>
+      <w:pPr>
+        <w:spacing w:line="336" w:lineRule="auto" w:after="180"/>
+      </w:pPr>
+      <w:r>
+        <w:rPr>
+          <w:b w:val="0"/>
+        </w:rPr>
+        <w:t xml:space="preserve">Do not patch the answer. Find the earliest unsupported assumption, wrong step, or weak </w:t>
+      </w:r>
+      <w:r>
+        <w:rPr>
+          <w:b/>
+        </w:rPr>
+        <w:t>evidence</w:t>
+      </w:r>
+      <w:r>
+        <w:rPr>
+          <w:b w:val="0"/>
+        </w:rPr>
+        <w:t>.</w:t>
       </w:r>
     </w:p>
     <w:p>
@@ -2032,7 +3202,14 @@
       </w:tr>
     </w:tbl>
     <w:p>
-      <w:r>
+      <w:pPr>
+        <w:spacing w:line="336" w:lineRule="auto" w:after="180"/>
+        <w:shd w:fill="F5F1FB"/>
+      </w:pPr>
+      <w:r>
+        <w:rPr>
+          <w:b w:val="0"/>
+        </w:rPr>
         <w:t>Repair one cause. Why is this repair better than changing several things?</w:t>
       </w:r>
     </w:p>
@@ -2078,15 +3255,42 @@
       </w:r>
     </w:p>
     <w:p>
-      <w:r>
-        <w:t>Complete the supported workbook tasks before attempting W4 independently. Record any hints or help used. After feedback, use the teacher's fresh retry rather than copying the earlier answer. For a project, select a relevant new case, predict the outcome from the declared rule and preserve the result alongside any revision.</w:t>
-      </w:r>
-    </w:p>
-    <w:p>
       <w:pPr>
         <w:pStyle w:val="Heading3"/>
       </w:pPr>
       <w:r>
+        <w:t>Check the claim against the facts</w:t>
+      </w:r>
+    </w:p>
+    <w:p>
+      <w:pPr>
+        <w:spacing w:line="336" w:lineRule="auto" w:after="180"/>
+        <w:shd w:fill="FFF5E6"/>
+      </w:pPr>
+      <w:r>
+        <w:rPr>
+          <w:b w:val="0"/>
+        </w:rPr>
+        <w:t>Complete the supported workbook tasks before attempting W4 independently. Record any hints or help used. After feedback, use the teacher's fresh retry rather than copying the earlier answer.</w:t>
+      </w:r>
+    </w:p>
+    <w:p>
+      <w:pPr>
+        <w:spacing w:line="336" w:lineRule="auto" w:after="180"/>
+        <w:shd w:fill="FFF5E6"/>
+      </w:pPr>
+      <w:r>
+        <w:rPr>
+          <w:b w:val="0"/>
+        </w:rPr>
+        <w:t>For a project, select a relevant new case, predict the outcome from the declared rule and preserve the result alongside any revision.</w:t>
+      </w:r>
+    </w:p>
+    <w:p>
+      <w:pPr>
+        <w:pStyle w:val="Heading3"/>
+      </w:pPr>
+      <w:r>
         <w:t>Exit: propose one revealing change to the worked scenario. State the expected outcome and the evidence that would make you revise your explanation.</w:t>
       </w:r>
     </w:p>
@@ -2125,16 +3329,39 @@
     </w:p>
     <w:p>
       <w:r>
+        <w:t>Practise Iterative Prompting with support, then explain the deciding step in your own words.</w:t>
+      </w:r>
+    </w:p>
+    <w:p>
+      <w:pPr>
+        <w:spacing w:line="336" w:lineRule="auto" w:after="180"/>
+      </w:pPr>
+      <w:r>
+        <w:rPr>
+          <w:b/>
+        </w:rPr>
         <w:t>LOGIC STUDIO</w:t>
       </w:r>
     </w:p>
     <w:p>
-      <w:r>
+      <w:pPr>
+        <w:spacing w:line="336" w:lineRule="auto" w:after="180"/>
+      </w:pPr>
+      <w:r>
+        <w:rPr>
+          <w:b w:val="0"/>
+        </w:rPr>
         <w:t>Specify Before You Run</w:t>
       </w:r>
     </w:p>
     <w:p>
-      <w:r>
+      <w:pPr>
+        <w:spacing w:line="336" w:lineRule="auto" w:after="180"/>
+      </w:pPr>
+      <w:r>
+        <w:rPr>
+          <w:b w:val="0"/>
+        </w:rPr>
         <w:t>Prompts, schemas, retrieval, tool calls, and code are inspectable parts of one AI product.</w:t>
       </w:r>
     </w:p>
@@ -2175,8 +3402,26 @@
       </w:r>
     </w:p>
     <w:p>
-      <w:r>
-        <w:t>SET task, audience, constraints, output_schema</w:t>
+      <w:pPr>
+        <w:spacing w:line="336" w:lineRule="auto" w:after="180"/>
+      </w:pPr>
+      <w:r>
+        <w:rPr>
+          <w:b w:val="0"/>
+        </w:rPr>
+        <w:t xml:space="preserve">SET task, audience, constraints, </w:t>
+      </w:r>
+      <w:r>
+        <w:rPr>
+          <w:b/>
+        </w:rPr>
+        <w:t>output</w:t>
+      </w:r>
+      <w:r>
+        <w:rPr>
+          <w:b w:val="0"/>
+        </w:rPr>
+        <w:t>_schema</w:t>
         <w:br/>
         <w:t>LOAD approved_context or retrieval_result</w:t>
         <w:br/>
@@ -2184,14 +3429,57 @@
         <w:br/>
         <w:t>VALIDATE fields, claims, citations, and safety</w:t>
         <w:br/>
-        <w:t>IF evidence missing: ask, retrieve, or abstain</w:t>
+        <w:t xml:space="preserve">IF </w:t>
+      </w:r>
+      <w:r>
+        <w:rPr>
+          <w:b/>
+        </w:rPr>
+        <w:t>evidence</w:t>
+      </w:r>
+      <w:r>
+        <w:rPr>
+          <w:b w:val="0"/>
+        </w:rPr>
+        <w:t xml:space="preserve"> missing: ask, retrieve, or abstain</w:t>
         <w:br/>
-        <w:t>RETURN useful output + source trail + limitations</w:t>
-      </w:r>
-    </w:p>
-    <w:p>
-      <w:r>
-        <w:t>Trace one input. Which line changes the state or chooses a path?</w:t>
+        <w:t xml:space="preserve">RETURN useful </w:t>
+      </w:r>
+      <w:r>
+        <w:rPr>
+          <w:b/>
+        </w:rPr>
+        <w:t>output</w:t>
+      </w:r>
+      <w:r>
+        <w:rPr>
+          <w:b w:val="0"/>
+        </w:rPr>
+        <w:t xml:space="preserve"> + source trail + limitations</w:t>
+      </w:r>
+    </w:p>
+    <w:p>
+      <w:pPr>
+        <w:spacing w:line="336" w:lineRule="auto" w:after="180"/>
+        <w:shd w:fill="F5F1FB"/>
+      </w:pPr>
+      <w:r>
+        <w:rPr>
+          <w:b w:val="0"/>
+        </w:rPr>
+        <w:t xml:space="preserve">Trace one </w:t>
+      </w:r>
+      <w:r>
+        <w:rPr>
+          <w:b/>
+        </w:rPr>
+        <w:t>input</w:t>
+      </w:r>
+      <w:r>
+        <w:rPr>
+          <w:b w:val="0"/>
+        </w:rPr>
+        <w:t>. Which line changes the state or chooses a path?</w:t>
       </w:r>
     </w:p>
     <w:p>
@@ -2236,13 +3524,48 @@
       </w:r>
     </w:p>
     <w:p>
-      <w:r>
+      <w:pPr>
+        <w:spacing w:line="336" w:lineRule="auto" w:after="180"/>
+      </w:pPr>
+      <w:r>
+        <w:rPr>
+          <w:b w:val="0"/>
+        </w:rPr>
         <w:t>Prompt selection on development cases cannot be reported as independent final performance.</w:t>
       </w:r>
     </w:p>
     <w:p>
-      <w:r>
-        <w:t>A useful check asks what would make the reasoning fail. Distinguish a failure to execute the declared procedure from a weakness in the procedure itself. The first may require a correction; the second requires an explicitly revised method and new evidence. Preserve unsuccessful cases so an improved result cannot hide the original problem.</w:t>
+      <w:pPr>
+        <w:spacing w:line="336" w:lineRule="auto" w:after="180"/>
+      </w:pPr>
+      <w:r>
+        <w:rPr>
+          <w:b w:val="0"/>
+        </w:rPr>
+        <w:t>A useful check asks what would make the reasoning fail. Distinguish a failure to execute the declared procedure from a weakness in the procedure itself.</w:t>
+      </w:r>
+    </w:p>
+    <w:p>
+      <w:pPr>
+        <w:spacing w:line="336" w:lineRule="auto" w:after="180"/>
+      </w:pPr>
+      <w:r>
+        <w:rPr>
+          <w:b w:val="0"/>
+        </w:rPr>
+        <w:t xml:space="preserve">The first may require a correction; the second requires an explicitly revised method and new </w:t>
+      </w:r>
+      <w:r>
+        <w:rPr>
+          <w:b/>
+        </w:rPr>
+        <w:t>evidence</w:t>
+      </w:r>
+      <w:r>
+        <w:rPr>
+          <w:b w:val="0"/>
+        </w:rPr>
+        <w:t>. Preserve unsuccessful cases so an improved result cannot hide the original problem.</w:t>
       </w:r>
     </w:p>
     <w:p>
@@ -2287,8 +3610,26 @@
       </w:r>
     </w:p>
     <w:p>
-      <w:r>
-        <w:t>Use workbook W2 for the connected example “Controlled prompt experiments”. First fill the input and rule boxes. Try the middle steps before asking for a hint. After a hint, try the next step yourself.</w:t>
+      <w:pPr>
+        <w:spacing w:line="336" w:lineRule="auto" w:after="180"/>
+      </w:pPr>
+      <w:r>
+        <w:rPr>
+          <w:b w:val="0"/>
+        </w:rPr>
+        <w:t xml:space="preserve">Use workbook W2 for the connected example “Controlled prompt experiments”. First fill the </w:t>
+      </w:r>
+      <w:r>
+        <w:rPr>
+          <w:b/>
+        </w:rPr>
+        <w:t>input</w:t>
+      </w:r>
+      <w:r>
+        <w:rPr>
+          <w:b w:val="0"/>
+        </w:rPr>
+        <w:t xml:space="preserve"> and rule boxes. Try the middle steps before asking for a hint. After a hint, try the next step yourself.</w:t>
       </w:r>
     </w:p>
     <w:tbl>
@@ -2371,7 +3712,13 @@
       </w:tr>
     </w:tbl>
     <w:p>
-      <w:r>
+      <w:pPr>
+        <w:spacing w:line="336" w:lineRule="auto" w:after="180"/>
+      </w:pPr>
+      <w:r>
+        <w:rPr>
+          <w:b w:val="0"/>
+        </w:rPr>
         <w:t>Explain your trace to a partner. Your partner points to one step to check. Swap roles on the next case. Each person writes their own explanation.</w:t>
       </w:r>
     </w:p>
@@ -2384,12 +3731,35 @@
       </w:r>
     </w:p>
     <w:p>
-      <w:r>
-        <w:t>Use the worked case for Controlled prompt experiments. Proposed explanation: “The worked result establishes every future case”. Decide whether this explanation is supported. Point to the step or supplied fact that decides; explain your repair if needed.</w:t>
-      </w:r>
-    </w:p>
-    <w:p>
-      <w:r>
+      <w:pPr>
+        <w:spacing w:line="336" w:lineRule="auto" w:after="180"/>
+      </w:pPr>
+      <w:r>
+        <w:rPr>
+          <w:b w:val="0"/>
+        </w:rPr>
+        <w:t>Use the worked case for Controlled prompt experiments. Proposed explanation: “The worked result establishes every future case”. Decide whether this explanation is supported.</w:t>
+      </w:r>
+    </w:p>
+    <w:p>
+      <w:pPr>
+        <w:spacing w:line="336" w:lineRule="auto" w:after="180"/>
+      </w:pPr>
+      <w:r>
+        <w:rPr>
+          <w:b w:val="0"/>
+        </w:rPr>
+        <w:t>Point to the step or supplied fact that decides; explain your repair if needed.</w:t>
+      </w:r>
+    </w:p>
+    <w:p>
+      <w:pPr>
+        <w:spacing w:line="336" w:lineRule="auto" w:after="180"/>
+      </w:pPr>
+      <w:r>
+        <w:rPr>
+          <w:b w:val="0"/>
+        </w:rPr>
         <w:t>Answer on your own before discussion. If you are unsure, say which step you need help with.</w:t>
       </w:r>
     </w:p>
@@ -2402,8 +3772,27 @@
       </w:r>
     </w:p>
     <w:p>
-      <w:r>
-        <w:t>What evidence supports improvement here, and what remains unproven?</w:t>
+      <w:pPr>
+        <w:spacing w:line="336" w:lineRule="auto" w:after="180"/>
+        <w:shd w:fill="F5F1FB"/>
+      </w:pPr>
+      <w:r>
+        <w:rPr>
+          <w:b w:val="0"/>
+        </w:rPr>
+        <w:t xml:space="preserve">What </w:t>
+      </w:r>
+      <w:r>
+        <w:rPr>
+          <w:b/>
+        </w:rPr>
+        <w:t>evidence</w:t>
+      </w:r>
+      <w:r>
+        <w:rPr>
+          <w:b w:val="0"/>
+        </w:rPr>
+        <w:t xml:space="preserve"> supports improvement here, and what remains unproven?</w:t>
       </w:r>
     </w:p>
     <w:p>
@@ -2435,7 +3824,13 @@
       </w:r>
     </w:p>
     <w:p>
-      <w:r>
+      <w:pPr>
+        <w:spacing w:line="336" w:lineRule="auto" w:after="180"/>
+      </w:pPr>
+      <w:r>
+        <w:rPr>
+          <w:b w:val="0"/>
+        </w:rPr>
         <w:t>This is supported practice. Keep the separately named independent case for an attempt before feedback.</w:t>
       </w:r>
     </w:p>
@@ -2449,16 +3844,45 @@
     </w:p>
     <w:p>
       <w:r>
-        <w:t>EVIDENCE LAB</w:t>
-      </w:r>
-    </w:p>
-    <w:p>
-      <w:r>
+        <w:t>Investigate Iterative Prompting. Record the prediction, actual observation or labelled paper trace, explanation and next test separately.</w:t>
+      </w:r>
+    </w:p>
+    <w:p>
+      <w:pPr>
+        <w:spacing w:line="336" w:lineRule="auto" w:after="180"/>
+      </w:pPr>
+      <w:r>
+        <w:rPr>
+          <w:b/>
+        </w:rPr>
+        <w:t>EVIDENCE</w:t>
+      </w:r>
+      <w:r>
+        <w:rPr>
+          <w:b/>
+        </w:rPr>
+        <w:t xml:space="preserve"> LAB</w:t>
+      </w:r>
+    </w:p>
+    <w:p>
+      <w:pPr>
+        <w:spacing w:line="336" w:lineRule="auto" w:after="180"/>
+      </w:pPr>
+      <w:r>
+        <w:rPr>
+          <w:b w:val="0"/>
+        </w:rPr>
         <w:t>Predict → Test → Record → Explain</w:t>
       </w:r>
     </w:p>
     <w:p>
-      <w:r>
+      <w:pPr>
+        <w:spacing w:line="336" w:lineRule="auto" w:after="180"/>
+      </w:pPr>
+      <w:r>
+        <w:rPr>
+          <w:b w:val="0"/>
+        </w:rPr>
         <w:t>Keep expected and actual results separate. Surprises are useful data when recorded honestly.</w:t>
       </w:r>
     </w:p>
@@ -2499,8 +3923,26 @@
       </w:r>
     </w:p>
     <w:p>
-      <w:r>
-        <w:t>Use a fixed prompt and test set. Diagnose one failure, change one element, score again, and preserve all three versions.</w:t>
+      <w:pPr>
+        <w:spacing w:line="336" w:lineRule="auto" w:after="180"/>
+      </w:pPr>
+      <w:r>
+        <w:rPr>
+          <w:b w:val="0"/>
+        </w:rPr>
+        <w:t xml:space="preserve">Use a fixed prompt and test set. Diagnose one failure, change one element, score again, and preserve all three </w:t>
+      </w:r>
+      <w:r>
+        <w:rPr>
+          <w:b/>
+        </w:rPr>
+        <w:t>version</w:t>
+      </w:r>
+      <w:r>
+        <w:rPr>
+          <w:b w:val="0"/>
+        </w:rPr>
+        <w:t>s.</w:t>
       </w:r>
     </w:p>
     <w:tbl>
@@ -2749,7 +4191,14 @@
       </w:tr>
     </w:tbl>
     <w:p>
-      <w:r>
+      <w:pPr>
+        <w:spacing w:line="336" w:lineRule="auto" w:after="180"/>
+        <w:shd w:fill="F5F1FB"/>
+      </w:pPr>
+      <w:r>
+        <w:rPr>
+          <w:b w:val="0"/>
+        </w:rPr>
         <w:t>What did the hardest test teach you that the normal test did not?</w:t>
       </w:r>
     </w:p>
@@ -2795,7 +4244,13 @@
       </w:r>
     </w:p>
     <w:p>
-      <w:r>
+      <w:pPr>
+        <w:spacing w:line="336" w:lineRule="auto" w:after="180"/>
+      </w:pPr>
+      <w:r>
+        <w:rPr>
+          <w:b w:val="0"/>
+        </w:rPr>
         <w:t>Before trying: what do I expect, and why? While trying: which step could first go wrong? Afterwards: what did I actually observe, and what should change? Keep “not run” if you only traced the procedure.</w:t>
       </w:r>
     </w:p>
@@ -2809,17 +4264,52 @@
     </w:p>
     <w:p>
       <w:r>
+        <w:t>Move from recall to tracing, diagnosis and transfer in Iterative Prompting. Explain why each step is justified.</w:t>
+      </w:r>
+    </w:p>
+    <w:p>
+      <w:pPr>
+        <w:spacing w:line="336" w:lineRule="auto" w:after="180"/>
+      </w:pPr>
+      <w:r>
+        <w:rPr>
+          <w:b/>
+        </w:rPr>
         <w:t>MASTERY</w:t>
       </w:r>
     </w:p>
     <w:p>
-      <w:r>
+      <w:pPr>
+        <w:spacing w:line="336" w:lineRule="auto" w:after="180"/>
+      </w:pPr>
+      <w:r>
+        <w:rPr>
+          <w:b w:val="0"/>
+        </w:rPr>
         <w:t>From Knowing the Word to Owning the Idea</w:t>
       </w:r>
     </w:p>
     <w:p>
-      <w:r>
-        <w:t>Move upward only when you can produce evidence without copying the worked example.</w:t>
+      <w:pPr>
+        <w:spacing w:line="336" w:lineRule="auto" w:after="180"/>
+      </w:pPr>
+      <w:r>
+        <w:rPr>
+          <w:b w:val="0"/>
+        </w:rPr>
+        <w:t xml:space="preserve">Move upward only when you can produce </w:t>
+      </w:r>
+      <w:r>
+        <w:rPr>
+          <w:b/>
+        </w:rPr>
+        <w:t>evidence</w:t>
+      </w:r>
+      <w:r>
+        <w:rPr>
+          <w:b w:val="0"/>
+        </w:rPr>
+        <w:t xml:space="preserve"> without copying the worked example.</w:t>
       </w:r>
     </w:p>
     <w:p>
@@ -2859,33 +4349,93 @@
       </w:r>
     </w:p>
     <w:p>
-      <w:r>
+      <w:pPr>
+        <w:spacing w:line="336" w:lineRule="auto" w:after="180"/>
+      </w:pPr>
+      <w:r>
+        <w:rPr>
+          <w:b w:val="0"/>
+        </w:rPr>
         <w:t>1 • NAME: Define the concept without repeating the textbook.</w:t>
       </w:r>
     </w:p>
     <w:p>
-      <w:r>
-        <w:t>2 • TRACE: Show the information, state, branch, calculation, or evidence path.</w:t>
-      </w:r>
-    </w:p>
-    <w:p>
-      <w:r>
+      <w:pPr>
+        <w:spacing w:line="336" w:lineRule="auto" w:after="180"/>
+      </w:pPr>
+      <w:r>
+        <w:rPr>
+          <w:b w:val="0"/>
+        </w:rPr>
+        <w:t xml:space="preserve">2 • TRACE: Show the information, state, branch, calculation, or </w:t>
+      </w:r>
+      <w:r>
+        <w:rPr>
+          <w:b/>
+        </w:rPr>
+        <w:t>evidence</w:t>
+      </w:r>
+      <w:r>
+        <w:rPr>
+          <w:b w:val="0"/>
+        </w:rPr>
+        <w:t xml:space="preserve"> path.</w:t>
+      </w:r>
+    </w:p>
+    <w:p>
+      <w:pPr>
+        <w:spacing w:line="336" w:lineRule="auto" w:after="180"/>
+      </w:pPr>
+      <w:r>
+        <w:rPr>
+          <w:b w:val="0"/>
+        </w:rPr>
         <w:t>3 • APPLY: Solve a different example independently.</w:t>
       </w:r>
     </w:p>
     <w:p>
-      <w:r>
+      <w:pPr>
+        <w:spacing w:line="336" w:lineRule="auto" w:after="180"/>
+      </w:pPr>
+      <w:r>
+        <w:rPr>
+          <w:b w:val="0"/>
+        </w:rPr>
         <w:t>4 • CHALLENGE: Find a boundary case, counterexample, or unfair outcome.</w:t>
       </w:r>
     </w:p>
     <w:p>
-      <w:r>
+      <w:pPr>
+        <w:spacing w:line="336" w:lineRule="auto" w:after="180"/>
+      </w:pPr>
+      <w:r>
+        <w:rPr>
+          <w:b w:val="0"/>
+        </w:rPr>
         <w:t>5 • EXPLAIN LIMITS: Say when the result should not be trusted or used alone.</w:t>
       </w:r>
     </w:p>
     <w:p>
-      <w:r>
-        <w:t>My strongest evidence of independent understanding:</w:t>
+      <w:pPr>
+        <w:spacing w:line="336" w:lineRule="auto" w:after="180"/>
+      </w:pPr>
+      <w:r>
+        <w:rPr>
+          <w:b w:val="0"/>
+        </w:rPr>
+        <w:t xml:space="preserve">My strongest </w:t>
+      </w:r>
+      <w:r>
+        <w:rPr>
+          <w:b/>
+        </w:rPr>
+        <w:t>evidence</w:t>
+      </w:r>
+      <w:r>
+        <w:rPr>
+          <w:b w:val="0"/>
+        </w:rPr>
+        <w:t xml:space="preserve"> of independent understanding:</w:t>
       </w:r>
     </w:p>
     <w:p>
@@ -2931,16 +4481,39 @@
     </w:p>
     <w:p>
       <w:r>
+        <w:t>Apply this week’s idea to Verified Study Buddy. Keep an annotated decision and the evidence supporting it.</w:t>
+      </w:r>
+    </w:p>
+    <w:p>
+      <w:pPr>
+        <w:spacing w:line="336" w:lineRule="auto" w:after="180"/>
+      </w:pPr>
+      <w:r>
+        <w:rPr>
+          <w:b/>
+        </w:rPr>
         <w:t>CUMULATIVE PROJECT</w:t>
       </w:r>
     </w:p>
     <w:p>
-      <w:r>
+      <w:pPr>
+        <w:spacing w:line="336" w:lineRule="auto" w:after="180"/>
+      </w:pPr>
+      <w:r>
+        <w:rPr>
+          <w:b w:val="0"/>
+        </w:rPr>
         <w:t>Verified Study Buddy</w:t>
       </w:r>
     </w:p>
     <w:p>
-      <w:r>
+      <w:pPr>
+        <w:spacing w:line="336" w:lineRule="auto" w:after="180"/>
+      </w:pPr>
+      <w:r>
+        <w:rPr>
+          <w:b w:val="0"/>
+        </w:rPr>
         <w:t>Every week adds one inspectable piece. The system must show how it reached a result.</w:t>
       </w:r>
     </w:p>
@@ -2981,17 +4554,75 @@
       </w:r>
     </w:p>
     <w:p>
-      <w:r>
-        <w:t>THIS WEEK’S CHECKPOINT  Maintain prompt version, diagnosed failure, change, and before/after rubric scores.</w:t>
-      </w:r>
-    </w:p>
-    <w:p>
-      <w:r>
-        <w:t>SYSTEM MAP  Learner need → prompt/schema → approved sources/retrieval → model/tool → structured answer → verification → human decision</w:t>
-      </w:r>
-    </w:p>
-    <w:p>
-      <w:r>
+      <w:pPr>
+        <w:spacing w:line="336" w:lineRule="auto" w:after="180"/>
+      </w:pPr>
+      <w:r>
+        <w:rPr>
+          <w:b w:val="0"/>
+        </w:rPr>
+        <w:t xml:space="preserve">THIS WEEK’S CHECKPOINT  Maintain prompt </w:t>
+      </w:r>
+      <w:r>
+        <w:rPr>
+          <w:b/>
+        </w:rPr>
+        <w:t>version</w:t>
+      </w:r>
+      <w:r>
+        <w:rPr>
+          <w:b w:val="0"/>
+        </w:rPr>
+        <w:t xml:space="preserve">, diagnosed failure, change, and before/after </w:t>
+      </w:r>
+      <w:r>
+        <w:rPr>
+          <w:b/>
+        </w:rPr>
+        <w:t>rubric</w:t>
+      </w:r>
+      <w:r>
+        <w:rPr>
+          <w:b w:val="0"/>
+        </w:rPr>
+        <w:t xml:space="preserve"> scores.</w:t>
+      </w:r>
+    </w:p>
+    <w:p>
+      <w:pPr>
+        <w:pStyle w:val="Heading3"/>
+      </w:pPr>
+      <w:r>
+        <w:t>Trace the system</w:t>
+      </w:r>
+    </w:p>
+    <w:p>
+      <w:pPr>
+        <w:spacing w:line="336" w:lineRule="auto" w:after="180"/>
+        <w:shd w:fill="EDF7F3"/>
+      </w:pPr>
+      <w:r>
+        <w:rPr>
+          <w:b w:val="0"/>
+        </w:rPr>
+        <w:t xml:space="preserve">SYSTEM MAP  Learner need → prompt/schema → approved sources/retrieval → model/tool → structured answer → verification → </w:t>
+      </w:r>
+      <w:r>
+        <w:rPr>
+          <w:b/>
+        </w:rPr>
+        <w:t>human decision</w:t>
+      </w:r>
+    </w:p>
+    <w:p>
+      <w:pPr>
+        <w:spacing w:line="336" w:lineRule="auto" w:after="180"/>
+        <w:shd w:fill="F5F1FB"/>
+      </w:pPr>
+      <w:r>
+        <w:rPr>
+          <w:b w:val="0"/>
+        </w:rPr>
         <w:t>What will you add, change, or verify in the project this week?</w:t>
       </w:r>
     </w:p>
@@ -3029,8 +4660,27 @@
       </w:r>
     </w:p>
     <w:p>
-      <w:r>
-        <w:t>What should remain under human control?</w:t>
+      <w:pPr>
+        <w:spacing w:line="336" w:lineRule="auto" w:after="180"/>
+        <w:shd w:fill="F5F1FB"/>
+      </w:pPr>
+      <w:r>
+        <w:rPr>
+          <w:b w:val="0"/>
+        </w:rPr>
+        <w:t xml:space="preserve">What should remain under </w:t>
+      </w:r>
+      <w:r>
+        <w:rPr>
+          <w:b/>
+        </w:rPr>
+        <w:t>human control</w:t>
+      </w:r>
+      <w:r>
+        <w:rPr>
+          <w:b w:val="0"/>
+        </w:rPr>
+        <w:t>?</w:t>
       </w:r>
     </w:p>
     <w:p>
@@ -3067,21 +4717,66 @@
       </w:r>
     </w:p>
     <w:p>
-      <w:r>
-        <w:t>RESPONSIBLE DESIGN  Collect only necessary information. Show uncertainty and limits. Never confuse fluent output with verified truth.</w:t>
-      </w:r>
-    </w:p>
-    <w:p>
       <w:pPr>
         <w:pStyle w:val="Heading3"/>
       </w:pPr>
       <w:r>
+        <w:t>Responsible design</w:t>
+      </w:r>
+    </w:p>
+    <w:p>
+      <w:pPr>
+        <w:spacing w:line="336" w:lineRule="auto" w:after="180"/>
+        <w:shd w:fill="FFF5E6"/>
+      </w:pPr>
+      <w:r>
+        <w:rPr>
+          <w:b w:val="0"/>
+        </w:rPr>
+        <w:t xml:space="preserve">RESPONSIBLE DESIGN  Collect only necessary information. Show uncertainty and limits. Never confuse fluent </w:t>
+      </w:r>
+      <w:r>
+        <w:rPr>
+          <w:b/>
+        </w:rPr>
+        <w:t>output</w:t>
+      </w:r>
+      <w:r>
+        <w:rPr>
+          <w:b w:val="0"/>
+        </w:rPr>
+        <w:t xml:space="preserve"> with verified truth.</w:t>
+      </w:r>
+    </w:p>
+    <w:p>
+      <w:pPr>
+        <w:pStyle w:val="Heading3"/>
+      </w:pPr>
+      <w:r>
         <w:t>Evidence for your project</w:t>
       </w:r>
     </w:p>
     <w:p>
-      <w:r>
-        <w:t>Maintain a Study Buddy experiment log linking failure, single revision and paired rubric results.</w:t>
+      <w:pPr>
+        <w:spacing w:line="336" w:lineRule="auto" w:after="180"/>
+      </w:pPr>
+      <w:r>
+        <w:rPr>
+          <w:b w:val="0"/>
+        </w:rPr>
+        <w:t xml:space="preserve">Maintain a Study Buddy experiment log linking failure, single revision and paired </w:t>
+      </w:r>
+      <w:r>
+        <w:rPr>
+          <w:b/>
+        </w:rPr>
+        <w:t>rubric</w:t>
+      </w:r>
+      <w:r>
+        <w:rPr>
+          <w:b w:val="0"/>
+        </w:rPr>
+        <w:t xml:space="preserve"> results.</w:t>
       </w:r>
     </w:p>
     <w:p>
@@ -3094,16 +4789,48 @@
     </w:p>
     <w:p>
       <w:r>
+        <w:t>Use a genuinely new case for independent evidence. Previously discussed examples remain practice; use the separately named independent case before feedback.</w:t>
+      </w:r>
+    </w:p>
+    <w:p>
+      <w:pPr>
+        <w:pStyle w:val="Heading3"/>
+      </w:pPr>
+      <w:r>
+        <w:t>Independent evidence</w:t>
+      </w:r>
+    </w:p>
+    <w:p>
+      <w:pPr>
+        <w:spacing w:line="336" w:lineRule="auto" w:after="180"/>
+        <w:shd w:fill="FFF5E6"/>
+      </w:pPr>
+      <w:r>
+        <w:rPr>
+          <w:b w:val="0"/>
+        </w:rPr>
         <w:t>INDEPENDENT MASTERY PROOF</w:t>
       </w:r>
     </w:p>
     <w:p>
-      <w:r>
+      <w:pPr>
+        <w:spacing w:line="336" w:lineRule="auto" w:after="180"/>
+      </w:pPr>
+      <w:r>
+        <w:rPr>
+          <w:b w:val="0"/>
+        </w:rPr>
         <w:t>Explain • Transfer • Test • Defend</w:t>
       </w:r>
     </w:p>
     <w:p>
-      <w:r>
+      <w:pPr>
+        <w:spacing w:line="336" w:lineRule="auto" w:after="180"/>
+      </w:pPr>
+      <w:r>
+        <w:rPr>
+          <w:b w:val="0"/>
+        </w:rPr>
         <w:t>Complete this page without copying the worked example. Your reasoning matters more than decoration.</w:t>
       </w:r>
     </w:p>
@@ -3144,12 +4871,46 @@
       </w:r>
     </w:p>
     <w:p>
-      <w:r>
-        <w:t>CHALLENGE  Keep a three-version prompt log with reasons for each change.</w:t>
-      </w:r>
-    </w:p>
-    <w:p>
-      <w:r>
+      <w:pPr>
+        <w:pStyle w:val="Heading3"/>
+      </w:pPr>
+      <w:r>
+        <w:t>Try a more demanding case</w:t>
+      </w:r>
+    </w:p>
+    <w:p>
+      <w:pPr>
+        <w:spacing w:line="336" w:lineRule="auto" w:after="180"/>
+        <w:shd w:fill="F5F1FB"/>
+      </w:pPr>
+      <w:r>
+        <w:rPr>
+          <w:b w:val="0"/>
+        </w:rPr>
+        <w:t>CHALLENGE  Keep a three-</w:t>
+      </w:r>
+      <w:r>
+        <w:rPr>
+          <w:b/>
+        </w:rPr>
+        <w:t>version</w:t>
+      </w:r>
+      <w:r>
+        <w:rPr>
+          <w:b w:val="0"/>
+        </w:rPr>
+        <w:t xml:space="preserve"> prompt log with reasons for each change.</w:t>
+      </w:r>
+    </w:p>
+    <w:p>
+      <w:pPr>
+        <w:spacing w:line="336" w:lineRule="auto" w:after="180"/>
+        <w:shd w:fill="F4F9FC"/>
+      </w:pPr>
+      <w:r>
+        <w:rPr>
+          <w:b w:val="0"/>
+        </w:rPr>
         <w:t>1. My fresh example, trace, calculation, or design:</w:t>
       </w:r>
     </w:p>
@@ -3187,8 +4948,27 @@
       </w:r>
     </w:p>
     <w:p>
-      <w:r>
-        <w:t>2. My evidence that it works (include a boundary or missing-data case):</w:t>
+      <w:pPr>
+        <w:spacing w:line="336" w:lineRule="auto" w:after="180"/>
+        <w:shd w:fill="F4F9FC"/>
+      </w:pPr>
+      <w:r>
+        <w:rPr>
+          <w:b w:val="0"/>
+        </w:rPr>
+        <w:t xml:space="preserve">2. My </w:t>
+      </w:r>
+      <w:r>
+        <w:rPr>
+          <w:b/>
+        </w:rPr>
+        <w:t>evidence</w:t>
+      </w:r>
+      <w:r>
+        <w:rPr>
+          <w:b w:val="0"/>
+        </w:rPr>
+        <w:t xml:space="preserve"> that it works (include a boundary or missing-data case):</w:t>
       </w:r>
     </w:p>
     <w:p>
@@ -3225,7 +5005,14 @@
       </w:r>
     </w:p>
     <w:p>
-      <w:r>
+      <w:pPr>
+        <w:spacing w:line="336" w:lineRule="auto" w:after="180"/>
+        <w:shd w:fill="F4F9FC"/>
+      </w:pPr>
+      <w:r>
+        <w:rPr>
+          <w:b w:val="0"/>
+        </w:rPr>
         <w:t>3. One limitation, fairness concern, or situation needing human review:</w:t>
       </w:r>
     </w:p>
@@ -3263,8 +5050,47 @@
       </w:r>
     </w:p>
     <w:p>
-      <w:r>
-        <w:t>SELF-CHECK  □ I explained the mechanism  □ I used evidence  □ I tested a fresh case  □ I named a limitation  □ I can answer ‘why?’</w:t>
+      <w:pPr>
+        <w:pStyle w:val="Heading3"/>
+      </w:pPr>
+      <w:r>
+        <w:t>Check your explanation</w:t>
+      </w:r>
+    </w:p>
+    <w:p>
+      <w:pPr>
+        <w:spacing w:line="336" w:lineRule="auto" w:after="180"/>
+        <w:shd w:fill="F5F1FB"/>
+      </w:pPr>
+      <w:r>
+        <w:rPr>
+          <w:b w:val="0"/>
+        </w:rPr>
+        <w:t xml:space="preserve">SELF-CHECK  □ I explained the </w:t>
+      </w:r>
+      <w:r>
+        <w:rPr>
+          <w:b/>
+        </w:rPr>
+        <w:t>mechanism</w:t>
+      </w:r>
+      <w:r>
+        <w:rPr>
+          <w:b w:val="0"/>
+        </w:rPr>
+        <w:t xml:space="preserve">  □ I used </w:t>
+      </w:r>
+      <w:r>
+        <w:rPr>
+          <w:b/>
+        </w:rPr>
+        <w:t>evidence</w:t>
+      </w:r>
+      <w:r>
+        <w:rPr>
+          <w:b w:val="0"/>
+        </w:rPr>
+        <w:t xml:space="preserve">  □ I tested a fresh case  □ I named a limitation  □ I can answer ‘why?’</w:t>
       </w:r>
     </w:p>
     <w:p>
@@ -3276,6 +5102,11 @@
       </w:r>
     </w:p>
     <w:p>
+      <w:r>
+        <w:t>Revisit the complete Iterative Prompting case for supported practice. Repeated examples do not become fresh assessments.</w:t>
+      </w:r>
+    </w:p>
+    <w:p>
       <w:pPr>
         <w:pStyle w:val="Heading3"/>
       </w:pPr>
@@ -3284,7 +5115,13 @@
       </w:r>
     </w:p>
     <w:p>
-      <w:r>
+      <w:pPr>
+        <w:spacing w:line="336" w:lineRule="auto" w:after="180"/>
+      </w:pPr>
+      <w:r>
+        <w:rPr>
+          <w:b w:val="0"/>
+        </w:rPr>
         <w:t>Use the supplied details to practise the weekly concept before attempting the independent question. This case extends the illustrated lesson.</w:t>
       </w:r>
     </w:p>
@@ -3297,7 +5134,13 @@
       </w:r>
     </w:p>
     <w:p>
-      <w:r>
+      <w:pPr>
+        <w:spacing w:line="336" w:lineRule="auto" w:after="180"/>
+      </w:pPr>
+      <w:r>
+        <w:rPr>
+          <w:b w:val="0"/>
+        </w:rPr>
         <w:t>A factually correct explanation is too difficult for a nine-year-old.</w:t>
       </w:r>
     </w:p>
@@ -3310,7 +5153,13 @@
       </w:r>
     </w:p>
     <w:p>
-      <w:r>
+      <w:pPr>
+        <w:spacing w:line="336" w:lineRule="auto" w:after="180"/>
+      </w:pPr>
+      <w:r>
+        <w:rPr>
+          <w:b w:val="0"/>
+        </w:rPr>
         <w:t>Make and test one focused revision.</w:t>
       </w:r>
     </w:p>
@@ -3323,7 +5172,13 @@
       </w:r>
     </w:p>
     <w:p>
-      <w:r>
+      <w:pPr>
+        <w:spacing w:line="336" w:lineRule="auto" w:after="180"/>
+      </w:pPr>
+      <w:r>
+        <w:rPr>
+          <w:b w:val="0"/>
+        </w:rPr>
         <w:t>Constrain vocabulary and request a concrete example. Compare readability and factual preservation on the same passages.</w:t>
       </w:r>
     </w:p>
@@ -3336,7 +5191,14 @@
       </w:r>
     </w:p>
     <w:p>
-      <w:r>
+      <w:pPr>
+        <w:spacing w:line="336" w:lineRule="auto" w:after="180"/>
+        <w:shd w:fill="F5F1FB"/>
+      </w:pPr>
+      <w:r>
+        <w:rPr>
+          <w:b w:val="0"/>
+        </w:rPr>
         <w:t>Which detail supports the answer, and why does it matter?</w:t>
       </w:r>
     </w:p>
@@ -3514,17 +5376,35 @@
       </w:tr>
     </w:tbl>
     <w:p>
-      <w:r>
+      <w:pPr>
+        <w:spacing w:line="336" w:lineRule="auto" w:after="180"/>
+      </w:pPr>
+      <w:r>
+        <w:rPr>
+          <w:b w:val="0"/>
+        </w:rPr>
         <w:t>A factually correct explanation is too difficult for a nine-year-old.</w:t>
       </w:r>
     </w:p>
     <w:p>
-      <w:r>
+      <w:pPr>
+        <w:spacing w:line="336" w:lineRule="auto" w:after="180"/>
+      </w:pPr>
+      <w:r>
+        <w:rPr>
+          <w:b w:val="0"/>
+        </w:rPr>
         <w:t>Make and test one focused revision.</w:t>
       </w:r>
     </w:p>
     <w:p>
-      <w:r>
+      <w:pPr>
+        <w:spacing w:line="336" w:lineRule="auto" w:after="180"/>
+      </w:pPr>
+      <w:r>
+        <w:rPr>
+          <w:b w:val="0"/>
+        </w:rPr>
         <w:t>Constrain vocabulary and request a concrete example. Compare readability and factual preservation on the same passages.</w:t>
       </w:r>
     </w:p>
@@ -3537,6 +5417,11 @@
       </w:r>
     </w:p>
     <w:p>
+      <w:r>
+        <w:t>Attempt the reserved new case before feedback. Record support; the earlier examples below remain additional practice.</w:t>
+      </w:r>
+    </w:p>
+    <w:p>
       <w:pPr>
         <w:pStyle w:val="Heading3"/>
       </w:pPr>
@@ -3545,7 +5430,13 @@
       </w:r>
     </w:p>
     <w:p>
-      <w:r>
+      <w:pPr>
+        <w:spacing w:line="336" w:lineRule="auto" w:after="180"/>
+      </w:pPr>
+      <w:r>
+        <w:rPr>
+          <w:b w:val="0"/>
+        </w:rPr>
         <w:t>A factual response uses four paragraphs when the contract requires three bullets. Design a controlled prompt revision and evaluation.</w:t>
       </w:r>
     </w:p>
@@ -3593,7 +5484,13 @@
       </w:r>
     </w:p>
     <w:p>
-      <w:r>
+      <w:pPr>
+        <w:spacing w:line="336" w:lineRule="auto" w:after="180"/>
+      </w:pPr>
+      <w:r>
+        <w:rPr>
+          <w:b w:val="0"/>
+        </w:rPr>
         <w:t>Attempt this case before feedback. Record any help. Earlier examples below are further practice; a case already practised with feedback cannot establish fresh transfer.</w:t>
       </w:r>
     </w:p>
@@ -3606,18 +5503,43 @@
       </w:r>
     </w:p>
     <w:p>
-      <w:r>
+      <w:pPr>
+        <w:spacing w:line="336" w:lineRule="auto" w:after="180"/>
+      </w:pPr>
+      <w:r>
+        <w:rPr>
+          <w:b w:val="0"/>
+        </w:rPr>
         <w:t>Close the worked explanation. Apply the idea to this different question without copying.</w:t>
       </w:r>
     </w:p>
     <w:p>
-      <w:r>
+      <w:pPr>
+        <w:spacing w:line="336" w:lineRule="auto" w:after="180"/>
+        <w:shd w:fill="F5F1FB"/>
+      </w:pPr>
+      <w:r>
+        <w:rPr>
+          <w:b w:val="0"/>
+        </w:rPr>
         <w:t>You change a prompt's audience, length and source rules together; the result improves. What can you conclude, and how would you investigate the cause?</w:t>
       </w:r>
     </w:p>
     <w:p>
-      <w:r>
-        <w:t>My answer, with a trace, calculation or supporting evidence</w:t>
+      <w:pPr>
+        <w:spacing w:line="336" w:lineRule="auto" w:after="180"/>
+      </w:pPr>
+      <w:r>
+        <w:rPr>
+          <w:b w:val="0"/>
+        </w:rPr>
+        <w:t xml:space="preserve">My answer, with a trace, calculation or supporting </w:t>
+      </w:r>
+      <w:r>
+        <w:rPr>
+          <w:b/>
+        </w:rPr>
+        <w:t>evidence</w:t>
       </w:r>
     </w:p>
     <w:p>
@@ -3662,13 +5584,37 @@
       </w:r>
     </w:p>
     <w:p>
-      <w:r>
+      <w:pPr>
+        <w:spacing w:line="336" w:lineRule="auto" w:after="180"/>
+      </w:pPr>
+      <w:r>
+        <w:rPr>
+          <w:b w:val="0"/>
+        </w:rPr>
         <w:t>Change one relevant detail. Predict the result before testing. Include a boundary or missing-information case when it helps reveal a limit.</w:t>
       </w:r>
     </w:p>
     <w:p>
-      <w:r>
-        <w:t>My changed input and expected result</w:t>
+      <w:pPr>
+        <w:spacing w:line="336" w:lineRule="auto" w:after="180"/>
+      </w:pPr>
+      <w:r>
+        <w:rPr>
+          <w:b w:val="0"/>
+        </w:rPr>
+        <w:t xml:space="preserve">My changed </w:t>
+      </w:r>
+      <w:r>
+        <w:rPr>
+          <w:b/>
+        </w:rPr>
+        <w:t>input</w:t>
+      </w:r>
+      <w:r>
+        <w:rPr>
+          <w:b w:val="0"/>
+        </w:rPr>
+        <w:t xml:space="preserve"> and expected result</w:t>
       </w:r>
     </w:p>
     <w:p>
@@ -3713,13 +5659,61 @@
       </w:r>
     </w:p>
     <w:p>
-      <w:r>
-        <w:t>Maintain prompt version, diagnosed failure, change, and before/after rubric scores.</w:t>
-      </w:r>
-    </w:p>
-    <w:p>
-      <w:r>
-        <w:t>The evidence I will keep</w:t>
+      <w:pPr>
+        <w:spacing w:line="336" w:lineRule="auto" w:after="180"/>
+      </w:pPr>
+      <w:r>
+        <w:rPr>
+          <w:b w:val="0"/>
+        </w:rPr>
+        <w:t xml:space="preserve">Maintain prompt </w:t>
+      </w:r>
+      <w:r>
+        <w:rPr>
+          <w:b/>
+        </w:rPr>
+        <w:t>version</w:t>
+      </w:r>
+      <w:r>
+        <w:rPr>
+          <w:b w:val="0"/>
+        </w:rPr>
+        <w:t xml:space="preserve">, diagnosed failure, change, and before/after </w:t>
+      </w:r>
+      <w:r>
+        <w:rPr>
+          <w:b/>
+        </w:rPr>
+        <w:t>rubric</w:t>
+      </w:r>
+      <w:r>
+        <w:rPr>
+          <w:b w:val="0"/>
+        </w:rPr>
+        <w:t xml:space="preserve"> scores.</w:t>
+      </w:r>
+    </w:p>
+    <w:p>
+      <w:pPr>
+        <w:spacing w:line="336" w:lineRule="auto" w:after="180"/>
+      </w:pPr>
+      <w:r>
+        <w:rPr>
+          <w:b w:val="0"/>
+        </w:rPr>
+        <w:t xml:space="preserve">The </w:t>
+      </w:r>
+      <w:r>
+        <w:rPr>
+          <w:b/>
+        </w:rPr>
+        <w:t>evidence</w:t>
+      </w:r>
+      <w:r>
+        <w:rPr>
+          <w:b w:val="0"/>
+        </w:rPr>
+        <w:t xml:space="preserve"> I will keep</w:t>
       </w:r>
     </w:p>
     <w:p>
@@ -3756,8 +5750,26 @@
       </w:r>
     </w:p>
     <w:p>
-      <w:r>
-        <w:t>Your teacher has the independent answer and scoring criteria. Complete the matching workbook week to keep your practice evidence together.</w:t>
+      <w:pPr>
+        <w:spacing w:line="336" w:lineRule="auto" w:after="180"/>
+      </w:pPr>
+      <w:r>
+        <w:rPr>
+          <w:b w:val="0"/>
+        </w:rPr>
+        <w:t xml:space="preserve">Your teacher has the independent answer and scoring criteria. Complete the matching workbook week to keep your practice </w:t>
+      </w:r>
+      <w:r>
+        <w:rPr>
+          <w:b/>
+        </w:rPr>
+        <w:t>evidence</w:t>
+      </w:r>
+      <w:r>
+        <w:rPr>
+          <w:b w:val="0"/>
+        </w:rPr>
+        <w:t xml:space="preserve"> together.</w:t>
       </w:r>
     </w:p>
     <w:p>
@@ -3769,7 +5781,13 @@
       </w:r>
     </w:p>
     <w:p>
-      <w:r>
+      <w:pPr>
+        <w:spacing w:line="336" w:lineRule="auto" w:after="180"/>
+      </w:pPr>
+      <w:r>
+        <w:rPr>
+          <w:b w:val="0"/>
+        </w:rPr>
         <w:t>A summary has accurate facts but uses unexplained terms. Propose one prompt change and a comparison that checks both accessibility and factual preservation.</w:t>
       </w:r>
     </w:p>
@@ -3825,8 +5843,25 @@
       </w:r>
     </w:p>
     <w:p>
-      <w:r>
-        <w:t>Attempt the independent case before hints. Record whether you worked alone, used a hint or followed a model. After feedback, fix the first unsupported step and explain why it changed. A later check uses a changed case, not a copied answer.</w:t>
+      <w:pPr>
+        <w:spacing w:line="336" w:lineRule="auto" w:after="180"/>
+      </w:pPr>
+      <w:r>
+        <w:rPr>
+          <w:b w:val="0"/>
+        </w:rPr>
+        <w:t>Attempt the independent case before hints. Record whether you worked alone, used a hint or followed a model. After feedback, fix the first unsupported step and explain why it changed.</w:t>
+      </w:r>
+    </w:p>
+    <w:p>
+      <w:pPr>
+        <w:spacing w:line="336" w:lineRule="auto" w:after="180"/>
+      </w:pPr>
+      <w:r>
+        <w:rPr>
+          <w:b w:val="0"/>
+        </w:rPr>
+        <w:t>A later check uses a changed case, not a copied answer.</w:t>
       </w:r>
     </w:p>
     <w:p>
@@ -3839,6 +5874,17 @@
     </w:p>
     <w:p>
       <w:r>
+        <w:t>Use this map to navigate Iterative Prompting, connect the goals to tasks and keep one evidence record for each attempt.</w:t>
+      </w:r>
+    </w:p>
+    <w:p>
+      <w:pPr>
+        <w:spacing w:line="336" w:lineRule="auto" w:after="180"/>
+      </w:pPr>
+      <w:r>
+        <w:rPr>
+          <w:b w:val="0"/>
+        </w:rPr>
         <w:t>Start with this question: A fictional Study Buddy prompt invents a definition when approved notes omit it.</w:t>
       </w:r>
     </w:p>
@@ -3945,13 +5991,61 @@
       </w:tr>
     </w:tbl>
     <w:p>
-      <w:r>
-        <w:t>Remember → watch and explain → try with help → investigate → try independently → keep project evidence. Your teacher may spread this lesson across several classes.</w:t>
-      </w:r>
-    </w:p>
-    <w:p>
-      <w:r>
-        <w:t>Keep your first prediction. Compare it with what the evidence shows and explain any change.</w:t>
+      <w:pPr>
+        <w:spacing w:line="336" w:lineRule="auto" w:after="180"/>
+      </w:pPr>
+      <w:r>
+        <w:rPr>
+          <w:b w:val="0"/>
+        </w:rPr>
+        <w:t xml:space="preserve">Remember → watch and explain → try with help → investigate → try independently → keep project </w:t>
+      </w:r>
+      <w:r>
+        <w:rPr>
+          <w:b/>
+        </w:rPr>
+        <w:t>evidence</w:t>
+      </w:r>
+      <w:r>
+        <w:rPr>
+          <w:b w:val="0"/>
+        </w:rPr>
+        <w:t>. Your teacher may spread this lesson across several classes.</w:t>
+      </w:r>
+    </w:p>
+    <w:p>
+      <w:pPr>
+        <w:spacing w:line="336" w:lineRule="auto" w:after="180"/>
+      </w:pPr>
+      <w:r>
+        <w:rPr>
+          <w:b w:val="0"/>
+        </w:rPr>
+        <w:t xml:space="preserve">Keep your first </w:t>
+      </w:r>
+      <w:r>
+        <w:rPr>
+          <w:b/>
+        </w:rPr>
+        <w:t>prediction</w:t>
+      </w:r>
+      <w:r>
+        <w:rPr>
+          <w:b w:val="0"/>
+        </w:rPr>
+        <w:t xml:space="preserve">. Compare it with what the </w:t>
+      </w:r>
+      <w:r>
+        <w:rPr>
+          <w:b/>
+        </w:rPr>
+        <w:t>evidence</w:t>
+      </w:r>
+      <w:r>
+        <w:rPr>
+          <w:b w:val="0"/>
+        </w:rPr>
+        <w:t xml:space="preserve"> shows and explain any change.</w:t>
       </w:r>
     </w:p>
     <w:p>
@@ -3964,7 +6058,30 @@
     </w:p>
     <w:p>
       <w:r>
-        <w:t>Close your notes. Explain this goal in your own words: Explain the mechanism and terminology of controlled prompt experiments</w:t>
+        <w:t>Explain Iterative Prompting without notes, identify a remaining question and plan a later check with a changed case.</w:t>
+      </w:r>
+    </w:p>
+    <w:p>
+      <w:pPr>
+        <w:spacing w:line="336" w:lineRule="auto" w:after="180"/>
+      </w:pPr>
+      <w:r>
+        <w:rPr>
+          <w:b w:val="0"/>
+        </w:rPr>
+        <w:t xml:space="preserve">Close your notes. Explain this goal in your own words: Explain the </w:t>
+      </w:r>
+      <w:r>
+        <w:rPr>
+          <w:b/>
+        </w:rPr>
+        <w:t>mechanism</w:t>
+      </w:r>
+      <w:r>
+        <w:rPr>
+          <w:b w:val="0"/>
+        </w:rPr>
+        <w:t xml:space="preserve"> and terminology of controlled prompt experiments</w:t>
       </w:r>
     </w:p>
     <w:p>
@@ -4001,13 +6118,61 @@
       </w:r>
     </w:p>
     <w:p>
-      <w:r>
-        <w:t>If you are unsure, return to the worked picture and explain one arrow. If you are ready, change an input or assumption and justify your prediction.</w:t>
-      </w:r>
-    </w:p>
-    <w:p>
-      <w:r>
-        <w:t>Save your workbook evidence. At the next review, try a different case before opening your old answer.</w:t>
+      <w:pPr>
+        <w:spacing w:line="336" w:lineRule="auto" w:after="180"/>
+      </w:pPr>
+      <w:r>
+        <w:rPr>
+          <w:b w:val="0"/>
+        </w:rPr>
+        <w:t xml:space="preserve">If you are unsure, return to the worked picture and explain one arrow. If you are ready, change an </w:t>
+      </w:r>
+      <w:r>
+        <w:rPr>
+          <w:b/>
+        </w:rPr>
+        <w:t>input</w:t>
+      </w:r>
+      <w:r>
+        <w:rPr>
+          <w:b w:val="0"/>
+        </w:rPr>
+        <w:t xml:space="preserve"> or assumption and justify your </w:t>
+      </w:r>
+      <w:r>
+        <w:rPr>
+          <w:b/>
+        </w:rPr>
+        <w:t>prediction</w:t>
+      </w:r>
+      <w:r>
+        <w:rPr>
+          <w:b w:val="0"/>
+        </w:rPr>
+        <w:t>.</w:t>
+      </w:r>
+    </w:p>
+    <w:p>
+      <w:pPr>
+        <w:spacing w:line="336" w:lineRule="auto" w:after="180"/>
+      </w:pPr>
+      <w:r>
+        <w:rPr>
+          <w:b w:val="0"/>
+        </w:rPr>
+        <w:t xml:space="preserve">Save your workbook </w:t>
+      </w:r>
+      <w:r>
+        <w:rPr>
+          <w:b/>
+        </w:rPr>
+        <w:t>evidence</w:t>
+      </w:r>
+      <w:r>
+        <w:rPr>
+          <w:b w:val="0"/>
+        </w:rPr>
+        <w:t>. At the next review, try a different case before opening your old answer.</w:t>
       </w:r>
     </w:p>
     <w:p>
@@ -4020,11 +6185,28 @@
     </w:p>
     <w:p>
       <w:r>
+        <w:t>Attempt supported questions before using hints or feedback. Review a missing building block, then keep the completed work.</w:t>
+      </w:r>
+    </w:p>
+    <w:p>
+      <w:pPr>
+        <w:spacing w:line="336" w:lineRule="auto" w:after="180"/>
+      </w:pPr>
+      <w:r>
+        <w:rPr>
+          <w:b w:val="0"/>
+        </w:rPr>
         <w:t>Use this supported practice once, in the browser or on paper. Keep the reserved independent assessment for a separate first attempt before teacher feedback.</w:t>
       </w:r>
     </w:p>
     <w:p>
-      <w:r>
+      <w:pPr>
+        <w:spacing w:line="336" w:lineRule="auto" w:after="180"/>
+      </w:pPr>
+      <w:r>
+        <w:rPr>
+          <w:b w:val="0"/>
+        </w:rPr>
         <w:t>A fictional Study Buddy prompt invents a definition when approved notes omit it.</w:t>
       </w:r>
     </w:p>
@@ -4037,27 +6219,61 @@
       </w:r>
     </w:p>
     <w:p>
-      <w:r>
+      <w:pPr>
+        <w:spacing w:line="336" w:lineRule="auto" w:after="180"/>
+      </w:pPr>
+      <w:r>
+        <w:rPr>
+          <w:b w:val="0"/>
+        </w:rPr>
         <w:t>Which labelled step matches this detail? Inspect case 4 and reserve genuinely fresh questions for final evaluation.</w:t>
       </w:r>
     </w:p>
     <w:p>
-      <w:r>
+      <w:pPr>
+        <w:spacing w:line="336" w:lineRule="auto" w:after="180"/>
+        <w:shd w:fill="F4F9FC"/>
+      </w:pPr>
+      <w:r>
+        <w:rPr>
+          <w:b w:val="0"/>
+        </w:rPr>
         <w:t>1. Locate failure</w:t>
       </w:r>
     </w:p>
     <w:p>
-      <w:r>
+      <w:pPr>
+        <w:spacing w:line="336" w:lineRule="auto" w:after="180"/>
+        <w:shd w:fill="F4F9FC"/>
+      </w:pPr>
+      <w:r>
+        <w:rPr>
+          <w:b w:val="0"/>
+        </w:rPr>
         <w:t>2. Next action</w:t>
       </w:r>
     </w:p>
     <w:p>
-      <w:r>
+      <w:pPr>
+        <w:spacing w:line="336" w:lineRule="auto" w:after="180"/>
+        <w:shd w:fill="F4F9FC"/>
+      </w:pPr>
+      <w:r>
+        <w:rPr>
+          <w:b w:val="0"/>
+        </w:rPr>
         <w:t>3. One controlled change</w:t>
       </w:r>
     </w:p>
     <w:p>
-      <w:r>
+      <w:pPr>
+        <w:spacing w:line="336" w:lineRule="auto" w:after="180"/>
+        <w:shd w:fill="F4F9FC"/>
+      </w:pPr>
+      <w:r>
+        <w:rPr>
+          <w:b w:val="0"/>
+        </w:rPr>
         <w:t>4. Paired results</w:t>
       </w:r>
     </w:p>
@@ -4095,40 +6311,166 @@
       </w:r>
     </w:p>
     <w:p>
-      <w:r>
+      <w:pPr>
+        <w:pStyle w:val="Heading3"/>
+      </w:pPr>
+      <w:r>
+        <w:t>Hint · try first</w:t>
+      </w:r>
+    </w:p>
+    <w:p>
+      <w:pPr>
+        <w:spacing w:line="336" w:lineRule="auto" w:after="180"/>
+        <w:shd w:fill="F1F6F8"/>
+      </w:pPr>
+      <w:r>
+        <w:rPr>
+          <w:b w:val="0"/>
+        </w:rPr>
         <w:t>Hint if needed: Read the steps in the pictorial case. Match the supplied detail to the stage that performs or records it.</w:t>
       </w:r>
     </w:p>
     <w:p>
-      <w:r>
-        <w:t>After your attempt, compare with the supported explanation: Next action Inspect case 4 and reserve genuinely fresh questions for final evaluation. An iteration should respond to a recorded failure with a precise change. Comparing the same questions reveals whether other behavior changed too. The invented results show a development gain of one case, not a guarantee that the new instruction always works. Save prompt text, settings, source notes and case-level outcomes.</w:t>
-      </w:r>
-    </w:p>
-    <w:p>
       <w:pPr>
         <w:pStyle w:val="Heading3"/>
       </w:pPr>
       <w:r>
+        <w:t>Feedback · compare after trying</w:t>
+      </w:r>
+    </w:p>
+    <w:p>
+      <w:pPr>
+        <w:spacing w:line="336" w:lineRule="auto" w:after="180"/>
+        <w:shd w:fill="F1F6FC"/>
+      </w:pPr>
+      <w:r>
+        <w:rPr>
+          <w:b w:val="0"/>
+        </w:rPr>
+        <w:t xml:space="preserve">After your attempt, compare with the supported explanation: Next action Inspect case 4 and reserve genuinely fresh questions for final evaluation. An </w:t>
+      </w:r>
+      <w:r>
+        <w:rPr>
+          <w:b/>
+        </w:rPr>
+        <w:t>iteration</w:t>
+      </w:r>
+      <w:r>
+        <w:rPr>
+          <w:b w:val="0"/>
+        </w:rPr>
+        <w:t xml:space="preserve"> should respond to a recorded failure with a precise change.</w:t>
+      </w:r>
+    </w:p>
+    <w:p>
+      <w:pPr>
+        <w:spacing w:line="336" w:lineRule="auto" w:after="180"/>
+        <w:shd w:fill="F1F6FC"/>
+      </w:pPr>
+      <w:r>
+        <w:rPr>
+          <w:b w:val="0"/>
+        </w:rPr>
+        <w:t>Comparing the same questions reveals whether other behavior changed too. The invented results show a development gain of one case, not a guarantee that the new instruction always works.</w:t>
+      </w:r>
+    </w:p>
+    <w:p>
+      <w:pPr>
+        <w:spacing w:line="336" w:lineRule="auto" w:after="180"/>
+        <w:shd w:fill="F1F6FC"/>
+      </w:pPr>
+      <w:r>
+        <w:rPr>
+          <w:b w:val="0"/>
+        </w:rPr>
+        <w:t>Save prompt text, settings, source notes and case-level outcomes.</w:t>
+      </w:r>
+    </w:p>
+    <w:p>
+      <w:pPr>
+        <w:pStyle w:val="Heading3"/>
+      </w:pPr>
+      <w:r>
         <w:t>Practice 2: explain the deciding evidence</w:t>
       </w:r>
     </w:p>
     <w:p>
-      <w:r>
+      <w:pPr>
+        <w:pStyle w:val="Heading3"/>
+      </w:pPr>
+      <w:r>
+        <w:t>Changed case · predict first</w:t>
+      </w:r>
+    </w:p>
+    <w:p>
+      <w:pPr>
+        <w:spacing w:line="336" w:lineRule="auto" w:after="180"/>
+        <w:shd w:fill="F5F1FB"/>
+      </w:pPr>
+      <w:r>
+        <w:rPr>
+          <w:b w:val="0"/>
+        </w:rPr>
         <w:t>Changed-case practice: Change model settings and note wording at the same time as the prompt. Which conclusion is supported by the supplied facts?</w:t>
       </w:r>
     </w:p>
     <w:p>
-      <w:r>
-        <w:t>1. We can decide the result without examining the changed input or the procedure.</w:t>
-      </w:r>
-    </w:p>
-    <w:p>
-      <w:r>
-        <w:t>2. This one example guarantees correct results for every future input.</w:t>
-      </w:r>
-    </w:p>
-    <w:p>
-      <w:r>
+      <w:pPr>
+        <w:spacing w:line="336" w:lineRule="auto" w:after="180"/>
+        <w:shd w:fill="F4F9FC"/>
+      </w:pPr>
+      <w:r>
+        <w:rPr>
+          <w:b w:val="0"/>
+        </w:rPr>
+        <w:t xml:space="preserve">1. We can decide the result without examining the changed </w:t>
+      </w:r>
+      <w:r>
+        <w:rPr>
+          <w:b/>
+        </w:rPr>
+        <w:t>input</w:t>
+      </w:r>
+      <w:r>
+        <w:rPr>
+          <w:b w:val="0"/>
+        </w:rPr>
+        <w:t xml:space="preserve"> or the procedure.</w:t>
+      </w:r>
+    </w:p>
+    <w:p>
+      <w:pPr>
+        <w:spacing w:line="336" w:lineRule="auto" w:after="180"/>
+        <w:shd w:fill="F4F9FC"/>
+      </w:pPr>
+      <w:r>
+        <w:rPr>
+          <w:b w:val="0"/>
+        </w:rPr>
+        <w:t xml:space="preserve">2. This one example guarantees correct results for every future </w:t>
+      </w:r>
+      <w:r>
+        <w:rPr>
+          <w:b/>
+        </w:rPr>
+        <w:t>input</w:t>
+      </w:r>
+      <w:r>
+        <w:rPr>
+          <w:b w:val="0"/>
+        </w:rPr>
+        <w:t>.</w:t>
+      </w:r>
+    </w:p>
+    <w:p>
+      <w:pPr>
+        <w:spacing w:line="336" w:lineRule="auto" w:after="180"/>
+        <w:shd w:fill="F4F9FC"/>
+      </w:pPr>
+      <w:r>
+        <w:rPr>
+          <w:b w:val="0"/>
+        </w:rPr>
         <w:t>3. The comparison no longer isolates the prompt revision.</w:t>
       </w:r>
     </w:p>
@@ -4166,36 +6508,165 @@
       </w:r>
     </w:p>
     <w:p>
-      <w:r>
+      <w:pPr>
+        <w:pStyle w:val="Heading3"/>
+      </w:pPr>
+      <w:r>
+        <w:t>Hint · try first</w:t>
+      </w:r>
+    </w:p>
+    <w:p>
+      <w:pPr>
+        <w:spacing w:line="336" w:lineRule="auto" w:after="180"/>
+        <w:shd w:fill="F1F6F8"/>
+      </w:pPr>
+      <w:r>
+        <w:rPr>
+          <w:b w:val="0"/>
+        </w:rPr>
         <w:t>Hint if needed: Use the changed condition and the deciding step in the pictorial trace. The answer must say what follows from those facts.</w:t>
       </w:r>
     </w:p>
     <w:p>
-      <w:r>
-        <w:t>After your attempt, compare with the supported explanation: The comparison no longer isolates the prompt revision. Several changes could explain the altered outputs; record them or run separate controlled comparisons.</w:t>
-      </w:r>
-    </w:p>
-    <w:p>
       <w:pPr>
         <w:pStyle w:val="Heading3"/>
       </w:pPr>
       <w:r>
+        <w:t>Feedback · compare after trying</w:t>
+      </w:r>
+    </w:p>
+    <w:p>
+      <w:pPr>
+        <w:spacing w:line="336" w:lineRule="auto" w:after="180"/>
+        <w:shd w:fill="F1F6FC"/>
+      </w:pPr>
+      <w:r>
+        <w:rPr>
+          <w:b w:val="0"/>
+        </w:rPr>
+        <w:t xml:space="preserve">After your attempt, compare with the supported explanation: The comparison no longer isolates the prompt revision. Several changes could explain the altered </w:t>
+      </w:r>
+      <w:r>
+        <w:rPr>
+          <w:b/>
+        </w:rPr>
+        <w:t>output</w:t>
+      </w:r>
+      <w:r>
+        <w:rPr>
+          <w:b w:val="0"/>
+        </w:rPr>
+        <w:t>s; record them or run separate controlled comparisons.</w:t>
+      </w:r>
+    </w:p>
+    <w:p>
+      <w:pPr>
+        <w:pStyle w:val="Heading3"/>
+      </w:pPr>
+      <w:r>
         <w:t>Repair a missing building block</w:t>
       </w:r>
     </w:p>
     <w:p>
-      <w:r>
-        <w:t>Review Examples and Rubrics (ai-3/6). Goal: Write a prompt specification with observable response criteria. Short practice: Explain why neither original nor changed draft is a full pass, and provide a complete repaired card.. Return to this week and explain what you changed.</w:t>
-      </w:r>
-    </w:p>
-    <w:p>
-      <w:r>
-        <w:t>Review Sampling and Variability (ai-3/4). Goal: Sample from a distribution using explicit cumulative intervals. Short practice: Does T=0.5 make B impossible, and does choosing A guarantee factual accuracy?. Return to this week and explain what you changed.</w:t>
-      </w:r>
-    </w:p>
-    <w:p>
-      <w:r>
-        <w:t>Review Predictive and Generative AI (ai-3/1). Goal: Distinguish discriminative prediction from generation by inspecting the requested output. Short practice: Identify the first unsupported claim and explain what source would be needed before asserting it.. Return to this week and explain what you changed.</w:t>
+      <w:pPr>
+        <w:spacing w:line="336" w:lineRule="auto" w:after="180"/>
+      </w:pPr>
+      <w:r>
+        <w:rPr>
+          <w:b w:val="0"/>
+        </w:rPr>
+        <w:t xml:space="preserve">Review Examples and </w:t>
+      </w:r>
+      <w:r>
+        <w:rPr>
+          <w:b/>
+        </w:rPr>
+        <w:t>Rubric</w:t>
+      </w:r>
+      <w:r>
+        <w:rPr>
+          <w:b w:val="0"/>
+        </w:rPr>
+        <w:t>s (ai-3/6). Goal: Write a prompt specification with observable response criteria. Short practice: Explain why neither original nor changed draft is a full pass, and provide a complete repaired card..</w:t>
+      </w:r>
+    </w:p>
+    <w:p>
+      <w:pPr>
+        <w:spacing w:line="336" w:lineRule="auto" w:after="180"/>
+      </w:pPr>
+      <w:r>
+        <w:rPr>
+          <w:b w:val="0"/>
+        </w:rPr>
+        <w:t>Return to this week and explain what you changed.</w:t>
+      </w:r>
+    </w:p>
+    <w:p>
+      <w:pPr>
+        <w:spacing w:line="336" w:lineRule="auto" w:after="180"/>
+      </w:pPr>
+      <w:r>
+        <w:rPr>
+          <w:b w:val="0"/>
+        </w:rPr>
+        <w:t>Review Sampling and Variability (ai-3/4). Goal: Sample from a distribution using explicit cumulative intervals. Short practice: Does T=0.5 make B impossible, and does choosing A guarantee factual accuracy?.</w:t>
+      </w:r>
+    </w:p>
+    <w:p>
+      <w:pPr>
+        <w:spacing w:line="336" w:lineRule="auto" w:after="180"/>
+      </w:pPr>
+      <w:r>
+        <w:rPr>
+          <w:b w:val="0"/>
+        </w:rPr>
+        <w:t>Return to this week and explain what you changed.</w:t>
+      </w:r>
+    </w:p>
+    <w:p>
+      <w:pPr>
+        <w:spacing w:line="336" w:lineRule="auto" w:after="180"/>
+      </w:pPr>
+      <w:r>
+        <w:rPr>
+          <w:b w:val="0"/>
+        </w:rPr>
+        <w:t xml:space="preserve">Review Predictive and Generative AI (ai-3/1). Goal: Distinguish discriminative </w:t>
+      </w:r>
+      <w:r>
+        <w:rPr>
+          <w:b/>
+        </w:rPr>
+        <w:t>prediction</w:t>
+      </w:r>
+      <w:r>
+        <w:rPr>
+          <w:b w:val="0"/>
+        </w:rPr>
+        <w:t xml:space="preserve"> from generation by inspecting the requested </w:t>
+      </w:r>
+      <w:r>
+        <w:rPr>
+          <w:b/>
+        </w:rPr>
+        <w:t>output</w:t>
+      </w:r>
+      <w:r>
+        <w:rPr>
+          <w:b w:val="0"/>
+        </w:rPr>
+        <w:t>.</w:t>
+      </w:r>
+    </w:p>
+    <w:p>
+      <w:pPr>
+        <w:spacing w:line="336" w:lineRule="auto" w:after="180"/>
+      </w:pPr>
+      <w:r>
+        <w:rPr>
+          <w:b w:val="0"/>
+        </w:rPr>
+        <w:t>Short practice: Identify the first unsupported claim and explain what source would be needed before asserting it.. Return to this week and explain what you changed.</w:t>
       </w:r>
     </w:p>
     <w:p>
@@ -4207,8 +6678,699 @@
       </w:r>
     </w:p>
     <w:p>
-      <w:r>
-        <w:t>Use Download completed work in the hosted lesson to export your answers, reflections, practice feedback and code-run evidence. Open the HTML copy to read or print it. Drafts stay in this browser when storage is available; clear drafts on a shared device.</w:t>
+      <w:pPr>
+        <w:spacing w:line="336" w:lineRule="auto" w:after="180"/>
+      </w:pPr>
+      <w:r>
+        <w:rPr>
+          <w:b w:val="0"/>
+        </w:rPr>
+        <w:t xml:space="preserve">Use Download completed work in the hosted lesson to export your answers, reflections, practice feedback and code-run </w:t>
+      </w:r>
+      <w:r>
+        <w:rPr>
+          <w:b/>
+        </w:rPr>
+        <w:t>evidence</w:t>
+      </w:r>
+      <w:r>
+        <w:rPr>
+          <w:b w:val="0"/>
+        </w:rPr>
+        <w:t>. Open the HTML copy to read or print it.</w:t>
+      </w:r>
+    </w:p>
+    <w:p>
+      <w:pPr>
+        <w:spacing w:line="336" w:lineRule="auto" w:after="180"/>
+      </w:pPr>
+      <w:r>
+        <w:rPr>
+          <w:b w:val="0"/>
+        </w:rPr>
+        <w:t>Drafts stay in this browser when storage is available; clear drafts on a shared device.</w:t>
+      </w:r>
+    </w:p>
+    <w:p>
+      <w:pPr>
+        <w:pStyle w:val="Heading1"/>
+      </w:pPr>
+      <w:r>
+        <w:t>18. Visual concept journey</w:t>
+      </w:r>
+    </w:p>
+    <w:p>
+      <w:r>
+        <w:t>Explain each Iterative Prompting graphic using its labels, deciding evidence and relevant limitation.</w:t>
+      </w:r>
+    </w:p>
+    <w:p>
+      <w:pPr>
+        <w:pStyle w:val="Heading3"/>
+      </w:pPr>
+      <w:r>
+        <w:t>01. Iterative Prompting: the case</w:t>
+      </w:r>
+    </w:p>
+    <w:p>
+      <w:r>
+        <w:drawing>
+          <wp:inline xmlns:a="http://schemas.openxmlformats.org/drawingml/2006/main" xmlns:pic="http://schemas.openxmlformats.org/drawingml/2006/picture">
+            <wp:extent cx="5486400" cy="3142488"/>
+            <wp:docPr id="22" name="Picture 22" descr="A fictional Study Buddy prompt invents a definition when approved notes omit it. Supplied facts: P asks “answer helpfully”. Revision Q adds “if approved notes lack the answer, say not supplied”. Hold model settings and four development questions fixed. P passes 1,2; Q passes 1,2,3. Case 4 still fails."/>
+            <wp:cNvGraphicFramePr>
+              <a:graphicFrameLocks noChangeAspect="1"/>
+            </wp:cNvGraphicFramePr>
+            <a:graphic>
+              <a:graphicData uri="http://schemas.openxmlformats.org/drawingml/2006/picture">
+                <pic:pic>
+                  <pic:nvPicPr>
+                    <pic:cNvPr id="0" name="academy-story-ai-3-7-01.png"/>
+                    <pic:cNvPicPr/>
+                  </pic:nvPicPr>
+                  <pic:blipFill>
+                    <a:blip r:embed="rId29"/>
+                    <a:stretch>
+                      <a:fillRect/>
+                    </a:stretch>
+                  </pic:blipFill>
+                  <pic:spPr>
+                    <a:xfrm>
+                      <a:off x="0" y="0"/>
+                      <a:ext cx="5486400" cy="3142488"/>
+                    </a:xfrm>
+                    <a:prstGeom prst="rect"/>
+                  </pic:spPr>
+                </pic:pic>
+              </a:graphicData>
+            </a:graphic>
+          </wp:inline>
+        </w:drawing>
+      </w:r>
+    </w:p>
+    <w:p>
+      <w:pPr>
+        <w:spacing w:line="336" w:lineRule="auto" w:after="180"/>
+      </w:pPr>
+      <w:r>
+        <w:rPr>
+          <w:b w:val="0"/>
+        </w:rPr>
+        <w:t>A fictional Study Buddy prompt invents a definition when approved notes omit it. Supplied facts: P asks “answer helpfully”. Revision Q adds “if approved notes lack the answer, say not supplied”.</w:t>
+      </w:r>
+    </w:p>
+    <w:p>
+      <w:pPr>
+        <w:spacing w:line="336" w:lineRule="auto" w:after="180"/>
+      </w:pPr>
+      <w:r>
+        <w:rPr>
+          <w:b w:val="0"/>
+        </w:rPr>
+        <w:t>Hold model settings and four development questions fixed. P passes 1,2; Q passes 1,2,3. Case 4 still fails.</w:t>
+      </w:r>
+    </w:p>
+    <w:p>
+      <w:pPr>
+        <w:spacing w:line="336" w:lineRule="auto" w:after="180"/>
+        <w:shd w:fill="F5F1FB"/>
+      </w:pPr>
+      <w:r>
+        <w:rPr>
+          <w:b w:val="0"/>
+        </w:rPr>
+        <w:t>Point to the given fact that matters most. Explain why it matters.</w:t>
+      </w:r>
+    </w:p>
+    <w:p>
+      <w:pPr>
+        <w:pStyle w:val="Heading3"/>
+      </w:pPr>
+      <w:r>
+        <w:t>02. Follow the deciding steps</w:t>
+      </w:r>
+    </w:p>
+    <w:p>
+      <w:r>
+        <w:drawing>
+          <wp:inline xmlns:a="http://schemas.openxmlformats.org/drawingml/2006/main" xmlns:pic="http://schemas.openxmlformats.org/drawingml/2006/picture">
+            <wp:extent cx="5486400" cy="4005072"/>
+            <wp:docPr id="23" name="Picture 23" descr="Locate failure: The target defect is unsupported answers when notes are missing. → One controlled change: Q adds the missing-evidence rule; other instructions remain fixed. → Paired results: P=2/4; Q=3/4; gain is case 3, with case 4 unresolved. → Next action: Inspect case 4 and reserve genuinely fresh questions for final evaluation."/>
+            <wp:cNvGraphicFramePr>
+              <a:graphicFrameLocks noChangeAspect="1"/>
+            </wp:cNvGraphicFramePr>
+            <a:graphic>
+              <a:graphicData uri="http://schemas.openxmlformats.org/drawingml/2006/picture">
+                <pic:pic>
+                  <pic:nvPicPr>
+                    <pic:cNvPr id="0" name="academy-story-ai-3-7-02.png"/>
+                    <pic:cNvPicPr/>
+                  </pic:nvPicPr>
+                  <pic:blipFill>
+                    <a:blip r:embed="rId30"/>
+                    <a:stretch>
+                      <a:fillRect/>
+                    </a:stretch>
+                  </pic:blipFill>
+                  <pic:spPr>
+                    <a:xfrm>
+                      <a:off x="0" y="0"/>
+                      <a:ext cx="5486400" cy="4005072"/>
+                    </a:xfrm>
+                    <a:prstGeom prst="rect"/>
+                  </pic:spPr>
+                </pic:pic>
+              </a:graphicData>
+            </a:graphic>
+          </wp:inline>
+        </w:drawing>
+      </w:r>
+    </w:p>
+    <w:p>
+      <w:pPr>
+        <w:spacing w:line="336" w:lineRule="auto" w:after="180"/>
+      </w:pPr>
+      <w:r>
+        <w:rPr>
+          <w:b w:val="0"/>
+        </w:rPr>
+        <w:t>Locate failure: The target defect is unsupported answers when notes are missing. → One controlled change: Q adds the missing-</w:t>
+      </w:r>
+      <w:r>
+        <w:rPr>
+          <w:b/>
+        </w:rPr>
+        <w:t>evidence</w:t>
+      </w:r>
+      <w:r>
+        <w:rPr>
+          <w:b w:val="0"/>
+        </w:rPr>
+        <w:t xml:space="preserve"> rule; other instructions remain fixed. → Paired results: P=2/4; Q=3/4; gain is case 3, with case 4 unresolved. → Next action: Inspect case 4 and reserve genuinely fresh questions for final evaluation.</w:t>
+      </w:r>
+    </w:p>
+    <w:p>
+      <w:pPr>
+        <w:spacing w:line="336" w:lineRule="auto" w:after="180"/>
+        <w:shd w:fill="F5F1FB"/>
+      </w:pPr>
+      <w:r>
+        <w:rPr>
+          <w:b w:val="0"/>
+        </w:rPr>
+        <w:t xml:space="preserve">Point to each numbered stage and explain which recorded </w:t>
+      </w:r>
+      <w:r>
+        <w:rPr>
+          <w:b/>
+        </w:rPr>
+        <w:t>input</w:t>
+      </w:r>
+      <w:r>
+        <w:rPr>
+          <w:b w:val="0"/>
+        </w:rPr>
+        <w:t xml:space="preserve"> it uses.</w:t>
+      </w:r>
+    </w:p>
+    <w:p>
+      <w:pPr>
+        <w:pStyle w:val="Heading3"/>
+      </w:pPr>
+      <w:r>
+        <w:t>03. Controlled prompt experiments — evidence trace</w:t>
+      </w:r>
+    </w:p>
+    <w:p>
+      <w:r>
+        <w:drawing>
+          <wp:inline xmlns:a="http://schemas.openxmlformats.org/drawingml/2006/main" xmlns:pic="http://schemas.openxmlformats.org/drawingml/2006/picture">
+            <wp:extent cx="5486400" cy="2843784"/>
+            <wp:docPr id="24" name="Picture 24" descr="Controlled prompt experiments — evidence trace. On six development cases P passes cases 1, 2, 3, 4; Q passes 1, 2, 3, 5, 6. Missing-approval cases are 4 and 6. Compare totals and condition results. | Evaluate both prompts on paired cases with fixed model/version, source records, output contract and scoring rubric. | P passes 4/6 and Q 5/6. P passes one of two missing-approval cases, Q also one of two."/>
+            <wp:cNvGraphicFramePr>
+              <a:graphicFrameLocks noChangeAspect="1"/>
+            </wp:cNvGraphicFramePr>
+            <a:graphic>
+              <a:graphicData uri="http://schemas.openxmlformats.org/drawingml/2006/picture">
+                <pic:pic>
+                  <pic:nvPicPr>
+                    <pic:cNvPr id="0" name="academy-story-ai-3-7-03.png"/>
+                    <pic:cNvPicPr/>
+                  </pic:nvPicPr>
+                  <pic:blipFill>
+                    <a:blip r:embed="rId31"/>
+                    <a:stretch>
+                      <a:fillRect/>
+                    </a:stretch>
+                  </pic:blipFill>
+                  <pic:spPr>
+                    <a:xfrm>
+                      <a:off x="0" y="0"/>
+                      <a:ext cx="5486400" cy="2843784"/>
+                    </a:xfrm>
+                    <a:prstGeom prst="rect"/>
+                  </pic:spPr>
+                </pic:pic>
+              </a:graphicData>
+            </a:graphic>
+          </wp:inline>
+        </w:drawing>
+      </w:r>
+    </w:p>
+    <w:p>
+      <w:pPr>
+        <w:spacing w:line="336" w:lineRule="auto" w:after="180"/>
+      </w:pPr>
+      <w:r>
+        <w:rPr>
+          <w:b w:val="0"/>
+        </w:rPr>
+        <w:t xml:space="preserve">Controlled prompt experiments — </w:t>
+      </w:r>
+      <w:r>
+        <w:rPr>
+          <w:b/>
+        </w:rPr>
+        <w:t>evidence</w:t>
+      </w:r>
+      <w:r>
+        <w:rPr>
+          <w:b w:val="0"/>
+        </w:rPr>
+        <w:t xml:space="preserve"> trace. On six development cases P passes cases 1, 2, 3, 4; Q passes 1, 2, 3, 5, 6. Missing-approval cases are 4 and 6.</w:t>
+      </w:r>
+    </w:p>
+    <w:p>
+      <w:pPr>
+        <w:spacing w:line="336" w:lineRule="auto" w:after="180"/>
+      </w:pPr>
+      <w:r>
+        <w:rPr>
+          <w:b w:val="0"/>
+        </w:rPr>
+        <w:t xml:space="preserve">Compare totals and condition results. | Evaluate both prompts on </w:t>
+      </w:r>
+      <w:r>
+        <w:rPr>
+          <w:b/>
+        </w:rPr>
+        <w:t>paired case</w:t>
+      </w:r>
+      <w:r>
+        <w:rPr>
+          <w:b w:val="0"/>
+        </w:rPr>
+        <w:t>s with fixed model/</w:t>
+      </w:r>
+      <w:r>
+        <w:rPr>
+          <w:b/>
+        </w:rPr>
+        <w:t>version</w:t>
+      </w:r>
+      <w:r>
+        <w:rPr>
+          <w:b w:val="0"/>
+        </w:rPr>
+        <w:t xml:space="preserve">, source records, </w:t>
+      </w:r>
+      <w:r>
+        <w:rPr>
+          <w:b/>
+        </w:rPr>
+        <w:t>output</w:t>
+      </w:r>
+      <w:r>
+        <w:rPr>
+          <w:b w:val="0"/>
+        </w:rPr>
+        <w:t xml:space="preserve"> contract and scoring </w:t>
+      </w:r>
+      <w:r>
+        <w:rPr>
+          <w:b/>
+        </w:rPr>
+        <w:t>rubric</w:t>
+      </w:r>
+      <w:r>
+        <w:rPr>
+          <w:b w:val="0"/>
+        </w:rPr>
+        <w:t>. | P passes 4/6 and Q 5/6.</w:t>
+      </w:r>
+    </w:p>
+    <w:p>
+      <w:pPr>
+        <w:spacing w:line="336" w:lineRule="auto" w:after="180"/>
+      </w:pPr>
+      <w:r>
+        <w:rPr>
+          <w:b w:val="0"/>
+        </w:rPr>
+        <w:t>P passes one of two missing-approval cases, Q also one of two.</w:t>
+      </w:r>
+    </w:p>
+    <w:p>
+      <w:pPr>
+        <w:spacing w:line="336" w:lineRule="auto" w:after="180"/>
+        <w:shd w:fill="F5F1FB"/>
+      </w:pPr>
+      <w:r>
+        <w:rPr>
+          <w:b w:val="0"/>
+        </w:rPr>
+        <w:t>Read the labels and values. Explain the relationship the model shows.</w:t>
+      </w:r>
+    </w:p>
+    <w:p>
+      <w:pPr>
+        <w:pStyle w:val="Heading3"/>
+      </w:pPr>
+      <w:r>
+        <w:t>04. Change one thing. Trace what follows.</w:t>
+      </w:r>
+    </w:p>
+    <w:p>
+      <w:r>
+        <w:drawing>
+          <wp:inline xmlns:a="http://schemas.openxmlformats.org/drawingml/2006/main" xmlns:pic="http://schemas.openxmlformats.org/drawingml/2006/picture">
+            <wp:extent cx="5486400" cy="3179064"/>
+            <wp:docPr id="25" name="Picture 25" descr="Original case: Inspect case 4 and reserve genuinely fresh questions for final evaluation. Changed condition: Change model settings and note wording at the same time as the prompt. Expected result: The comparison no longer isolates the prompt revision. Reason: Several changes could explain the altered outputs; record them or run separate controlled comparisons."/>
+            <wp:cNvGraphicFramePr>
+              <a:graphicFrameLocks noChangeAspect="1"/>
+            </wp:cNvGraphicFramePr>
+            <a:graphic>
+              <a:graphicData uri="http://schemas.openxmlformats.org/drawingml/2006/picture">
+                <pic:pic>
+                  <pic:nvPicPr>
+                    <pic:cNvPr id="0" name="academy-story-ai-3-7-04.png"/>
+                    <pic:cNvPicPr/>
+                  </pic:nvPicPr>
+                  <pic:blipFill>
+                    <a:blip r:embed="rId32"/>
+                    <a:stretch>
+                      <a:fillRect/>
+                    </a:stretch>
+                  </pic:blipFill>
+                  <pic:spPr>
+                    <a:xfrm>
+                      <a:off x="0" y="0"/>
+                      <a:ext cx="5486400" cy="3179064"/>
+                    </a:xfrm>
+                    <a:prstGeom prst="rect"/>
+                  </pic:spPr>
+                </pic:pic>
+              </a:graphicData>
+            </a:graphic>
+          </wp:inline>
+        </w:drawing>
+      </w:r>
+    </w:p>
+    <w:p>
+      <w:pPr>
+        <w:spacing w:line="336" w:lineRule="auto" w:after="180"/>
+      </w:pPr>
+      <w:r>
+        <w:rPr>
+          <w:b w:val="0"/>
+        </w:rPr>
+        <w:t>Original case: Inspect case 4 and reserve genuinely fresh questions for final evaluation. Changed condition: Change model settings and note wording at the same time as the prompt.</w:t>
+      </w:r>
+    </w:p>
+    <w:p>
+      <w:pPr>
+        <w:spacing w:line="336" w:lineRule="auto" w:after="180"/>
+      </w:pPr>
+      <w:r>
+        <w:rPr>
+          <w:b w:val="0"/>
+        </w:rPr>
+        <w:t xml:space="preserve">Expected result: The comparison no longer isolates the prompt revision. Reason: Several changes could explain the altered </w:t>
+      </w:r>
+      <w:r>
+        <w:rPr>
+          <w:b/>
+        </w:rPr>
+        <w:t>output</w:t>
+      </w:r>
+      <w:r>
+        <w:rPr>
+          <w:b w:val="0"/>
+        </w:rPr>
+        <w:t>s; record them or run separate controlled comparisons.</w:t>
+      </w:r>
+    </w:p>
+    <w:p>
+      <w:pPr>
+        <w:spacing w:line="336" w:lineRule="auto" w:after="180"/>
+        <w:shd w:fill="F5F1FB"/>
+      </w:pPr>
+      <w:r>
+        <w:rPr>
+          <w:b w:val="0"/>
+        </w:rPr>
+        <w:t>Predict before checking the worked changed-case result. Name what changed and what the supplied facts allow you to conclude.</w:t>
+      </w:r>
+    </w:p>
+    <w:p>
+      <w:pPr>
+        <w:pStyle w:val="Heading3"/>
+      </w:pPr>
+      <w:r>
+        <w:t>05. Connect the explanation to its limit</w:t>
+      </w:r>
+    </w:p>
+    <w:p>
+      <w:r>
+        <w:drawing>
+          <wp:inline xmlns:a="http://schemas.openxmlformats.org/drawingml/2006/main" xmlns:pic="http://schemas.openxmlformats.org/drawingml/2006/picture">
+            <wp:extent cx="5486400" cy="2834640"/>
+            <wp:docPr id="26" name="Picture 26" descr="An iteration should respond to a recorded failure with a precise change. Comparing the same questions reveals whether other behavior changed too. The invented results show a development gain of one case, not a guarantee that the new instruction always works. Save prompt text, settings, source notes and case-level outcomes. Limit: Stochastic output can vary across runs; a small comparison does not prove an average effect or classroom learning benefit."/>
+            <wp:cNvGraphicFramePr>
+              <a:graphicFrameLocks noChangeAspect="1"/>
+            </wp:cNvGraphicFramePr>
+            <a:graphic>
+              <a:graphicData uri="http://schemas.openxmlformats.org/drawingml/2006/picture">
+                <pic:pic>
+                  <pic:nvPicPr>
+                    <pic:cNvPr id="0" name="academy-story-ai-3-7-05.png"/>
+                    <pic:cNvPicPr/>
+                  </pic:nvPicPr>
+                  <pic:blipFill>
+                    <a:blip r:embed="rId33"/>
+                    <a:stretch>
+                      <a:fillRect/>
+                    </a:stretch>
+                  </pic:blipFill>
+                  <pic:spPr>
+                    <a:xfrm>
+                      <a:off x="0" y="0"/>
+                      <a:ext cx="5486400" cy="2834640"/>
+                    </a:xfrm>
+                    <a:prstGeom prst="rect"/>
+                  </pic:spPr>
+                </pic:pic>
+              </a:graphicData>
+            </a:graphic>
+          </wp:inline>
+        </w:drawing>
+      </w:r>
+    </w:p>
+    <w:p>
+      <w:pPr>
+        <w:spacing w:line="336" w:lineRule="auto" w:after="180"/>
+      </w:pPr>
+      <w:r>
+        <w:rPr>
+          <w:b w:val="0"/>
+        </w:rPr>
+        <w:t xml:space="preserve">An </w:t>
+      </w:r>
+      <w:r>
+        <w:rPr>
+          <w:b/>
+        </w:rPr>
+        <w:t>iteration</w:t>
+      </w:r>
+      <w:r>
+        <w:rPr>
+          <w:b w:val="0"/>
+        </w:rPr>
+        <w:t xml:space="preserve"> should respond to a recorded failure with a precise change. Comparing the same questions reveals whether other behavior changed too.</w:t>
+      </w:r>
+    </w:p>
+    <w:p>
+      <w:pPr>
+        <w:spacing w:line="336" w:lineRule="auto" w:after="180"/>
+      </w:pPr>
+      <w:r>
+        <w:rPr>
+          <w:b w:val="0"/>
+        </w:rPr>
+        <w:t>The invented results show a development gain of one case, not a guarantee that the new instruction always works. Save prompt text, settings, source notes and case-level outcomes.</w:t>
+      </w:r>
+    </w:p>
+    <w:p>
+      <w:pPr>
+        <w:spacing w:line="336" w:lineRule="auto" w:after="180"/>
+      </w:pPr>
+      <w:r>
+        <w:rPr>
+          <w:b w:val="0"/>
+        </w:rPr>
+        <w:t xml:space="preserve">Limit: Stochastic </w:t>
+      </w:r>
+      <w:r>
+        <w:rPr>
+          <w:b/>
+        </w:rPr>
+        <w:t>output</w:t>
+      </w:r>
+      <w:r>
+        <w:rPr>
+          <w:b w:val="0"/>
+        </w:rPr>
+        <w:t xml:space="preserve"> can vary across runs; a small comparison does not prove an average effect or classroom learning benefit.</w:t>
+      </w:r>
+    </w:p>
+    <w:p>
+      <w:pPr>
+        <w:spacing w:line="336" w:lineRule="auto" w:after="180"/>
+        <w:shd w:fill="F5F1FB"/>
+      </w:pPr>
+      <w:r>
+        <w:rPr>
+          <w:b w:val="0"/>
+        </w:rPr>
+        <w:t>Explain the case, then point to a limit on the claim.</w:t>
+      </w:r>
+    </w:p>
+    <w:p>
+      <w:pPr>
+        <w:pStyle w:val="Heading3"/>
+      </w:pPr>
+      <w:r>
+        <w:t>06. Make the idea visible in your project</w:t>
+      </w:r>
+    </w:p>
+    <w:p>
+      <w:r>
+        <w:drawing>
+          <wp:inline xmlns:a="http://schemas.openxmlformats.org/drawingml/2006/main" xmlns:pic="http://schemas.openxmlformats.org/drawingml/2006/picture">
+            <wp:extent cx="5486400" cy="3233928"/>
+            <wp:docPr id="27" name="Picture 27" descr="Maintain a Study Buddy experiment log linking failure, single revision and paired rubric results. Draw your input, deciding step, result and limit. Supported question: What evidence supports improvement here, and what remains unproven?"/>
+            <wp:cNvGraphicFramePr>
+              <a:graphicFrameLocks noChangeAspect="1"/>
+            </wp:cNvGraphicFramePr>
+            <a:graphic>
+              <a:graphicData uri="http://schemas.openxmlformats.org/drawingml/2006/picture">
+                <pic:pic>
+                  <pic:nvPicPr>
+                    <pic:cNvPr id="0" name="academy-story-ai-3-7-06.png"/>
+                    <pic:cNvPicPr/>
+                  </pic:nvPicPr>
+                  <pic:blipFill>
+                    <a:blip r:embed="rId34"/>
+                    <a:stretch>
+                      <a:fillRect/>
+                    </a:stretch>
+                  </pic:blipFill>
+                  <pic:spPr>
+                    <a:xfrm>
+                      <a:off x="0" y="0"/>
+                      <a:ext cx="5486400" cy="3233928"/>
+                    </a:xfrm>
+                    <a:prstGeom prst="rect"/>
+                  </pic:spPr>
+                </pic:pic>
+              </a:graphicData>
+            </a:graphic>
+          </wp:inline>
+        </w:drawing>
+      </w:r>
+    </w:p>
+    <w:p>
+      <w:pPr>
+        <w:spacing w:line="336" w:lineRule="auto" w:after="180"/>
+        <w:shd w:fill="F5F1FB"/>
+      </w:pPr>
+      <w:r>
+        <w:rPr>
+          <w:b w:val="0"/>
+        </w:rPr>
+        <w:t xml:space="preserve">Maintain a Study Buddy experiment log linking failure, single revision and paired </w:t>
+      </w:r>
+      <w:r>
+        <w:rPr>
+          <w:b/>
+        </w:rPr>
+        <w:t>rubric</w:t>
+      </w:r>
+      <w:r>
+        <w:rPr>
+          <w:b w:val="0"/>
+        </w:rPr>
+        <w:t xml:space="preserve"> results. Draw your </w:t>
+      </w:r>
+      <w:r>
+        <w:rPr>
+          <w:b/>
+        </w:rPr>
+        <w:t>input</w:t>
+      </w:r>
+      <w:r>
+        <w:rPr>
+          <w:b w:val="0"/>
+        </w:rPr>
+        <w:t>, deciding step, result and limit.</w:t>
+      </w:r>
+    </w:p>
+    <w:p>
+      <w:pPr>
+        <w:spacing w:line="336" w:lineRule="auto" w:after="180"/>
+        <w:shd w:fill="F5F1FB"/>
+      </w:pPr>
+      <w:r>
+        <w:rPr>
+          <w:b w:val="0"/>
+        </w:rPr>
+        <w:t xml:space="preserve">Supported question: What </w:t>
+      </w:r>
+      <w:r>
+        <w:rPr>
+          <w:b/>
+        </w:rPr>
+        <w:t>evidence</w:t>
+      </w:r>
+      <w:r>
+        <w:rPr>
+          <w:b w:val="0"/>
+        </w:rPr>
+        <w:t xml:space="preserve"> supports improvement here, and what remains unproven?</w:t>
+      </w:r>
+    </w:p>
+    <w:p>
+      <w:pPr>
+        <w:spacing w:line="336" w:lineRule="auto" w:after="180"/>
+        <w:shd w:fill="F5F1FB"/>
+      </w:pPr>
+      <w:r>
+        <w:rPr>
+          <w:b w:val="0"/>
+        </w:rPr>
+        <w:t xml:space="preserve">Draw your project trace and justify the deciding step using </w:t>
+      </w:r>
+      <w:r>
+        <w:rPr>
+          <w:b/>
+        </w:rPr>
+        <w:t>evidence</w:t>
+      </w:r>
+      <w:r>
+        <w:rPr>
+          <w:b w:val="0"/>
+        </w:rPr>
+        <w:t>.</w:t>
       </w:r>
     </w:p>
     <w:sectPr>

--- a/downloads/student/ai-3-week-07.docx
+++ b/downloads/student/ai-3-week-07.docx
@@ -25,12 +25,17 @@
         <w:pStyle w:val="Heading1"/>
       </w:pPr>
       <w:r>
-        <w:t>Before you start</w:t>
-      </w:r>
-    </w:p>
-    <w:p>
-      <w:r>
-        <w:t>Week 6: revision should target the observed failure.</w:t>
+        <w:t>Diagnose the failure. Change one component. Keep the record.</w:t>
+      </w:r>
+    </w:p>
+    <w:p>
+      <w:r>
+        <w:t>Revise prompts through paired evidence while preserving unresolved cases and unknown outcomes.</w:t>
+      </w:r>
+    </w:p>
+    <w:p>
+      <w:r>
+        <w:t>Comparison contract → complete P/Q outputs → three-version log → separate quantitative review → independent design.</w:t>
       </w:r>
     </w:p>
     <w:p>
@@ -38,12 +43,140 @@
         <w:pStyle w:val="Heading1"/>
       </w:pPr>
       <w:r>
-        <w:t>01. Your mission</w:t>
-      </w:r>
-    </w:p>
-    <w:p>
-      <w:r>
-        <w:t>Start with the target: Explain the mechanism and terminology of controlled prompt experiments. Try the recall before opening notes.</w:t>
+        <w:t>01. Which recorded failure should the next revision address?</w:t>
+      </w:r>
+    </w:p>
+    <w:p>
+      <w:r>
+        <w:t>Change one prompt component and preserve the comparison evidence.</w:t>
+      </w:r>
+    </w:p>
+    <w:p>
+      <w:pPr>
+        <w:pStyle w:val="Heading2"/>
+      </w:pPr>
+      <w:r>
+        <w:t>Your learning goals</w:t>
+      </w:r>
+    </w:p>
+    <w:p>
+      <w:pPr>
+        <w:spacing w:line="336" w:lineRule="auto" w:after="180"/>
+      </w:pPr>
+      <w:r>
+        <w:rPr>
+          <w:b w:val="0"/>
+        </w:rPr>
+        <w:t xml:space="preserve">I can explain the </w:t>
+      </w:r>
+      <w:r>
+        <w:rPr>
+          <w:b/>
+        </w:rPr>
+        <w:t>mechanism</w:t>
+      </w:r>
+      <w:r>
+        <w:rPr>
+          <w:b w:val="0"/>
+        </w:rPr>
+        <w:t xml:space="preserve"> and terminology of controlled prompt experiments.</w:t>
+      </w:r>
+    </w:p>
+    <w:p>
+      <w:pPr>
+        <w:spacing w:line="336" w:lineRule="auto" w:after="180"/>
+      </w:pPr>
+      <w:r>
+        <w:rPr>
+          <w:b w:val="0"/>
+        </w:rPr>
+        <w:t>I can apply the stated procedure to a new case with a traceable result.</w:t>
+      </w:r>
+    </w:p>
+    <w:p>
+      <w:pPr>
+        <w:spacing w:line="336" w:lineRule="auto" w:after="180"/>
+      </w:pPr>
+      <w:r>
+        <w:rPr>
+          <w:b w:val="0"/>
+        </w:rPr>
+        <w:t>I can identify an assumption or limitation and design a revealing follow-up.</w:t>
+      </w:r>
+    </w:p>
+    <w:p>
+      <w:pPr>
+        <w:pStyle w:val="Heading2"/>
+      </w:pPr>
+      <w:r>
+        <w:t>Recall the rubric and evidence boundary</w:t>
+      </w:r>
+    </w:p>
+    <w:p>
+      <w:pPr>
+        <w:pStyle w:val="ListBullet"/>
+      </w:pPr>
+      <w:r>
+        <w:t>Close your notes first. A rough first answer helps us choose the right starting point; it is not a score for your ability.</w:t>
+      </w:r>
+    </w:p>
+    <w:p>
+      <w:pPr>
+        <w:pStyle w:val="ListBullet"/>
+      </w:pPr>
+      <w:r>
+        <w:t>Recall Examples and Rubrics: keep the approved factual source, observable criteria and mandatory gates separate from a format example. Use the same rubric when comparing a prompt revision.</w:t>
+      </w:r>
+    </w:p>
+    <w:p>
+      <w:pPr>
+        <w:pStyle w:val="Heading2"/>
+      </w:pPr>
+      <w:r>
+        <w:t>Your end goal</w:t>
+      </w:r>
+    </w:p>
+    <w:p>
+      <w:pPr>
+        <w:spacing w:line="336" w:lineRule="auto" w:after="180"/>
+      </w:pPr>
+      <w:r>
+        <w:rPr>
+          <w:b w:val="0"/>
+        </w:rPr>
+        <w:t xml:space="preserve">By the end, I can revise one prompt component and compare paired </w:t>
+      </w:r>
+      <w:r>
+        <w:rPr>
+          <w:b/>
+        </w:rPr>
+        <w:t>output</w:t>
+      </w:r>
+      <w:r>
+        <w:rPr>
+          <w:b w:val="0"/>
+        </w:rPr>
+        <w:t xml:space="preserve">s using the same </w:t>
+      </w:r>
+      <w:r>
+        <w:rPr>
+          <w:b/>
+        </w:rPr>
+        <w:t>rubric</w:t>
+      </w:r>
+      <w:r>
+        <w:rPr>
+          <w:b w:val="0"/>
+        </w:rPr>
+        <w:t>.</w:t>
+      </w:r>
+    </w:p>
+    <w:p>
+      <w:pPr>
+        <w:pStyle w:val="Heading2"/>
+      </w:pPr>
+      <w:r>
+        <w:t>Earlier wording, alternatives and picture transcripts · reference / check after trying</w:t>
       </w:r>
     </w:p>
     <w:p>
@@ -56,66 +189,10 @@
     </w:p>
     <w:p>
       <w:pPr>
-        <w:spacing w:line="336" w:lineRule="auto" w:after="180"/>
-      </w:pPr>
-      <w:r>
-        <w:rPr>
-          <w:b w:val="0"/>
-        </w:rPr>
-        <w:t xml:space="preserve">I can explain the </w:t>
-      </w:r>
-      <w:r>
-        <w:rPr>
-          <w:b/>
-        </w:rPr>
-        <w:t>mechanism</w:t>
-      </w:r>
-      <w:r>
-        <w:rPr>
-          <w:b w:val="0"/>
-        </w:rPr>
-        <w:t xml:space="preserve"> and terminology of controlled prompt experiments.</w:t>
-      </w:r>
-    </w:p>
-    <w:p>
-      <w:pPr>
-        <w:spacing w:line="336" w:lineRule="auto" w:after="180"/>
-      </w:pPr>
-      <w:r>
-        <w:rPr>
-          <w:b w:val="0"/>
-        </w:rPr>
-        <w:t>I can apply the stated procedure to a new case with a traceable result.</w:t>
-      </w:r>
-    </w:p>
-    <w:p>
-      <w:pPr>
-        <w:spacing w:line="336" w:lineRule="auto" w:after="180"/>
-      </w:pPr>
-      <w:r>
-        <w:rPr>
-          <w:b w:val="0"/>
-        </w:rPr>
-        <w:t>I can identify an assumption or limitation and design a revealing follow-up.</w:t>
-      </w:r>
-    </w:p>
-    <w:p>
-      <w:pPr>
         <w:pStyle w:val="Heading3"/>
       </w:pPr>
       <w:r>
         <w:t>Remember before reading</w:t>
-      </w:r>
-    </w:p>
-    <w:p>
-      <w:pPr>
-        <w:spacing w:line="336" w:lineRule="auto" w:after="180"/>
-      </w:pPr>
-      <w:r>
-        <w:rPr>
-          <w:b w:val="0"/>
-        </w:rPr>
-        <w:t>Close your notes first. A rough first answer helps us choose the right starting point; it is not a score for your ability.</w:t>
       </w:r>
     </w:p>
     <w:p>
@@ -262,9 +339,32 @@
       </w:pPr>
       <w:r>
         <w:rPr>
+          <w:b w:val="0"/>
+        </w:rPr>
+        <w:t>CREATOR MISSION</w:t>
+      </w:r>
+    </w:p>
+    <w:p>
+      <w:pPr>
+        <w:spacing w:line="336" w:lineRule="auto" w:after="180"/>
+      </w:pPr>
+      <w:r>
+        <w:rPr>
+          <w:b w:val="0"/>
+        </w:rPr>
+        <w:t>Keep a three-</w:t>
+      </w:r>
+      <w:r>
+        <w:rPr>
           <w:b/>
         </w:rPr>
-        <w:t>CREATOR MISSION</w:t>
+        <w:t>version</w:t>
+      </w:r>
+      <w:r>
+        <w:rPr>
+          <w:b w:val="0"/>
+        </w:rPr>
+        <w:t xml:space="preserve"> prompt log with reasons for each change.</w:t>
       </w:r>
     </w:p>
     <w:p>
@@ -275,19 +375,108 @@
         <w:rPr>
           <w:b w:val="0"/>
         </w:rPr>
-        <w:t>Keep a three-</w:t>
+        <w:t>Creator name and date:</w:t>
+      </w:r>
+    </w:p>
+    <w:p>
+      <w:pPr>
+        <w:pStyle w:val="Heading3"/>
+      </w:pPr>
+      <w:r>
+        <w:t>Write or draw your reasoning and evidence.</w:t>
+      </w:r>
+    </w:p>
+    <w:p>
+      <w:r>
+        <w:t>________________________________________________________________</w:t>
+      </w:r>
+    </w:p>
+    <w:p>
+      <w:r>
+        <w:t>________________________________________________________________</w:t>
+      </w:r>
+    </w:p>
+    <w:p>
+      <w:r>
+        <w:t>________________________________________________________________</w:t>
+      </w:r>
+    </w:p>
+    <w:p>
+      <w:r>
+        <w:t>________________________________________________________________</w:t>
+      </w:r>
+    </w:p>
+    <w:p>
+      <w:r>
+        <w:t>________________________________________________________________</w:t>
+      </w:r>
+    </w:p>
+    <w:p>
+      <w:pPr>
+        <w:pStyle w:val="Heading3"/>
+      </w:pPr>
+      <w:r>
+        <w:t>Readiness for the connected explanation</w:t>
+      </w:r>
+    </w:p>
+    <w:p>
+      <w:pPr>
+        <w:pStyle w:val="Heading3"/>
+      </w:pPr>
+      <w:r>
+        <w:t>This week’s end goal</w:t>
+      </w:r>
+    </w:p>
+    <w:p>
+      <w:pPr>
+        <w:pStyle w:val="Heading1"/>
+      </w:pPr>
+      <w:r>
+        <w:t>02. Diagnose before editing the prompt</w:t>
+      </w:r>
+    </w:p>
+    <w:p>
+      <w:r>
+        <w:t>The task, source, settings and rubric belong in the experiment log.</w:t>
+      </w:r>
+    </w:p>
+    <w:p>
+      <w:pPr>
+        <w:pStyle w:val="Heading2"/>
+      </w:pPr>
+      <w:r>
+        <w:t>The controlled-revision idea</w:t>
+      </w:r>
+    </w:p>
+    <w:p>
+      <w:pPr>
+        <w:spacing w:line="336" w:lineRule="auto" w:after="180"/>
+      </w:pPr>
+      <w:r>
+        <w:rPr>
+          <w:b w:val="0"/>
+        </w:rPr>
+        <w:t xml:space="preserve">A prompt experiment compares complete specifications using the same task cases. Define success before inspecting </w:t>
       </w:r>
       <w:r>
         <w:rPr>
           <w:b/>
         </w:rPr>
-        <w:t>version</w:t>
+        <w:t>output</w:t>
       </w:r>
       <w:r>
         <w:rPr>
           <w:b w:val="0"/>
         </w:rPr>
-        <w:t xml:space="preserve"> prompt log with reasons for each change.</w:t>
+        <w:t>s; change one intended instruction and preserve other settings.</w:t>
+      </w:r>
+    </w:p>
+    <w:p>
+      <w:pPr>
+        <w:pStyle w:val="Heading2"/>
+      </w:pPr>
+      <w:r>
+        <w:t>Label constructed results and missing evidence</w:t>
       </w:r>
     </w:p>
     <w:p>
@@ -298,48 +487,7 @@
         <w:rPr>
           <w:b w:val="0"/>
         </w:rPr>
-        <w:t>Creator name and date:</w:t>
-      </w:r>
-    </w:p>
-    <w:p>
-      <w:pPr>
-        <w:pStyle w:val="Heading3"/>
-      </w:pPr>
-      <w:r>
-        <w:t>Write or draw your reasoning and evidence.</w:t>
-      </w:r>
-    </w:p>
-    <w:p>
-      <w:r>
-        <w:t>________________________________________________________________</w:t>
-      </w:r>
-    </w:p>
-    <w:p>
-      <w:r>
-        <w:t>________________________________________________________________</w:t>
-      </w:r>
-    </w:p>
-    <w:p>
-      <w:r>
-        <w:t>________________________________________________________________</w:t>
-      </w:r>
-    </w:p>
-    <w:p>
-      <w:r>
-        <w:t>________________________________________________________________</w:t>
-      </w:r>
-    </w:p>
-    <w:p>
-      <w:r>
-        <w:t>________________________________________________________________</w:t>
-      </w:r>
-    </w:p>
-    <w:p>
-      <w:pPr>
-        <w:pStyle w:val="Heading3"/>
-      </w:pPr>
-      <w:r>
-        <w:t>Readiness for the connected explanation</w:t>
+        <w:t>Begin by writing the question the procedure is intended to answer. Identify the information already supplied, the information it will produce and the information still missing.</w:t>
       </w:r>
     </w:p>
     <w:p>
@@ -350,108 +498,24 @@
         <w:rPr>
           <w:b w:val="0"/>
         </w:rPr>
-        <w:t xml:space="preserve">Recall Structured </w:t>
-      </w:r>
-      <w:r>
-        <w:rPr>
-          <w:b/>
-        </w:rPr>
-        <w:t>output</w:t>
-      </w:r>
+        <w:t>These are constructed classroom examples; they do not require live accounts, private records or an external service. Do not treat a plausible explanation as a measured outcome.</w:t>
+      </w:r>
+    </w:p>
+    <w:p>
+      <w:pPr>
+        <w:pStyle w:val="Heading2"/>
+      </w:pPr>
+      <w:r>
+        <w:t>Earlier wording, alternatives and picture transcripts · reference / check after trying</w:t>
+      </w:r>
+    </w:p>
+    <w:p>
+      <w:pPr>
+        <w:spacing w:line="336" w:lineRule="auto" w:after="180"/>
+      </w:pPr>
       <w:r>
         <w:rPr>
           <w:b w:val="0"/>
-        </w:rPr>
-        <w:t xml:space="preserve">s and validation. Explain why a recorded result needs its </w:t>
-      </w:r>
-      <w:r>
-        <w:rPr>
-          <w:b/>
-        </w:rPr>
-        <w:t>input</w:t>
-      </w:r>
-      <w:r>
-        <w:rPr>
-          <w:b w:val="0"/>
-        </w:rPr>
-        <w:t xml:space="preserve"> conditions and </w:t>
-      </w:r>
-      <w:r>
-        <w:rPr>
-          <w:b/>
-        </w:rPr>
-        <w:t>evidence</w:t>
-      </w:r>
-      <w:r>
-        <w:rPr>
-          <w:b w:val="0"/>
-        </w:rPr>
-        <w:t xml:space="preserve"> source before it can support a claim.</w:t>
-      </w:r>
-    </w:p>
-    <w:p>
-      <w:pPr>
-        <w:pStyle w:val="Heading3"/>
-      </w:pPr>
-      <w:r>
-        <w:t>This week’s end goal</w:t>
-      </w:r>
-    </w:p>
-    <w:p>
-      <w:pPr>
-        <w:spacing w:line="336" w:lineRule="auto" w:after="180"/>
-      </w:pPr>
-      <w:r>
-        <w:rPr>
-          <w:b w:val="0"/>
-        </w:rPr>
-        <w:t xml:space="preserve">By the end, I can revise one prompt component and compare paired </w:t>
-      </w:r>
-      <w:r>
-        <w:rPr>
-          <w:b/>
-        </w:rPr>
-        <w:t>output</w:t>
-      </w:r>
-      <w:r>
-        <w:rPr>
-          <w:b w:val="0"/>
-        </w:rPr>
-        <w:t xml:space="preserve">s using the same </w:t>
-      </w:r>
-      <w:r>
-        <w:rPr>
-          <w:b/>
-        </w:rPr>
-        <w:t>rubric</w:t>
-      </w:r>
-      <w:r>
-        <w:rPr>
-          <w:b w:val="0"/>
-        </w:rPr>
-        <w:t>.</w:t>
-      </w:r>
-    </w:p>
-    <w:p>
-      <w:pPr>
-        <w:pStyle w:val="Heading1"/>
-      </w:pPr>
-      <w:r>
-        <w:t>02. Notice the evidence</w:t>
-      </w:r>
-    </w:p>
-    <w:p>
-      <w:r>
-        <w:t>Investigate the supplied Iterative Prompting case. Separate observations, given facts and assumptions before choosing an explanation.</w:t>
-      </w:r>
-    </w:p>
-    <w:p>
-      <w:pPr>
-        <w:spacing w:line="336" w:lineRule="auto" w:after="180"/>
-      </w:pPr>
-      <w:r>
-        <w:rPr>
-          <w:b/>
         </w:rPr>
         <w:t>PICTURE STORY</w:t>
       </w:r>
@@ -528,46 +592,236 @@
     </w:p>
     <w:p>
       <w:pPr>
+        <w:spacing w:line="336" w:lineRule="auto" w:after="180"/>
+      </w:pPr>
+      <w:r>
+        <w:rPr>
+          <w:b w:val="0"/>
+        </w:rPr>
+        <w:t>MYSTERY</w:t>
+      </w:r>
+    </w:p>
+    <w:p>
+      <w:pPr>
+        <w:spacing w:line="336" w:lineRule="auto" w:after="180"/>
+      </w:pPr>
+      <w:r>
+        <w:rPr>
+          <w:b w:val="0"/>
+        </w:rPr>
+        <w:t xml:space="preserve">The learners must use iterative prompting to solve a problem. What information do they have? What decision or calculation do they make? What would count as </w:t>
+      </w:r>
+      <w:r>
+        <w:rPr>
+          <w:b/>
+        </w:rPr>
+        <w:t>evidence</w:t>
+      </w:r>
+      <w:r>
+        <w:rPr>
+          <w:b w:val="0"/>
+        </w:rPr>
+        <w:t xml:space="preserve"> that it worked?</w:t>
+      </w:r>
+    </w:p>
+    <w:p>
+      <w:pPr>
+        <w:spacing w:line="336" w:lineRule="auto" w:after="180"/>
+      </w:pPr>
+      <w:r>
+        <w:rPr>
+          <w:b w:val="0"/>
+        </w:rPr>
+        <w:t xml:space="preserve">Three </w:t>
+      </w:r>
+      <w:r>
+        <w:rPr>
+          <w:b/>
+        </w:rPr>
+        <w:t>observation</w:t>
+      </w:r>
+      <w:r>
+        <w:rPr>
+          <w:b w:val="0"/>
+        </w:rPr>
+        <w:t>s (what you can point to):</w:t>
+      </w:r>
+    </w:p>
+    <w:p>
+      <w:pPr>
         <w:pStyle w:val="Heading3"/>
       </w:pPr>
       <w:r>
-        <w:t>Start with this puzzle</w:t>
+        <w:t>Write or draw your reasoning and evidence.</w:t>
+      </w:r>
+    </w:p>
+    <w:p>
+      <w:r>
+        <w:t>________________________________________________________________</w:t>
+      </w:r>
+    </w:p>
+    <w:p>
+      <w:r>
+        <w:t>________________________________________________________________</w:t>
+      </w:r>
+    </w:p>
+    <w:p>
+      <w:r>
+        <w:t>________________________________________________________________</w:t>
+      </w:r>
+    </w:p>
+    <w:p>
+      <w:r>
+        <w:t>________________________________________________________________</w:t>
+      </w:r>
+    </w:p>
+    <w:p>
+      <w:r>
+        <w:t>________________________________________________________________</w:t>
       </w:r>
     </w:p>
     <w:p>
       <w:pPr>
         <w:spacing w:line="336" w:lineRule="auto" w:after="180"/>
-        <w:shd w:fill="F1F6FC"/>
       </w:pPr>
       <w:r>
         <w:rPr>
           <w:b w:val="0"/>
         </w:rPr>
-        <w:t>MYSTERY</w:t>
+        <w:t xml:space="preserve">My </w:t>
+      </w:r>
+      <w:r>
+        <w:rPr>
+          <w:b/>
+        </w:rPr>
+        <w:t>prediction</w:t>
+      </w:r>
+      <w:r>
+        <w:rPr>
+          <w:b w:val="0"/>
+        </w:rPr>
+        <w:t xml:space="preserve"> and the clue supporting it:</w:t>
+      </w:r>
+    </w:p>
+    <w:p>
+      <w:pPr>
+        <w:pStyle w:val="Heading3"/>
+      </w:pPr>
+      <w:r>
+        <w:t>Write or draw your reasoning and evidence.</w:t>
+      </w:r>
+    </w:p>
+    <w:p>
+      <w:r>
+        <w:t>________________________________________________________________</w:t>
+      </w:r>
+    </w:p>
+    <w:p>
+      <w:r>
+        <w:t>________________________________________________________________</w:t>
+      </w:r>
+    </w:p>
+    <w:p>
+      <w:r>
+        <w:t>________________________________________________________________</w:t>
+      </w:r>
+    </w:p>
+    <w:p>
+      <w:r>
+        <w:t>________________________________________________________________</w:t>
+      </w:r>
+    </w:p>
+    <w:p>
+      <w:r>
+        <w:t>________________________________________________________________</w:t>
+      </w:r>
+    </w:p>
+    <w:p>
+      <w:pPr>
+        <w:pStyle w:val="Heading3"/>
+      </w:pPr>
+      <w:r>
+        <w:t>A closer explanation</w:t>
+      </w:r>
+    </w:p>
+    <w:p>
+      <w:pPr>
+        <w:pStyle w:val="Heading1"/>
+      </w:pPr>
+      <w:r>
+        <w:t>03. Compare paired cases without hiding a regression</w:t>
+      </w:r>
+    </w:p>
+    <w:p>
+      <w:r>
+        <w:t>The six-case W2 record is a separate quantitative review, not the four-question pictured experiment.</w:t>
+      </w:r>
+    </w:p>
+    <w:p>
+      <w:pPr>
+        <w:pStyle w:val="Heading2"/>
+      </w:pPr>
+      <w:r>
+        <w:t>Freeze cases, sources and evaluation conditions</w:t>
       </w:r>
     </w:p>
     <w:p>
       <w:pPr>
         <w:spacing w:line="336" w:lineRule="auto" w:after="180"/>
-        <w:shd w:fill="F5F1FB"/>
       </w:pPr>
       <w:r>
         <w:rPr>
           <w:b w:val="0"/>
         </w:rPr>
-        <w:t xml:space="preserve">The learners must use iterative prompting to solve a problem. What information do they have? What decision or calculation do they make? What would count as </w:t>
+        <w:t xml:space="preserve">Evaluate both prompts on </w:t>
       </w:r>
       <w:r>
         <w:rPr>
           <w:b/>
         </w:rPr>
-        <w:t>evidence</w:t>
+        <w:t>paired case</w:t>
       </w:r>
       <w:r>
         <w:rPr>
           <w:b w:val="0"/>
         </w:rPr>
-        <w:t xml:space="preserve"> that it worked?</w:t>
+        <w:t>s with fixed model/</w:t>
+      </w:r>
+      <w:r>
+        <w:rPr>
+          <w:b/>
+        </w:rPr>
+        <w:t>version</w:t>
+      </w:r>
+      <w:r>
+        <w:rPr>
+          <w:b w:val="0"/>
+        </w:rPr>
+        <w:t xml:space="preserve">, source records, </w:t>
+      </w:r>
+      <w:r>
+        <w:rPr>
+          <w:b/>
+        </w:rPr>
+        <w:t>output</w:t>
+      </w:r>
+      <w:r>
+        <w:rPr>
+          <w:b w:val="0"/>
+        </w:rPr>
+        <w:t xml:space="preserve"> contract and scoring </w:t>
+      </w:r>
+      <w:r>
+        <w:rPr>
+          <w:b/>
+        </w:rPr>
+        <w:t>rubric</w:t>
+      </w:r>
+      <w:r>
+        <w:rPr>
+          <w:b w:val="0"/>
+        </w:rPr>
+        <w:t>. Use development results for selection, then reserve new final cases.</w:t>
       </w:r>
     </w:p>
     <w:p>
@@ -578,52 +832,189 @@
         <w:rPr>
           <w:b w:val="0"/>
         </w:rPr>
-        <w:t xml:space="preserve">Three </w:t>
+        <w:t>Score each case rather than counting attractive sentences.</w:t>
+      </w:r>
+    </w:p>
+    <w:p>
+      <w:pPr>
+        <w:pStyle w:val="Heading2"/>
+      </w:pPr>
+      <w:r>
+        <w:t>Read the complete six-case record</w:t>
+      </w:r>
+    </w:p>
+    <w:tbl>
+      <w:tblPr>
+        <w:tblStyle w:val="LightShading-Accent1"/>
+        <w:tblW w:type="auto" w:w="0"/>
+        <w:tblLook w:firstColumn="1" w:firstRow="1" w:lastColumn="0" w:lastRow="0" w:noHBand="0" w:noVBand="1" w:val="04A0"/>
+      </w:tblPr>
+      <w:tblGrid>
+        <w:gridCol w:w="3408"/>
+        <w:gridCol w:w="3408"/>
+        <w:gridCol w:w="3408"/>
+      </w:tblGrid>
+      <w:tr>
+        <w:trPr>
+          <w:tblHeader/>
+        </w:trPr>
+        <w:tc>
+          <w:tcPr>
+            <w:tcW w:type="dxa" w:w="3408"/>
+          </w:tcPr>
+          <w:p>
+            <w:r>
+              <w:t>Separate six-case development record</w:t>
+            </w:r>
+          </w:p>
+        </w:tc>
+        <w:tc>
+          <w:tcPr>
+            <w:tcW w:type="dxa" w:w="3408"/>
+          </w:tcPr>
+          <w:p>
+            <w:r>
+              <w:t>P</w:t>
+            </w:r>
+          </w:p>
+        </w:tc>
+        <w:tc>
+          <w:tcPr>
+            <w:tcW w:type="dxa" w:w="3408"/>
+          </w:tcPr>
+          <w:p>
+            <w:r>
+              <w:t>Q</w:t>
+            </w:r>
+          </w:p>
+        </w:tc>
+      </w:tr>
+      <w:tr>
+        <w:tc>
+          <w:tcPr>
+            <w:tcW w:type="dxa" w:w="3408"/>
+          </w:tcPr>
+          <w:p>
+            <w:r>
+              <w:t>Passing IDs</w:t>
+            </w:r>
+          </w:p>
+        </w:tc>
+        <w:tc>
+          <w:tcPr>
+            <w:tcW w:type="dxa" w:w="3408"/>
+          </w:tcPr>
+          <w:p>
+            <w:r>
+              <w:t>1,2,3,4</w:t>
+            </w:r>
+          </w:p>
+        </w:tc>
+        <w:tc>
+          <w:tcPr>
+            <w:tcW w:type="dxa" w:w="3408"/>
+          </w:tcPr>
+          <w:p>
+            <w:r>
+              <w:t>1,2,3,5,6</w:t>
+            </w:r>
+          </w:p>
+        </w:tc>
+      </w:tr>
+      <w:tr>
+        <w:tc>
+          <w:tcPr>
+            <w:tcW w:type="dxa" w:w="3408"/>
+          </w:tcPr>
+          <w:p>
+            <w:r>
+              <w:t>Missing-approval slice IDs4,6</w:t>
+            </w:r>
+          </w:p>
+        </w:tc>
+        <w:tc>
+          <w:tcPr>
+            <w:tcW w:type="dxa" w:w="3408"/>
+          </w:tcPr>
+          <w:p>
+            <w:r>
+              <w:t>passes4, fails6</w:t>
+            </w:r>
+          </w:p>
+        </w:tc>
+        <w:tc>
+          <w:tcPr>
+            <w:tcW w:type="dxa" w:w="3408"/>
+          </w:tcPr>
+          <w:p>
+            <w:r>
+              <w:t>fails4, passes6</w:t>
+            </w:r>
+          </w:p>
+        </w:tc>
+      </w:tr>
+      <w:tr>
+        <w:tc>
+          <w:tcPr>
+            <w:tcW w:type="dxa" w:w="3408"/>
+          </w:tcPr>
+          <w:p>
+            <w:r>
+              <w:t>All-case denominator</w:t>
+            </w:r>
+          </w:p>
+        </w:tc>
+        <w:tc>
+          <w:tcPr>
+            <w:tcW w:type="dxa" w:w="3408"/>
+          </w:tcPr>
+          <w:p>
+            <w:r>
+              <w:t>6</w:t>
+            </w:r>
+          </w:p>
+        </w:tc>
+        <w:tc>
+          <w:tcPr>
+            <w:tcW w:type="dxa" w:w="3408"/>
+          </w:tcPr>
+          <w:p>
+            <w:r>
+              <w:t>6</w:t>
+            </w:r>
+          </w:p>
+        </w:tc>
+      </w:tr>
+    </w:tbl>
+    <w:p>
+      <w:pPr>
+        <w:pStyle w:val="Heading2"/>
+      </w:pPr>
+      <w:r>
+        <w:t>Keep denominators and the raw record</w:t>
+      </w:r>
+    </w:p>
+    <w:p>
+      <w:pPr>
+        <w:spacing w:line="336" w:lineRule="auto" w:after="180"/>
+      </w:pPr>
+      <w:r>
+        <w:rPr>
+          <w:b w:val="0"/>
+        </w:rPr>
+        <w:t xml:space="preserve">Before applying the procedure, write its units, denominator or decision boundary where relevant. A partner should be able to repeat each step using the same </w:t>
       </w:r>
       <w:r>
         <w:rPr>
           <w:b/>
         </w:rPr>
-        <w:t>observation</w:t>
+        <w:t>input</w:t>
       </w:r>
       <w:r>
         <w:rPr>
           <w:b w:val="0"/>
         </w:rPr>
-        <w:t>s (what you can point to):</w:t>
-      </w:r>
-    </w:p>
-    <w:p>
-      <w:pPr>
-        <w:pStyle w:val="Heading3"/>
-      </w:pPr>
-      <w:r>
-        <w:t>Write or draw your reasoning and evidence.</w:t>
-      </w:r>
-    </w:p>
-    <w:p>
-      <w:r>
-        <w:t>________________________________________________________________</w:t>
-      </w:r>
-    </w:p>
-    <w:p>
-      <w:r>
-        <w:t>________________________________________________________________</w:t>
-      </w:r>
-    </w:p>
-    <w:p>
-      <w:r>
-        <w:t>________________________________________________________________</w:t>
-      </w:r>
-    </w:p>
-    <w:p>
-      <w:r>
-        <w:t>________________________________________________________________</w:t>
-      </w:r>
-    </w:p>
-    <w:p>
-      <w:r>
-        <w:t>________________________________________________________________</w:t>
+        <w:t>s.</w:t>
       </w:r>
     </w:p>
     <w:p>
@@ -634,60 +1025,43 @@
         <w:rPr>
           <w:b w:val="0"/>
         </w:rPr>
-        <w:t xml:space="preserve">My </w:t>
+        <w:t xml:space="preserve">If a required </w:t>
       </w:r>
       <w:r>
         <w:rPr>
           <w:b/>
         </w:rPr>
-        <w:t>prediction</w:t>
+        <w:t>input</w:t>
       </w:r>
       <w:r>
         <w:rPr>
           <w:b w:val="0"/>
         </w:rPr>
-        <w:t xml:space="preserve"> and the clue supporting it:</w:t>
-      </w:r>
-    </w:p>
-    <w:p>
-      <w:pPr>
-        <w:pStyle w:val="Heading3"/>
-      </w:pPr>
-      <w:r>
-        <w:t>Write or draw your reasoning and evidence.</w:t>
-      </w:r>
-    </w:p>
-    <w:p>
-      <w:r>
-        <w:t>________________________________________________________________</w:t>
-      </w:r>
-    </w:p>
-    <w:p>
-      <w:r>
-        <w:t>________________________________________________________________</w:t>
-      </w:r>
-    </w:p>
-    <w:p>
-      <w:r>
-        <w:t>________________________________________________________________</w:t>
-      </w:r>
-    </w:p>
-    <w:p>
-      <w:r>
-        <w:t>________________________________________________________________</w:t>
-      </w:r>
-    </w:p>
-    <w:p>
-      <w:r>
-        <w:t>________________________________________________________________</w:t>
-      </w:r>
-    </w:p>
-    <w:p>
-      <w:pPr>
-        <w:pStyle w:val="Heading3"/>
-      </w:pPr>
-      <w:r>
-        <w:t>A closer explanation</w:t>
+        <w:t xml:space="preserve"> is absent or violates the stated contract, record that condition explicitly instead of quietly replacing it with a convenient value.</w:t>
+      </w:r>
+    </w:p>
+    <w:p>
+      <w:pPr>
+        <w:pStyle w:val="Heading2"/>
+      </w:pPr>
+      <w:r>
+        <w:t>Explain what the visual evidence represents</w:t>
+      </w:r>
+    </w:p>
+    <w:p>
+      <w:pPr>
+        <w:pStyle w:val="ListBullet"/>
+      </w:pPr>
+      <w:r>
+        <w:t>Point to the input, the deciding step and the result in this week’s visual. Explain the same step in ordinary words. A picture helps when you can say what each part represents.</w:t>
+      </w:r>
+    </w:p>
+    <w:p>
+      <w:pPr>
+        <w:pStyle w:val="Heading2"/>
+      </w:pPr>
+      <w:r>
+        <w:t>Earlier wording, alternatives and picture transcripts · reference / check after trying</w:t>
       </w:r>
     </w:p>
     <w:p>
@@ -697,64 +1071,6 @@
       <w:r>
         <w:rPr>
           <w:b w:val="0"/>
-        </w:rPr>
-        <w:t xml:space="preserve">A prompt experiment compares complete specifications using the same task cases. Define success before inspecting </w:t>
-      </w:r>
-      <w:r>
-        <w:rPr>
-          <w:b/>
-        </w:rPr>
-        <w:t>output</w:t>
-      </w:r>
-      <w:r>
-        <w:rPr>
-          <w:b w:val="0"/>
-        </w:rPr>
-        <w:t>s; change one intended instruction and preserve other settings.</w:t>
-      </w:r>
-    </w:p>
-    <w:p>
-      <w:pPr>
-        <w:spacing w:line="336" w:lineRule="auto" w:after="180"/>
-      </w:pPr>
-      <w:r>
-        <w:rPr>
-          <w:b w:val="0"/>
-        </w:rPr>
-        <w:t>Begin by writing the question the procedure is intended to answer. Identify the information already supplied, the information it will produce and the information still missing.</w:t>
-      </w:r>
-    </w:p>
-    <w:p>
-      <w:pPr>
-        <w:spacing w:line="336" w:lineRule="auto" w:after="180"/>
-      </w:pPr>
-      <w:r>
-        <w:rPr>
-          <w:b w:val="0"/>
-        </w:rPr>
-        <w:t>These are constructed classroom examples; they do not require live accounts, private records or an external service. Do not treat a plausible explanation as a measured outcome.</w:t>
-      </w:r>
-    </w:p>
-    <w:p>
-      <w:pPr>
-        <w:pStyle w:val="Heading1"/>
-      </w:pPr>
-      <w:r>
-        <w:t>03. See how it works</w:t>
-      </w:r>
-    </w:p>
-    <w:p>
-      <w:r>
-        <w:t>Follow the mechanism for Iterative Prompting. Connect each labelled input, deciding step and result.</w:t>
-      </w:r>
-    </w:p>
-    <w:p>
-      <w:pPr>
-        <w:spacing w:line="336" w:lineRule="auto" w:after="180"/>
-      </w:pPr>
-      <w:r>
-        <w:rPr>
-          <w:b/>
         </w:rPr>
         <w:t xml:space="preserve">VISUAL </w:t>
       </w:r>
@@ -991,76 +1307,6 @@
       </w:pPr>
       <w:r>
         <w:t>A closer explanation</w:t>
-      </w:r>
-    </w:p>
-    <w:p>
-      <w:pPr>
-        <w:spacing w:line="336" w:lineRule="auto" w:after="180"/>
-      </w:pPr>
-      <w:r>
-        <w:rPr>
-          <w:b w:val="0"/>
-        </w:rPr>
-        <w:t xml:space="preserve">Evaluate both prompts on </w:t>
-      </w:r>
-      <w:r>
-        <w:rPr>
-          <w:b/>
-        </w:rPr>
-        <w:t>paired case</w:t>
-      </w:r>
-      <w:r>
-        <w:rPr>
-          <w:b w:val="0"/>
-        </w:rPr>
-        <w:t>s with fixed model/</w:t>
-      </w:r>
-      <w:r>
-        <w:rPr>
-          <w:b/>
-        </w:rPr>
-        <w:t>version</w:t>
-      </w:r>
-      <w:r>
-        <w:rPr>
-          <w:b w:val="0"/>
-        </w:rPr>
-        <w:t xml:space="preserve">, source records, </w:t>
-      </w:r>
-      <w:r>
-        <w:rPr>
-          <w:b/>
-        </w:rPr>
-        <w:t>output</w:t>
-      </w:r>
-      <w:r>
-        <w:rPr>
-          <w:b w:val="0"/>
-        </w:rPr>
-        <w:t xml:space="preserve"> contract and scoring </w:t>
-      </w:r>
-      <w:r>
-        <w:rPr>
-          <w:b/>
-        </w:rPr>
-        <w:t>rubric</w:t>
-      </w:r>
-      <w:r>
-        <w:rPr>
-          <w:b w:val="0"/>
-        </w:rPr>
-        <w:t>. Use development results for selection, then reserve new final cases.</w:t>
-      </w:r>
-    </w:p>
-    <w:p>
-      <w:pPr>
-        <w:spacing w:line="336" w:lineRule="auto" w:after="180"/>
-      </w:pPr>
-      <w:r>
-        <w:rPr>
-          <w:b w:val="0"/>
-        </w:rPr>
-        <w:t>Score each case rather than counting attractive sentences.</w:t>
       </w:r>
     </w:p>
     <w:p>
@@ -1157,52 +1403,6 @@
     </w:p>
     <w:p>
       <w:pPr>
-        <w:spacing w:line="336" w:lineRule="auto" w:after="180"/>
-      </w:pPr>
-      <w:r>
-        <w:rPr>
-          <w:b w:val="0"/>
-        </w:rPr>
-        <w:t xml:space="preserve">Before applying the procedure, write its units, denominator or decision boundary where relevant. A partner should be able to repeat each step using the same </w:t>
-      </w:r>
-      <w:r>
-        <w:rPr>
-          <w:b/>
-        </w:rPr>
-        <w:t>input</w:t>
-      </w:r>
-      <w:r>
-        <w:rPr>
-          <w:b w:val="0"/>
-        </w:rPr>
-        <w:t>s.</w:t>
-      </w:r>
-    </w:p>
-    <w:p>
-      <w:pPr>
-        <w:spacing w:line="336" w:lineRule="auto" w:after="180"/>
-      </w:pPr>
-      <w:r>
-        <w:rPr>
-          <w:b w:val="0"/>
-        </w:rPr>
-        <w:t xml:space="preserve">If a required </w:t>
-      </w:r>
-      <w:r>
-        <w:rPr>
-          <w:b/>
-        </w:rPr>
-        <w:t>input</w:t>
-      </w:r>
-      <w:r>
-        <w:rPr>
-          <w:b w:val="0"/>
-        </w:rPr>
-        <w:t xml:space="preserve"> is absent or violates the stated contract, record that condition explicitly instead of quietly replacing it with a convenient value.</w:t>
-      </w:r>
-    </w:p>
-    <w:p>
-      <w:pPr>
         <w:pStyle w:val="Heading3"/>
       </w:pPr>
       <w:r>
@@ -1211,86 +1411,23 @@
     </w:p>
     <w:p>
       <w:pPr>
-        <w:spacing w:line="336" w:lineRule="auto" w:after="180"/>
-      </w:pPr>
-      <w:r>
-        <w:rPr>
-          <w:b w:val="0"/>
-        </w:rPr>
-        <w:t xml:space="preserve">Point to the </w:t>
-      </w:r>
-      <w:r>
-        <w:rPr>
-          <w:b/>
-        </w:rPr>
-        <w:t>input</w:t>
-      </w:r>
-      <w:r>
-        <w:rPr>
-          <w:b w:val="0"/>
-        </w:rPr>
-        <w:t>, the deciding step and the result in this week’s visual. Explain the same step in ordinary words. A picture helps when you can say what each part represents.</w:t>
-      </w:r>
-    </w:p>
-    <w:p>
-      <w:pPr>
         <w:pStyle w:val="Heading1"/>
       </w:pPr>
       <w:r>
-        <w:t>04. Compare the cases</w:t>
-      </w:r>
-    </w:p>
-    <w:p>
-      <w:r>
-        <w:t>Compare the supplied cases for Iterative Prompting. Identify the detail that changes the conclusion.</w:t>
-      </w:r>
-    </w:p>
-    <w:p>
-      <w:pPr>
-        <w:pStyle w:val="Heading3"/>
-      </w:pPr>
-      <w:r>
-        <w:t>The case to investigate</w:t>
-      </w:r>
-    </w:p>
-    <w:p>
-      <w:pPr>
-        <w:spacing w:line="336" w:lineRule="auto" w:after="180"/>
-        <w:shd w:fill="F1F6FC"/>
-      </w:pPr>
-      <w:r>
-        <w:rPr>
-          <w:b w:val="0"/>
-        </w:rPr>
-        <w:t>CASE GALLERY</w:t>
-      </w:r>
-    </w:p>
-    <w:p>
-      <w:pPr>
-        <w:spacing w:line="336" w:lineRule="auto" w:after="180"/>
-      </w:pPr>
-      <w:r>
-        <w:rPr>
-          <w:b w:val="0"/>
-        </w:rPr>
-        <w:t xml:space="preserve">Four Tests, Four Kinds of </w:t>
-      </w:r>
-      <w:r>
-        <w:rPr>
-          <w:b/>
-        </w:rPr>
-        <w:t>Evidence</w:t>
-      </w:r>
-    </w:p>
-    <w:p>
-      <w:pPr>
-        <w:spacing w:line="336" w:lineRule="auto" w:after="180"/>
-      </w:pPr>
-      <w:r>
-        <w:rPr>
-          <w:b w:val="0"/>
-        </w:rPr>
-        <w:t>A system is not understood until it survives more than one comfortable example.</w:t>
+        <w:t>04. Compare a focused revision with simultaneous unrelated changes</w:t>
+      </w:r>
+    </w:p>
+    <w:p>
+      <w:r>
+        <w:t>A better-looking output does not identify which change helped.</w:t>
+      </w:r>
+    </w:p>
+    <w:p>
+      <w:pPr>
+        <w:pStyle w:val="Heading2"/>
+      </w:pPr>
+      <w:r>
+        <w:t>Four pictures with a purpose</w:t>
       </w:r>
     </w:p>
     <w:p>
@@ -1331,6 +1468,11 @@
     </w:p>
     <w:p>
       <w:r>
+        <w:t>Normal case: predict the result and deciding evidence.</w:t>
+      </w:r>
+    </w:p>
+    <w:p>
+      <w:r>
         <w:drawing>
           <wp:inline xmlns:a="http://schemas.openxmlformats.org/drawingml/2006/main" xmlns:pic="http://schemas.openxmlformats.org/drawingml/2006/picture">
             <wp:extent cx="5486400" cy="3200400"/>
@@ -1366,47 +1508,8 @@
       </w:r>
     </w:p>
     <w:p>
-      <w:pPr>
-        <w:pStyle w:val="Heading3"/>
-      </w:pPr>
-      <w:r>
-        <w:t>The normal case</w:t>
-      </w:r>
-    </w:p>
-    <w:p>
-      <w:pPr>
-        <w:spacing w:line="336" w:lineRule="auto" w:after="180"/>
-        <w:shd w:fill="F1F6FC"/>
-      </w:pPr>
-      <w:r>
-        <w:rPr>
-          <w:b w:val="0"/>
-        </w:rPr>
-        <w:t xml:space="preserve">NORMAL CASE: predict and name </w:t>
-      </w:r>
-      <w:r>
-        <w:rPr>
-          <w:b/>
-        </w:rPr>
-        <w:t>evidence</w:t>
-      </w:r>
-      <w:r>
-        <w:rPr>
-          <w:b w:val="0"/>
-        </w:rPr>
-        <w:t xml:space="preserve">.     BOUNDARY CASE: predict and name </w:t>
-      </w:r>
-      <w:r>
-        <w:rPr>
-          <w:b/>
-        </w:rPr>
-        <w:t>evidence</w:t>
-      </w:r>
-      <w:r>
-        <w:rPr>
-          <w:b w:val="0"/>
-        </w:rPr>
-        <w:t>.</w:t>
+      <w:r>
+        <w:t>Boundary case: identify the exact limit.</w:t>
       </w:r>
     </w:p>
     <w:p>
@@ -1447,6 +1550,11 @@
     </w:p>
     <w:p>
       <w:r>
+        <w:t>Missing information: name what must be clarified.</w:t>
+      </w:r>
+    </w:p>
+    <w:p>
+      <w:r>
         <w:drawing>
           <wp:inline xmlns:a="http://schemas.openxmlformats.org/drawingml/2006/main" xmlns:pic="http://schemas.openxmlformats.org/drawingml/2006/picture">
             <wp:extent cx="5486400" cy="3200400"/>
@@ -1482,224 +1590,168 @@
       </w:r>
     </w:p>
     <w:p>
+      <w:r>
+        <w:t>Transfer case: explain which procedure still applies.</w:t>
+      </w:r>
+    </w:p>
+    <w:p>
+      <w:pPr>
+        <w:pStyle w:val="Heading2"/>
+      </w:pPr>
+      <w:r>
+        <w:t>Choose a revealing case</w:t>
+      </w:r>
+    </w:p>
+    <w:p>
+      <w:pPr>
+        <w:pStyle w:val="ListBullet"/>
+      </w:pPr>
+      <w:r>
+        <w:t>Which case is most likely to reveal a hidden assumption? Why?</w:t>
+      </w:r>
+    </w:p>
+    <w:p>
       <w:pPr>
         <w:pStyle w:val="Heading3"/>
       </w:pPr>
       <w:r>
-        <w:t>Check missing information</w:t>
+        <w:t>Write or draw your reasoning and evidence.</w:t>
+      </w:r>
+    </w:p>
+    <w:p>
+      <w:r>
+        <w:t>________________________________________________________________</w:t>
+      </w:r>
+    </w:p>
+    <w:p>
+      <w:r>
+        <w:t>________________________________________________________________</w:t>
+      </w:r>
+    </w:p>
+    <w:p>
+      <w:r>
+        <w:t>________________________________________________________________</w:t>
+      </w:r>
+    </w:p>
+    <w:p>
+      <w:r>
+        <w:t>________________________________________________________________</w:t>
+      </w:r>
+    </w:p>
+    <w:p>
+      <w:r>
+        <w:t>________________________________________________________________</w:t>
+      </w:r>
+    </w:p>
+    <w:p>
+      <w:pPr>
+        <w:pStyle w:val="Heading2"/>
+      </w:pPr>
+      <w:r>
+        <w:t>Predict the supplied changed case</w:t>
+      </w:r>
+    </w:p>
+    <w:p>
+      <w:pPr>
+        <w:pStyle w:val="ListBullet"/>
+      </w:pPr>
+      <w:r>
+        <w:t>Change: Change model settings and note wording at the same time as the prompt.</w:t>
+      </w:r>
+    </w:p>
+    <w:p>
+      <w:pPr>
+        <w:pStyle w:val="Heading2"/>
+      </w:pPr>
+      <w:r>
+        <w:t>Check after predicting · reference / check after trying</w:t>
       </w:r>
     </w:p>
     <w:p>
       <w:pPr>
         <w:spacing w:line="336" w:lineRule="auto" w:after="180"/>
-        <w:shd w:fill="FFF5E6"/>
-      </w:pPr>
+      </w:pPr>
+      <w:r>
+        <w:rPr>
+          <w:b/>
+        </w:rPr>
+        <w:t>Prediction</w:t>
+      </w:r>
       <w:r>
         <w:rPr>
           <w:b w:val="0"/>
         </w:rPr>
-        <w:t xml:space="preserve">MISSING INFORMATION: predict and name </w:t>
+        <w:t>: The comparison no longer isolates the prompt revision.</w:t>
+      </w:r>
+    </w:p>
+    <w:p>
+      <w:pPr>
+        <w:spacing w:line="336" w:lineRule="auto" w:after="180"/>
+      </w:pPr>
+      <w:r>
+        <w:rPr>
+          <w:b w:val="0"/>
+        </w:rPr>
+        <w:t xml:space="preserve">Reason: Several changes could explain the altered </w:t>
       </w:r>
       <w:r>
         <w:rPr>
           <w:b/>
         </w:rPr>
-        <w:t>evidence</w:t>
+        <w:t>output</w:t>
       </w:r>
       <w:r>
         <w:rPr>
           <w:b w:val="0"/>
         </w:rPr>
-        <w:t xml:space="preserve">.     TRANSFER CASE: predict and name </w:t>
+        <w:t>s; record them or run separate controlled comparisons.</w:t>
+      </w:r>
+    </w:p>
+    <w:p>
+      <w:pPr>
+        <w:pStyle w:val="Heading2"/>
+      </w:pPr>
+      <w:r>
+        <w:t>Earlier wording, alternatives and picture transcripts · reference / check after trying</w:t>
+      </w:r>
+    </w:p>
+    <w:p>
+      <w:pPr>
+        <w:spacing w:line="336" w:lineRule="auto" w:after="180"/>
+      </w:pPr>
+      <w:r>
+        <w:rPr>
+          <w:b w:val="0"/>
+        </w:rPr>
+        <w:t>CASE GALLERY</w:t>
+      </w:r>
+    </w:p>
+    <w:p>
+      <w:pPr>
+        <w:spacing w:line="336" w:lineRule="auto" w:after="180"/>
+      </w:pPr>
+      <w:r>
+        <w:rPr>
+          <w:b w:val="0"/>
+        </w:rPr>
+        <w:t xml:space="preserve">Four Tests, Four Kinds of </w:t>
       </w:r>
       <w:r>
         <w:rPr>
           <w:b/>
         </w:rPr>
-        <w:t>evidence</w:t>
-      </w:r>
+        <w:t>Evidence</w:t>
+      </w:r>
+    </w:p>
+    <w:p>
+      <w:pPr>
+        <w:spacing w:line="336" w:lineRule="auto" w:after="180"/>
+      </w:pPr>
       <w:r>
         <w:rPr>
           <w:b w:val="0"/>
         </w:rPr>
-        <w:t>.</w:t>
-      </w:r>
-    </w:p>
-    <w:p>
-      <w:pPr>
-        <w:spacing w:line="336" w:lineRule="auto" w:after="180"/>
-        <w:shd w:fill="F5F1FB"/>
-      </w:pPr>
-      <w:r>
-        <w:rPr>
-          <w:b w:val="0"/>
-        </w:rPr>
-        <w:t>Which case is most likely to reveal a hidden assumption? Why?</w:t>
-      </w:r>
-    </w:p>
-    <w:p>
-      <w:pPr>
-        <w:pStyle w:val="Heading3"/>
-      </w:pPr>
-      <w:r>
-        <w:t>Write or draw your reasoning and evidence.</w:t>
-      </w:r>
-    </w:p>
-    <w:p>
-      <w:r>
-        <w:t>________________________________________________________________</w:t>
-      </w:r>
-    </w:p>
-    <w:p>
-      <w:r>
-        <w:t>________________________________________________________________</w:t>
-      </w:r>
-    </w:p>
-    <w:p>
-      <w:r>
-        <w:t>________________________________________________________________</w:t>
-      </w:r>
-    </w:p>
-    <w:p>
-      <w:r>
-        <w:t>________________________________________________________________</w:t>
-      </w:r>
-    </w:p>
-    <w:p>
-      <w:r>
-        <w:t>________________________________________________________________</w:t>
-      </w:r>
-    </w:p>
-    <w:p>
-      <w:pPr>
-        <w:pStyle w:val="Heading3"/>
-      </w:pPr>
-      <w:r>
-        <w:t>Change one thing in the pictured case</w:t>
-      </w:r>
-    </w:p>
-    <w:p>
-      <w:pPr>
-        <w:pStyle w:val="Heading3"/>
-      </w:pPr>
-      <w:r>
-        <w:t>Change one thing</w:t>
-      </w:r>
-    </w:p>
-    <w:p>
-      <w:pPr>
-        <w:spacing w:line="336" w:lineRule="auto" w:after="180"/>
-        <w:shd w:fill="F5F1FB"/>
-      </w:pPr>
-      <w:r>
-        <w:rPr>
-          <w:b w:val="0"/>
-        </w:rPr>
-        <w:t>Change: Change model settings and note wording at the same time as the prompt.</w:t>
-      </w:r>
-    </w:p>
-    <w:p>
-      <w:pPr>
-        <w:pStyle w:val="Heading3"/>
-      </w:pPr>
-      <w:r>
-        <w:t>Predicted result</w:t>
-      </w:r>
-    </w:p>
-    <w:p>
-      <w:pPr>
-        <w:spacing w:line="336" w:lineRule="auto" w:after="180"/>
-        <w:shd w:fill="F1F6FC"/>
-      </w:pPr>
-      <w:r>
-        <w:rPr>
-          <w:b/>
-        </w:rPr>
-        <w:t>Prediction</w:t>
-      </w:r>
-      <w:r>
-        <w:rPr>
-          <w:b w:val="0"/>
-        </w:rPr>
-        <w:t>: The comparison no longer isolates the prompt revision.</w:t>
-      </w:r>
-    </w:p>
-    <w:p>
-      <w:pPr>
-        <w:pStyle w:val="Heading3"/>
-      </w:pPr>
-      <w:r>
-        <w:t>Why the result follows</w:t>
-      </w:r>
-    </w:p>
-    <w:p>
-      <w:pPr>
-        <w:spacing w:line="336" w:lineRule="auto" w:after="180"/>
-        <w:shd w:fill="F1F6FC"/>
-      </w:pPr>
-      <w:r>
-        <w:rPr>
-          <w:b w:val="0"/>
-        </w:rPr>
-        <w:t xml:space="preserve">Reason: Several changes could explain the altered </w:t>
-      </w:r>
-      <w:r>
-        <w:rPr>
-          <w:b/>
-        </w:rPr>
-        <w:t>output</w:t>
-      </w:r>
-      <w:r>
-        <w:rPr>
-          <w:b w:val="0"/>
-        </w:rPr>
-        <w:t>s; record them or run separate controlled comparisons.</w:t>
-      </w:r>
-    </w:p>
-    <w:p>
-      <w:pPr>
-        <w:pStyle w:val="Heading1"/>
-      </w:pPr>
-      <w:r>
-        <w:t>05. Words that unlock the idea</w:t>
-      </w:r>
-    </w:p>
-    <w:p>
-      <w:r>
-        <w:t>Use the vocabulary of Iterative Prompting to explain a concrete decision, rather than only memorising definitions.</w:t>
-      </w:r>
-    </w:p>
-    <w:p>
-      <w:pPr>
-        <w:spacing w:line="336" w:lineRule="auto" w:after="180"/>
-      </w:pPr>
-      <w:r>
-        <w:rPr>
-          <w:b/>
-        </w:rPr>
-        <w:t>VOCABULARY LAB</w:t>
-      </w:r>
-    </w:p>
-    <w:p>
-      <w:pPr>
-        <w:spacing w:line="336" w:lineRule="auto" w:after="180"/>
-      </w:pPr>
-      <w:r>
-        <w:rPr>
-          <w:b w:val="0"/>
-        </w:rPr>
-        <w:t>Words You Can Use to Reason</w:t>
-      </w:r>
-    </w:p>
-    <w:p>
-      <w:pPr>
-        <w:spacing w:line="336" w:lineRule="auto" w:after="180"/>
-      </w:pPr>
-      <w:r>
-        <w:rPr>
-          <w:b w:val="0"/>
-        </w:rPr>
-        <w:t>A definition matters when you can recognize the idea, use it, and contrast it with a near-miss.</w:t>
+        <w:t>A system is not understood until it survives more than one comfortable example.</w:t>
       </w:r>
     </w:p>
     <w:p>
@@ -1707,7 +1759,7 @@
         <w:drawing>
           <wp:inline xmlns:a="http://schemas.openxmlformats.org/drawingml/2006/main" xmlns:pic="http://schemas.openxmlformats.org/drawingml/2006/picture">
             <wp:extent cx="5486400" cy="3200400"/>
-            <wp:docPr id="10" name="Picture 10" descr="Vocabulary badge: iteration"/>
+            <wp:docPr id="10" name="Picture 10" descr="NORMAL CASE illustration"/>
             <wp:cNvGraphicFramePr>
               <a:graphicFrameLocks noChangeAspect="1"/>
             </wp:cNvGraphicFramePr>
@@ -1715,11 +1767,11 @@
               <a:graphicData uri="http://schemas.openxmlformats.org/drawingml/2006/picture">
                 <pic:pic>
                   <pic:nvPicPr>
-                    <pic:cNvPr id="0" name="478af01c1ff46cb6e0516349911e8a004fa4d8bc36393616c91c17a65ad9e895.png"/>
+                    <pic:cNvPr id="0" name="baa081bb74d63b3556ecfd5951cdc8779d64ec1813de34614621c4e969a973f1.png"/>
                     <pic:cNvPicPr/>
                   </pic:nvPicPr>
                   <pic:blipFill>
-                    <a:blip r:embed="rId17"/>
+                    <a:blip r:embed="rId13"/>
                     <a:stretch>
                       <a:fillRect/>
                     </a:stretch>
@@ -1743,7 +1795,7 @@
         <w:drawing>
           <wp:inline xmlns:a="http://schemas.openxmlformats.org/drawingml/2006/main" xmlns:pic="http://schemas.openxmlformats.org/drawingml/2006/picture">
             <wp:extent cx="5486400" cy="3200400"/>
-            <wp:docPr id="11" name="Picture 11" descr="Vocabulary badge: failure diagnosis"/>
+            <wp:docPr id="11" name="Picture 11" descr="BOUNDARY CASE illustration"/>
             <wp:cNvGraphicFramePr>
               <a:graphicFrameLocks noChangeAspect="1"/>
             </wp:cNvGraphicFramePr>
@@ -1751,11 +1803,11 @@
               <a:graphicData uri="http://schemas.openxmlformats.org/drawingml/2006/picture">
                 <pic:pic>
                   <pic:nvPicPr>
-                    <pic:cNvPr id="0" name="37537f61ae201b5586dcc0cd7d96dbe49894a6faa8783c44939e7c64073c9988.png"/>
+                    <pic:cNvPr id="0" name="5e6557194a1470352d07b6a509da5d673d81767981996dd1b685f799a5582b76.png"/>
                     <pic:cNvPicPr/>
                   </pic:nvPicPr>
                   <pic:blipFill>
-                    <a:blip r:embed="rId18"/>
+                    <a:blip r:embed="rId14"/>
                     <a:stretch>
                       <a:fillRect/>
                     </a:stretch>
@@ -1775,11 +1827,46 @@
       </w:r>
     </w:p>
     <w:p>
+      <w:pPr>
+        <w:spacing w:line="336" w:lineRule="auto" w:after="180"/>
+      </w:pPr>
+      <w:r>
+        <w:rPr>
+          <w:b w:val="0"/>
+        </w:rPr>
+        <w:t xml:space="preserve">NORMAL CASE: predict and name </w:t>
+      </w:r>
+      <w:r>
+        <w:rPr>
+          <w:b/>
+        </w:rPr>
+        <w:t>evidence</w:t>
+      </w:r>
+      <w:r>
+        <w:rPr>
+          <w:b w:val="0"/>
+        </w:rPr>
+        <w:t xml:space="preserve">.     BOUNDARY CASE: predict and name </w:t>
+      </w:r>
+      <w:r>
+        <w:rPr>
+          <w:b/>
+        </w:rPr>
+        <w:t>evidence</w:t>
+      </w:r>
+      <w:r>
+        <w:rPr>
+          <w:b w:val="0"/>
+        </w:rPr>
+        <w:t>.</w:t>
+      </w:r>
+    </w:p>
+    <w:p>
       <w:r>
         <w:drawing>
           <wp:inline xmlns:a="http://schemas.openxmlformats.org/drawingml/2006/main" xmlns:pic="http://schemas.openxmlformats.org/drawingml/2006/picture">
             <wp:extent cx="5486400" cy="3200400"/>
-            <wp:docPr id="12" name="Picture 12" descr="Vocabulary badge: version"/>
+            <wp:docPr id="12" name="Picture 12" descr="MISSING INFORMATION illustration"/>
             <wp:cNvGraphicFramePr>
               <a:graphicFrameLocks noChangeAspect="1"/>
             </wp:cNvGraphicFramePr>
@@ -1787,11 +1874,11 @@
               <a:graphicData uri="http://schemas.openxmlformats.org/drawingml/2006/picture">
                 <pic:pic>
                   <pic:nvPicPr>
-                    <pic:cNvPr id="0" name="e455144befeead677500948e5e259d4a4d0f2279f78b05f64e0bc4d63d77d2e6.png"/>
+                    <pic:cNvPr id="0" name="8e1f2e3affdd81449df265675243cda4511c1e88dd8cd9583d4ea42f6083c297.png"/>
                     <pic:cNvPicPr/>
                   </pic:nvPicPr>
                   <pic:blipFill>
-                    <a:blip r:embed="rId19"/>
+                    <a:blip r:embed="rId15"/>
                     <a:stretch>
                       <a:fillRect/>
                     </a:stretch>
@@ -1815,7 +1902,7 @@
         <w:drawing>
           <wp:inline xmlns:a="http://schemas.openxmlformats.org/drawingml/2006/main" xmlns:pic="http://schemas.openxmlformats.org/drawingml/2006/picture">
             <wp:extent cx="5486400" cy="3200400"/>
-            <wp:docPr id="13" name="Picture 13" descr="Vocabulary badge: change log"/>
+            <wp:docPr id="13" name="Picture 13" descr="TRANSFER CASE illustration"/>
             <wp:cNvGraphicFramePr>
               <a:graphicFrameLocks noChangeAspect="1"/>
             </wp:cNvGraphicFramePr>
@@ -1823,11 +1910,11 @@
               <a:graphicData uri="http://schemas.openxmlformats.org/drawingml/2006/picture">
                 <pic:pic>
                   <pic:nvPicPr>
-                    <pic:cNvPr id="0" name="0b939c6f8828b0ebac07f6443e266685df993b42502a81f50af5b637f0044733.png"/>
+                    <pic:cNvPr id="0" name="a54f0c40e48e47ca92a4c36ebbc98f08b4a78c72cd385d85b0a5a7f07f558757.png"/>
                     <pic:cNvPicPr/>
                   </pic:nvPicPr>
                   <pic:blipFill>
-                    <a:blip r:embed="rId20"/>
+                    <a:blip r:embed="rId16"/>
                     <a:stretch>
                       <a:fillRect/>
                     </a:stretch>
@@ -1846,294 +1933,68 @@
         </w:drawing>
       </w:r>
     </w:p>
-    <w:tbl>
-      <w:tblPr>
-        <w:tblStyle w:val="LightShading-Accent1"/>
-        <w:tblW w:type="auto" w:w="0"/>
-        <w:tblLook w:firstColumn="1" w:firstRow="1" w:lastColumn="0" w:lastRow="0" w:noHBand="0" w:noVBand="1" w:val="04A0"/>
-      </w:tblPr>
-      <w:tblGrid>
-        <w:gridCol w:w="3408"/>
-        <w:gridCol w:w="3408"/>
-        <w:gridCol w:w="3408"/>
-      </w:tblGrid>
-      <w:tr>
-        <w:trPr>
-          <w:tblHeader/>
-        </w:trPr>
-        <w:tc>
-          <w:tcPr>
-            <w:tcW w:type="dxa" w:w="3408"/>
-          </w:tcPr>
-          <w:p>
-            <w:r>
-              <w:t>Word</w:t>
-            </w:r>
-          </w:p>
-        </w:tc>
-        <w:tc>
-          <w:tcPr>
-            <w:tcW w:type="dxa" w:w="3408"/>
-          </w:tcPr>
-          <w:p>
-            <w:r>
-              <w:t>My own example</w:t>
-            </w:r>
-          </w:p>
-        </w:tc>
-        <w:tc>
-          <w:tcPr>
-            <w:tcW w:type="dxa" w:w="3408"/>
-          </w:tcPr>
-          <w:p>
-            <w:r>
-              <w:t>Not this / boundary</w:t>
-            </w:r>
-          </w:p>
-        </w:tc>
-      </w:tr>
-      <w:tr>
-        <w:tc>
-          <w:tcPr>
-            <w:tcW w:type="dxa" w:w="3408"/>
-          </w:tcPr>
-          <w:p>
-            <w:r>
-              <w:t>iteration</w:t>
-            </w:r>
-          </w:p>
-        </w:tc>
-        <w:tc>
-          <w:tcPr>
-            <w:tcW w:type="dxa" w:w="3408"/>
-          </w:tcPr>
-          <w:p>
-            <w:r>
-              <w:t>One repeat of a process, often followed by inspection and revision.</w:t>
-            </w:r>
-          </w:p>
-        </w:tc>
-        <w:tc>
-          <w:tcPr>
-            <w:tcW w:type="dxa" w:w="3408"/>
-          </w:tcPr>
-          <w:p>
-            <w:r/>
-          </w:p>
-        </w:tc>
-      </w:tr>
-      <w:tr>
-        <w:tc>
-          <w:tcPr>
-            <w:tcW w:type="dxa" w:w="3408"/>
-          </w:tcPr>
-          <w:p>
-            <w:r>
-              <w:t>failure diagnosis</w:t>
-            </w:r>
-          </w:p>
-        </w:tc>
-        <w:tc>
-          <w:tcPr>
-            <w:tcW w:type="dxa" w:w="3408"/>
-          </w:tcPr>
-          <w:p>
-            <w:r>
-              <w:t>An investigation locating where and why a process failed.</w:t>
-            </w:r>
-          </w:p>
-        </w:tc>
-        <w:tc>
-          <w:tcPr>
-            <w:tcW w:type="dxa" w:w="3408"/>
-          </w:tcPr>
-          <w:p>
-            <w:r/>
-          </w:p>
-        </w:tc>
-      </w:tr>
-      <w:tr>
-        <w:tc>
-          <w:tcPr>
-            <w:tcW w:type="dxa" w:w="3408"/>
-          </w:tcPr>
-          <w:p>
-            <w:r>
-              <w:t>version</w:t>
-            </w:r>
-          </w:p>
-        </w:tc>
-        <w:tc>
-          <w:tcPr>
-            <w:tcW w:type="dxa" w:w="3408"/>
-          </w:tcPr>
-          <w:p>
-            <w:r>
-              <w:t>An identified state of a document, dataset, model or program.</w:t>
-            </w:r>
-          </w:p>
-        </w:tc>
-        <w:tc>
-          <w:tcPr>
-            <w:tcW w:type="dxa" w:w="3408"/>
-          </w:tcPr>
-          <w:p>
-            <w:r/>
-          </w:p>
-        </w:tc>
-      </w:tr>
-      <w:tr>
-        <w:tc>
-          <w:tcPr>
-            <w:tcW w:type="dxa" w:w="3408"/>
-          </w:tcPr>
-          <w:p>
-            <w:r>
-              <w:t>change log</w:t>
-            </w:r>
-          </w:p>
-        </w:tc>
-        <w:tc>
-          <w:tcPr>
-            <w:tcW w:type="dxa" w:w="3408"/>
-          </w:tcPr>
-          <w:p>
-            <w:r>
-              <w:t>A record of what changed, when it changed and why.</w:t>
-            </w:r>
-          </w:p>
-        </w:tc>
-        <w:tc>
-          <w:tcPr>
-            <w:tcW w:type="dxa" w:w="3408"/>
-          </w:tcPr>
-          <w:p>
-            <w:r/>
-          </w:p>
-        </w:tc>
-      </w:tr>
-    </w:tbl>
+    <w:p>
+      <w:pPr>
+        <w:spacing w:line="336" w:lineRule="auto" w:after="180"/>
+      </w:pPr>
+      <w:r>
+        <w:rPr>
+          <w:b w:val="0"/>
+        </w:rPr>
+        <w:t xml:space="preserve">MISSING INFORMATION: predict and name </w:t>
+      </w:r>
+      <w:r>
+        <w:rPr>
+          <w:b/>
+        </w:rPr>
+        <w:t>evidence</w:t>
+      </w:r>
+      <w:r>
+        <w:rPr>
+          <w:b w:val="0"/>
+        </w:rPr>
+        <w:t xml:space="preserve">.     TRANSFER CASE: predict and name </w:t>
+      </w:r>
+      <w:r>
+        <w:rPr>
+          <w:b/>
+        </w:rPr>
+        <w:t>evidence</w:t>
+      </w:r>
+      <w:r>
+        <w:rPr>
+          <w:b w:val="0"/>
+        </w:rPr>
+        <w:t>.</w:t>
+      </w:r>
+    </w:p>
     <w:p>
       <w:pPr>
         <w:pStyle w:val="Heading3"/>
       </w:pPr>
       <w:r>
-        <w:t>Words used in the closer explanation</w:t>
-      </w:r>
-    </w:p>
-    <w:tbl>
-      <w:tblPr>
-        <w:tblStyle w:val="LightShading-Accent1"/>
-        <w:tblW w:type="auto" w:w="0"/>
-        <w:tblLook w:firstColumn="1" w:firstRow="1" w:lastColumn="0" w:lastRow="0" w:noHBand="0" w:noVBand="1" w:val="04A0"/>
-      </w:tblPr>
-      <w:tblGrid>
-        <w:gridCol w:w="5112"/>
-        <w:gridCol w:w="5112"/>
-      </w:tblGrid>
-      <w:tr>
-        <w:trPr>
-          <w:tblHeader/>
-        </w:trPr>
-        <w:tc>
-          <w:tcPr>
-            <w:tcW w:type="dxa" w:w="5112"/>
-          </w:tcPr>
-          <w:p>
-            <w:r>
-              <w:t>Word</w:t>
-            </w:r>
-          </w:p>
-        </w:tc>
-        <w:tc>
-          <w:tcPr>
-            <w:tcW w:type="dxa" w:w="5112"/>
-          </w:tcPr>
-          <w:p>
-            <w:r>
-              <w:t>Meaning</w:t>
-            </w:r>
-          </w:p>
-        </w:tc>
-      </w:tr>
-      <w:tr>
-        <w:tc>
-          <w:tcPr>
-            <w:tcW w:type="dxa" w:w="5112"/>
-          </w:tcPr>
-          <w:p>
-            <w:r>
-              <w:t>Paired case</w:t>
-            </w:r>
-          </w:p>
-        </w:tc>
-        <w:tc>
-          <w:tcPr>
-            <w:tcW w:type="dxa" w:w="5112"/>
-          </w:tcPr>
-          <w:p>
-            <w:r>
-              <w:t>The same case evaluated under each compared procedure</w:t>
-            </w:r>
-          </w:p>
-        </w:tc>
-      </w:tr>
-      <w:tr>
-        <w:tc>
-          <w:tcPr>
-            <w:tcW w:type="dxa" w:w="5112"/>
-          </w:tcPr>
-          <w:p>
-            <w:r>
-              <w:t>Rubric</w:t>
-            </w:r>
-          </w:p>
-        </w:tc>
-        <w:tc>
-          <w:tcPr>
-            <w:tcW w:type="dxa" w:w="5112"/>
-          </w:tcPr>
-          <w:p>
-            <w:r>
-              <w:t>Prespecified criteria for judging an output</w:t>
-            </w:r>
-          </w:p>
-        </w:tc>
-      </w:tr>
-      <w:tr>
-        <w:tc>
-          <w:tcPr>
-            <w:tcW w:type="dxa" w:w="5112"/>
-          </w:tcPr>
-          <w:p>
-            <w:r>
-              <w:t>Regression</w:t>
-            </w:r>
-          </w:p>
-        </w:tc>
-        <w:tc>
-          <w:tcPr>
-            <w:tcW w:type="dxa" w:w="5112"/>
-          </w:tcPr>
-          <w:p>
-            <w:r>
-              <w:t>A previously passing condition that fails after a change</w:t>
-            </w:r>
-          </w:p>
-        </w:tc>
-      </w:tr>
-    </w:tbl>
+        <w:t>Change one thing in the pictured case</w:t>
+      </w:r>
+    </w:p>
     <w:p>
       <w:pPr>
         <w:pStyle w:val="Heading1"/>
       </w:pPr>
       <w:r>
-        <w:t>06. Follow a worked example</w:t>
-      </w:r>
-    </w:p>
-    <w:p>
-      <w:r>
-        <w:t>Follow the worked trace for Iterative Prompting, predict a step, then compare with its explanation.</w:t>
+        <w:t>06. Trace a separate four-question prompt revision</w:t>
+      </w:r>
+    </w:p>
+    <w:p>
+      <w:r>
+        <w:t>A case-level gain leaves the unresolved failure visible.</w:t>
+      </w:r>
+    </w:p>
+    <w:p>
+      <w:pPr>
+        <w:pStyle w:val="Heading2"/>
+      </w:pPr>
+      <w:r>
+        <w:t>Read the pictured P-to-Q change and recorded outcomes</w:t>
       </w:r>
     </w:p>
     <w:p>
@@ -2142,15 +2003,9 @@
       </w:pPr>
       <w:r>
         <w:rPr>
-          <w:b/>
-        </w:rPr>
-        <w:t xml:space="preserve">WORKED </w:t>
-      </w:r>
-      <w:r>
-        <w:rPr>
-          <w:b/>
-        </w:rPr>
-        <w:t>EVIDENCE</w:t>
+          <w:b w:val="0"/>
+        </w:rPr>
+        <w:t>A fictional Study Buddy prompt invents a definition when approved notes omit it.</w:t>
       </w:r>
     </w:p>
     <w:p>
@@ -2161,7 +2016,7 @@
         <w:rPr>
           <w:b w:val="0"/>
         </w:rPr>
-        <w:t>Reason Step by Step</w:t>
+        <w:t>P asks “answer helpfully”. Revision Q adds “if approved notes lack the answer, say not supplied”.</w:t>
       </w:r>
     </w:p>
     <w:p>
@@ -2172,27 +2027,23 @@
         <w:rPr>
           <w:b w:val="0"/>
         </w:rPr>
-        <w:t xml:space="preserve">Predict first. Then check each step. A correct answer without visible reasoning is incomplete </w:t>
-      </w:r>
-      <w:r>
-        <w:rPr>
-          <w:b/>
-        </w:rPr>
-        <w:t>evidence</w:t>
-      </w:r>
-      <w:r>
-        <w:rPr>
-          <w:b w:val="0"/>
-        </w:rPr>
-        <w:t>.</w:t>
+        <w:t>Hold model settings and four development questions fixed. P passes 1,2; Q passes 1,2,3. Case 4 still fails.</w:t>
+      </w:r>
+    </w:p>
+    <w:p>
+      <w:pPr>
+        <w:pStyle w:val="Heading2"/>
+      </w:pPr>
+      <w:r>
+        <w:t>Trace the gain and remaining failure</w:t>
       </w:r>
     </w:p>
     <w:p>
       <w:r>
         <w:drawing>
           <wp:inline xmlns:a="http://schemas.openxmlformats.org/drawingml/2006/main" xmlns:pic="http://schemas.openxmlformats.org/drawingml/2006/picture">
-            <wp:extent cx="5486400" cy="2377440"/>
-            <wp:docPr id="14" name="Picture 14" descr="Worked evidence for Iterative Prompting"/>
+            <wp:extent cx="5486400" cy="4005072"/>
+            <wp:docPr id="14" name="Picture 14" descr="Locate failure: The target defect is unsupported answers when notes are missing. → One controlled change: Q adds the missing-evidence rule; other instructions remain fixed. → Paired results: P=2/4; Q=3/4; gain is case 3, with case 4 unresolved. → Next action: Inspect case 4 and reserve genuinely fresh questions for final evaluation."/>
             <wp:cNvGraphicFramePr>
               <a:graphicFrameLocks noChangeAspect="1"/>
             </wp:cNvGraphicFramePr>
@@ -2200,11 +2051,11 @@
               <a:graphicData uri="http://schemas.openxmlformats.org/drawingml/2006/picture">
                 <pic:pic>
                   <pic:nvPicPr>
-                    <pic:cNvPr id="0" name="ae3cad54adb1c575968419e6237dd433a0ac6fcf2b0f90686dd6f38293b02037.png"/>
+                    <pic:cNvPr id="0" name="academy-story-ai-3-7-02.png"/>
                     <pic:cNvPicPr/>
                   </pic:nvPicPr>
                   <pic:blipFill>
-                    <a:blip r:embed="rId21"/>
+                    <a:blip r:embed="rId17"/>
                     <a:stretch>
                       <a:fillRect/>
                     </a:stretch>
@@ -2212,391 +2063,7 @@
                   <pic:spPr>
                     <a:xfrm>
                       <a:off x="0" y="0"/>
-                      <a:ext cx="5486400" cy="2377440"/>
-                    </a:xfrm>
-                    <a:prstGeom prst="rect"/>
-                  </pic:spPr>
-                </pic:pic>
-              </a:graphicData>
-            </a:graphic>
-          </wp:inline>
-        </w:drawing>
-      </w:r>
-    </w:p>
-    <w:p>
-      <w:pPr>
-        <w:spacing w:line="336" w:lineRule="auto" w:after="180"/>
-        <w:shd w:fill="F4F9FC"/>
-      </w:pPr>
-      <w:r>
-        <w:rPr>
-          <w:b w:val="0"/>
-        </w:rPr>
-        <w:t xml:space="preserve">1. </w:t>
-      </w:r>
-      <w:r>
-        <w:rPr>
-          <w:b/>
-        </w:rPr>
-        <w:t>Version</w:t>
-      </w:r>
-      <w:r>
-        <w:rPr>
-          <w:b w:val="0"/>
-        </w:rPr>
-        <w:t xml:space="preserve"> 1 fails: answer is too advanced.</w:t>
-      </w:r>
-    </w:p>
-    <w:p>
-      <w:pPr>
-        <w:spacing w:line="336" w:lineRule="auto" w:after="180"/>
-        <w:shd w:fill="F4F9FC"/>
-      </w:pPr>
-      <w:r>
-        <w:rPr>
-          <w:b w:val="0"/>
-        </w:rPr>
-        <w:t xml:space="preserve">2. Change only audience constraint; </w:t>
-      </w:r>
-      <w:r>
-        <w:rPr>
-          <w:b/>
-        </w:rPr>
-        <w:t>Version</w:t>
-      </w:r>
-      <w:r>
-        <w:rPr>
-          <w:b w:val="0"/>
-        </w:rPr>
-        <w:t xml:space="preserve"> 2 is age-fit but lacks </w:t>
-      </w:r>
-      <w:r>
-        <w:rPr>
-          <w:b/>
-        </w:rPr>
-        <w:t>evidence</w:t>
-      </w:r>
-      <w:r>
-        <w:rPr>
-          <w:b w:val="0"/>
-        </w:rPr>
-        <w:t>.</w:t>
-      </w:r>
-    </w:p>
-    <w:p>
-      <w:pPr>
-        <w:spacing w:line="336" w:lineRule="auto" w:after="180"/>
-        <w:shd w:fill="F4F9FC"/>
-      </w:pPr>
-      <w:r>
-        <w:rPr>
-          <w:b w:val="0"/>
-        </w:rPr>
-        <w:t xml:space="preserve">3. Add source-use rule; </w:t>
-      </w:r>
-      <w:r>
-        <w:rPr>
-          <w:b/>
-        </w:rPr>
-        <w:t>Version</w:t>
-      </w:r>
-      <w:r>
-        <w:rPr>
-          <w:b w:val="0"/>
-        </w:rPr>
-        <w:t xml:space="preserve"> 3 cites the supplied passage.</w:t>
-      </w:r>
-    </w:p>
-    <w:p>
-      <w:pPr>
-        <w:spacing w:line="336" w:lineRule="auto" w:after="180"/>
-        <w:shd w:fill="F4F9FC"/>
-      </w:pPr>
-      <w:r>
-        <w:rPr>
-          <w:b w:val="0"/>
-        </w:rPr>
-        <w:t>4. Record scores and reasons so improvement is traceable.</w:t>
-      </w:r>
-    </w:p>
-    <w:p>
-      <w:pPr>
-        <w:spacing w:line="336" w:lineRule="auto" w:after="180"/>
-      </w:pPr>
-      <w:r>
-        <w:rPr>
-          <w:b w:val="0"/>
-        </w:rPr>
-        <w:t>Recalculate, retrace, or restate the reasoning in your own representation:</w:t>
-      </w:r>
-    </w:p>
-    <w:p>
-      <w:pPr>
-        <w:pStyle w:val="Heading3"/>
-      </w:pPr>
-      <w:r>
-        <w:t>Write or draw your reasoning and evidence.</w:t>
-      </w:r>
-    </w:p>
-    <w:p>
-      <w:r>
-        <w:t>________________________________________________________________</w:t>
-      </w:r>
-    </w:p>
-    <w:p>
-      <w:r>
-        <w:t>________________________________________________________________</w:t>
-      </w:r>
-    </w:p>
-    <w:p>
-      <w:r>
-        <w:t>________________________________________________________________</w:t>
-      </w:r>
-    </w:p>
-    <w:p>
-      <w:r>
-        <w:t>________________________________________________________________</w:t>
-      </w:r>
-    </w:p>
-    <w:p>
-      <w:r>
-        <w:t>________________________________________________________________</w:t>
-      </w:r>
-    </w:p>
-    <w:p>
-      <w:pPr>
-        <w:spacing w:line="336" w:lineRule="auto" w:after="180"/>
-        <w:shd w:fill="F5F1FB"/>
-      </w:pPr>
-      <w:r>
-        <w:rPr>
-          <w:b w:val="0"/>
-        </w:rPr>
-        <w:t xml:space="preserve">CHECK  Did the </w:t>
-      </w:r>
-      <w:r>
-        <w:rPr>
-          <w:b/>
-        </w:rPr>
-        <w:t>evidence</w:t>
-      </w:r>
-      <w:r>
-        <w:rPr>
-          <w:b w:val="0"/>
-        </w:rPr>
-        <w:t xml:space="preserve"> answer the exact question? Did the total, path, or source record stay consistent?</w:t>
-      </w:r>
-    </w:p>
-    <w:p>
-      <w:pPr>
-        <w:pStyle w:val="Heading3"/>
-      </w:pPr>
-      <w:r>
-        <w:t>A closer explanation</w:t>
-      </w:r>
-    </w:p>
-    <w:p>
-      <w:pPr>
-        <w:spacing w:line="336" w:lineRule="auto" w:after="180"/>
-      </w:pPr>
-      <w:r>
-        <w:rPr>
-          <w:b w:val="0"/>
-        </w:rPr>
-        <w:t>On six development cases P passes cases 1, 2, 3, 4; Q passes 1, 2, 3, 5, 6. Missing-approval cases are 4 and 6. Compare totals and condition results.</w:t>
-      </w:r>
-    </w:p>
-    <w:p>
-      <w:pPr>
-        <w:spacing w:line="336" w:lineRule="auto" w:after="180"/>
-      </w:pPr>
-      <w:r>
-        <w:rPr>
-          <w:b w:val="0"/>
-        </w:rPr>
-        <w:t>P passes 4/6 and Q 5/6. P passes one of two missing-approval cases, Q also one of two. Q improves the aggregate while leaving this condition unchanged.</w:t>
-      </w:r>
-    </w:p>
-    <w:p>
-      <w:pPr>
-        <w:pStyle w:val="Heading3"/>
-      </w:pPr>
-      <w:r>
-        <w:t>Worked explanation · Iterative Prompting</w:t>
-      </w:r>
-    </w:p>
-    <w:p>
-      <w:pPr>
-        <w:spacing w:line="336" w:lineRule="auto" w:after="180"/>
-        <w:shd w:fill="F1F6FC"/>
-      </w:pPr>
-      <w:r>
-        <w:rPr>
-          <w:b w:val="0"/>
-        </w:rPr>
-        <w:t xml:space="preserve">Compare the intermediate </w:t>
-      </w:r>
-      <w:r>
-        <w:rPr>
-          <w:b/>
-        </w:rPr>
-        <w:t>evidence</w:t>
-      </w:r>
-      <w:r>
-        <w:rPr>
-          <w:b w:val="0"/>
-        </w:rPr>
-        <w:t xml:space="preserve"> with the final statement. Explain why each number or decision follows from the stated </w:t>
-      </w:r>
-      <w:r>
-        <w:rPr>
-          <w:b/>
-        </w:rPr>
-        <w:t>input</w:t>
-      </w:r>
-      <w:r>
-        <w:rPr>
-          <w:b w:val="0"/>
-        </w:rPr>
-        <w:t>s.</w:t>
-      </w:r>
-    </w:p>
-    <w:p>
-      <w:pPr>
-        <w:spacing w:line="336" w:lineRule="auto" w:after="180"/>
-        <w:shd w:fill="F1F6FC"/>
-      </w:pPr>
-      <w:r>
-        <w:rPr>
-          <w:b w:val="0"/>
-        </w:rPr>
-        <w:t xml:space="preserve">The conclusion belongs to this scenario and procedure; changing the </w:t>
-      </w:r>
-      <w:r>
-        <w:rPr>
-          <w:b/>
-        </w:rPr>
-        <w:t>input</w:t>
-      </w:r>
-      <w:r>
-        <w:rPr>
-          <w:b w:val="0"/>
-        </w:rPr>
-        <w:t>s, evaluation population or authority can change what it establishes. Retain the raw record so a later revision can be compared honestly.</w:t>
-      </w:r>
-    </w:p>
-    <w:p>
-      <w:pPr>
-        <w:pStyle w:val="Heading3"/>
-      </w:pPr>
-      <w:r>
-        <w:t>Learn from the worked case</w:t>
-      </w:r>
-    </w:p>
-    <w:p>
-      <w:pPr>
-        <w:spacing w:line="336" w:lineRule="auto" w:after="180"/>
-      </w:pPr>
-      <w:r>
-        <w:rPr>
-          <w:b w:val="0"/>
-        </w:rPr>
-        <w:t>Cover the result before checking it. Say what is given, choose the procedure, and follow one step at a time. Then uncover the result and explain your first mismatch. Ask why a step is allowed, not only what number it produces.</w:t>
-      </w:r>
-    </w:p>
-    <w:p>
-      <w:pPr>
-        <w:pStyle w:val="Heading3"/>
-      </w:pPr>
-      <w:r>
-        <w:t>A pictorial worked case: Iterative Prompting</w:t>
-      </w:r>
-    </w:p>
-    <w:p>
-      <w:pPr>
-        <w:spacing w:line="336" w:lineRule="auto" w:after="180"/>
-      </w:pPr>
-      <w:r>
-        <w:rPr>
-          <w:b w:val="0"/>
-        </w:rPr>
-        <w:t>A fictional Study Buddy prompt invents a definition when approved notes omit it.</w:t>
-      </w:r>
-    </w:p>
-    <w:p>
-      <w:pPr>
-        <w:pStyle w:val="Heading3"/>
-      </w:pPr>
-      <w:r>
-        <w:t>The facts we will use</w:t>
-      </w:r>
-    </w:p>
-    <w:p>
-      <w:pPr>
-        <w:pStyle w:val="Heading3"/>
-      </w:pPr>
-      <w:r>
-        <w:t>Supplied facts</w:t>
-      </w:r>
-    </w:p>
-    <w:p>
-      <w:pPr>
-        <w:spacing w:line="336" w:lineRule="auto" w:after="180"/>
-        <w:shd w:fill="F1F6FC"/>
-      </w:pPr>
-      <w:r>
-        <w:rPr>
-          <w:b w:val="0"/>
-        </w:rPr>
-        <w:t>P asks “answer helpfully”. Revision Q adds “if approved notes lack the answer, say not supplied”.</w:t>
-      </w:r>
-    </w:p>
-    <w:p>
-      <w:pPr>
-        <w:pStyle w:val="Heading3"/>
-      </w:pPr>
-      <w:r>
-        <w:t>Supplied facts</w:t>
-      </w:r>
-    </w:p>
-    <w:p>
-      <w:pPr>
-        <w:spacing w:line="336" w:lineRule="auto" w:after="180"/>
-        <w:shd w:fill="F1F6FC"/>
-      </w:pPr>
-      <w:r>
-        <w:rPr>
-          <w:b w:val="0"/>
-        </w:rPr>
-        <w:t>Hold model settings and four development questions fixed. P passes 1,2; Q passes 1,2,3. Case 4 still fails.</w:t>
-      </w:r>
-    </w:p>
-    <w:p>
-      <w:r>
-        <w:drawing>
-          <wp:inline xmlns:a="http://schemas.openxmlformats.org/drawingml/2006/main" xmlns:pic="http://schemas.openxmlformats.org/drawingml/2006/picture">
-            <wp:extent cx="5276995" cy="5943599"/>
-            <wp:docPr id="15" name="Picture 15" descr="Iterative Prompting. Locate failure: The target defect is unsupported answers when notes are missing.. One controlled change: Q adds the missing-evidence rule; other instructions remain fixed.. Paired results: P=2/4; Q=3/4; gain is case 3, with case 4 unresolved.. Next action: Inspect case 4 and reserve genuinely fresh questions for final evaluation."/>
-            <wp:cNvGraphicFramePr>
-              <a:graphicFrameLocks noChangeAspect="1"/>
-            </wp:cNvGraphicFramePr>
-            <a:graphic>
-              <a:graphicData uri="http://schemas.openxmlformats.org/drawingml/2006/picture">
-                <pic:pic>
-                  <pic:nvPicPr>
-                    <pic:cNvPr id="0" name="academy-visual-ai-3-7.png"/>
-                    <pic:cNvPicPr/>
-                  </pic:nvPicPr>
-                  <pic:blipFill>
-                    <a:blip r:embed="rId22"/>
-                    <a:stretch>
-                      <a:fillRect/>
-                    </a:stretch>
-                  </pic:blipFill>
-                  <pic:spPr>
-                    <a:xfrm>
-                      <a:off x="0" y="0"/>
-                      <a:ext cx="5276995" cy="5943599"/>
+                      <a:ext cx="5486400" cy="4005072"/>
                     </a:xfrm>
                     <a:prstGeom prst="rect"/>
                   </pic:spPr>
@@ -2746,9 +2213,548 @@
     </w:p>
     <w:p>
       <w:pPr>
+        <w:spacing w:line="336" w:lineRule="auto" w:after="180"/>
+      </w:pPr>
+      <w:r>
+        <w:rPr>
+          <w:b w:val="0"/>
+        </w:rPr>
+        <w:t xml:space="preserve">An </w:t>
+      </w:r>
+      <w:r>
+        <w:rPr>
+          <w:b/>
+        </w:rPr>
+        <w:t>iteration</w:t>
+      </w:r>
+      <w:r>
+        <w:rPr>
+          <w:b w:val="0"/>
+        </w:rPr>
+        <w:t xml:space="preserve"> should respond to a recorded failure with a precise change. Comparing the same questions reveals whether other behavior changed too.</w:t>
+      </w:r>
+    </w:p>
+    <w:p>
+      <w:pPr>
+        <w:spacing w:line="336" w:lineRule="auto" w:after="180"/>
+      </w:pPr>
+      <w:r>
+        <w:rPr>
+          <w:b w:val="0"/>
+        </w:rPr>
+        <w:t>The invented results show a development gain of one case, not a guarantee that the new instruction always works. Save prompt text, settings, source notes and case-level outcomes.</w:t>
+      </w:r>
+    </w:p>
+    <w:p>
+      <w:pPr>
+        <w:pStyle w:val="Heading2"/>
+      </w:pPr>
+      <w:r>
+        <w:t>Predict changing settings and sources too</w:t>
+      </w:r>
+    </w:p>
+    <w:p>
+      <w:pPr>
+        <w:pStyle w:val="ListBullet"/>
+      </w:pPr>
+      <w:r>
+        <w:t>Change one thing: Change model settings and note wording at the same time as the prompt. Predict the result before checking the explanation. What remains the same?</w:t>
+      </w:r>
+    </w:p>
+    <w:p>
+      <w:pPr>
+        <w:pStyle w:val="Heading2"/>
+      </w:pPr>
+      <w:r>
+        <w:t>Check after predicting · reference / check after trying</w:t>
+      </w:r>
+    </w:p>
+    <w:p>
+      <w:r>
+        <w:drawing>
+          <wp:inline xmlns:a="http://schemas.openxmlformats.org/drawingml/2006/main" xmlns:pic="http://schemas.openxmlformats.org/drawingml/2006/picture">
+            <wp:extent cx="5486400" cy="3179064"/>
+            <wp:docPr id="15" name="Picture 15" descr="Original case: Inspect case 4 and reserve genuinely fresh questions for final evaluation. Changed condition: Change model settings and note wording at the same time as the prompt. Expected result: The comparison no longer isolates the prompt revision. Reason: Several changes could explain the altered outputs; record them or run separate controlled comparisons."/>
+            <wp:cNvGraphicFramePr>
+              <a:graphicFrameLocks noChangeAspect="1"/>
+            </wp:cNvGraphicFramePr>
+            <a:graphic>
+              <a:graphicData uri="http://schemas.openxmlformats.org/drawingml/2006/picture">
+                <pic:pic>
+                  <pic:nvPicPr>
+                    <pic:cNvPr id="0" name="academy-story-ai-3-7-04.png"/>
+                    <pic:cNvPicPr/>
+                  </pic:nvPicPr>
+                  <pic:blipFill>
+                    <a:blip r:embed="rId18"/>
+                    <a:stretch>
+                      <a:fillRect/>
+                    </a:stretch>
+                  </pic:blipFill>
+                  <pic:spPr>
+                    <a:xfrm>
+                      <a:off x="0" y="0"/>
+                      <a:ext cx="5486400" cy="3179064"/>
+                    </a:xfrm>
+                    <a:prstGeom prst="rect"/>
+                  </pic:spPr>
+                </pic:pic>
+              </a:graphicData>
+            </a:graphic>
+          </wp:inline>
+        </w:drawing>
+      </w:r>
+    </w:p>
+    <w:p>
+      <w:pPr>
+        <w:pStyle w:val="Heading2"/>
+      </w:pPr>
+      <w:r>
+        <w:t>State what the small comparison cannot establish</w:t>
+      </w:r>
+    </w:p>
+    <w:p>
+      <w:pPr>
+        <w:pStyle w:val="ListBullet"/>
+      </w:pPr>
+      <w:r>
+        <w:t>Stochastic output can vary across runs; a small comparison does not prove an average effect or classroom learning benefit.</w:t>
+      </w:r>
+    </w:p>
+    <w:p>
+      <w:pPr>
+        <w:pStyle w:val="ListBullet"/>
+      </w:pPr>
+      <w:r>
+        <w:t>Read the labelled picture: What evidence supports improvement here, and what remains unproven?</w:t>
+      </w:r>
+    </w:p>
+    <w:p>
+      <w:pPr>
+        <w:pStyle w:val="Heading2"/>
+      </w:pPr>
+      <w:r>
+        <w:t>Review · The separate six-case W2 result · reference / check after trying</w:t>
+      </w:r>
+    </w:p>
+    <w:p>
+      <w:pPr>
+        <w:spacing w:line="336" w:lineRule="auto" w:after="180"/>
+      </w:pPr>
+      <w:r>
+        <w:rPr>
+          <w:b w:val="0"/>
+        </w:rPr>
+        <w:t>On six development cases P passes cases 1, 2, 3, 4; Q passes 1, 2, 3, 5, 6. Missing-approval cases are 4 and 6. Compare totals and condition results.</w:t>
+      </w:r>
+    </w:p>
+    <w:p>
+      <w:pPr>
+        <w:spacing w:line="336" w:lineRule="auto" w:after="180"/>
+      </w:pPr>
+      <w:r>
+        <w:rPr>
+          <w:b w:val="0"/>
+        </w:rPr>
+        <w:t>P passes 4/6 and Q 5/6. P passes one of two missing-approval cases, Q also one of two. Q improves the aggregate while leaving this condition unchanged.</w:t>
+      </w:r>
+    </w:p>
+    <w:p>
+      <w:pPr>
+        <w:pStyle w:val="Heading2"/>
+      </w:pPr>
+      <w:r>
+        <w:t>Earlier wording, alternatives and picture transcripts · reference / check after trying</w:t>
+      </w:r>
+    </w:p>
+    <w:p>
+      <w:pPr>
+        <w:spacing w:line="336" w:lineRule="auto" w:after="180"/>
+      </w:pPr>
+      <w:r>
+        <w:rPr>
+          <w:b w:val="0"/>
+        </w:rPr>
+        <w:t xml:space="preserve">WORKED </w:t>
+      </w:r>
+      <w:r>
+        <w:rPr>
+          <w:b/>
+        </w:rPr>
+        <w:t>EVIDENCE</w:t>
+      </w:r>
+    </w:p>
+    <w:p>
+      <w:pPr>
+        <w:spacing w:line="336" w:lineRule="auto" w:after="180"/>
+      </w:pPr>
+      <w:r>
+        <w:rPr>
+          <w:b w:val="0"/>
+        </w:rPr>
+        <w:t>Reason Step by Step</w:t>
+      </w:r>
+    </w:p>
+    <w:p>
+      <w:pPr>
+        <w:spacing w:line="336" w:lineRule="auto" w:after="180"/>
+      </w:pPr>
+      <w:r>
+        <w:rPr>
+          <w:b w:val="0"/>
+        </w:rPr>
+        <w:t xml:space="preserve">Predict first. Then check each step. A correct answer without visible reasoning is incomplete </w:t>
+      </w:r>
+      <w:r>
+        <w:rPr>
+          <w:b/>
+        </w:rPr>
+        <w:t>evidence</w:t>
+      </w:r>
+      <w:r>
+        <w:rPr>
+          <w:b w:val="0"/>
+        </w:rPr>
+        <w:t>.</w:t>
+      </w:r>
+    </w:p>
+    <w:p>
+      <w:r>
+        <w:drawing>
+          <wp:inline xmlns:a="http://schemas.openxmlformats.org/drawingml/2006/main" xmlns:pic="http://schemas.openxmlformats.org/drawingml/2006/picture">
+            <wp:extent cx="5486400" cy="2377440"/>
+            <wp:docPr id="16" name="Picture 16" descr="Worked evidence for Iterative Prompting"/>
+            <wp:cNvGraphicFramePr>
+              <a:graphicFrameLocks noChangeAspect="1"/>
+            </wp:cNvGraphicFramePr>
+            <a:graphic>
+              <a:graphicData uri="http://schemas.openxmlformats.org/drawingml/2006/picture">
+                <pic:pic>
+                  <pic:nvPicPr>
+                    <pic:cNvPr id="0" name="ae3cad54adb1c575968419e6237dd433a0ac6fcf2b0f90686dd6f38293b02037.png"/>
+                    <pic:cNvPicPr/>
+                  </pic:nvPicPr>
+                  <pic:blipFill>
+                    <a:blip r:embed="rId19"/>
+                    <a:stretch>
+                      <a:fillRect/>
+                    </a:stretch>
+                  </pic:blipFill>
+                  <pic:spPr>
+                    <a:xfrm>
+                      <a:off x="0" y="0"/>
+                      <a:ext cx="5486400" cy="2377440"/>
+                    </a:xfrm>
+                    <a:prstGeom prst="rect"/>
+                  </pic:spPr>
+                </pic:pic>
+              </a:graphicData>
+            </a:graphic>
+          </wp:inline>
+        </w:drawing>
+      </w:r>
+    </w:p>
+    <w:p>
+      <w:pPr>
+        <w:spacing w:line="336" w:lineRule="auto" w:after="180"/>
+      </w:pPr>
+      <w:r>
+        <w:rPr>
+          <w:b w:val="0"/>
+        </w:rPr>
+        <w:t xml:space="preserve">1. </w:t>
+      </w:r>
+      <w:r>
+        <w:rPr>
+          <w:b/>
+        </w:rPr>
+        <w:t>Version</w:t>
+      </w:r>
+      <w:r>
+        <w:rPr>
+          <w:b w:val="0"/>
+        </w:rPr>
+        <w:t xml:space="preserve"> 1 fails: answer is too advanced.</w:t>
+      </w:r>
+    </w:p>
+    <w:p>
+      <w:pPr>
+        <w:spacing w:line="336" w:lineRule="auto" w:after="180"/>
+      </w:pPr>
+      <w:r>
+        <w:rPr>
+          <w:b w:val="0"/>
+        </w:rPr>
+        <w:t xml:space="preserve">2. Change only audience constraint; </w:t>
+      </w:r>
+      <w:r>
+        <w:rPr>
+          <w:b/>
+        </w:rPr>
+        <w:t>Version</w:t>
+      </w:r>
+      <w:r>
+        <w:rPr>
+          <w:b w:val="0"/>
+        </w:rPr>
+        <w:t xml:space="preserve"> 2 is age-fit but lacks </w:t>
+      </w:r>
+      <w:r>
+        <w:rPr>
+          <w:b/>
+        </w:rPr>
+        <w:t>evidence</w:t>
+      </w:r>
+      <w:r>
+        <w:rPr>
+          <w:b w:val="0"/>
+        </w:rPr>
+        <w:t>.</w:t>
+      </w:r>
+    </w:p>
+    <w:p>
+      <w:pPr>
+        <w:spacing w:line="336" w:lineRule="auto" w:after="180"/>
+      </w:pPr>
+      <w:r>
+        <w:rPr>
+          <w:b w:val="0"/>
+        </w:rPr>
+        <w:t xml:space="preserve">3. Add source-use rule; </w:t>
+      </w:r>
+      <w:r>
+        <w:rPr>
+          <w:b/>
+        </w:rPr>
+        <w:t>Version</w:t>
+      </w:r>
+      <w:r>
+        <w:rPr>
+          <w:b w:val="0"/>
+        </w:rPr>
+        <w:t xml:space="preserve"> 3 cites the supplied passage.</w:t>
+      </w:r>
+    </w:p>
+    <w:p>
+      <w:pPr>
+        <w:spacing w:line="336" w:lineRule="auto" w:after="180"/>
+      </w:pPr>
+      <w:r>
+        <w:rPr>
+          <w:b w:val="0"/>
+        </w:rPr>
+        <w:t>4. Record scores and reasons so improvement is traceable.</w:t>
+      </w:r>
+    </w:p>
+    <w:p>
+      <w:pPr>
+        <w:spacing w:line="336" w:lineRule="auto" w:after="180"/>
+      </w:pPr>
+      <w:r>
+        <w:rPr>
+          <w:b w:val="0"/>
+        </w:rPr>
+        <w:t>Recalculate, retrace, or restate the reasoning in your own representation:</w:t>
+      </w:r>
+    </w:p>
+    <w:p>
+      <w:pPr>
         <w:pStyle w:val="Heading3"/>
       </w:pPr>
       <w:r>
+        <w:t>Write or draw your reasoning and evidence.</w:t>
+      </w:r>
+    </w:p>
+    <w:p>
+      <w:r>
+        <w:t>________________________________________________________________</w:t>
+      </w:r>
+    </w:p>
+    <w:p>
+      <w:r>
+        <w:t>________________________________________________________________</w:t>
+      </w:r>
+    </w:p>
+    <w:p>
+      <w:r>
+        <w:t>________________________________________________________________</w:t>
+      </w:r>
+    </w:p>
+    <w:p>
+      <w:r>
+        <w:t>________________________________________________________________</w:t>
+      </w:r>
+    </w:p>
+    <w:p>
+      <w:r>
+        <w:t>________________________________________________________________</w:t>
+      </w:r>
+    </w:p>
+    <w:p>
+      <w:pPr>
+        <w:spacing w:line="336" w:lineRule="auto" w:after="180"/>
+      </w:pPr>
+      <w:r>
+        <w:rPr>
+          <w:b w:val="0"/>
+        </w:rPr>
+        <w:t xml:space="preserve">CHECK  Did the </w:t>
+      </w:r>
+      <w:r>
+        <w:rPr>
+          <w:b/>
+        </w:rPr>
+        <w:t>evidence</w:t>
+      </w:r>
+      <w:r>
+        <w:rPr>
+          <w:b w:val="0"/>
+        </w:rPr>
+        <w:t xml:space="preserve"> answer the exact question? Did the total, path, or source record stay consistent?</w:t>
+      </w:r>
+    </w:p>
+    <w:p>
+      <w:pPr>
+        <w:pStyle w:val="Heading3"/>
+      </w:pPr>
+      <w:r>
+        <w:t>A closer explanation</w:t>
+      </w:r>
+    </w:p>
+    <w:p>
+      <w:pPr>
+        <w:spacing w:line="336" w:lineRule="auto" w:after="180"/>
+      </w:pPr>
+      <w:r>
+        <w:rPr>
+          <w:b w:val="0"/>
+        </w:rPr>
+        <w:t xml:space="preserve">Compare the intermediate </w:t>
+      </w:r>
+      <w:r>
+        <w:rPr>
+          <w:b/>
+        </w:rPr>
+        <w:t>evidence</w:t>
+      </w:r>
+      <w:r>
+        <w:rPr>
+          <w:b w:val="0"/>
+        </w:rPr>
+        <w:t xml:space="preserve"> with the final statement. Explain why each number or decision follows from the stated </w:t>
+      </w:r>
+      <w:r>
+        <w:rPr>
+          <w:b/>
+        </w:rPr>
+        <w:t>input</w:t>
+      </w:r>
+      <w:r>
+        <w:rPr>
+          <w:b w:val="0"/>
+        </w:rPr>
+        <w:t>s.</w:t>
+      </w:r>
+    </w:p>
+    <w:p>
+      <w:pPr>
+        <w:spacing w:line="336" w:lineRule="auto" w:after="180"/>
+      </w:pPr>
+      <w:r>
+        <w:rPr>
+          <w:b w:val="0"/>
+        </w:rPr>
+        <w:t xml:space="preserve">The conclusion belongs to this scenario and procedure; changing the </w:t>
+      </w:r>
+      <w:r>
+        <w:rPr>
+          <w:b/>
+        </w:rPr>
+        <w:t>input</w:t>
+      </w:r>
+      <w:r>
+        <w:rPr>
+          <w:b w:val="0"/>
+        </w:rPr>
+        <w:t>s, evaluation population or authority can change what it establishes. Retain the raw record so a later revision can be compared honestly.</w:t>
+      </w:r>
+    </w:p>
+    <w:p>
+      <w:pPr>
+        <w:pStyle w:val="Heading3"/>
+      </w:pPr>
+      <w:r>
+        <w:t>Learn from the worked case</w:t>
+      </w:r>
+    </w:p>
+    <w:p>
+      <w:pPr>
+        <w:spacing w:line="336" w:lineRule="auto" w:after="180"/>
+      </w:pPr>
+      <w:r>
+        <w:rPr>
+          <w:b w:val="0"/>
+        </w:rPr>
+        <w:t>Cover the result before checking it. Say what is given, choose the procedure, and follow one step at a time. Then uncover the result and explain your first mismatch. Ask why a step is allowed, not only what number it produces.</w:t>
+      </w:r>
+    </w:p>
+    <w:p>
+      <w:pPr>
+        <w:pStyle w:val="Heading3"/>
+      </w:pPr>
+      <w:r>
+        <w:t>A pictorial worked case: Iterative Prompting</w:t>
+      </w:r>
+    </w:p>
+    <w:p>
+      <w:pPr>
+        <w:pStyle w:val="Heading3"/>
+      </w:pPr>
+      <w:r>
+        <w:t>The facts we will use</w:t>
+      </w:r>
+    </w:p>
+    <w:p>
+      <w:r>
+        <w:drawing>
+          <wp:inline xmlns:a="http://schemas.openxmlformats.org/drawingml/2006/main" xmlns:pic="http://schemas.openxmlformats.org/drawingml/2006/picture">
+            <wp:extent cx="5276995" cy="5943599"/>
+            <wp:docPr id="17" name="Picture 17" descr="Iterative Prompting. Locate failure: The target defect is unsupported answers when notes are missing.. One controlled change: Q adds the missing-evidence rule; other instructions remain fixed.. Paired results: P=2/4; Q=3/4; gain is case 3, with case 4 unresolved.. Next action: Inspect case 4 and reserve genuinely fresh questions for final evaluation."/>
+            <wp:cNvGraphicFramePr>
+              <a:graphicFrameLocks noChangeAspect="1"/>
+            </wp:cNvGraphicFramePr>
+            <a:graphic>
+              <a:graphicData uri="http://schemas.openxmlformats.org/drawingml/2006/picture">
+                <pic:pic>
+                  <pic:nvPicPr>
+                    <pic:cNvPr id="0" name="academy-visual-ai-3-7.png"/>
+                    <pic:cNvPicPr/>
+                  </pic:nvPicPr>
+                  <pic:blipFill>
+                    <a:blip r:embed="rId20"/>
+                    <a:stretch>
+                      <a:fillRect/>
+                    </a:stretch>
+                  </pic:blipFill>
+                  <pic:spPr>
+                    <a:xfrm>
+                      <a:off x="0" y="0"/>
+                      <a:ext cx="5276995" cy="5943599"/>
+                    </a:xfrm>
+                    <a:prstGeom prst="rect"/>
+                  </pic:spPr>
+                </pic:pic>
+              </a:graphicData>
+            </a:graphic>
+          </wp:inline>
+        </w:drawing>
+      </w:r>
+    </w:p>
+    <w:p>
+      <w:pPr>
+        <w:pStyle w:val="Heading3"/>
+      </w:pPr>
+      <w:r>
         <w:t>Why this result follows</w:t>
       </w:r>
     </w:p>
@@ -2757,162 +2763,93 @@
         <w:pStyle w:val="Heading3"/>
       </w:pPr>
       <w:r>
-        <w:t>Why the result follows</w:t>
+        <w:t>What this example does not establish</w:t>
+      </w:r>
+    </w:p>
+    <w:p>
+      <w:pPr>
+        <w:pStyle w:val="Heading1"/>
+      </w:pPr>
+      <w:r>
+        <w:t>07. Keep the remaining failure beside the gain</w:t>
+      </w:r>
+    </w:p>
+    <w:p>
+      <w:r>
+        <w:t>An iteration record explains what changed and what is still unknown.</w:t>
+      </w:r>
+    </w:p>
+    <w:p>
+      <w:pPr>
+        <w:pStyle w:val="Heading2"/>
+      </w:pPr>
+      <w:r>
+        <w:t>Repair the always-works argument</w:t>
       </w:r>
     </w:p>
     <w:p>
       <w:pPr>
         <w:spacing w:line="336" w:lineRule="auto" w:after="180"/>
-        <w:shd w:fill="F1F6FC"/>
       </w:pPr>
       <w:r>
         <w:rPr>
           <w:b w:val="0"/>
         </w:rPr>
-        <w:t xml:space="preserve">An </w:t>
-      </w:r>
-      <w:r>
-        <w:rPr>
-          <w:b/>
-        </w:rPr>
-        <w:t>iteration</w:t>
-      </w:r>
-      <w:r>
-        <w:rPr>
-          <w:b w:val="0"/>
-        </w:rPr>
-        <w:t xml:space="preserve"> should respond to a recorded failure with a precise change. Comparing the same questions reveals whether other behavior changed too.</w:t>
+        <w:t>Claim to repair: Q passed one more question, so the missing-evidence instruction now always works. The supplied four-question record improves2/4 to3/4 but still fails case4. Inspect that output, preserve the failure and plan the next single revision. These are invented single-run development outcomes, not an estimate of average effect, untouched final performance or classroom learning benefit.</w:t>
+      </w:r>
+    </w:p>
+    <w:p>
+      <w:pPr>
+        <w:pStyle w:val="Heading2"/>
+      </w:pPr>
+      <w:r>
+        <w:t>Propose a revealing next check</w:t>
+      </w:r>
+    </w:p>
+    <w:p>
+      <w:pPr>
+        <w:pStyle w:val="Heading3"/>
+      </w:pPr>
+      <w:r>
+        <w:t>Exit: propose one revealing change to the worked scenario. State the expected outcome and the evidence that would make you revise your explanation.</w:t>
+      </w:r>
+    </w:p>
+    <w:p>
+      <w:r>
+        <w:t>________________________________________________________________</w:t>
+      </w:r>
+    </w:p>
+    <w:p>
+      <w:r>
+        <w:t>________________________________________________________________</w:t>
+      </w:r>
+    </w:p>
+    <w:p>
+      <w:r>
+        <w:t>________________________________________________________________</w:t>
+      </w:r>
+    </w:p>
+    <w:p>
+      <w:r>
+        <w:t>________________________________________________________________</w:t>
+      </w:r>
+    </w:p>
+    <w:p>
+      <w:r>
+        <w:t>________________________________________________________________</w:t>
+      </w:r>
+    </w:p>
+    <w:p>
+      <w:pPr>
+        <w:pStyle w:val="Heading2"/>
+      </w:pPr>
+      <w:r>
+        <w:t>Earlier wording, alternatives and picture transcripts · reference / check after trying</w:t>
       </w:r>
     </w:p>
     <w:p>
       <w:pPr>
         <w:spacing w:line="336" w:lineRule="auto" w:after="180"/>
-        <w:shd w:fill="F1F6FC"/>
-      </w:pPr>
-      <w:r>
-        <w:rPr>
-          <w:b w:val="0"/>
-        </w:rPr>
-        <w:t>The invented results show a development gain of one case, not a guarantee that the new instruction always works. Save prompt text, settings, source notes and case-level outcomes.</w:t>
-      </w:r>
-    </w:p>
-    <w:p>
-      <w:pPr>
-        <w:pStyle w:val="Heading3"/>
-      </w:pPr>
-      <w:r>
-        <w:t>What this example does not establish</w:t>
-      </w:r>
-    </w:p>
-    <w:p>
-      <w:pPr>
-        <w:pStyle w:val="Heading3"/>
-      </w:pPr>
-      <w:r>
-        <w:t>Keep the stated limit</w:t>
-      </w:r>
-    </w:p>
-    <w:p>
-      <w:pPr>
-        <w:spacing w:line="336" w:lineRule="auto" w:after="180"/>
-        <w:shd w:fill="FFF5E6"/>
-      </w:pPr>
-      <w:r>
-        <w:rPr>
-          <w:b w:val="0"/>
-        </w:rPr>
-        <w:t xml:space="preserve">Stochastic </w:t>
-      </w:r>
-      <w:r>
-        <w:rPr>
-          <w:b/>
-        </w:rPr>
-        <w:t>output</w:t>
-      </w:r>
-      <w:r>
-        <w:rPr>
-          <w:b w:val="0"/>
-        </w:rPr>
-        <w:t xml:space="preserve"> can vary across runs; a small comparison does not prove an average effect or classroom learning benefit.</w:t>
-      </w:r>
-    </w:p>
-    <w:p>
-      <w:pPr>
-        <w:pStyle w:val="Heading3"/>
-      </w:pPr>
-      <w:r>
-        <w:t>Keep the stated limit</w:t>
-      </w:r>
-    </w:p>
-    <w:p>
-      <w:pPr>
-        <w:spacing w:line="336" w:lineRule="auto" w:after="180"/>
-        <w:shd w:fill="FFF5E6"/>
-      </w:pPr>
-      <w:r>
-        <w:rPr>
-          <w:b w:val="0"/>
-        </w:rPr>
-        <w:t xml:space="preserve">Read the labelled picture: What </w:t>
-      </w:r>
-      <w:r>
-        <w:rPr>
-          <w:b/>
-        </w:rPr>
-        <w:t>evidence</w:t>
-      </w:r>
-      <w:r>
-        <w:rPr>
-          <w:b w:val="0"/>
-        </w:rPr>
-        <w:t xml:space="preserve"> supports improvement here, and what remains unproven?</w:t>
-      </w:r>
-    </w:p>
-    <w:p>
-      <w:pPr>
-        <w:pStyle w:val="Heading3"/>
-      </w:pPr>
-      <w:r>
-        <w:t>Keep the stated limit</w:t>
-      </w:r>
-    </w:p>
-    <w:p>
-      <w:pPr>
-        <w:spacing w:line="336" w:lineRule="auto" w:after="180"/>
-        <w:shd w:fill="FFF5E6"/>
-      </w:pPr>
-      <w:r>
-        <w:rPr>
-          <w:b w:val="0"/>
-        </w:rPr>
-        <w:t>Change one thing: Change model settings and note wording at the same time as the prompt. Predict the result before checking the explanation. What remains the same?</w:t>
-      </w:r>
-    </w:p>
-    <w:p>
-      <w:pPr>
-        <w:pStyle w:val="Heading1"/>
-      </w:pPr>
-      <w:r>
-        <w:t>07. Find and repair a mistake</w:t>
-      </w:r>
-    </w:p>
-    <w:p>
-      <w:r>
-        <w:t>Find the unsupported step in the Iterative Prompting claim and explain a repair using the supplied evidence.</w:t>
-      </w:r>
-    </w:p>
-    <w:p>
-      <w:pPr>
-        <w:pStyle w:val="Heading3"/>
-      </w:pPr>
-      <w:r>
-        <w:t>Find the first error</w:t>
-      </w:r>
-    </w:p>
-    <w:p>
-      <w:pPr>
-        <w:spacing w:line="336" w:lineRule="auto" w:after="180"/>
-        <w:shd w:fill="FFF5E6"/>
       </w:pPr>
       <w:r>
         <w:rPr>
@@ -2960,7 +2897,7 @@
         <w:drawing>
           <wp:inline xmlns:a="http://schemas.openxmlformats.org/drawingml/2006/main" xmlns:pic="http://schemas.openxmlformats.org/drawingml/2006/picture">
             <wp:extent cx="5486400" cy="1901952"/>
-            <wp:docPr id="16" name="Picture 16" descr="Misconception diagnosis for Iterative Prompting"/>
+            <wp:docPr id="18" name="Picture 18" descr="Misconception diagnosis for Iterative Prompting"/>
             <wp:cNvGraphicFramePr>
               <a:graphicFrameLocks noChangeAspect="1"/>
             </wp:cNvGraphicFramePr>
@@ -2972,7 +2909,7 @@
                     <pic:cNvPicPr/>
                   </pic:nvPicPr>
                   <pic:blipFill>
-                    <a:blip r:embed="rId23"/>
+                    <a:blip r:embed="rId21"/>
                     <a:stretch>
                       <a:fillRect/>
                     </a:stretch>
@@ -3204,7 +3141,6 @@
     <w:p>
       <w:pPr>
         <w:spacing w:line="336" w:lineRule="auto" w:after="180"/>
-        <w:shd w:fill="F5F1FB"/>
       </w:pPr>
       <w:r>
         <w:rPr>
@@ -3256,16 +3192,7 @@
     </w:p>
     <w:p>
       <w:pPr>
-        <w:pStyle w:val="Heading3"/>
-      </w:pPr>
-      <w:r>
-        <w:t>Check the claim against the facts</w:t>
-      </w:r>
-    </w:p>
-    <w:p>
-      <w:pPr>
         <w:spacing w:line="336" w:lineRule="auto" w:after="180"/>
-        <w:shd w:fill="FFF5E6"/>
       </w:pPr>
       <w:r>
         <w:rPr>
@@ -3277,7 +3204,6 @@
     <w:p>
       <w:pPr>
         <w:spacing w:line="336" w:lineRule="auto" w:after="180"/>
-        <w:shd w:fill="FFF5E6"/>
       </w:pPr>
       <w:r>
         <w:rPr>
@@ -3288,48 +3214,23 @@
     </w:p>
     <w:p>
       <w:pPr>
-        <w:pStyle w:val="Heading3"/>
-      </w:pPr>
-      <w:r>
-        <w:t>Exit: propose one revealing change to the worked scenario. State the expected outcome and the evidence that would make you revise your explanation.</w:t>
-      </w:r>
-    </w:p>
-    <w:p>
-      <w:r>
-        <w:t>________________________________________________________________</w:t>
-      </w:r>
-    </w:p>
-    <w:p>
-      <w:r>
-        <w:t>________________________________________________________________</w:t>
-      </w:r>
-    </w:p>
-    <w:p>
-      <w:r>
-        <w:t>________________________________________________________________</w:t>
-      </w:r>
-    </w:p>
-    <w:p>
-      <w:r>
-        <w:t>________________________________________________________________</w:t>
-      </w:r>
-    </w:p>
-    <w:p>
-      <w:r>
-        <w:t>________________________________________________________________</w:t>
-      </w:r>
-    </w:p>
-    <w:p>
-      <w:pPr>
         <w:pStyle w:val="Heading1"/>
       </w:pPr>
       <w:r>
-        <w:t>08. Practise together</w:t>
-      </w:r>
-    </w:p>
-    <w:p>
-      <w:r>
-        <w:t>Practise Iterative Prompting with support, then explain the deciding step in your own words.</w:t>
+        <w:t>08. Practise a paired-result trace with less help</w:t>
+      </w:r>
+    </w:p>
+    <w:p>
+      <w:r>
+        <w:t>Use the separate six-case data for W2 and the four-question picture for its own discussion.</w:t>
+      </w:r>
+    </w:p>
+    <w:p>
+      <w:pPr>
+        <w:pStyle w:val="Heading2"/>
+      </w:pPr>
+      <w:r>
+        <w:t>Protect final evidence after development selection</w:t>
       </w:r>
     </w:p>
     <w:p>
@@ -3338,267 +3239,17 @@
       </w:pPr>
       <w:r>
         <w:rPr>
-          <w:b/>
-        </w:rPr>
-        <w:t>LOGIC STUDIO</w:t>
-      </w:r>
-    </w:p>
-    <w:p>
-      <w:pPr>
-        <w:spacing w:line="336" w:lineRule="auto" w:after="180"/>
-      </w:pPr>
-      <w:r>
-        <w:rPr>
           <w:b w:val="0"/>
         </w:rPr>
-        <w:t>Specify Before You Run</w:t>
-      </w:r>
-    </w:p>
-    <w:p>
-      <w:pPr>
-        <w:spacing w:line="336" w:lineRule="auto" w:after="180"/>
-      </w:pPr>
-      <w:r>
-        <w:rPr>
-          <w:b w:val="0"/>
-        </w:rPr>
-        <w:t>Prompts, schemas, retrieval, tool calls, and code are inspectable parts of one AI product.</w:t>
-      </w:r>
-    </w:p>
-    <w:p>
-      <w:r>
-        <w:drawing>
-          <wp:inline xmlns:a="http://schemas.openxmlformats.org/drawingml/2006/main" xmlns:pic="http://schemas.openxmlformats.org/drawingml/2006/picture">
-            <wp:extent cx="5486400" cy="1901952"/>
-            <wp:docPr id="17" name="Picture 17" descr="Logic tracing graphic for Iterative Prompting"/>
-            <wp:cNvGraphicFramePr>
-              <a:graphicFrameLocks noChangeAspect="1"/>
-            </wp:cNvGraphicFramePr>
-            <a:graphic>
-              <a:graphicData uri="http://schemas.openxmlformats.org/drawingml/2006/picture">
-                <pic:pic>
-                  <pic:nvPicPr>
-                    <pic:cNvPr id="0" name="112c89216380e7327670e715cf532346aeed10eee4e4400b610a219e3e4bc9f9.png"/>
-                    <pic:cNvPicPr/>
-                  </pic:nvPicPr>
-                  <pic:blipFill>
-                    <a:blip r:embed="rId24"/>
-                    <a:stretch>
-                      <a:fillRect/>
-                    </a:stretch>
-                  </pic:blipFill>
-                  <pic:spPr>
-                    <a:xfrm>
-                      <a:off x="0" y="0"/>
-                      <a:ext cx="5486400" cy="1901952"/>
-                    </a:xfrm>
-                    <a:prstGeom prst="rect"/>
-                  </pic:spPr>
-                </pic:pic>
-              </a:graphicData>
-            </a:graphic>
-          </wp:inline>
-        </w:drawing>
-      </w:r>
-    </w:p>
-    <w:p>
-      <w:pPr>
-        <w:spacing w:line="336" w:lineRule="auto" w:after="180"/>
-      </w:pPr>
-      <w:r>
-        <w:rPr>
-          <w:b w:val="0"/>
-        </w:rPr>
-        <w:t xml:space="preserve">SET task, audience, constraints, </w:t>
-      </w:r>
-      <w:r>
-        <w:rPr>
-          <w:b/>
-        </w:rPr>
-        <w:t>output</w:t>
-      </w:r>
-      <w:r>
-        <w:rPr>
-          <w:b w:val="0"/>
-        </w:rPr>
-        <w:t>_schema</w:t>
-        <w:br/>
-        <w:t>LOAD approved_context or retrieval_result</w:t>
-        <w:br/>
-        <w:t>CALL model or allowed_tool</w:t>
-        <w:br/>
-        <w:t>VALIDATE fields, claims, citations, and safety</w:t>
-        <w:br/>
-        <w:t xml:space="preserve">IF </w:t>
-      </w:r>
-      <w:r>
-        <w:rPr>
-          <w:b/>
-        </w:rPr>
-        <w:t>evidence</w:t>
-      </w:r>
-      <w:r>
-        <w:rPr>
-          <w:b w:val="0"/>
-        </w:rPr>
-        <w:t xml:space="preserve"> missing: ask, retrieve, or abstain</w:t>
-        <w:br/>
-        <w:t xml:space="preserve">RETURN useful </w:t>
-      </w:r>
-      <w:r>
-        <w:rPr>
-          <w:b/>
-        </w:rPr>
-        <w:t>output</w:t>
-      </w:r>
-      <w:r>
-        <w:rPr>
-          <w:b w:val="0"/>
-        </w:rPr>
-        <w:t xml:space="preserve"> + source trail + limitations</w:t>
-      </w:r>
-    </w:p>
-    <w:p>
-      <w:pPr>
-        <w:spacing w:line="336" w:lineRule="auto" w:after="180"/>
-        <w:shd w:fill="F5F1FB"/>
-      </w:pPr>
-      <w:r>
-        <w:rPr>
-          <w:b w:val="0"/>
-        </w:rPr>
-        <w:t xml:space="preserve">Trace one </w:t>
-      </w:r>
-      <w:r>
-        <w:rPr>
-          <w:b/>
-        </w:rPr>
-        <w:t>input</w:t>
-      </w:r>
-      <w:r>
-        <w:rPr>
-          <w:b w:val="0"/>
-        </w:rPr>
-        <w:t>. Which line changes the state or chooses a path?</w:t>
-      </w:r>
-    </w:p>
-    <w:p>
-      <w:pPr>
-        <w:pStyle w:val="Heading3"/>
-      </w:pPr>
-      <w:r>
-        <w:t>Write or draw your reasoning and evidence.</w:t>
-      </w:r>
-    </w:p>
-    <w:p>
-      <w:r>
-        <w:t>________________________________________________________________</w:t>
-      </w:r>
-    </w:p>
-    <w:p>
-      <w:r>
-        <w:t>________________________________________________________________</w:t>
-      </w:r>
-    </w:p>
-    <w:p>
-      <w:r>
-        <w:t>________________________________________________________________</w:t>
-      </w:r>
-    </w:p>
-    <w:p>
-      <w:r>
-        <w:t>________________________________________________________________</w:t>
-      </w:r>
-    </w:p>
-    <w:p>
-      <w:r>
-        <w:t>________________________________________________________________</w:t>
-      </w:r>
-    </w:p>
-    <w:p>
-      <w:pPr>
-        <w:pStyle w:val="Heading3"/>
-      </w:pPr>
-      <w:r>
-        <w:t>A closer explanation</w:t>
-      </w:r>
-    </w:p>
-    <w:p>
-      <w:pPr>
-        <w:spacing w:line="336" w:lineRule="auto" w:after="180"/>
-      </w:pPr>
-      <w:r>
-        <w:rPr>
-          <w:b w:val="0"/>
-        </w:rPr>
         <w:t>Prompt selection on development cases cannot be reported as independent final performance.</w:t>
       </w:r>
     </w:p>
     <w:p>
       <w:pPr>
-        <w:spacing w:line="336" w:lineRule="auto" w:after="180"/>
-      </w:pPr>
-      <w:r>
-        <w:rPr>
-          <w:b w:val="0"/>
-        </w:rPr>
-        <w:t>A useful check asks what would make the reasoning fail. Distinguish a failure to execute the declared procedure from a weakness in the procedure itself.</w:t>
-      </w:r>
-    </w:p>
-    <w:p>
-      <w:pPr>
-        <w:spacing w:line="336" w:lineRule="auto" w:after="180"/>
-      </w:pPr>
-      <w:r>
-        <w:rPr>
-          <w:b w:val="0"/>
-        </w:rPr>
-        <w:t xml:space="preserve">The first may require a correction; the second requires an explicitly revised method and new </w:t>
-      </w:r>
-      <w:r>
-        <w:rPr>
-          <w:b/>
-        </w:rPr>
-        <w:t>evidence</w:t>
-      </w:r>
-      <w:r>
-        <w:rPr>
-          <w:b w:val="0"/>
-        </w:rPr>
-        <w:t>. Preserve unsuccessful cases so an improved result cannot hide the original problem.</w:t>
-      </w:r>
-    </w:p>
-    <w:p>
-      <w:pPr>
-        <w:pStyle w:val="Heading3"/>
-      </w:pPr>
-      <w:r>
-        <w:t>Guided: restate the worked result, then name the assumption or limitation that prevents a broader conclusion.</w:t>
-      </w:r>
-    </w:p>
-    <w:p>
-      <w:r>
-        <w:t>________________________________________________________________</w:t>
-      </w:r>
-    </w:p>
-    <w:p>
-      <w:r>
-        <w:t>________________________________________________________________</w:t>
-      </w:r>
-    </w:p>
-    <w:p>
-      <w:r>
-        <w:t>________________________________________________________________</w:t>
-      </w:r>
-    </w:p>
-    <w:p>
-      <w:r>
-        <w:t>________________________________________________________________</w:t>
-      </w:r>
-    </w:p>
-    <w:p>
-      <w:r>
-        <w:t>________________________________________________________________</w:t>
+        <w:pStyle w:val="Heading2"/>
+      </w:pPr>
+      <w:r>
+        <w:t>Complete the six-case W2 trace</w:t>
       </w:r>
     </w:p>
     <w:p>
@@ -3713,21 +3364,113 @@
     </w:tbl>
     <w:p>
       <w:pPr>
+        <w:pStyle w:val="Heading2"/>
+      </w:pPr>
+      <w:r>
+        <w:t>Repair an all-future-cases claim</w:t>
+      </w:r>
+    </w:p>
+    <w:p>
+      <w:pPr>
+        <w:pStyle w:val="Heading3"/>
+      </w:pPr>
+      <w:r>
+        <w:t>Check your reasoning</w:t>
+      </w:r>
+    </w:p>
+    <w:p>
+      <w:pPr>
+        <w:pStyle w:val="ListBullet"/>
+      </w:pPr>
+      <w:r>
+        <w:t>Use the worked case for Controlled prompt experiments. Proposed explanation: “The worked result establishes every future case”. Decide whether this explanation is supported. Point to the step or supplied fact that decides; explain your repair if needed.</w:t>
+      </w:r>
+    </w:p>
+    <w:p>
+      <w:pPr>
+        <w:pStyle w:val="ListBullet"/>
+      </w:pPr>
+      <w:r>
+        <w:t>Answer on your own before discussion. If you are unsure, say which step you need help with.</w:t>
+      </w:r>
+    </w:p>
+    <w:p>
+      <w:pPr>
+        <w:pStyle w:val="Heading2"/>
+      </w:pPr>
+      <w:r>
+        <w:t>Explain the pictured improvement and limit</w:t>
+      </w:r>
+    </w:p>
+    <w:p>
+      <w:pPr>
+        <w:pStyle w:val="Heading3"/>
+      </w:pPr>
+      <w:r>
+        <w:t>Explain the picture</w:t>
+      </w:r>
+    </w:p>
+    <w:p>
+      <w:pPr>
+        <w:pStyle w:val="ListBullet"/>
+      </w:pPr>
+      <w:r>
+        <w:t>What evidence supports improvement here, and what remains unproven?</w:t>
+      </w:r>
+    </w:p>
+    <w:p>
+      <w:pPr>
+        <w:pStyle w:val="Heading3"/>
+      </w:pPr>
+      <w:r>
+        <w:t>My explanation using a pictured step and the given facts</w:t>
+      </w:r>
+    </w:p>
+    <w:p>
+      <w:r>
+        <w:t>________________________________________________________________</w:t>
+      </w:r>
+    </w:p>
+    <w:p>
+      <w:r>
+        <w:t>________________________________________________________________</w:t>
+      </w:r>
+    </w:p>
+    <w:p>
+      <w:r>
+        <w:t>________________________________________________________________</w:t>
+      </w:r>
+    </w:p>
+    <w:p>
+      <w:r>
+        <w:t>________________________________________________________________</w:t>
+      </w:r>
+    </w:p>
+    <w:p>
+      <w:pPr>
+        <w:pStyle w:val="Heading2"/>
+      </w:pPr>
+      <w:r>
+        <w:t>Keep independent work separate</w:t>
+      </w:r>
+    </w:p>
+    <w:p>
+      <w:pPr>
         <w:spacing w:line="336" w:lineRule="auto" w:after="180"/>
       </w:pPr>
       <w:r>
         <w:rPr>
           <w:b w:val="0"/>
         </w:rPr>
-        <w:t>Explain your trace to a partner. Your partner points to one step to check. Swap roles on the next case. Each person writes their own explanation.</w:t>
-      </w:r>
-    </w:p>
-    <w:p>
-      <w:pPr>
-        <w:pStyle w:val="Heading3"/>
-      </w:pPr>
-      <w:r>
-        <w:t>Check your reasoning</w:t>
+        <w:t>This is supported practice. Keep the separately named independent case for an attempt before feedback.</w:t>
+      </w:r>
+    </w:p>
+    <w:p>
+      <w:pPr>
+        <w:pStyle w:val="Heading2"/>
+      </w:pPr>
+      <w:r>
+        <w:t>Earlier wording, alternatives and picture transcripts · reference / check after trying</w:t>
       </w:r>
     </w:p>
     <w:p>
@@ -3738,7 +3481,7 @@
         <w:rPr>
           <w:b w:val="0"/>
         </w:rPr>
-        <w:t>Use the worked case for Controlled prompt experiments. Proposed explanation: “The worked result establishes every future case”. Decide whether this explanation is supported.</w:t>
+        <w:t>LOGIC STUDIO</w:t>
       </w:r>
     </w:p>
     <w:p>
@@ -3749,7 +3492,7 @@
         <w:rPr>
           <w:b w:val="0"/>
         </w:rPr>
-        <w:t>Point to the step or supplied fact that decides; explain your repair if needed.</w:t>
+        <w:t>Specify Before You Run</w:t>
       </w:r>
     </w:p>
     <w:p>
@@ -3760,130 +3503,7 @@
         <w:rPr>
           <w:b w:val="0"/>
         </w:rPr>
-        <w:t>Answer on your own before discussion. If you are unsure, say which step you need help with.</w:t>
-      </w:r>
-    </w:p>
-    <w:p>
-      <w:pPr>
-        <w:pStyle w:val="Heading3"/>
-      </w:pPr>
-      <w:r>
-        <w:t>Explain the picture</w:t>
-      </w:r>
-    </w:p>
-    <w:p>
-      <w:pPr>
-        <w:spacing w:line="336" w:lineRule="auto" w:after="180"/>
-        <w:shd w:fill="F5F1FB"/>
-      </w:pPr>
-      <w:r>
-        <w:rPr>
-          <w:b w:val="0"/>
-        </w:rPr>
-        <w:t xml:space="preserve">What </w:t>
-      </w:r>
-      <w:r>
-        <w:rPr>
-          <w:b/>
-        </w:rPr>
-        <w:t>evidence</w:t>
-      </w:r>
-      <w:r>
-        <w:rPr>
-          <w:b w:val="0"/>
-        </w:rPr>
-        <w:t xml:space="preserve"> supports improvement here, and what remains unproven?</w:t>
-      </w:r>
-    </w:p>
-    <w:p>
-      <w:pPr>
-        <w:pStyle w:val="Heading3"/>
-      </w:pPr>
-      <w:r>
-        <w:t>My explanation using a pictured step and the given facts</w:t>
-      </w:r>
-    </w:p>
-    <w:p>
-      <w:r>
-        <w:t>________________________________________________________________</w:t>
-      </w:r>
-    </w:p>
-    <w:p>
-      <w:r>
-        <w:t>________________________________________________________________</w:t>
-      </w:r>
-    </w:p>
-    <w:p>
-      <w:r>
-        <w:t>________________________________________________________________</w:t>
-      </w:r>
-    </w:p>
-    <w:p>
-      <w:r>
-        <w:t>________________________________________________________________</w:t>
-      </w:r>
-    </w:p>
-    <w:p>
-      <w:pPr>
-        <w:spacing w:line="336" w:lineRule="auto" w:after="180"/>
-      </w:pPr>
-      <w:r>
-        <w:rPr>
-          <w:b w:val="0"/>
-        </w:rPr>
-        <w:t>This is supported practice. Keep the separately named independent case for an attempt before feedback.</w:t>
-      </w:r>
-    </w:p>
-    <w:p>
-      <w:pPr>
-        <w:pStyle w:val="Heading1"/>
-      </w:pPr>
-      <w:r>
-        <w:t>09. Run the investigation</w:t>
-      </w:r>
-    </w:p>
-    <w:p>
-      <w:r>
-        <w:t>Investigate Iterative Prompting. Record the prediction, actual observation or labelled paper trace, explanation and next test separately.</w:t>
-      </w:r>
-    </w:p>
-    <w:p>
-      <w:pPr>
-        <w:spacing w:line="336" w:lineRule="auto" w:after="180"/>
-      </w:pPr>
-      <w:r>
-        <w:rPr>
-          <w:b/>
-        </w:rPr>
-        <w:t>EVIDENCE</w:t>
-      </w:r>
-      <w:r>
-        <w:rPr>
-          <w:b/>
-        </w:rPr>
-        <w:t xml:space="preserve"> LAB</w:t>
-      </w:r>
-    </w:p>
-    <w:p>
-      <w:pPr>
-        <w:spacing w:line="336" w:lineRule="auto" w:after="180"/>
-      </w:pPr>
-      <w:r>
-        <w:rPr>
-          <w:b w:val="0"/>
-        </w:rPr>
-        <w:t>Predict → Test → Record → Explain</w:t>
-      </w:r>
-    </w:p>
-    <w:p>
-      <w:pPr>
-        <w:spacing w:line="336" w:lineRule="auto" w:after="180"/>
-      </w:pPr>
-      <w:r>
-        <w:rPr>
-          <w:b w:val="0"/>
-        </w:rPr>
-        <w:t>Keep expected and actual results separate. Surprises are useful data when recorded honestly.</w:t>
+        <w:t>Prompts, schemas, retrieval, tool calls, and code are inspectable parts of one AI product.</w:t>
       </w:r>
     </w:p>
     <w:p>
@@ -3891,7 +3511,7 @@
         <w:drawing>
           <wp:inline xmlns:a="http://schemas.openxmlformats.org/drawingml/2006/main" xmlns:pic="http://schemas.openxmlformats.org/drawingml/2006/picture">
             <wp:extent cx="5486400" cy="1901952"/>
-            <wp:docPr id="18" name="Picture 18" descr="Evidence lab graphic for Iterative Prompting"/>
+            <wp:docPr id="19" name="Picture 19" descr="Logic tracing graphic for Iterative Prompting"/>
             <wp:cNvGraphicFramePr>
               <a:graphicFrameLocks noChangeAspect="1"/>
             </wp:cNvGraphicFramePr>
@@ -3899,11 +3519,11 @@
               <a:graphicData uri="http://schemas.openxmlformats.org/drawingml/2006/picture">
                 <pic:pic>
                   <pic:nvPicPr>
-                    <pic:cNvPr id="0" name="7c907a154410392d324fc8694909c24390e6f755ade11adcdbe637709adfecad.png"/>
+                    <pic:cNvPr id="0" name="112c89216380e7327670e715cf532346aeed10eee4e4400b610a219e3e4bc9f9.png"/>
                     <pic:cNvPicPr/>
                   </pic:nvPicPr>
                   <pic:blipFill>
-                    <a:blip r:embed="rId25"/>
+                    <a:blip r:embed="rId22"/>
                     <a:stretch>
                       <a:fillRect/>
                     </a:stretch>
@@ -3930,19 +3550,596 @@
         <w:rPr>
           <w:b w:val="0"/>
         </w:rPr>
-        <w:t xml:space="preserve">Use a fixed prompt and test set. Diagnose one failure, change one element, score again, and preserve all three </w:t>
+        <w:t xml:space="preserve">SET task, audience, constraints, </w:t>
       </w:r>
       <w:r>
         <w:rPr>
           <w:b/>
         </w:rPr>
-        <w:t>version</w:t>
+        <w:t>output</w:t>
       </w:r>
       <w:r>
         <w:rPr>
           <w:b w:val="0"/>
         </w:rPr>
-        <w:t>s.</w:t>
+        <w:t>_schema</w:t>
+        <w:br/>
+        <w:t>LOAD approved_context or retrieval_result</w:t>
+        <w:br/>
+        <w:t>CALL model or allowed_tool</w:t>
+        <w:br/>
+        <w:t>VALIDATE fields, claims, citations, and safety</w:t>
+        <w:br/>
+        <w:t xml:space="preserve">IF </w:t>
+      </w:r>
+      <w:r>
+        <w:rPr>
+          <w:b/>
+        </w:rPr>
+        <w:t>evidence</w:t>
+      </w:r>
+      <w:r>
+        <w:rPr>
+          <w:b w:val="0"/>
+        </w:rPr>
+        <w:t xml:space="preserve"> missing: ask, retrieve, or abstain</w:t>
+        <w:br/>
+        <w:t xml:space="preserve">RETURN useful </w:t>
+      </w:r>
+      <w:r>
+        <w:rPr>
+          <w:b/>
+        </w:rPr>
+        <w:t>output</w:t>
+      </w:r>
+      <w:r>
+        <w:rPr>
+          <w:b w:val="0"/>
+        </w:rPr>
+        <w:t xml:space="preserve"> + source trail + limitations</w:t>
+      </w:r>
+    </w:p>
+    <w:p>
+      <w:pPr>
+        <w:spacing w:line="336" w:lineRule="auto" w:after="180"/>
+      </w:pPr>
+      <w:r>
+        <w:rPr>
+          <w:b w:val="0"/>
+        </w:rPr>
+        <w:t xml:space="preserve">Trace one </w:t>
+      </w:r>
+      <w:r>
+        <w:rPr>
+          <w:b/>
+        </w:rPr>
+        <w:t>input</w:t>
+      </w:r>
+      <w:r>
+        <w:rPr>
+          <w:b w:val="0"/>
+        </w:rPr>
+        <w:t>. Which line changes the state or chooses a path?</w:t>
+      </w:r>
+    </w:p>
+    <w:p>
+      <w:pPr>
+        <w:pStyle w:val="Heading3"/>
+      </w:pPr>
+      <w:r>
+        <w:t>Write or draw your reasoning and evidence.</w:t>
+      </w:r>
+    </w:p>
+    <w:p>
+      <w:r>
+        <w:t>________________________________________________________________</w:t>
+      </w:r>
+    </w:p>
+    <w:p>
+      <w:r>
+        <w:t>________________________________________________________________</w:t>
+      </w:r>
+    </w:p>
+    <w:p>
+      <w:r>
+        <w:t>________________________________________________________________</w:t>
+      </w:r>
+    </w:p>
+    <w:p>
+      <w:r>
+        <w:t>________________________________________________________________</w:t>
+      </w:r>
+    </w:p>
+    <w:p>
+      <w:r>
+        <w:t>________________________________________________________________</w:t>
+      </w:r>
+    </w:p>
+    <w:p>
+      <w:pPr>
+        <w:pStyle w:val="Heading3"/>
+      </w:pPr>
+      <w:r>
+        <w:t>A closer explanation</w:t>
+      </w:r>
+    </w:p>
+    <w:p>
+      <w:pPr>
+        <w:spacing w:line="336" w:lineRule="auto" w:after="180"/>
+      </w:pPr>
+      <w:r>
+        <w:rPr>
+          <w:b w:val="0"/>
+        </w:rPr>
+        <w:t>A useful check asks what would make the reasoning fail. Distinguish a failure to execute the declared procedure from a weakness in the procedure itself.</w:t>
+      </w:r>
+    </w:p>
+    <w:p>
+      <w:pPr>
+        <w:spacing w:line="336" w:lineRule="auto" w:after="180"/>
+      </w:pPr>
+      <w:r>
+        <w:rPr>
+          <w:b w:val="0"/>
+        </w:rPr>
+        <w:t xml:space="preserve">The first may require a correction; the second requires an explicitly revised method and new </w:t>
+      </w:r>
+      <w:r>
+        <w:rPr>
+          <w:b/>
+        </w:rPr>
+        <w:t>evidence</w:t>
+      </w:r>
+      <w:r>
+        <w:rPr>
+          <w:b w:val="0"/>
+        </w:rPr>
+        <w:t>. Preserve unsuccessful cases so an improved result cannot hide the original problem.</w:t>
+      </w:r>
+    </w:p>
+    <w:p>
+      <w:pPr>
+        <w:pStyle w:val="Heading3"/>
+      </w:pPr>
+      <w:r>
+        <w:t>Guided: restate the worked result, then name the assumption or limitation that prevents a broader conclusion.</w:t>
+      </w:r>
+    </w:p>
+    <w:p>
+      <w:r>
+        <w:t>________________________________________________________________</w:t>
+      </w:r>
+    </w:p>
+    <w:p>
+      <w:r>
+        <w:t>________________________________________________________________</w:t>
+      </w:r>
+    </w:p>
+    <w:p>
+      <w:r>
+        <w:t>________________________________________________________________</w:t>
+      </w:r>
+    </w:p>
+    <w:p>
+      <w:r>
+        <w:t>________________________________________________________________</w:t>
+      </w:r>
+    </w:p>
+    <w:p>
+      <w:r>
+        <w:t>________________________________________________________________</w:t>
+      </w:r>
+    </w:p>
+    <w:p>
+      <w:pPr>
+        <w:spacing w:line="336" w:lineRule="auto" w:after="180"/>
+      </w:pPr>
+      <w:r>
+        <w:rPr>
+          <w:b w:val="0"/>
+        </w:rPr>
+        <w:t>Explain your trace to a partner. Your partner points to one step to check. Swap roles on the next case. Each person writes their own explanation.</w:t>
+      </w:r>
+    </w:p>
+    <w:p>
+      <w:pPr>
+        <w:pStyle w:val="Heading1"/>
+      </w:pPr>
+      <w:r>
+        <w:t>09. Inspect complete outputs and keep a truthful three-version log</w:t>
+      </w:r>
+    </w:p>
+    <w:p>
+      <w:r>
+        <w:t>The third revision is a proposal, not a fabricated measured improvement.</w:t>
+      </w:r>
+    </w:p>
+    <w:p>
+      <w:pPr>
+        <w:pStyle w:val="Heading2"/>
+      </w:pPr>
+      <w:r>
+        <w:t>The approved source and fixed rubric</w:t>
+      </w:r>
+    </w:p>
+    <w:p>
+      <w:pPr>
+        <w:spacing w:line="336" w:lineRule="auto" w:after="180"/>
+      </w:pPr>
+      <w:r>
+        <w:rPr>
+          <w:b w:val="0"/>
+        </w:rPr>
+        <w:t>Complete fictional source N: condensation changes water vapour into liquid water; freezing changes liquid water into ice. No definition of melting or evaporation is supplied. Fixed task wrapper: for each requested term, produce exactly Term and Meaning using approved N. Full pass requires both fields, correct requested term and meaning supported by N; when no definition exists, the rubric expects not supplied.</w:t>
+      </w:r>
+    </w:p>
+    <w:p>
+      <w:pPr>
+        <w:spacing w:line="336" w:lineRule="auto" w:after="180"/>
+      </w:pPr>
+      <w:r>
+        <w:rPr>
+          <w:b w:val="0"/>
+        </w:rPr>
+        <w:t>Model/settings are declared fixed for these invented output records; no actual service/version is supplied or run.</w:t>
+      </w:r>
+    </w:p>
+    <w:p>
+      <w:pPr>
+        <w:pStyle w:val="Heading2"/>
+      </w:pPr>
+      <w:r>
+        <w:t>Three complete prompt versions and evidence status</w:t>
+      </w:r>
+    </w:p>
+    <w:tbl>
+      <w:tblPr>
+        <w:tblStyle w:val="LightShading-Accent1"/>
+        <w:tblW w:type="auto" w:w="0"/>
+        <w:tblLook w:firstColumn="1" w:firstRow="1" w:lastColumn="0" w:lastRow="0" w:noHBand="0" w:noVBand="1" w:val="04A0"/>
+      </w:tblPr>
+      <w:tblGrid>
+        <w:gridCol w:w="3408"/>
+        <w:gridCol w:w="3408"/>
+        <w:gridCol w:w="3408"/>
+      </w:tblGrid>
+      <w:tr>
+        <w:trPr>
+          <w:tblHeader/>
+        </w:trPr>
+        <w:tc>
+          <w:tcPr>
+            <w:tcW w:type="dxa" w:w="3408"/>
+          </w:tcPr>
+          <w:p>
+            <w:r>
+              <w:t>Version</w:t>
+            </w:r>
+          </w:p>
+        </w:tc>
+        <w:tc>
+          <w:tcPr>
+            <w:tcW w:type="dxa" w:w="3408"/>
+          </w:tcPr>
+          <w:p>
+            <w:r>
+              <w:t>Complete variable prompt text appended to the fixed wrapper</w:t>
+            </w:r>
+          </w:p>
+        </w:tc>
+        <w:tc>
+          <w:tcPr>
+            <w:tcW w:type="dxa" w:w="3408"/>
+          </w:tcPr>
+          <w:p>
+            <w:r>
+              <w:t>Status</w:t>
+            </w:r>
+          </w:p>
+        </w:tc>
+      </w:tr>
+      <w:tr>
+        <w:tc>
+          <w:tcPr>
+            <w:tcW w:type="dxa" w:w="3408"/>
+          </w:tcPr>
+          <w:p>
+            <w:r>
+              <w:t>P</w:t>
+            </w:r>
+          </w:p>
+        </w:tc>
+        <w:tc>
+          <w:tcPr>
+            <w:tcW w:type="dxa" w:w="3408"/>
+          </w:tcPr>
+          <w:p>
+            <w:r>
+              <w:t>Answer helpfully.</w:t>
+            </w:r>
+          </w:p>
+        </w:tc>
+        <w:tc>
+          <w:tcPr>
+            <w:tcW w:type="dxa" w:w="3408"/>
+          </w:tcPr>
+          <w:p>
+            <w:r>
+              <w:t>Supplied invented outputs below</w:t>
+            </w:r>
+          </w:p>
+        </w:tc>
+      </w:tr>
+      <w:tr>
+        <w:tc>
+          <w:tcPr>
+            <w:tcW w:type="dxa" w:w="3408"/>
+          </w:tcPr>
+          <w:p>
+            <w:r>
+              <w:t>Q</w:t>
+            </w:r>
+          </w:p>
+        </w:tc>
+        <w:tc>
+          <w:tcPr>
+            <w:tcW w:type="dxa" w:w="3408"/>
+          </w:tcPr>
+          <w:p>
+            <w:r>
+              <w:t>Answer helpfully. If approved notes lack the answer, say not supplied.</w:t>
+            </w:r>
+          </w:p>
+        </w:tc>
+        <w:tc>
+          <w:tcPr>
+            <w:tcW w:type="dxa" w:w="3408"/>
+          </w:tcPr>
+          <w:p>
+            <w:r>
+              <w:t>Supplied invented outputs below</w:t>
+            </w:r>
+          </w:p>
+        </w:tc>
+      </w:tr>
+      <w:tr>
+        <w:tc>
+          <w:tcPr>
+            <w:tcW w:type="dxa" w:w="3408"/>
+          </w:tcPr>
+          <w:p>
+            <w:r>
+              <w:t>R</w:t>
+            </w:r>
+          </w:p>
+        </w:tc>
+        <w:tc>
+          <w:tcPr>
+            <w:tcW w:type="dxa" w:w="3408"/>
+          </w:tcPr>
+          <w:p>
+            <w:r>
+              <w:t>Answer helpfully. If approved notes lack the answer, say not supplied. Before drafting, check whether N explicitly defines the requested term.</w:t>
+            </w:r>
+          </w:p>
+        </w:tc>
+        <w:tc>
+          <w:tcPr>
+            <w:tcW w:type="dxa" w:w="3408"/>
+          </w:tcPr>
+          <w:p>
+            <w:r>
+              <w:t>Proposed next version; not run</w:t>
+            </w:r>
+          </w:p>
+        </w:tc>
+      </w:tr>
+    </w:tbl>
+    <w:p>
+      <w:pPr>
+        <w:pStyle w:val="Heading2"/>
+      </w:pPr>
+      <w:r>
+        <w:t>Four paired complete output cards</w:t>
+      </w:r>
+    </w:p>
+    <w:tbl>
+      <w:tblPr>
+        <w:tblStyle w:val="LightShading-Accent1"/>
+        <w:tblW w:type="auto" w:w="0"/>
+        <w:tblLook w:firstColumn="1" w:firstRow="1" w:lastColumn="0" w:lastRow="0" w:noHBand="0" w:noVBand="1" w:val="04A0"/>
+      </w:tblPr>
+      <w:tblGrid>
+        <w:gridCol w:w="3408"/>
+        <w:gridCol w:w="3408"/>
+        <w:gridCol w:w="3408"/>
+      </w:tblGrid>
+      <w:tr>
+        <w:trPr>
+          <w:tblHeader/>
+        </w:trPr>
+        <w:tc>
+          <w:tcPr>
+            <w:tcW w:type="dxa" w:w="3408"/>
+          </w:tcPr>
+          <w:p>
+            <w:r>
+              <w:t>Case/request</w:t>
+            </w:r>
+          </w:p>
+        </w:tc>
+        <w:tc>
+          <w:tcPr>
+            <w:tcW w:type="dxa" w:w="3408"/>
+          </w:tcPr>
+          <w:p>
+            <w:r>
+              <w:t>Complete P field contents</w:t>
+            </w:r>
+          </w:p>
+        </w:tc>
+        <w:tc>
+          <w:tcPr>
+            <w:tcW w:type="dxa" w:w="3408"/>
+          </w:tcPr>
+          <w:p>
+            <w:r>
+              <w:t>Complete Q field contents</w:t>
+            </w:r>
+          </w:p>
+        </w:tc>
+      </w:tr>
+      <w:tr>
+        <w:tc>
+          <w:tcPr>
+            <w:tcW w:type="dxa" w:w="3408"/>
+          </w:tcPr>
+          <w:p>
+            <w:r>
+              <w:t>1 condensation</w:t>
+            </w:r>
+          </w:p>
+        </w:tc>
+        <w:tc>
+          <w:tcPr>
+            <w:tcW w:type="dxa" w:w="3408"/>
+          </w:tcPr>
+          <w:p>
+            <w:r>
+              <w:t>Term: condensation; Meaning: water vapour changes into liquid water</w:t>
+            </w:r>
+          </w:p>
+        </w:tc>
+        <w:tc>
+          <w:tcPr>
+            <w:tcW w:type="dxa" w:w="3408"/>
+          </w:tcPr>
+          <w:p>
+            <w:r>
+              <w:t>Term: condensation; Meaning: water vapour changes into liquid water</w:t>
+            </w:r>
+          </w:p>
+        </w:tc>
+      </w:tr>
+      <w:tr>
+        <w:tc>
+          <w:tcPr>
+            <w:tcW w:type="dxa" w:w="3408"/>
+          </w:tcPr>
+          <w:p>
+            <w:r>
+              <w:t>2 freezing</w:t>
+            </w:r>
+          </w:p>
+        </w:tc>
+        <w:tc>
+          <w:tcPr>
+            <w:tcW w:type="dxa" w:w="3408"/>
+          </w:tcPr>
+          <w:p>
+            <w:r>
+              <w:t>Term: freezing; Meaning: liquid water changes into ice</w:t>
+            </w:r>
+          </w:p>
+        </w:tc>
+        <w:tc>
+          <w:tcPr>
+            <w:tcW w:type="dxa" w:w="3408"/>
+          </w:tcPr>
+          <w:p>
+            <w:r>
+              <w:t>Term: freezing; Meaning: liquid water changes into ice</w:t>
+            </w:r>
+          </w:p>
+        </w:tc>
+      </w:tr>
+      <w:tr>
+        <w:tc>
+          <w:tcPr>
+            <w:tcW w:type="dxa" w:w="3408"/>
+          </w:tcPr>
+          <w:p>
+            <w:r>
+              <w:t>3 melting</w:t>
+            </w:r>
+          </w:p>
+        </w:tc>
+        <w:tc>
+          <w:tcPr>
+            <w:tcW w:type="dxa" w:w="3408"/>
+          </w:tcPr>
+          <w:p>
+            <w:r>
+              <w:t>Term: melting; Meaning: ice changes into liquid water</w:t>
+            </w:r>
+          </w:p>
+        </w:tc>
+        <w:tc>
+          <w:tcPr>
+            <w:tcW w:type="dxa" w:w="3408"/>
+          </w:tcPr>
+          <w:p>
+            <w:r>
+              <w:t>Term: melting; Meaning: not supplied</w:t>
+            </w:r>
+          </w:p>
+        </w:tc>
+      </w:tr>
+      <w:tr>
+        <w:tc>
+          <w:tcPr>
+            <w:tcW w:type="dxa" w:w="3408"/>
+          </w:tcPr>
+          <w:p>
+            <w:r>
+              <w:t>4 evaporation</w:t>
+            </w:r>
+          </w:p>
+        </w:tc>
+        <w:tc>
+          <w:tcPr>
+            <w:tcW w:type="dxa" w:w="3408"/>
+          </w:tcPr>
+          <w:p>
+            <w:r>
+              <w:t>Term: evaporation; Meaning: liquid water changes into vapour</w:t>
+            </w:r>
+          </w:p>
+        </w:tc>
+        <w:tc>
+          <w:tcPr>
+            <w:tcW w:type="dxa" w:w="3408"/>
+          </w:tcPr>
+          <w:p>
+            <w:r>
+              <w:t>Term: evaporation; Meaning: liquid water changes into vapour</w:t>
+            </w:r>
+          </w:p>
+        </w:tc>
+      </w:tr>
+    </w:tbl>
+    <w:p>
+      <w:pPr>
+        <w:pStyle w:val="Heading2"/>
+      </w:pPr>
+      <w:r>
+        <w:t>Score, diagnose and plan the next controlled revision</w:t>
+      </w:r>
+    </w:p>
+    <w:p>
+      <w:pPr>
+        <w:pStyle w:val="ListNumber"/>
+      </w:pPr>
+      <w:r>
+        <w:t>Three-version log investigation: score every supplied P/Q output against N and the fixed rubric before seeing the pictured totals. Case3 improves because Q uses the required fallback; case4 remains unsupported even if its statement could be true outside this source-only contract. Record exact P/Q text, diagnosed defect, one added missing-evidence rule, per-case judgments and the unresolved case. For R, record the one added source-check step and predicted behavior before a future test; retain not run instead of inventing results. Plan identical development cases/settings and a prespecified repeated-run scheme if outputs vary. Fresh final cases must be reserved after selection. A partner can audit these paper judgments, but the invented records do not reproduce a real prompt experiment. Keep the three-bullet format-revision task for independent work.</w:t>
+      </w:r>
+    </w:p>
+    <w:p>
+      <w:pPr>
+        <w:pStyle w:val="Heading2"/>
+      </w:pPr>
+      <w:r>
+        <w:t>Keep the evidence record</w:t>
       </w:r>
     </w:p>
     <w:tbl>
@@ -4193,7 +4390,6 @@
     <w:p>
       <w:pPr>
         <w:spacing w:line="336" w:lineRule="auto" w:after="180"/>
-        <w:shd w:fill="F5F1FB"/>
       </w:pPr>
       <w:r>
         <w:rPr>
@@ -4237,6 +4433,135 @@
     </w:p>
     <w:p>
       <w:pPr>
+        <w:spacing w:line="336" w:lineRule="auto" w:after="180"/>
+      </w:pPr>
+      <w:r>
+        <w:rPr>
+          <w:b w:val="0"/>
+        </w:rPr>
+        <w:t>Before trying: what do I expect, and why? While trying: which step could first go wrong? Afterwards: what did I actually observe, and what should change? Keep “not run” if you only traced the procedure.</w:t>
+      </w:r>
+    </w:p>
+    <w:p>
+      <w:pPr>
+        <w:pStyle w:val="Heading2"/>
+      </w:pPr>
+      <w:r>
+        <w:t>Earlier wording, alternatives and picture transcripts · reference / check after trying</w:t>
+      </w:r>
+    </w:p>
+    <w:p>
+      <w:pPr>
+        <w:spacing w:line="336" w:lineRule="auto" w:after="180"/>
+      </w:pPr>
+      <w:r>
+        <w:rPr>
+          <w:b/>
+        </w:rPr>
+        <w:t>EVIDENCE</w:t>
+      </w:r>
+      <w:r>
+        <w:rPr>
+          <w:b w:val="0"/>
+        </w:rPr>
+        <w:t xml:space="preserve"> LAB</w:t>
+      </w:r>
+    </w:p>
+    <w:p>
+      <w:pPr>
+        <w:spacing w:line="336" w:lineRule="auto" w:after="180"/>
+      </w:pPr>
+      <w:r>
+        <w:rPr>
+          <w:b w:val="0"/>
+        </w:rPr>
+        <w:t>Predict → Test → Record → Explain</w:t>
+      </w:r>
+    </w:p>
+    <w:p>
+      <w:pPr>
+        <w:spacing w:line="336" w:lineRule="auto" w:after="180"/>
+      </w:pPr>
+      <w:r>
+        <w:rPr>
+          <w:b w:val="0"/>
+        </w:rPr>
+        <w:t>Keep expected and actual results separate. Surprises are useful data when recorded honestly.</w:t>
+      </w:r>
+    </w:p>
+    <w:p>
+      <w:r>
+        <w:drawing>
+          <wp:inline xmlns:a="http://schemas.openxmlformats.org/drawingml/2006/main" xmlns:pic="http://schemas.openxmlformats.org/drawingml/2006/picture">
+            <wp:extent cx="5486400" cy="1901952"/>
+            <wp:docPr id="20" name="Picture 20" descr="Evidence lab graphic for Iterative Prompting"/>
+            <wp:cNvGraphicFramePr>
+              <a:graphicFrameLocks noChangeAspect="1"/>
+            </wp:cNvGraphicFramePr>
+            <a:graphic>
+              <a:graphicData uri="http://schemas.openxmlformats.org/drawingml/2006/picture">
+                <pic:pic>
+                  <pic:nvPicPr>
+                    <pic:cNvPr id="0" name="7c907a154410392d324fc8694909c24390e6f755ade11adcdbe637709adfecad.png"/>
+                    <pic:cNvPicPr/>
+                  </pic:nvPicPr>
+                  <pic:blipFill>
+                    <a:blip r:embed="rId23"/>
+                    <a:stretch>
+                      <a:fillRect/>
+                    </a:stretch>
+                  </pic:blipFill>
+                  <pic:spPr>
+                    <a:xfrm>
+                      <a:off x="0" y="0"/>
+                      <a:ext cx="5486400" cy="1901952"/>
+                    </a:xfrm>
+                    <a:prstGeom prst="rect"/>
+                  </pic:spPr>
+                </pic:pic>
+              </a:graphicData>
+            </a:graphic>
+          </wp:inline>
+        </w:drawing>
+      </w:r>
+    </w:p>
+    <w:p>
+      <w:pPr>
+        <w:spacing w:line="336" w:lineRule="auto" w:after="180"/>
+      </w:pPr>
+      <w:r>
+        <w:rPr>
+          <w:b w:val="0"/>
+        </w:rPr>
+        <w:t>Use the complete source N, fixed task/rubric, P/Q output cards and three-</w:t>
+      </w:r>
+      <w:r>
+        <w:rPr>
+          <w:b/>
+        </w:rPr>
+        <w:t>version</w:t>
+      </w:r>
+      <w:r>
+        <w:rPr>
+          <w:b w:val="0"/>
+        </w:rPr>
+        <w:t xml:space="preserve"> prompt log. Score every supplied result, preserve case4, and label R as a proposed unrun revision. No actual model calls or measured third-</w:t>
+      </w:r>
+      <w:r>
+        <w:rPr>
+          <w:b/>
+        </w:rPr>
+        <w:t>version</w:t>
+      </w:r>
+      <w:r>
+        <w:rPr>
+          <w:b w:val="0"/>
+        </w:rPr>
+        <w:t xml:space="preserve"> improvement are supplied.</w:t>
+      </w:r>
+    </w:p>
+    <w:p>
+      <w:pPr>
         <w:pStyle w:val="Heading3"/>
       </w:pPr>
       <w:r>
@@ -4245,13 +4570,500 @@
     </w:p>
     <w:p>
       <w:pPr>
+        <w:pStyle w:val="Heading1"/>
+      </w:pPr>
+      <w:r>
+        <w:t>14. Try alone: plan the fresh three-bullet format repair</w:t>
+      </w:r>
+    </w:p>
+    <w:p>
+      <w:r>
+        <w:t>A correct format revision still needs a factual-preservation check.</w:t>
+      </w:r>
+    </w:p>
+    <w:p>
+      <w:pPr>
+        <w:pStyle w:val="Heading2"/>
+      </w:pPr>
+      <w:r>
+        <w:t>Independent brief and scope</w:t>
+      </w:r>
+    </w:p>
+    <w:p>
+      <w:pPr>
         <w:spacing w:line="336" w:lineRule="auto" w:after="180"/>
       </w:pPr>
       <w:r>
         <w:rPr>
           <w:b w:val="0"/>
         </w:rPr>
-        <w:t>Before trying: what do I expect, and why? While trying: which step could first go wrong? Afterwards: what did I actually observe, and what should change? Keep “not run” if you only traced the procedure.</w:t>
+        <w:t>A factual response uses four paragraphs when the contract requires three bullets. Design a controlled prompt revision and evaluation.</w:t>
+      </w:r>
+    </w:p>
+    <w:p>
+      <w:pPr>
+        <w:spacing w:line="336" w:lineRule="auto" w:after="180"/>
+      </w:pPr>
+      <w:r>
+        <w:rPr>
+          <w:b w:val="0"/>
+        </w:rPr>
+        <w:t>Design the comparison; no revised outputs, source text or model scores are supplied. Fix the approved evidence, factual criteria, task cases and model/settings while changing the format instruction. Define three-bullet compliance separately from factual support, and preserve unrun outcomes as unknown.</w:t>
+      </w:r>
+    </w:p>
+    <w:p>
+      <w:pPr>
+        <w:pStyle w:val="Heading2"/>
+      </w:pPr>
+      <w:r>
+        <w:t>Your first attempt and help record</w:t>
+      </w:r>
+    </w:p>
+    <w:p>
+      <w:pPr>
+        <w:pStyle w:val="Heading3"/>
+      </w:pPr>
+      <w:r>
+        <w:t>My independent explanation, trace and limits</w:t>
+      </w:r>
+    </w:p>
+    <w:p>
+      <w:r>
+        <w:t>________________________________________________________________</w:t>
+      </w:r>
+    </w:p>
+    <w:p>
+      <w:r>
+        <w:t>________________________________________________________________</w:t>
+      </w:r>
+    </w:p>
+    <w:p>
+      <w:r>
+        <w:t>________________________________________________________________</w:t>
+      </w:r>
+    </w:p>
+    <w:p>
+      <w:r>
+        <w:t>________________________________________________________________</w:t>
+      </w:r>
+    </w:p>
+    <w:p>
+      <w:r>
+        <w:t>________________________________________________________________</w:t>
+      </w:r>
+    </w:p>
+    <w:p>
+      <w:r>
+        <w:t>________________________________________________________________</w:t>
+      </w:r>
+    </w:p>
+    <w:p>
+      <w:r>
+        <w:t>________________________________________________________________</w:t>
+      </w:r>
+    </w:p>
+    <w:p>
+      <w:pPr>
+        <w:spacing w:line="336" w:lineRule="auto" w:after="180"/>
+      </w:pPr>
+      <w:r>
+        <w:rPr>
+          <w:b w:val="0"/>
+        </w:rPr>
+        <w:t>Attempt this case before feedback. Record any help. Earlier examples below are further practice; a case already practised with feedback cannot establish fresh transfer.</w:t>
+      </w:r>
+    </w:p>
+    <w:p>
+      <w:pPr>
+        <w:spacing w:line="336" w:lineRule="auto" w:after="180"/>
+      </w:pPr>
+      <w:r>
+        <w:rPr>
+          <w:b w:val="0"/>
+        </w:rPr>
+        <w:t xml:space="preserve">Your teacher has the independent answer and scoring criteria. Complete the matching workbook week to keep your practice </w:t>
+      </w:r>
+      <w:r>
+        <w:rPr>
+          <w:b/>
+        </w:rPr>
+        <w:t>evidence</w:t>
+      </w:r>
+      <w:r>
+        <w:rPr>
+          <w:b w:val="0"/>
+        </w:rPr>
+        <w:t xml:space="preserve"> together.</w:t>
+      </w:r>
+    </w:p>
+    <w:p>
+      <w:pPr>
+        <w:pStyle w:val="Heading2"/>
+      </w:pPr>
+      <w:r>
+        <w:t>Use feedback afterwards</w:t>
+      </w:r>
+    </w:p>
+    <w:p>
+      <w:pPr>
+        <w:spacing w:line="336" w:lineRule="auto" w:after="180"/>
+      </w:pPr>
+      <w:r>
+        <w:rPr>
+          <w:b w:val="0"/>
+        </w:rPr>
+        <w:t>Attempt the independent case before hints. Record whether you worked alone, used a hint or followed a model. After feedback, fix the first unsupported step and explain why it changed.</w:t>
+      </w:r>
+    </w:p>
+    <w:p>
+      <w:pPr>
+        <w:spacing w:line="336" w:lineRule="auto" w:after="180"/>
+      </w:pPr>
+      <w:r>
+        <w:rPr>
+          <w:b w:val="0"/>
+        </w:rPr>
+        <w:t>A later check uses a changed case, not a copied answer.</w:t>
+      </w:r>
+    </w:p>
+    <w:p>
+      <w:pPr>
+        <w:pStyle w:val="Heading2"/>
+      </w:pPr>
+      <w:r>
+        <w:t>Earlier wording, alternatives and picture transcripts · reference / check after trying</w:t>
+      </w:r>
+    </w:p>
+    <w:p>
+      <w:pPr>
+        <w:pStyle w:val="Heading3"/>
+      </w:pPr>
+      <w:r>
+        <w:t>Independent case: Changed independent case</w:t>
+      </w:r>
+    </w:p>
+    <w:p>
+      <w:pPr>
+        <w:pStyle w:val="Heading3"/>
+      </w:pPr>
+      <w:r>
+        <w:t>Week 7 Independent application</w:t>
+      </w:r>
+    </w:p>
+    <w:p>
+      <w:pPr>
+        <w:spacing w:line="336" w:lineRule="auto" w:after="180"/>
+      </w:pPr>
+      <w:r>
+        <w:rPr>
+          <w:b w:val="0"/>
+        </w:rPr>
+        <w:t>Close the worked explanation. Apply the idea to this different question without copying.</w:t>
+      </w:r>
+    </w:p>
+    <w:p>
+      <w:pPr>
+        <w:spacing w:line="336" w:lineRule="auto" w:after="180"/>
+      </w:pPr>
+      <w:r>
+        <w:rPr>
+          <w:b w:val="0"/>
+        </w:rPr>
+        <w:t>You change a prompt's audience, length and source rules together; the result improves. What can you conclude, and how would you investigate the cause?</w:t>
+      </w:r>
+    </w:p>
+    <w:p>
+      <w:pPr>
+        <w:spacing w:line="336" w:lineRule="auto" w:after="180"/>
+      </w:pPr>
+      <w:r>
+        <w:rPr>
+          <w:b w:val="0"/>
+        </w:rPr>
+        <w:t xml:space="preserve">My answer, with a trace, calculation or supporting </w:t>
+      </w:r>
+      <w:r>
+        <w:rPr>
+          <w:b/>
+        </w:rPr>
+        <w:t>evidence</w:t>
+      </w:r>
+    </w:p>
+    <w:p>
+      <w:pPr>
+        <w:pStyle w:val="Heading3"/>
+      </w:pPr>
+      <w:r>
+        <w:t>Write or draw your reasoning and evidence.</w:t>
+      </w:r>
+    </w:p>
+    <w:p>
+      <w:r>
+        <w:t>________________________________________________________________</w:t>
+      </w:r>
+    </w:p>
+    <w:p>
+      <w:r>
+        <w:t>________________________________________________________________</w:t>
+      </w:r>
+    </w:p>
+    <w:p>
+      <w:r>
+        <w:t>________________________________________________________________</w:t>
+      </w:r>
+    </w:p>
+    <w:p>
+      <w:r>
+        <w:t>________________________________________________________________</w:t>
+      </w:r>
+    </w:p>
+    <w:p>
+      <w:r>
+        <w:t>________________________________________________________________</w:t>
+      </w:r>
+    </w:p>
+    <w:p>
+      <w:pPr>
+        <w:pStyle w:val="Heading3"/>
+      </w:pPr>
+      <w:r>
+        <w:t>Create and test</w:t>
+      </w:r>
+    </w:p>
+    <w:p>
+      <w:pPr>
+        <w:spacing w:line="336" w:lineRule="auto" w:after="180"/>
+      </w:pPr>
+      <w:r>
+        <w:rPr>
+          <w:b w:val="0"/>
+        </w:rPr>
+        <w:t>Change one relevant detail. Predict the result before testing. Include a boundary or missing-information case when it helps reveal a limit.</w:t>
+      </w:r>
+    </w:p>
+    <w:p>
+      <w:pPr>
+        <w:spacing w:line="336" w:lineRule="auto" w:after="180"/>
+      </w:pPr>
+      <w:r>
+        <w:rPr>
+          <w:b w:val="0"/>
+        </w:rPr>
+        <w:t xml:space="preserve">My changed </w:t>
+      </w:r>
+      <w:r>
+        <w:rPr>
+          <w:b/>
+        </w:rPr>
+        <w:t>input</w:t>
+      </w:r>
+      <w:r>
+        <w:rPr>
+          <w:b w:val="0"/>
+        </w:rPr>
+        <w:t xml:space="preserve"> and expected result</w:t>
+      </w:r>
+    </w:p>
+    <w:p>
+      <w:pPr>
+        <w:pStyle w:val="Heading3"/>
+      </w:pPr>
+      <w:r>
+        <w:t>Write or draw your reasoning and evidence.</w:t>
+      </w:r>
+    </w:p>
+    <w:p>
+      <w:r>
+        <w:t>________________________________________________________________</w:t>
+      </w:r>
+    </w:p>
+    <w:p>
+      <w:r>
+        <w:t>________________________________________________________________</w:t>
+      </w:r>
+    </w:p>
+    <w:p>
+      <w:r>
+        <w:t>________________________________________________________________</w:t>
+      </w:r>
+    </w:p>
+    <w:p>
+      <w:r>
+        <w:t>________________________________________________________________</w:t>
+      </w:r>
+    </w:p>
+    <w:p>
+      <w:r>
+        <w:t>________________________________________________________________</w:t>
+      </w:r>
+    </w:p>
+    <w:p>
+      <w:pPr>
+        <w:pStyle w:val="Heading3"/>
+      </w:pPr>
+      <w:r>
+        <w:t>Connect to your project</w:t>
+      </w:r>
+    </w:p>
+    <w:p>
+      <w:pPr>
+        <w:spacing w:line="336" w:lineRule="auto" w:after="180"/>
+      </w:pPr>
+      <w:r>
+        <w:rPr>
+          <w:b w:val="0"/>
+        </w:rPr>
+        <w:t xml:space="preserve">Maintain prompt </w:t>
+      </w:r>
+      <w:r>
+        <w:rPr>
+          <w:b/>
+        </w:rPr>
+        <w:t>version</w:t>
+      </w:r>
+      <w:r>
+        <w:rPr>
+          <w:b w:val="0"/>
+        </w:rPr>
+        <w:t xml:space="preserve">, diagnosed failure, change, and before/after </w:t>
+      </w:r>
+      <w:r>
+        <w:rPr>
+          <w:b/>
+        </w:rPr>
+        <w:t>rubric</w:t>
+      </w:r>
+      <w:r>
+        <w:rPr>
+          <w:b w:val="0"/>
+        </w:rPr>
+        <w:t xml:space="preserve"> scores.</w:t>
+      </w:r>
+    </w:p>
+    <w:p>
+      <w:pPr>
+        <w:spacing w:line="336" w:lineRule="auto" w:after="180"/>
+      </w:pPr>
+      <w:r>
+        <w:rPr>
+          <w:b w:val="0"/>
+        </w:rPr>
+        <w:t xml:space="preserve">The </w:t>
+      </w:r>
+      <w:r>
+        <w:rPr>
+          <w:b/>
+        </w:rPr>
+        <w:t>evidence</w:t>
+      </w:r>
+      <w:r>
+        <w:rPr>
+          <w:b w:val="0"/>
+        </w:rPr>
+        <w:t xml:space="preserve"> I will keep</w:t>
+      </w:r>
+    </w:p>
+    <w:p>
+      <w:pPr>
+        <w:pStyle w:val="Heading3"/>
+      </w:pPr>
+      <w:r>
+        <w:t>Write or draw your reasoning and evidence.</w:t>
+      </w:r>
+    </w:p>
+    <w:p>
+      <w:r>
+        <w:t>________________________________________________________________</w:t>
+      </w:r>
+    </w:p>
+    <w:p>
+      <w:r>
+        <w:t>________________________________________________________________</w:t>
+      </w:r>
+    </w:p>
+    <w:p>
+      <w:r>
+        <w:t>________________________________________________________________</w:t>
+      </w:r>
+    </w:p>
+    <w:p>
+      <w:r>
+        <w:t>________________________________________________________________</w:t>
+      </w:r>
+    </w:p>
+    <w:p>
+      <w:r>
+        <w:t>________________________________________________________________</w:t>
+      </w:r>
+    </w:p>
+    <w:p>
+      <w:pPr>
+        <w:pStyle w:val="Heading3"/>
+      </w:pPr>
+      <w:r>
+        <w:t>Transfer practice from the original programme</w:t>
+      </w:r>
+    </w:p>
+    <w:p>
+      <w:pPr>
+        <w:spacing w:line="336" w:lineRule="auto" w:after="180"/>
+      </w:pPr>
+      <w:r>
+        <w:rPr>
+          <w:b w:val="0"/>
+        </w:rPr>
+        <w:t>A summary has accurate facts but uses unexplained terms. Propose one prompt change and a comparison that checks both accessibility and factual preservation.</w:t>
+      </w:r>
+    </w:p>
+    <w:p>
+      <w:pPr>
+        <w:pStyle w:val="Heading3"/>
+      </w:pPr>
+      <w:r>
+        <w:t>Explain the mechanism, evidence and one limit.</w:t>
+      </w:r>
+    </w:p>
+    <w:p>
+      <w:r>
+        <w:t>________________________________________________________________</w:t>
+      </w:r>
+    </w:p>
+    <w:p>
+      <w:r>
+        <w:t>________________________________________________________________</w:t>
+      </w:r>
+    </w:p>
+    <w:p>
+      <w:r>
+        <w:t>________________________________________________________________</w:t>
+      </w:r>
+    </w:p>
+    <w:p>
+      <w:r>
+        <w:t>________________________________________________________________</w:t>
+      </w:r>
+    </w:p>
+    <w:p>
+      <w:r>
+        <w:t>________________________________________________________________</w:t>
+      </w:r>
+    </w:p>
+    <w:p>
+      <w:r>
+        <w:t>________________________________________________________________</w:t>
+      </w:r>
+    </w:p>
+    <w:p>
+      <w:r>
+        <w:t>________________________________________________________________</w:t>
+      </w:r>
+    </w:p>
+    <w:p>
+      <w:pPr>
+        <w:pStyle w:val="Heading3"/>
+      </w:pPr>
+      <w:r>
+        <w:t>Use feedback to improve</w:t>
       </w:r>
     </w:p>
     <w:p>
@@ -4259,12 +5071,20 @@
         <w:pStyle w:val="Heading1"/>
       </w:pPr>
       <w:r>
-        <w:t>10. Build your understanding</w:t>
-      </w:r>
-    </w:p>
-    <w:p>
-      <w:r>
-        <w:t>Move from recall to tracing, diagnosis and transfer in Iterative Prompting. Explain why each step is justified.</w:t>
+        <w:t>11. Link each project revision to a diagnosed failure</w:t>
+      </w:r>
+    </w:p>
+    <w:p>
+      <w:r>
+        <w:t>Preserve the actual record and the boundary of its evidence.</w:t>
+      </w:r>
+    </w:p>
+    <w:p>
+      <w:pPr>
+        <w:pStyle w:val="Heading2"/>
+      </w:pPr>
+      <w:r>
+        <w:t>This week’s concrete contribution</w:t>
       </w:r>
     </w:p>
     <w:p>
@@ -4273,7 +5093,1057 @@
       </w:pPr>
       <w:r>
         <w:rPr>
+          <w:b w:val="0"/>
+        </w:rPr>
+        <w:t>Keep the Verified Study Buddy log as version, exact prompt, frozen task/source/settings, diagnosed criterion failure, one revision, predicted outcome, observed result or not-run status, regressions and remaining limits. Reuse the same development cases for controlled diagnosis; after selection, collect fresh final evidence.</w:t>
+      </w:r>
+    </w:p>
+    <w:p>
+      <w:pPr>
+        <w:spacing w:line="336" w:lineRule="auto" w:after="180"/>
+      </w:pPr>
+      <w:r>
+        <w:rPr>
+          <w:b w:val="0"/>
+        </w:rPr>
+        <w:t>Separate format compliance, factual support and useful explanation rather than promoting a favourite answer.</w:t>
+      </w:r>
+    </w:p>
+    <w:p>
+      <w:pPr>
+        <w:spacing w:line="336" w:lineRule="auto" w:after="180"/>
+      </w:pPr>
+      <w:r>
+        <w:rPr>
+          <w:b w:val="0"/>
+        </w:rPr>
+        <w:t xml:space="preserve">Maintain a Study Buddy experiment log linking failure, single revision and paired </w:t>
+      </w:r>
+      <w:r>
+        <w:rPr>
           <w:b/>
+        </w:rPr>
+        <w:t>rubric</w:t>
+      </w:r>
+      <w:r>
+        <w:rPr>
+          <w:b w:val="0"/>
+        </w:rPr>
+        <w:t xml:space="preserve"> results.</w:t>
+      </w:r>
+    </w:p>
+    <w:p>
+      <w:pPr>
+        <w:pStyle w:val="Heading2"/>
+      </w:pPr>
+      <w:r>
+        <w:t>Keep the checkpoint and human choice</w:t>
+      </w:r>
+    </w:p>
+    <w:p>
+      <w:pPr>
+        <w:spacing w:line="336" w:lineRule="auto" w:after="180"/>
+      </w:pPr>
+      <w:r>
+        <w:rPr>
+          <w:b w:val="0"/>
+        </w:rPr>
+        <w:t xml:space="preserve">THIS WEEK’S CHECKPOINT  Maintain prompt </w:t>
+      </w:r>
+      <w:r>
+        <w:rPr>
+          <w:b/>
+        </w:rPr>
+        <w:t>version</w:t>
+      </w:r>
+      <w:r>
+        <w:rPr>
+          <w:b w:val="0"/>
+        </w:rPr>
+        <w:t xml:space="preserve">, diagnosed failure, change, and before/after </w:t>
+      </w:r>
+      <w:r>
+        <w:rPr>
+          <w:b/>
+        </w:rPr>
+        <w:t>rubric</w:t>
+      </w:r>
+      <w:r>
+        <w:rPr>
+          <w:b w:val="0"/>
+        </w:rPr>
+        <w:t xml:space="preserve"> scores.</w:t>
+      </w:r>
+    </w:p>
+    <w:p>
+      <w:pPr>
+        <w:spacing w:line="336" w:lineRule="auto" w:after="180"/>
+      </w:pPr>
+      <w:r>
+        <w:rPr>
+          <w:b w:val="0"/>
+        </w:rPr>
+        <w:t xml:space="preserve">SYSTEM MAP  Learner need → prompt/schema → approved sources/retrieval → model/tool → structured answer → verification → </w:t>
+      </w:r>
+      <w:r>
+        <w:rPr>
+          <w:b/>
+        </w:rPr>
+        <w:t>human decision</w:t>
+      </w:r>
+    </w:p>
+    <w:p>
+      <w:pPr>
+        <w:spacing w:line="336" w:lineRule="auto" w:after="180"/>
+      </w:pPr>
+      <w:r>
+        <w:rPr>
+          <w:b w:val="0"/>
+        </w:rPr>
+        <w:t>What will you add, change, or verify in the project this week?</w:t>
+      </w:r>
+    </w:p>
+    <w:p>
+      <w:pPr>
+        <w:pStyle w:val="Heading3"/>
+      </w:pPr>
+      <w:r>
+        <w:t>Write or draw your reasoning and evidence.</w:t>
+      </w:r>
+    </w:p>
+    <w:p>
+      <w:r>
+        <w:t>________________________________________________________________</w:t>
+      </w:r>
+    </w:p>
+    <w:p>
+      <w:r>
+        <w:t>________________________________________________________________</w:t>
+      </w:r>
+    </w:p>
+    <w:p>
+      <w:r>
+        <w:t>________________________________________________________________</w:t>
+      </w:r>
+    </w:p>
+    <w:p>
+      <w:r>
+        <w:t>________________________________________________________________</w:t>
+      </w:r>
+    </w:p>
+    <w:p>
+      <w:r>
+        <w:t>________________________________________________________________</w:t>
+      </w:r>
+    </w:p>
+    <w:p>
+      <w:pPr>
+        <w:spacing w:line="336" w:lineRule="auto" w:after="180"/>
+      </w:pPr>
+      <w:r>
+        <w:rPr>
+          <w:b w:val="0"/>
+        </w:rPr>
+        <w:t xml:space="preserve">What should remain under </w:t>
+      </w:r>
+      <w:r>
+        <w:rPr>
+          <w:b/>
+        </w:rPr>
+        <w:t>human control</w:t>
+      </w:r>
+      <w:r>
+        <w:rPr>
+          <w:b w:val="0"/>
+        </w:rPr>
+        <w:t>?</w:t>
+      </w:r>
+    </w:p>
+    <w:p>
+      <w:pPr>
+        <w:pStyle w:val="Heading3"/>
+      </w:pPr>
+      <w:r>
+        <w:t>Write or draw your reasoning and evidence.</w:t>
+      </w:r>
+    </w:p>
+    <w:p>
+      <w:r>
+        <w:t>________________________________________________________________</w:t>
+      </w:r>
+    </w:p>
+    <w:p>
+      <w:r>
+        <w:t>________________________________________________________________</w:t>
+      </w:r>
+    </w:p>
+    <w:p>
+      <w:r>
+        <w:t>________________________________________________________________</w:t>
+      </w:r>
+    </w:p>
+    <w:p>
+      <w:r>
+        <w:t>________________________________________________________________</w:t>
+      </w:r>
+    </w:p>
+    <w:p>
+      <w:r>
+        <w:t>________________________________________________________________</w:t>
+      </w:r>
+    </w:p>
+    <w:p>
+      <w:pPr>
+        <w:spacing w:line="336" w:lineRule="auto" w:after="180"/>
+      </w:pPr>
+      <w:r>
+        <w:rPr>
+          <w:b w:val="0"/>
+        </w:rPr>
+        <w:t xml:space="preserve">RESPONSIBLE DESIGN  Collect only necessary information. Show uncertainty and limits. Never confuse fluent </w:t>
+      </w:r>
+      <w:r>
+        <w:rPr>
+          <w:b/>
+        </w:rPr>
+        <w:t>output</w:t>
+      </w:r>
+      <w:r>
+        <w:rPr>
+          <w:b w:val="0"/>
+        </w:rPr>
+        <w:t xml:space="preserve"> with verified truth.</w:t>
+      </w:r>
+    </w:p>
+    <w:p>
+      <w:pPr>
+        <w:pStyle w:val="Heading2"/>
+      </w:pPr>
+      <w:r>
+        <w:t>Earlier wording, alternatives and picture transcripts · reference / check after trying</w:t>
+      </w:r>
+    </w:p>
+    <w:p>
+      <w:pPr>
+        <w:spacing w:line="336" w:lineRule="auto" w:after="180"/>
+      </w:pPr>
+      <w:r>
+        <w:rPr>
+          <w:b w:val="0"/>
+        </w:rPr>
+        <w:t>CUMULATIVE PROJECT</w:t>
+      </w:r>
+    </w:p>
+    <w:p>
+      <w:pPr>
+        <w:spacing w:line="336" w:lineRule="auto" w:after="180"/>
+      </w:pPr>
+      <w:r>
+        <w:rPr>
+          <w:b w:val="0"/>
+        </w:rPr>
+        <w:t>Verified Study Buddy</w:t>
+      </w:r>
+    </w:p>
+    <w:p>
+      <w:pPr>
+        <w:spacing w:line="336" w:lineRule="auto" w:after="180"/>
+      </w:pPr>
+      <w:r>
+        <w:rPr>
+          <w:b w:val="0"/>
+        </w:rPr>
+        <w:t>Every week adds one inspectable piece. The system must show how it reached a result.</w:t>
+      </w:r>
+    </w:p>
+    <w:p>
+      <w:r>
+        <w:drawing>
+          <wp:inline xmlns:a="http://schemas.openxmlformats.org/drawingml/2006/main" xmlns:pic="http://schemas.openxmlformats.org/drawingml/2006/picture">
+            <wp:extent cx="5486400" cy="1901952"/>
+            <wp:docPr id="21" name="Picture 21" descr="Book recommender connection for Iterative Prompting"/>
+            <wp:cNvGraphicFramePr>
+              <a:graphicFrameLocks noChangeAspect="1"/>
+            </wp:cNvGraphicFramePr>
+            <a:graphic>
+              <a:graphicData uri="http://schemas.openxmlformats.org/drawingml/2006/picture">
+                <pic:pic>
+                  <pic:nvPicPr>
+                    <pic:cNvPr id="0" name="25d7e19e4f7a22caeb8b02d51d6a943a0809f51444069458f3feb227093467bb.png"/>
+                    <pic:cNvPicPr/>
+                  </pic:nvPicPr>
+                  <pic:blipFill>
+                    <a:blip r:embed="rId24"/>
+                    <a:stretch>
+                      <a:fillRect/>
+                    </a:stretch>
+                  </pic:blipFill>
+                  <pic:spPr>
+                    <a:xfrm>
+                      <a:off x="0" y="0"/>
+                      <a:ext cx="5486400" cy="1901952"/>
+                    </a:xfrm>
+                    <a:prstGeom prst="rect"/>
+                  </pic:spPr>
+                </pic:pic>
+              </a:graphicData>
+            </a:graphic>
+          </wp:inline>
+        </w:drawing>
+      </w:r>
+    </w:p>
+    <w:p>
+      <w:pPr>
+        <w:pStyle w:val="Heading3"/>
+      </w:pPr>
+      <w:r>
+        <w:t>Evidence for your project</w:t>
+      </w:r>
+    </w:p>
+    <w:p>
+      <w:pPr>
+        <w:pStyle w:val="Heading1"/>
+      </w:pPr>
+      <w:r>
+        <w:t>16. Finish: name the failure, one revision and comparison evidence</w:t>
+      </w:r>
+    </w:p>
+    <w:p>
+      <w:r>
+        <w:t>Do not turn development selection into a final result.</w:t>
+      </w:r>
+    </w:p>
+    <w:p>
+      <w:pPr>
+        <w:pStyle w:val="Heading2"/>
+      </w:pPr>
+      <w:r>
+        <w:t>Explain without notes</w:t>
+      </w:r>
+    </w:p>
+    <w:p>
+      <w:pPr>
+        <w:pStyle w:val="ListBullet"/>
+      </w:pPr>
+      <w:r>
+        <w:t>Close your notes. Explain this goal in your own words: Explain the mechanism and terminology of controlled prompt experiments</w:t>
+      </w:r>
+    </w:p>
+    <w:p>
+      <w:pPr>
+        <w:pStyle w:val="Heading3"/>
+      </w:pPr>
+      <w:r>
+        <w:t>My deciding step, evidence and one remaining question</w:t>
+      </w:r>
+    </w:p>
+    <w:p>
+      <w:r>
+        <w:t>________________________________________________________________</w:t>
+      </w:r>
+    </w:p>
+    <w:p>
+      <w:r>
+        <w:t>________________________________________________________________</w:t>
+      </w:r>
+    </w:p>
+    <w:p>
+      <w:r>
+        <w:t>________________________________________________________________</w:t>
+      </w:r>
+    </w:p>
+    <w:p>
+      <w:r>
+        <w:t>________________________________________________________________</w:t>
+      </w:r>
+    </w:p>
+    <w:p>
+      <w:r>
+        <w:t>________________________________________________________________</w:t>
+      </w:r>
+    </w:p>
+    <w:p>
+      <w:pPr>
+        <w:pStyle w:val="Heading2"/>
+      </w:pPr>
+      <w:r>
+        <w:t>Plan a changed-case return</w:t>
+      </w:r>
+    </w:p>
+    <w:p>
+      <w:pPr>
+        <w:spacing w:line="336" w:lineRule="auto" w:after="180"/>
+      </w:pPr>
+      <w:r>
+        <w:rPr>
+          <w:b w:val="0"/>
+        </w:rPr>
+        <w:t xml:space="preserve">If you are unsure, return to the worked picture and explain one arrow. If you are ready, change an </w:t>
+      </w:r>
+      <w:r>
+        <w:rPr>
+          <w:b/>
+        </w:rPr>
+        <w:t>input</w:t>
+      </w:r>
+      <w:r>
+        <w:rPr>
+          <w:b w:val="0"/>
+        </w:rPr>
+        <w:t xml:space="preserve"> or assumption and justify your </w:t>
+      </w:r>
+      <w:r>
+        <w:rPr>
+          <w:b/>
+        </w:rPr>
+        <w:t>prediction</w:t>
+      </w:r>
+      <w:r>
+        <w:rPr>
+          <w:b w:val="0"/>
+        </w:rPr>
+        <w:t>.</w:t>
+      </w:r>
+    </w:p>
+    <w:p>
+      <w:pPr>
+        <w:spacing w:line="336" w:lineRule="auto" w:after="180"/>
+      </w:pPr>
+      <w:r>
+        <w:rPr>
+          <w:b w:val="0"/>
+        </w:rPr>
+        <w:t xml:space="preserve">Save your workbook </w:t>
+      </w:r>
+      <w:r>
+        <w:rPr>
+          <w:b/>
+        </w:rPr>
+        <w:t>evidence</w:t>
+      </w:r>
+      <w:r>
+        <w:rPr>
+          <w:b w:val="0"/>
+        </w:rPr>
+        <w:t>. At the next review, try a different case before opening your old answer.</w:t>
+      </w:r>
+    </w:p>
+    <w:p>
+      <w:pPr>
+        <w:pStyle w:val="Heading1"/>
+      </w:pPr>
+      <w:r>
+        <w:t>Reference bank and extra practice</w:t>
+      </w:r>
+    </w:p>
+    <w:p>
+      <w:pPr>
+        <w:pStyle w:val="Heading1"/>
+      </w:pPr>
+      <w:r>
+        <w:t>05. Your quick word guide</w:t>
+      </w:r>
+    </w:p>
+    <w:p>
+      <w:r>
+        <w:t>Use the words to explain a particular step, record or limit.</w:t>
+      </w:r>
+    </w:p>
+    <w:p>
+      <w:pPr>
+        <w:pStyle w:val="Heading2"/>
+      </w:pPr>
+      <w:r>
+        <w:t>Core vocabulary</w:t>
+      </w:r>
+    </w:p>
+    <w:tbl>
+      <w:tblPr>
+        <w:tblStyle w:val="LightShading-Accent1"/>
+        <w:tblW w:type="auto" w:w="0"/>
+        <w:tblLook w:firstColumn="1" w:firstRow="1" w:lastColumn="0" w:lastRow="0" w:noHBand="0" w:noVBand="1" w:val="04A0"/>
+      </w:tblPr>
+      <w:tblGrid>
+        <w:gridCol w:w="3408"/>
+        <w:gridCol w:w="3408"/>
+        <w:gridCol w:w="3408"/>
+      </w:tblGrid>
+      <w:tr>
+        <w:trPr>
+          <w:tblHeader/>
+        </w:trPr>
+        <w:tc>
+          <w:tcPr>
+            <w:tcW w:type="dxa" w:w="3408"/>
+          </w:tcPr>
+          <w:p>
+            <w:r>
+              <w:t>Word</w:t>
+            </w:r>
+          </w:p>
+        </w:tc>
+        <w:tc>
+          <w:tcPr>
+            <w:tcW w:type="dxa" w:w="3408"/>
+          </w:tcPr>
+          <w:p>
+            <w:r>
+              <w:t>My own example</w:t>
+            </w:r>
+          </w:p>
+        </w:tc>
+        <w:tc>
+          <w:tcPr>
+            <w:tcW w:type="dxa" w:w="3408"/>
+          </w:tcPr>
+          <w:p>
+            <w:r>
+              <w:t>Not this / boundary</w:t>
+            </w:r>
+          </w:p>
+        </w:tc>
+      </w:tr>
+      <w:tr>
+        <w:tc>
+          <w:tcPr>
+            <w:tcW w:type="dxa" w:w="3408"/>
+          </w:tcPr>
+          <w:p>
+            <w:r>
+              <w:t>iteration</w:t>
+            </w:r>
+          </w:p>
+        </w:tc>
+        <w:tc>
+          <w:tcPr>
+            <w:tcW w:type="dxa" w:w="3408"/>
+          </w:tcPr>
+          <w:p>
+            <w:r>
+              <w:t>One repeat of a process, often followed by inspection and revision.</w:t>
+            </w:r>
+          </w:p>
+        </w:tc>
+        <w:tc>
+          <w:tcPr>
+            <w:tcW w:type="dxa" w:w="3408"/>
+          </w:tcPr>
+          <w:p>
+            <w:r/>
+          </w:p>
+        </w:tc>
+      </w:tr>
+      <w:tr>
+        <w:tc>
+          <w:tcPr>
+            <w:tcW w:type="dxa" w:w="3408"/>
+          </w:tcPr>
+          <w:p>
+            <w:r>
+              <w:t>failure diagnosis</w:t>
+            </w:r>
+          </w:p>
+        </w:tc>
+        <w:tc>
+          <w:tcPr>
+            <w:tcW w:type="dxa" w:w="3408"/>
+          </w:tcPr>
+          <w:p>
+            <w:r>
+              <w:t>An investigation locating where and why a process failed.</w:t>
+            </w:r>
+          </w:p>
+        </w:tc>
+        <w:tc>
+          <w:tcPr>
+            <w:tcW w:type="dxa" w:w="3408"/>
+          </w:tcPr>
+          <w:p>
+            <w:r/>
+          </w:p>
+        </w:tc>
+      </w:tr>
+      <w:tr>
+        <w:tc>
+          <w:tcPr>
+            <w:tcW w:type="dxa" w:w="3408"/>
+          </w:tcPr>
+          <w:p>
+            <w:r>
+              <w:t>version</w:t>
+            </w:r>
+          </w:p>
+        </w:tc>
+        <w:tc>
+          <w:tcPr>
+            <w:tcW w:type="dxa" w:w="3408"/>
+          </w:tcPr>
+          <w:p>
+            <w:r>
+              <w:t>An identified state of a document, dataset, model or program.</w:t>
+            </w:r>
+          </w:p>
+        </w:tc>
+        <w:tc>
+          <w:tcPr>
+            <w:tcW w:type="dxa" w:w="3408"/>
+          </w:tcPr>
+          <w:p>
+            <w:r/>
+          </w:p>
+        </w:tc>
+      </w:tr>
+      <w:tr>
+        <w:tc>
+          <w:tcPr>
+            <w:tcW w:type="dxa" w:w="3408"/>
+          </w:tcPr>
+          <w:p>
+            <w:r>
+              <w:t>change log</w:t>
+            </w:r>
+          </w:p>
+        </w:tc>
+        <w:tc>
+          <w:tcPr>
+            <w:tcW w:type="dxa" w:w="3408"/>
+          </w:tcPr>
+          <w:p>
+            <w:r>
+              <w:t>A record of what changed, when it changed and why.</w:t>
+            </w:r>
+          </w:p>
+        </w:tc>
+        <w:tc>
+          <w:tcPr>
+            <w:tcW w:type="dxa" w:w="3408"/>
+          </w:tcPr>
+          <w:p>
+            <w:r/>
+          </w:p>
+        </w:tc>
+      </w:tr>
+    </w:tbl>
+    <w:p>
+      <w:pPr>
+        <w:pStyle w:val="Heading2"/>
+      </w:pPr>
+      <w:r>
+        <w:t>Terms for the connected explanation</w:t>
+      </w:r>
+    </w:p>
+    <w:tbl>
+      <w:tblPr>
+        <w:tblStyle w:val="LightShading-Accent1"/>
+        <w:tblW w:type="auto" w:w="0"/>
+        <w:tblLook w:firstColumn="1" w:firstRow="1" w:lastColumn="0" w:lastRow="0" w:noHBand="0" w:noVBand="1" w:val="04A0"/>
+      </w:tblPr>
+      <w:tblGrid>
+        <w:gridCol w:w="5112"/>
+        <w:gridCol w:w="5112"/>
+      </w:tblGrid>
+      <w:tr>
+        <w:trPr>
+          <w:tblHeader/>
+        </w:trPr>
+        <w:tc>
+          <w:tcPr>
+            <w:tcW w:type="dxa" w:w="5112"/>
+          </w:tcPr>
+          <w:p>
+            <w:r>
+              <w:t>Word</w:t>
+            </w:r>
+          </w:p>
+        </w:tc>
+        <w:tc>
+          <w:tcPr>
+            <w:tcW w:type="dxa" w:w="5112"/>
+          </w:tcPr>
+          <w:p>
+            <w:r>
+              <w:t>Meaning</w:t>
+            </w:r>
+          </w:p>
+        </w:tc>
+      </w:tr>
+      <w:tr>
+        <w:tc>
+          <w:tcPr>
+            <w:tcW w:type="dxa" w:w="5112"/>
+          </w:tcPr>
+          <w:p>
+            <w:r>
+              <w:t>Paired case</w:t>
+            </w:r>
+          </w:p>
+        </w:tc>
+        <w:tc>
+          <w:tcPr>
+            <w:tcW w:type="dxa" w:w="5112"/>
+          </w:tcPr>
+          <w:p>
+            <w:r>
+              <w:t>The same case evaluated under each compared procedure</w:t>
+            </w:r>
+          </w:p>
+        </w:tc>
+      </w:tr>
+      <w:tr>
+        <w:tc>
+          <w:tcPr>
+            <w:tcW w:type="dxa" w:w="5112"/>
+          </w:tcPr>
+          <w:p>
+            <w:r>
+              <w:t>Rubric</w:t>
+            </w:r>
+          </w:p>
+        </w:tc>
+        <w:tc>
+          <w:tcPr>
+            <w:tcW w:type="dxa" w:w="5112"/>
+          </w:tcPr>
+          <w:p>
+            <w:r>
+              <w:t>Prespecified criteria for judging an output</w:t>
+            </w:r>
+          </w:p>
+        </w:tc>
+      </w:tr>
+      <w:tr>
+        <w:tc>
+          <w:tcPr>
+            <w:tcW w:type="dxa" w:w="5112"/>
+          </w:tcPr>
+          <w:p>
+            <w:r>
+              <w:t>Regression</w:t>
+            </w:r>
+          </w:p>
+        </w:tc>
+        <w:tc>
+          <w:tcPr>
+            <w:tcW w:type="dxa" w:w="5112"/>
+          </w:tcPr>
+          <w:p>
+            <w:r>
+              <w:t>A previously passing condition that fails after a change</w:t>
+            </w:r>
+          </w:p>
+        </w:tc>
+      </w:tr>
+    </w:tbl>
+    <w:p>
+      <w:pPr>
+        <w:pStyle w:val="Heading2"/>
+      </w:pPr>
+      <w:r>
+        <w:t>Earlier wording, alternatives and picture transcripts · reference / check after trying</w:t>
+      </w:r>
+    </w:p>
+    <w:p>
+      <w:pPr>
+        <w:spacing w:line="336" w:lineRule="auto" w:after="180"/>
+      </w:pPr>
+      <w:r>
+        <w:rPr>
+          <w:b w:val="0"/>
+        </w:rPr>
+        <w:t>VOCABULARY LAB</w:t>
+      </w:r>
+    </w:p>
+    <w:p>
+      <w:pPr>
+        <w:spacing w:line="336" w:lineRule="auto" w:after="180"/>
+      </w:pPr>
+      <w:r>
+        <w:rPr>
+          <w:b w:val="0"/>
+        </w:rPr>
+        <w:t>Words You Can Use to Reason</w:t>
+      </w:r>
+    </w:p>
+    <w:p>
+      <w:pPr>
+        <w:spacing w:line="336" w:lineRule="auto" w:after="180"/>
+      </w:pPr>
+      <w:r>
+        <w:rPr>
+          <w:b w:val="0"/>
+        </w:rPr>
+        <w:t>A definition matters when you can recognize the idea, use it, and contrast it with a near-miss.</w:t>
+      </w:r>
+    </w:p>
+    <w:p>
+      <w:r>
+        <w:drawing>
+          <wp:inline xmlns:a="http://schemas.openxmlformats.org/drawingml/2006/main" xmlns:pic="http://schemas.openxmlformats.org/drawingml/2006/picture">
+            <wp:extent cx="5486400" cy="3200400"/>
+            <wp:docPr id="22" name="Picture 22" descr="Vocabulary badge: iteration"/>
+            <wp:cNvGraphicFramePr>
+              <a:graphicFrameLocks noChangeAspect="1"/>
+            </wp:cNvGraphicFramePr>
+            <a:graphic>
+              <a:graphicData uri="http://schemas.openxmlformats.org/drawingml/2006/picture">
+                <pic:pic>
+                  <pic:nvPicPr>
+                    <pic:cNvPr id="0" name="478af01c1ff46cb6e0516349911e8a004fa4d8bc36393616c91c17a65ad9e895.png"/>
+                    <pic:cNvPicPr/>
+                  </pic:nvPicPr>
+                  <pic:blipFill>
+                    <a:blip r:embed="rId25"/>
+                    <a:stretch>
+                      <a:fillRect/>
+                    </a:stretch>
+                  </pic:blipFill>
+                  <pic:spPr>
+                    <a:xfrm>
+                      <a:off x="0" y="0"/>
+                      <a:ext cx="5486400" cy="3200400"/>
+                    </a:xfrm>
+                    <a:prstGeom prst="rect"/>
+                  </pic:spPr>
+                </pic:pic>
+              </a:graphicData>
+            </a:graphic>
+          </wp:inline>
+        </w:drawing>
+      </w:r>
+    </w:p>
+    <w:p>
+      <w:r>
+        <w:drawing>
+          <wp:inline xmlns:a="http://schemas.openxmlformats.org/drawingml/2006/main" xmlns:pic="http://schemas.openxmlformats.org/drawingml/2006/picture">
+            <wp:extent cx="5486400" cy="3200400"/>
+            <wp:docPr id="23" name="Picture 23" descr="Vocabulary badge: failure diagnosis"/>
+            <wp:cNvGraphicFramePr>
+              <a:graphicFrameLocks noChangeAspect="1"/>
+            </wp:cNvGraphicFramePr>
+            <a:graphic>
+              <a:graphicData uri="http://schemas.openxmlformats.org/drawingml/2006/picture">
+                <pic:pic>
+                  <pic:nvPicPr>
+                    <pic:cNvPr id="0" name="37537f61ae201b5586dcc0cd7d96dbe49894a6faa8783c44939e7c64073c9988.png"/>
+                    <pic:cNvPicPr/>
+                  </pic:nvPicPr>
+                  <pic:blipFill>
+                    <a:blip r:embed="rId26"/>
+                    <a:stretch>
+                      <a:fillRect/>
+                    </a:stretch>
+                  </pic:blipFill>
+                  <pic:spPr>
+                    <a:xfrm>
+                      <a:off x="0" y="0"/>
+                      <a:ext cx="5486400" cy="3200400"/>
+                    </a:xfrm>
+                    <a:prstGeom prst="rect"/>
+                  </pic:spPr>
+                </pic:pic>
+              </a:graphicData>
+            </a:graphic>
+          </wp:inline>
+        </w:drawing>
+      </w:r>
+    </w:p>
+    <w:p>
+      <w:r>
+        <w:drawing>
+          <wp:inline xmlns:a="http://schemas.openxmlformats.org/drawingml/2006/main" xmlns:pic="http://schemas.openxmlformats.org/drawingml/2006/picture">
+            <wp:extent cx="5486400" cy="3200400"/>
+            <wp:docPr id="24" name="Picture 24" descr="Vocabulary badge: version"/>
+            <wp:cNvGraphicFramePr>
+              <a:graphicFrameLocks noChangeAspect="1"/>
+            </wp:cNvGraphicFramePr>
+            <a:graphic>
+              <a:graphicData uri="http://schemas.openxmlformats.org/drawingml/2006/picture">
+                <pic:pic>
+                  <pic:nvPicPr>
+                    <pic:cNvPr id="0" name="e455144befeead677500948e5e259d4a4d0f2279f78b05f64e0bc4d63d77d2e6.png"/>
+                    <pic:cNvPicPr/>
+                  </pic:nvPicPr>
+                  <pic:blipFill>
+                    <a:blip r:embed="rId27"/>
+                    <a:stretch>
+                      <a:fillRect/>
+                    </a:stretch>
+                  </pic:blipFill>
+                  <pic:spPr>
+                    <a:xfrm>
+                      <a:off x="0" y="0"/>
+                      <a:ext cx="5486400" cy="3200400"/>
+                    </a:xfrm>
+                    <a:prstGeom prst="rect"/>
+                  </pic:spPr>
+                </pic:pic>
+              </a:graphicData>
+            </a:graphic>
+          </wp:inline>
+        </w:drawing>
+      </w:r>
+    </w:p>
+    <w:p>
+      <w:r>
+        <w:drawing>
+          <wp:inline xmlns:a="http://schemas.openxmlformats.org/drawingml/2006/main" xmlns:pic="http://schemas.openxmlformats.org/drawingml/2006/picture">
+            <wp:extent cx="5486400" cy="3200400"/>
+            <wp:docPr id="25" name="Picture 25" descr="Vocabulary badge: change log"/>
+            <wp:cNvGraphicFramePr>
+              <a:graphicFrameLocks noChangeAspect="1"/>
+            </wp:cNvGraphicFramePr>
+            <a:graphic>
+              <a:graphicData uri="http://schemas.openxmlformats.org/drawingml/2006/picture">
+                <pic:pic>
+                  <pic:nvPicPr>
+                    <pic:cNvPr id="0" name="0b939c6f8828b0ebac07f6443e266685df993b42502a81f50af5b637f0044733.png"/>
+                    <pic:cNvPicPr/>
+                  </pic:nvPicPr>
+                  <pic:blipFill>
+                    <a:blip r:embed="rId28"/>
+                    <a:stretch>
+                      <a:fillRect/>
+                    </a:stretch>
+                  </pic:blipFill>
+                  <pic:spPr>
+                    <a:xfrm>
+                      <a:off x="0" y="0"/>
+                      <a:ext cx="5486400" cy="3200400"/>
+                    </a:xfrm>
+                    <a:prstGeom prst="rect"/>
+                  </pic:spPr>
+                </pic:pic>
+              </a:graphicData>
+            </a:graphic>
+          </wp:inline>
+        </w:drawing>
+      </w:r>
+    </w:p>
+    <w:p>
+      <w:pPr>
+        <w:pStyle w:val="Heading3"/>
+      </w:pPr>
+      <w:r>
+        <w:t>Words used in the closer explanation</w:t>
+      </w:r>
+    </w:p>
+    <w:p>
+      <w:pPr>
+        <w:pStyle w:val="Heading1"/>
+      </w:pPr>
+      <w:r>
+        <w:t>10. Choose a stronger thinking challenge</w:t>
+      </w:r>
+    </w:p>
+    <w:p>
+      <w:r>
+        <w:t>Choose the next useful challenge rather than treating the whole ladder as compulsory.</w:t>
+      </w:r>
+    </w:p>
+    <w:p>
+      <w:pPr>
+        <w:pStyle w:val="Heading2"/>
+      </w:pPr>
+      <w:r>
+        <w:t>Pick your next step</w:t>
+      </w:r>
+    </w:p>
+    <w:p>
+      <w:pPr>
+        <w:pStyle w:val="ListBullet"/>
+      </w:pPr>
+      <w:r>
+        <w:t>1 • NAME: Define the concept without repeating the textbook.</w:t>
+      </w:r>
+    </w:p>
+    <w:p>
+      <w:pPr>
+        <w:pStyle w:val="ListBullet"/>
+      </w:pPr>
+      <w:r>
+        <w:t>2 • TRACE: Show the information, state, branch, calculation, or evidence path.</w:t>
+      </w:r>
+    </w:p>
+    <w:p>
+      <w:pPr>
+        <w:pStyle w:val="ListBullet"/>
+      </w:pPr>
+      <w:r>
+        <w:t>3 • APPLY: Solve a different example independently.</w:t>
+      </w:r>
+    </w:p>
+    <w:p>
+      <w:pPr>
+        <w:pStyle w:val="ListBullet"/>
+      </w:pPr>
+      <w:r>
+        <w:t>4 • CHALLENGE: Find a boundary case, counterexample, or unfair outcome.</w:t>
+      </w:r>
+    </w:p>
+    <w:p>
+      <w:pPr>
+        <w:pStyle w:val="ListBullet"/>
+      </w:pPr>
+      <w:r>
+        <w:t>5 • EXPLAIN LIMITS: Say when the result should not be trusted or used alone.</w:t>
+      </w:r>
+    </w:p>
+    <w:p>
+      <w:pPr>
+        <w:pStyle w:val="ListBullet"/>
+      </w:pPr>
+      <w:r>
+        <w:t>My strongest evidence of independent understanding:</w:t>
+      </w:r>
+    </w:p>
+    <w:p>
+      <w:pPr>
+        <w:pStyle w:val="Heading3"/>
+      </w:pPr>
+      <w:r>
+        <w:t>Write or draw your reasoning and evidence.</w:t>
+      </w:r>
+    </w:p>
+    <w:p>
+      <w:r>
+        <w:t>________________________________________________________________</w:t>
+      </w:r>
+    </w:p>
+    <w:p>
+      <w:r>
+        <w:t>________________________________________________________________</w:t>
+      </w:r>
+    </w:p>
+    <w:p>
+      <w:r>
+        <w:t>________________________________________________________________</w:t>
+      </w:r>
+    </w:p>
+    <w:p>
+      <w:r>
+        <w:t>________________________________________________________________</w:t>
+      </w:r>
+    </w:p>
+    <w:p>
+      <w:r>
+        <w:t>________________________________________________________________</w:t>
+      </w:r>
+    </w:p>
+    <w:p>
+      <w:pPr>
+        <w:pStyle w:val="Heading2"/>
+      </w:pPr>
+      <w:r>
+        <w:t>Earlier wording, alternatives and picture transcripts · reference / check after trying</w:t>
+      </w:r>
+    </w:p>
+    <w:p>
+      <w:pPr>
+        <w:spacing w:line="336" w:lineRule="auto" w:after="180"/>
+      </w:pPr>
+      <w:r>
+        <w:rPr>
+          <w:b w:val="0"/>
         </w:rPr>
         <w:t>MASTERY</w:t>
       </w:r>
@@ -4317,7 +6187,7 @@
         <w:drawing>
           <wp:inline xmlns:a="http://schemas.openxmlformats.org/drawingml/2006/main" xmlns:pic="http://schemas.openxmlformats.org/drawingml/2006/picture">
             <wp:extent cx="5486400" cy="1719072"/>
-            <wp:docPr id="19" name="Picture 19" descr="Mastery ladder for Iterative Prompting"/>
+            <wp:docPr id="26" name="Picture 26" descr="Mastery ladder for Iterative Prompting"/>
             <wp:cNvGraphicFramePr>
               <a:graphicFrameLocks noChangeAspect="1"/>
             </wp:cNvGraphicFramePr>
@@ -4329,7 +6199,7 @@
                     <pic:cNvPicPr/>
                   </pic:nvPicPr>
                   <pic:blipFill>
-                    <a:blip r:embed="rId26"/>
+                    <a:blip r:embed="rId29"/>
                     <a:stretch>
                       <a:fillRect/>
                     </a:stretch>
@@ -4350,13 +6220,164 @@
     </w:p>
     <w:p>
       <w:pPr>
+        <w:pStyle w:val="Heading1"/>
+      </w:pPr>
+      <w:r>
+        <w:t>12. Reference: check your explanation</w:t>
+      </w:r>
+    </w:p>
+    <w:p>
+      <w:r>
+        <w:t>Use after practice. Design a new format-revision evaluation independently is the selected independent case.</w:t>
+      </w:r>
+    </w:p>
+    <w:p>
+      <w:pPr>
+        <w:pStyle w:val="Heading2"/>
+      </w:pPr>
+      <w:r>
+        <w:t>Check the evidence and its limit</w:t>
+      </w:r>
+    </w:p>
+    <w:p>
+      <w:pPr>
+        <w:pStyle w:val="ListBullet"/>
+      </w:pPr>
+      <w:r>
+        <w:t>1. My fresh example, trace, calculation, or design:</w:t>
+      </w:r>
+    </w:p>
+    <w:p>
+      <w:pPr>
+        <w:pStyle w:val="Heading3"/>
+      </w:pPr>
+      <w:r>
+        <w:t>Write or draw your reasoning and evidence.</w:t>
+      </w:r>
+    </w:p>
+    <w:p>
+      <w:r>
+        <w:t>________________________________________________________________</w:t>
+      </w:r>
+    </w:p>
+    <w:p>
+      <w:r>
+        <w:t>________________________________________________________________</w:t>
+      </w:r>
+    </w:p>
+    <w:p>
+      <w:r>
+        <w:t>________________________________________________________________</w:t>
+      </w:r>
+    </w:p>
+    <w:p>
+      <w:r>
+        <w:t>________________________________________________________________</w:t>
+      </w:r>
+    </w:p>
+    <w:p>
+      <w:r>
+        <w:t>________________________________________________________________</w:t>
+      </w:r>
+    </w:p>
+    <w:p>
+      <w:pPr>
+        <w:pStyle w:val="ListBullet"/>
+      </w:pPr>
+      <w:r>
+        <w:t>2. My evidence that it works (include a boundary or missing-data case):</w:t>
+      </w:r>
+    </w:p>
+    <w:p>
+      <w:pPr>
+        <w:pStyle w:val="Heading3"/>
+      </w:pPr>
+      <w:r>
+        <w:t>Write or draw your reasoning and evidence.</w:t>
+      </w:r>
+    </w:p>
+    <w:p>
+      <w:r>
+        <w:t>________________________________________________________________</w:t>
+      </w:r>
+    </w:p>
+    <w:p>
+      <w:r>
+        <w:t>________________________________________________________________</w:t>
+      </w:r>
+    </w:p>
+    <w:p>
+      <w:r>
+        <w:t>________________________________________________________________</w:t>
+      </w:r>
+    </w:p>
+    <w:p>
+      <w:r>
+        <w:t>________________________________________________________________</w:t>
+      </w:r>
+    </w:p>
+    <w:p>
+      <w:r>
+        <w:t>________________________________________________________________</w:t>
+      </w:r>
+    </w:p>
+    <w:p>
+      <w:pPr>
+        <w:pStyle w:val="ListBullet"/>
+      </w:pPr>
+      <w:r>
+        <w:t>3. One limitation, fairness concern, or situation needing human review:</w:t>
+      </w:r>
+    </w:p>
+    <w:p>
+      <w:pPr>
+        <w:pStyle w:val="Heading2"/>
+      </w:pPr>
+      <w:r>
+        <w:t>Self-check and record</w:t>
+      </w:r>
+    </w:p>
+    <w:p>
+      <w:pPr>
         <w:spacing w:line="336" w:lineRule="auto" w:after="180"/>
       </w:pPr>
       <w:r>
         <w:rPr>
           <w:b w:val="0"/>
         </w:rPr>
-        <w:t>1 • NAME: Define the concept without repeating the textbook.</w:t>
+        <w:t xml:space="preserve">SELF-CHECK  □ I explained the </w:t>
+      </w:r>
+      <w:r>
+        <w:rPr>
+          <w:b/>
+        </w:rPr>
+        <w:t>mechanism</w:t>
+      </w:r>
+      <w:r>
+        <w:rPr>
+          <w:b w:val="0"/>
+        </w:rPr>
+        <w:t xml:space="preserve">  □ I used </w:t>
+      </w:r>
+      <w:r>
+        <w:rPr>
+          <w:b/>
+        </w:rPr>
+        <w:t>evidence</w:t>
+      </w:r>
+      <w:r>
+        <w:rPr>
+          <w:b w:val="0"/>
+        </w:rPr>
+        <w:t xml:space="preserve">  □ I tested a fresh case  □ I named a limitation  □ I can answer ‘why?’</w:t>
+      </w:r>
+    </w:p>
+    <w:p>
+      <w:pPr>
+        <w:pStyle w:val="Heading2"/>
+      </w:pPr>
+      <w:r>
+        <w:t>Earlier wording, alternatives and picture transcripts · reference / check after trying</w:t>
       </w:r>
     </w:p>
     <w:p>
@@ -4367,19 +6388,18 @@
         <w:rPr>
           <w:b w:val="0"/>
         </w:rPr>
-        <w:t xml:space="preserve">2 • TRACE: Show the information, state, branch, calculation, or </w:t>
-      </w:r>
-      <w:r>
-        <w:rPr>
-          <w:b/>
-        </w:rPr>
-        <w:t>evidence</w:t>
-      </w:r>
+        <w:t>INDEPENDENT MASTERY PROOF</w:t>
+      </w:r>
+    </w:p>
+    <w:p>
+      <w:pPr>
+        <w:spacing w:line="336" w:lineRule="auto" w:after="180"/>
+      </w:pPr>
       <w:r>
         <w:rPr>
           <w:b w:val="0"/>
         </w:rPr>
-        <w:t xml:space="preserve"> path.</w:t>
+        <w:t>Checklist for explaining this week’s idea</w:t>
       </w:r>
     </w:p>
     <w:p>
@@ -4390,131 +6410,7 @@
         <w:rPr>
           <w:b w:val="0"/>
         </w:rPr>
-        <w:t>3 • APPLY: Solve a different example independently.</w:t>
-      </w:r>
-    </w:p>
-    <w:p>
-      <w:pPr>
-        <w:spacing w:line="336" w:lineRule="auto" w:after="180"/>
-      </w:pPr>
-      <w:r>
-        <w:rPr>
-          <w:b w:val="0"/>
-        </w:rPr>
-        <w:t>4 • CHALLENGE: Find a boundary case, counterexample, or unfair outcome.</w:t>
-      </w:r>
-    </w:p>
-    <w:p>
-      <w:pPr>
-        <w:spacing w:line="336" w:lineRule="auto" w:after="180"/>
-      </w:pPr>
-      <w:r>
-        <w:rPr>
-          <w:b w:val="0"/>
-        </w:rPr>
-        <w:t>5 • EXPLAIN LIMITS: Say when the result should not be trusted or used alone.</w:t>
-      </w:r>
-    </w:p>
-    <w:p>
-      <w:pPr>
-        <w:spacing w:line="336" w:lineRule="auto" w:after="180"/>
-      </w:pPr>
-      <w:r>
-        <w:rPr>
-          <w:b w:val="0"/>
-        </w:rPr>
-        <w:t xml:space="preserve">My strongest </w:t>
-      </w:r>
-      <w:r>
-        <w:rPr>
-          <w:b/>
-        </w:rPr>
-        <w:t>evidence</w:t>
-      </w:r>
-      <w:r>
-        <w:rPr>
-          <w:b w:val="0"/>
-        </w:rPr>
-        <w:t xml:space="preserve"> of independent understanding:</w:t>
-      </w:r>
-    </w:p>
-    <w:p>
-      <w:pPr>
-        <w:pStyle w:val="Heading3"/>
-      </w:pPr>
-      <w:r>
-        <w:t>Write or draw your reasoning and evidence.</w:t>
-      </w:r>
-    </w:p>
-    <w:p>
-      <w:r>
-        <w:t>________________________________________________________________</w:t>
-      </w:r>
-    </w:p>
-    <w:p>
-      <w:r>
-        <w:t>________________________________________________________________</w:t>
-      </w:r>
-    </w:p>
-    <w:p>
-      <w:r>
-        <w:t>________________________________________________________________</w:t>
-      </w:r>
-    </w:p>
-    <w:p>
-      <w:r>
-        <w:t>________________________________________________________________</w:t>
-      </w:r>
-    </w:p>
-    <w:p>
-      <w:r>
-        <w:t>________________________________________________________________</w:t>
-      </w:r>
-    </w:p>
-    <w:p>
-      <w:pPr>
-        <w:pStyle w:val="Heading1"/>
-      </w:pPr>
-      <w:r>
-        <w:t>11. Connect your project</w:t>
-      </w:r>
-    </w:p>
-    <w:p>
-      <w:r>
-        <w:t>Apply this week’s idea to Verified Study Buddy. Keep an annotated decision and the evidence supporting it.</w:t>
-      </w:r>
-    </w:p>
-    <w:p>
-      <w:pPr>
-        <w:spacing w:line="336" w:lineRule="auto" w:after="180"/>
-      </w:pPr>
-      <w:r>
-        <w:rPr>
-          <w:b/>
-        </w:rPr>
-        <w:t>CUMULATIVE PROJECT</w:t>
-      </w:r>
-    </w:p>
-    <w:p>
-      <w:pPr>
-        <w:spacing w:line="336" w:lineRule="auto" w:after="180"/>
-      </w:pPr>
-      <w:r>
-        <w:rPr>
-          <w:b w:val="0"/>
-        </w:rPr>
-        <w:t>Verified Study Buddy</w:t>
-      </w:r>
-    </w:p>
-    <w:p>
-      <w:pPr>
-        <w:spacing w:line="336" w:lineRule="auto" w:after="180"/>
-      </w:pPr>
-      <w:r>
-        <w:rPr>
-          <w:b w:val="0"/>
-        </w:rPr>
-        <w:t>Every week adds one inspectable piece. The system must show how it reached a result.</w:t>
+        <w:t>Use after practice. Design a new format-revision evaluation independently is the selected independent case.</w:t>
       </w:r>
     </w:p>
     <w:p>
@@ -4522,7 +6418,7 @@
         <w:drawing>
           <wp:inline xmlns:a="http://schemas.openxmlformats.org/drawingml/2006/main" xmlns:pic="http://schemas.openxmlformats.org/drawingml/2006/picture">
             <wp:extent cx="5486400" cy="1901952"/>
-            <wp:docPr id="20" name="Picture 20" descr="Book recommender connection for Iterative Prompting"/>
+            <wp:docPr id="27" name="Picture 27" descr="Independent proof graphic for Iterative Prompting"/>
             <wp:cNvGraphicFramePr>
               <a:graphicFrameLocks noChangeAspect="1"/>
             </wp:cNvGraphicFramePr>
@@ -4530,11 +6426,11 @@
               <a:graphicData uri="http://schemas.openxmlformats.org/drawingml/2006/picture">
                 <pic:pic>
                   <pic:nvPicPr>
-                    <pic:cNvPr id="0" name="25d7e19e4f7a22caeb8b02d51d6a943a0809f51444069458f3feb227093467bb.png"/>
+                    <pic:cNvPr id="0" name="6fb84607a96429f1eebab4f0fee8962e2200f5f2b5b568aad7dd540133be60a8.png"/>
                     <pic:cNvPicPr/>
                   </pic:nvPicPr>
                   <pic:blipFill>
-                    <a:blip r:embed="rId27"/>
+                    <a:blip r:embed="rId30"/>
                     <a:stretch>
                       <a:fillRect/>
                     </a:stretch>
@@ -4561,31 +6457,99 @@
         <w:rPr>
           <w:b w:val="0"/>
         </w:rPr>
-        <w:t xml:space="preserve">THIS WEEK’S CHECKPOINT  Maintain prompt </w:t>
-      </w:r>
-      <w:r>
-        <w:rPr>
-          <w:b/>
-        </w:rPr>
-        <w:t>version</w:t>
-      </w:r>
+        <w:t>EXPLANATION CHECK  Require one format change, fixed evidence and settings, separate factual checks and fresh final cases.</w:t>
+      </w:r>
+    </w:p>
+    <w:p>
+      <w:pPr>
+        <w:pStyle w:val="Heading3"/>
+      </w:pPr>
+      <w:r>
+        <w:t>Write or draw your reasoning and evidence.</w:t>
+      </w:r>
+    </w:p>
+    <w:p>
+      <w:r>
+        <w:t>________________________________________________________________</w:t>
+      </w:r>
+    </w:p>
+    <w:p>
+      <w:r>
+        <w:t>________________________________________________________________</w:t>
+      </w:r>
+    </w:p>
+    <w:p>
+      <w:r>
+        <w:t>________________________________________________________________</w:t>
+      </w:r>
+    </w:p>
+    <w:p>
+      <w:r>
+        <w:t>________________________________________________________________</w:t>
+      </w:r>
+    </w:p>
+    <w:p>
+      <w:r>
+        <w:t>________________________________________________________________</w:t>
+      </w:r>
+    </w:p>
+    <w:p>
+      <w:pPr>
+        <w:pStyle w:val="Heading1"/>
+      </w:pPr>
+      <w:r>
+        <w:t>13. Extra practice: Revise one cause and retest</w:t>
+      </w:r>
+    </w:p>
+    <w:p>
+      <w:r>
+        <w:t>Try the question before opening its worked explanation.</w:t>
+      </w:r>
+    </w:p>
+    <w:p>
+      <w:pPr>
+        <w:pStyle w:val="Heading2"/>
+      </w:pPr>
+      <w:r>
+        <w:t>Read the supplied case and question</w:t>
+      </w:r>
+    </w:p>
+    <w:p>
+      <w:pPr>
+        <w:spacing w:line="336" w:lineRule="auto" w:after="180"/>
+      </w:pPr>
       <w:r>
         <w:rPr>
           <w:b w:val="0"/>
         </w:rPr>
-        <w:t xml:space="preserve">, diagnosed failure, change, and before/after </w:t>
-      </w:r>
-      <w:r>
-        <w:rPr>
-          <w:b/>
-        </w:rPr>
-        <w:t>rubric</w:t>
-      </w:r>
+        <w:t>A factually correct explanation is too difficult for a nine-year-old.</w:t>
+      </w:r>
+    </w:p>
+    <w:p>
+      <w:pPr>
+        <w:spacing w:line="336" w:lineRule="auto" w:after="180"/>
+      </w:pPr>
       <w:r>
         <w:rPr>
           <w:b w:val="0"/>
         </w:rPr>
-        <w:t xml:space="preserve"> scores.</w:t>
+        <w:t>Make and test one focused revision.</w:t>
+      </w:r>
+    </w:p>
+    <w:p>
+      <w:pPr>
+        <w:pStyle w:val="Heading2"/>
+      </w:pPr>
+      <w:r>
+        <w:t>Your explanation</w:t>
+      </w:r>
+    </w:p>
+    <w:p>
+      <w:pPr>
+        <w:pStyle w:val="ListBullet"/>
+      </w:pPr>
+      <w:r>
+        <w:t>Which detail supports the answer, and why does it matter?</w:t>
       </w:r>
     </w:p>
     <w:p>
@@ -4593,662 +6557,51 @@
         <w:pStyle w:val="Heading3"/>
       </w:pPr>
       <w:r>
-        <w:t>Trace the system</w:t>
+        <w:t>Write or draw your reasoning and evidence.</w:t>
+      </w:r>
+    </w:p>
+    <w:p>
+      <w:r>
+        <w:t>________________________________________________________________</w:t>
+      </w:r>
+    </w:p>
+    <w:p>
+      <w:r>
+        <w:t>________________________________________________________________</w:t>
+      </w:r>
+    </w:p>
+    <w:p>
+      <w:r>
+        <w:t>________________________________________________________________</w:t>
+      </w:r>
+    </w:p>
+    <w:p>
+      <w:r>
+        <w:t>________________________________________________________________</w:t>
+      </w:r>
+    </w:p>
+    <w:p>
+      <w:r>
+        <w:t>________________________________________________________________</w:t>
+      </w:r>
+    </w:p>
+    <w:p>
+      <w:pPr>
+        <w:pStyle w:val="Heading2"/>
+      </w:pPr>
+      <w:r>
+        <w:t>Check after trying · reference / check after trying</w:t>
       </w:r>
     </w:p>
     <w:p>
       <w:pPr>
         <w:spacing w:line="336" w:lineRule="auto" w:after="180"/>
-        <w:shd w:fill="EDF7F3"/>
       </w:pPr>
       <w:r>
         <w:rPr>
           <w:b w:val="0"/>
         </w:rPr>
-        <w:t xml:space="preserve">SYSTEM MAP  Learner need → prompt/schema → approved sources/retrieval → model/tool → structured answer → verification → </w:t>
-      </w:r>
-      <w:r>
-        <w:rPr>
-          <w:b/>
-        </w:rPr>
-        <w:t>human decision</w:t>
-      </w:r>
-    </w:p>
-    <w:p>
-      <w:pPr>
-        <w:spacing w:line="336" w:lineRule="auto" w:after="180"/>
-        <w:shd w:fill="F5F1FB"/>
-      </w:pPr>
-      <w:r>
-        <w:rPr>
-          <w:b w:val="0"/>
-        </w:rPr>
-        <w:t>What will you add, change, or verify in the project this week?</w:t>
-      </w:r>
-    </w:p>
-    <w:p>
-      <w:pPr>
-        <w:pStyle w:val="Heading3"/>
-      </w:pPr>
-      <w:r>
-        <w:t>Write or draw your reasoning and evidence.</w:t>
-      </w:r>
-    </w:p>
-    <w:p>
-      <w:r>
-        <w:t>________________________________________________________________</w:t>
-      </w:r>
-    </w:p>
-    <w:p>
-      <w:r>
-        <w:t>________________________________________________________________</w:t>
-      </w:r>
-    </w:p>
-    <w:p>
-      <w:r>
-        <w:t>________________________________________________________________</w:t>
-      </w:r>
-    </w:p>
-    <w:p>
-      <w:r>
-        <w:t>________________________________________________________________</w:t>
-      </w:r>
-    </w:p>
-    <w:p>
-      <w:r>
-        <w:t>________________________________________________________________</w:t>
-      </w:r>
-    </w:p>
-    <w:p>
-      <w:pPr>
-        <w:spacing w:line="336" w:lineRule="auto" w:after="180"/>
-        <w:shd w:fill="F5F1FB"/>
-      </w:pPr>
-      <w:r>
-        <w:rPr>
-          <w:b w:val="0"/>
-        </w:rPr>
-        <w:t xml:space="preserve">What should remain under </w:t>
-      </w:r>
-      <w:r>
-        <w:rPr>
-          <w:b/>
-        </w:rPr>
-        <w:t>human control</w:t>
-      </w:r>
-      <w:r>
-        <w:rPr>
-          <w:b w:val="0"/>
-        </w:rPr>
-        <w:t>?</w:t>
-      </w:r>
-    </w:p>
-    <w:p>
-      <w:pPr>
-        <w:pStyle w:val="Heading3"/>
-      </w:pPr>
-      <w:r>
-        <w:t>Write or draw your reasoning and evidence.</w:t>
-      </w:r>
-    </w:p>
-    <w:p>
-      <w:r>
-        <w:t>________________________________________________________________</w:t>
-      </w:r>
-    </w:p>
-    <w:p>
-      <w:r>
-        <w:t>________________________________________________________________</w:t>
-      </w:r>
-    </w:p>
-    <w:p>
-      <w:r>
-        <w:t>________________________________________________________________</w:t>
-      </w:r>
-    </w:p>
-    <w:p>
-      <w:r>
-        <w:t>________________________________________________________________</w:t>
-      </w:r>
-    </w:p>
-    <w:p>
-      <w:r>
-        <w:t>________________________________________________________________</w:t>
-      </w:r>
-    </w:p>
-    <w:p>
-      <w:pPr>
-        <w:pStyle w:val="Heading3"/>
-      </w:pPr>
-      <w:r>
-        <w:t>Responsible design</w:t>
-      </w:r>
-    </w:p>
-    <w:p>
-      <w:pPr>
-        <w:spacing w:line="336" w:lineRule="auto" w:after="180"/>
-        <w:shd w:fill="FFF5E6"/>
-      </w:pPr>
-      <w:r>
-        <w:rPr>
-          <w:b w:val="0"/>
-        </w:rPr>
-        <w:t xml:space="preserve">RESPONSIBLE DESIGN  Collect only necessary information. Show uncertainty and limits. Never confuse fluent </w:t>
-      </w:r>
-      <w:r>
-        <w:rPr>
-          <w:b/>
-        </w:rPr>
-        <w:t>output</w:t>
-      </w:r>
-      <w:r>
-        <w:rPr>
-          <w:b w:val="0"/>
-        </w:rPr>
-        <w:t xml:space="preserve"> with verified truth.</w:t>
-      </w:r>
-    </w:p>
-    <w:p>
-      <w:pPr>
-        <w:pStyle w:val="Heading3"/>
-      </w:pPr>
-      <w:r>
-        <w:t>Evidence for your project</w:t>
-      </w:r>
-    </w:p>
-    <w:p>
-      <w:pPr>
-        <w:spacing w:line="336" w:lineRule="auto" w:after="180"/>
-      </w:pPr>
-      <w:r>
-        <w:rPr>
-          <w:b w:val="0"/>
-        </w:rPr>
-        <w:t xml:space="preserve">Maintain a Study Buddy experiment log linking failure, single revision and paired </w:t>
-      </w:r>
-      <w:r>
-        <w:rPr>
-          <w:b/>
-        </w:rPr>
-        <w:t>rubric</w:t>
-      </w:r>
-      <w:r>
-        <w:rPr>
-          <w:b w:val="0"/>
-        </w:rPr>
-        <w:t xml:space="preserve"> results.</w:t>
-      </w:r>
-    </w:p>
-    <w:p>
-      <w:pPr>
-        <w:pStyle w:val="Heading1"/>
-      </w:pPr>
-      <w:r>
-        <w:t>12. Show what you know</w:t>
-      </w:r>
-    </w:p>
-    <w:p>
-      <w:r>
-        <w:t>Use a genuinely new case for independent evidence. Previously discussed examples remain practice; use the separately named independent case before feedback.</w:t>
-      </w:r>
-    </w:p>
-    <w:p>
-      <w:pPr>
-        <w:pStyle w:val="Heading3"/>
-      </w:pPr>
-      <w:r>
-        <w:t>Independent evidence</w:t>
-      </w:r>
-    </w:p>
-    <w:p>
-      <w:pPr>
-        <w:spacing w:line="336" w:lineRule="auto" w:after="180"/>
-        <w:shd w:fill="FFF5E6"/>
-      </w:pPr>
-      <w:r>
-        <w:rPr>
-          <w:b w:val="0"/>
-        </w:rPr>
-        <w:t>INDEPENDENT MASTERY PROOF</w:t>
-      </w:r>
-    </w:p>
-    <w:p>
-      <w:pPr>
-        <w:spacing w:line="336" w:lineRule="auto" w:after="180"/>
-      </w:pPr>
-      <w:r>
-        <w:rPr>
-          <w:b w:val="0"/>
-        </w:rPr>
-        <w:t>Explain • Transfer • Test • Defend</w:t>
-      </w:r>
-    </w:p>
-    <w:p>
-      <w:pPr>
-        <w:spacing w:line="336" w:lineRule="auto" w:after="180"/>
-      </w:pPr>
-      <w:r>
-        <w:rPr>
-          <w:b w:val="0"/>
-        </w:rPr>
-        <w:t>Complete this page without copying the worked example. Your reasoning matters more than decoration.</w:t>
-      </w:r>
-    </w:p>
-    <w:p>
-      <w:r>
-        <w:drawing>
-          <wp:inline xmlns:a="http://schemas.openxmlformats.org/drawingml/2006/main" xmlns:pic="http://schemas.openxmlformats.org/drawingml/2006/picture">
-            <wp:extent cx="5486400" cy="1901952"/>
-            <wp:docPr id="21" name="Picture 21" descr="Independent proof graphic for Iterative Prompting"/>
-            <wp:cNvGraphicFramePr>
-              <a:graphicFrameLocks noChangeAspect="1"/>
-            </wp:cNvGraphicFramePr>
-            <a:graphic>
-              <a:graphicData uri="http://schemas.openxmlformats.org/drawingml/2006/picture">
-                <pic:pic>
-                  <pic:nvPicPr>
-                    <pic:cNvPr id="0" name="6fb84607a96429f1eebab4f0fee8962e2200f5f2b5b568aad7dd540133be60a8.png"/>
-                    <pic:cNvPicPr/>
-                  </pic:nvPicPr>
-                  <pic:blipFill>
-                    <a:blip r:embed="rId28"/>
-                    <a:stretch>
-                      <a:fillRect/>
-                    </a:stretch>
-                  </pic:blipFill>
-                  <pic:spPr>
-                    <a:xfrm>
-                      <a:off x="0" y="0"/>
-                      <a:ext cx="5486400" cy="1901952"/>
-                    </a:xfrm>
-                    <a:prstGeom prst="rect"/>
-                  </pic:spPr>
-                </pic:pic>
-              </a:graphicData>
-            </a:graphic>
-          </wp:inline>
-        </w:drawing>
-      </w:r>
-    </w:p>
-    <w:p>
-      <w:pPr>
-        <w:pStyle w:val="Heading3"/>
-      </w:pPr>
-      <w:r>
-        <w:t>Try a more demanding case</w:t>
-      </w:r>
-    </w:p>
-    <w:p>
-      <w:pPr>
-        <w:spacing w:line="336" w:lineRule="auto" w:after="180"/>
-        <w:shd w:fill="F5F1FB"/>
-      </w:pPr>
-      <w:r>
-        <w:rPr>
-          <w:b w:val="0"/>
-        </w:rPr>
-        <w:t>CHALLENGE  Keep a three-</w:t>
-      </w:r>
-      <w:r>
-        <w:rPr>
-          <w:b/>
-        </w:rPr>
-        <w:t>version</w:t>
-      </w:r>
-      <w:r>
-        <w:rPr>
-          <w:b w:val="0"/>
-        </w:rPr>
-        <w:t xml:space="preserve"> prompt log with reasons for each change.</w:t>
-      </w:r>
-    </w:p>
-    <w:p>
-      <w:pPr>
-        <w:spacing w:line="336" w:lineRule="auto" w:after="180"/>
-        <w:shd w:fill="F4F9FC"/>
-      </w:pPr>
-      <w:r>
-        <w:rPr>
-          <w:b w:val="0"/>
-        </w:rPr>
-        <w:t>1. My fresh example, trace, calculation, or design:</w:t>
-      </w:r>
-    </w:p>
-    <w:p>
-      <w:pPr>
-        <w:pStyle w:val="Heading3"/>
-      </w:pPr>
-      <w:r>
-        <w:t>Write or draw your reasoning and evidence.</w:t>
-      </w:r>
-    </w:p>
-    <w:p>
-      <w:r>
-        <w:t>________________________________________________________________</w:t>
-      </w:r>
-    </w:p>
-    <w:p>
-      <w:r>
-        <w:t>________________________________________________________________</w:t>
-      </w:r>
-    </w:p>
-    <w:p>
-      <w:r>
-        <w:t>________________________________________________________________</w:t>
-      </w:r>
-    </w:p>
-    <w:p>
-      <w:r>
-        <w:t>________________________________________________________________</w:t>
-      </w:r>
-    </w:p>
-    <w:p>
-      <w:r>
-        <w:t>________________________________________________________________</w:t>
-      </w:r>
-    </w:p>
-    <w:p>
-      <w:pPr>
-        <w:spacing w:line="336" w:lineRule="auto" w:after="180"/>
-        <w:shd w:fill="F4F9FC"/>
-      </w:pPr>
-      <w:r>
-        <w:rPr>
-          <w:b w:val="0"/>
-        </w:rPr>
-        <w:t xml:space="preserve">2. My </w:t>
-      </w:r>
-      <w:r>
-        <w:rPr>
-          <w:b/>
-        </w:rPr>
-        <w:t>evidence</w:t>
-      </w:r>
-      <w:r>
-        <w:rPr>
-          <w:b w:val="0"/>
-        </w:rPr>
-        <w:t xml:space="preserve"> that it works (include a boundary or missing-data case):</w:t>
-      </w:r>
-    </w:p>
-    <w:p>
-      <w:pPr>
-        <w:pStyle w:val="Heading3"/>
-      </w:pPr>
-      <w:r>
-        <w:t>Write or draw your reasoning and evidence.</w:t>
-      </w:r>
-    </w:p>
-    <w:p>
-      <w:r>
-        <w:t>________________________________________________________________</w:t>
-      </w:r>
-    </w:p>
-    <w:p>
-      <w:r>
-        <w:t>________________________________________________________________</w:t>
-      </w:r>
-    </w:p>
-    <w:p>
-      <w:r>
-        <w:t>________________________________________________________________</w:t>
-      </w:r>
-    </w:p>
-    <w:p>
-      <w:r>
-        <w:t>________________________________________________________________</w:t>
-      </w:r>
-    </w:p>
-    <w:p>
-      <w:r>
-        <w:t>________________________________________________________________</w:t>
-      </w:r>
-    </w:p>
-    <w:p>
-      <w:pPr>
-        <w:spacing w:line="336" w:lineRule="auto" w:after="180"/>
-        <w:shd w:fill="F4F9FC"/>
-      </w:pPr>
-      <w:r>
-        <w:rPr>
-          <w:b w:val="0"/>
-        </w:rPr>
-        <w:t>3. One limitation, fairness concern, or situation needing human review:</w:t>
-      </w:r>
-    </w:p>
-    <w:p>
-      <w:pPr>
-        <w:pStyle w:val="Heading3"/>
-      </w:pPr>
-      <w:r>
-        <w:t>Write or draw your reasoning and evidence.</w:t>
-      </w:r>
-    </w:p>
-    <w:p>
-      <w:r>
-        <w:t>________________________________________________________________</w:t>
-      </w:r>
-    </w:p>
-    <w:p>
-      <w:r>
-        <w:t>________________________________________________________________</w:t>
-      </w:r>
-    </w:p>
-    <w:p>
-      <w:r>
-        <w:t>________________________________________________________________</w:t>
-      </w:r>
-    </w:p>
-    <w:p>
-      <w:r>
-        <w:t>________________________________________________________________</w:t>
-      </w:r>
-    </w:p>
-    <w:p>
-      <w:r>
-        <w:t>________________________________________________________________</w:t>
-      </w:r>
-    </w:p>
-    <w:p>
-      <w:pPr>
-        <w:pStyle w:val="Heading3"/>
-      </w:pPr>
-      <w:r>
-        <w:t>Check your explanation</w:t>
-      </w:r>
-    </w:p>
-    <w:p>
-      <w:pPr>
-        <w:spacing w:line="336" w:lineRule="auto" w:after="180"/>
-        <w:shd w:fill="F5F1FB"/>
-      </w:pPr>
-      <w:r>
-        <w:rPr>
-          <w:b w:val="0"/>
-        </w:rPr>
-        <w:t xml:space="preserve">SELF-CHECK  □ I explained the </w:t>
-      </w:r>
-      <w:r>
-        <w:rPr>
-          <w:b/>
-        </w:rPr>
-        <w:t>mechanism</w:t>
-      </w:r>
-      <w:r>
-        <w:rPr>
-          <w:b w:val="0"/>
-        </w:rPr>
-        <w:t xml:space="preserve">  □ I used </w:t>
-      </w:r>
-      <w:r>
-        <w:rPr>
-          <w:b/>
-        </w:rPr>
-        <w:t>evidence</w:t>
-      </w:r>
-      <w:r>
-        <w:rPr>
-          <w:b w:val="0"/>
-        </w:rPr>
-        <w:t xml:space="preserve">  □ I tested a fresh case  □ I named a limitation  □ I can answer ‘why?’</w:t>
-      </w:r>
-    </w:p>
-    <w:p>
-      <w:pPr>
-        <w:pStyle w:val="Heading1"/>
-      </w:pPr>
-      <w:r>
-        <w:t>13. Study a complete case</w:t>
-      </w:r>
-    </w:p>
-    <w:p>
-      <w:r>
-        <w:t>Revisit the complete Iterative Prompting case for supported practice. Repeated examples do not become fresh assessments.</w:t>
-      </w:r>
-    </w:p>
-    <w:p>
-      <w:pPr>
-        <w:pStyle w:val="Heading3"/>
-      </w:pPr>
-      <w:r>
-        <w:t>Week 7 Worked case</w:t>
-      </w:r>
-    </w:p>
-    <w:p>
-      <w:pPr>
-        <w:spacing w:line="336" w:lineRule="auto" w:after="180"/>
-      </w:pPr>
-      <w:r>
-        <w:rPr>
-          <w:b w:val="0"/>
-        </w:rPr>
-        <w:t>Use the supplied details to practise the weekly concept before attempting the independent question. This case extends the illustrated lesson.</w:t>
-      </w:r>
-    </w:p>
-    <w:p>
-      <w:pPr>
-        <w:pStyle w:val="Heading3"/>
-      </w:pPr>
-      <w:r>
-        <w:t>The situation</w:t>
-      </w:r>
-    </w:p>
-    <w:p>
-      <w:pPr>
-        <w:spacing w:line="336" w:lineRule="auto" w:after="180"/>
-      </w:pPr>
-      <w:r>
-        <w:rPr>
-          <w:b w:val="0"/>
-        </w:rPr>
-        <w:t>A factually correct explanation is too difficult for a nine-year-old.</w:t>
-      </w:r>
-    </w:p>
-    <w:p>
-      <w:pPr>
-        <w:pStyle w:val="Heading3"/>
-      </w:pPr>
-      <w:r>
-        <w:t>The question</w:t>
-      </w:r>
-    </w:p>
-    <w:p>
-      <w:pPr>
-        <w:spacing w:line="336" w:lineRule="auto" w:after="180"/>
-      </w:pPr>
-      <w:r>
-        <w:rPr>
-          <w:b w:val="0"/>
-        </w:rPr>
-        <w:t>Make and test one focused revision.</w:t>
-      </w:r>
-    </w:p>
-    <w:p>
-      <w:pPr>
-        <w:pStyle w:val="Heading3"/>
-      </w:pPr>
-      <w:r>
-        <w:t>Worked explanation</w:t>
-      </w:r>
-    </w:p>
-    <w:p>
-      <w:pPr>
-        <w:spacing w:line="336" w:lineRule="auto" w:after="180"/>
-      </w:pPr>
-      <w:r>
-        <w:rPr>
-          <w:b w:val="0"/>
-        </w:rPr>
         <w:t>Constrain vocabulary and request a concrete example. Compare readability and factual preservation on the same passages.</w:t>
-      </w:r>
-    </w:p>
-    <w:p>
-      <w:pPr>
-        <w:pStyle w:val="Heading3"/>
-      </w:pPr>
-      <w:r>
-        <w:t>Explain it in your own words</w:t>
-      </w:r>
-    </w:p>
-    <w:p>
-      <w:pPr>
-        <w:spacing w:line="336" w:lineRule="auto" w:after="180"/>
-        <w:shd w:fill="F5F1FB"/>
-      </w:pPr>
-      <w:r>
-        <w:rPr>
-          <w:b w:val="0"/>
-        </w:rPr>
-        <w:t>Which detail supports the answer, and why does it matter?</w:t>
-      </w:r>
-    </w:p>
-    <w:p>
-      <w:pPr>
-        <w:pStyle w:val="Heading3"/>
-      </w:pPr>
-      <w:r>
-        <w:t>Write or draw your reasoning and evidence.</w:t>
-      </w:r>
-    </w:p>
-    <w:p>
-      <w:r>
-        <w:t>________________________________________________________________</w:t>
-      </w:r>
-    </w:p>
-    <w:p>
-      <w:r>
-        <w:t>________________________________________________________________</w:t>
-      </w:r>
-    </w:p>
-    <w:p>
-      <w:r>
-        <w:t>________________________________________________________________</w:t>
-      </w:r>
-    </w:p>
-    <w:p>
-      <w:r>
-        <w:t>________________________________________________________________</w:t>
-      </w:r>
-    </w:p>
-    <w:p>
-      <w:r>
-        <w:t>________________________________________________________________</w:t>
-      </w:r>
-    </w:p>
-    <w:p>
-      <w:pPr>
-        <w:pStyle w:val="Heading3"/>
-      </w:pPr>
-      <w:r>
-        <w:t>Trace the supplied case visually</w:t>
-      </w:r>
-    </w:p>
-    <w:p>
-      <w:pPr>
-        <w:pStyle w:val="Heading3"/>
-      </w:pPr>
-      <w:r>
-        <w:t>Revise one cause and retest</w:t>
       </w:r>
     </w:p>
     <w:tbl>
@@ -5377,12 +6730,87 @@
     </w:tbl>
     <w:p>
       <w:pPr>
+        <w:pStyle w:val="Heading2"/>
+      </w:pPr>
+      <w:r>
+        <w:t>Earlier wording, alternatives and picture transcripts · reference / check after trying</w:t>
+      </w:r>
+    </w:p>
+    <w:p>
+      <w:pPr>
+        <w:pStyle w:val="Heading3"/>
+      </w:pPr>
+      <w:r>
+        <w:t>Week 7 Worked case</w:t>
+      </w:r>
+    </w:p>
+    <w:p>
+      <w:pPr>
         <w:spacing w:line="336" w:lineRule="auto" w:after="180"/>
       </w:pPr>
       <w:r>
         <w:rPr>
           <w:b w:val="0"/>
         </w:rPr>
+        <w:t>Use the supplied details to practise the weekly concept before attempting the independent question. This case extends the illustrated lesson.</w:t>
+      </w:r>
+    </w:p>
+    <w:p>
+      <w:pPr>
+        <w:pStyle w:val="Heading3"/>
+      </w:pPr>
+      <w:r>
+        <w:t>The situation</w:t>
+      </w:r>
+    </w:p>
+    <w:p>
+      <w:pPr>
+        <w:pStyle w:val="Heading3"/>
+      </w:pPr>
+      <w:r>
+        <w:t>The question</w:t>
+      </w:r>
+    </w:p>
+    <w:p>
+      <w:pPr>
+        <w:pStyle w:val="Heading3"/>
+      </w:pPr>
+      <w:r>
+        <w:t>Worked explanation</w:t>
+      </w:r>
+    </w:p>
+    <w:p>
+      <w:pPr>
+        <w:pStyle w:val="Heading3"/>
+      </w:pPr>
+      <w:r>
+        <w:t>Explain it in your own words</w:t>
+      </w:r>
+    </w:p>
+    <w:p>
+      <w:pPr>
+        <w:pStyle w:val="Heading3"/>
+      </w:pPr>
+      <w:r>
+        <w:t>Trace the supplied case visually</w:t>
+      </w:r>
+    </w:p>
+    <w:p>
+      <w:pPr>
+        <w:pStyle w:val="Heading3"/>
+      </w:pPr>
+      <w:r>
+        <w:t>Revise one cause and retest</w:t>
+      </w:r>
+    </w:p>
+    <w:p>
+      <w:pPr>
+        <w:spacing w:line="336" w:lineRule="auto" w:after="180"/>
+      </w:pPr>
+      <w:r>
+        <w:rPr>
+          <w:b w:val="0"/>
+        </w:rPr>
         <w:t>A factually correct explanation is too difficult for a nine-year-old.</w:t>
       </w:r>
     </w:p>
@@ -5413,479 +6841,20 @@
         <w:pStyle w:val="Heading1"/>
       </w:pPr>
       <w:r>
-        <w:t>14. Try a new case independently</w:t>
-      </w:r>
-    </w:p>
-    <w:p>
-      <w:r>
-        <w:t>Attempt the reserved new case before feedback. Record support; the earlier examples below remain additional practice.</w:t>
-      </w:r>
-    </w:p>
-    <w:p>
-      <w:pPr>
-        <w:pStyle w:val="Heading3"/>
-      </w:pPr>
-      <w:r>
-        <w:t>Independent case: Changed independent case</w:t>
-      </w:r>
-    </w:p>
-    <w:p>
-      <w:pPr>
-        <w:spacing w:line="336" w:lineRule="auto" w:after="180"/>
-      </w:pPr>
-      <w:r>
-        <w:rPr>
-          <w:b w:val="0"/>
-        </w:rPr>
-        <w:t>A factual response uses four paragraphs when the contract requires three bullets. Design a controlled prompt revision and evaluation.</w:t>
-      </w:r>
-    </w:p>
-    <w:p>
-      <w:pPr>
-        <w:pStyle w:val="Heading3"/>
-      </w:pPr>
-      <w:r>
-        <w:t>My independent explanation, trace and limits</w:t>
-      </w:r>
-    </w:p>
-    <w:p>
-      <w:r>
-        <w:t>________________________________________________________________</w:t>
-      </w:r>
-    </w:p>
-    <w:p>
-      <w:r>
-        <w:t>________________________________________________________________</w:t>
-      </w:r>
-    </w:p>
-    <w:p>
-      <w:r>
-        <w:t>________________________________________________________________</w:t>
-      </w:r>
-    </w:p>
-    <w:p>
-      <w:r>
-        <w:t>________________________________________________________________</w:t>
-      </w:r>
-    </w:p>
-    <w:p>
-      <w:r>
-        <w:t>________________________________________________________________</w:t>
-      </w:r>
-    </w:p>
-    <w:p>
-      <w:r>
-        <w:t>________________________________________________________________</w:t>
-      </w:r>
-    </w:p>
-    <w:p>
-      <w:r>
-        <w:t>________________________________________________________________</w:t>
-      </w:r>
-    </w:p>
-    <w:p>
-      <w:pPr>
-        <w:spacing w:line="336" w:lineRule="auto" w:after="180"/>
-      </w:pPr>
-      <w:r>
-        <w:rPr>
-          <w:b w:val="0"/>
-        </w:rPr>
-        <w:t>Attempt this case before feedback. Record any help. Earlier examples below are further practice; a case already practised with feedback cannot establish fresh transfer.</w:t>
-      </w:r>
-    </w:p>
-    <w:p>
-      <w:pPr>
-        <w:pStyle w:val="Heading3"/>
-      </w:pPr>
-      <w:r>
-        <w:t>Week 7 Independent application</w:t>
-      </w:r>
-    </w:p>
-    <w:p>
-      <w:pPr>
-        <w:spacing w:line="336" w:lineRule="auto" w:after="180"/>
-      </w:pPr>
-      <w:r>
-        <w:rPr>
-          <w:b w:val="0"/>
-        </w:rPr>
-        <w:t>Close the worked explanation. Apply the idea to this different question without copying.</w:t>
-      </w:r>
-    </w:p>
-    <w:p>
-      <w:pPr>
-        <w:spacing w:line="336" w:lineRule="auto" w:after="180"/>
-        <w:shd w:fill="F5F1FB"/>
-      </w:pPr>
-      <w:r>
-        <w:rPr>
-          <w:b w:val="0"/>
-        </w:rPr>
-        <w:t>You change a prompt's audience, length and source rules together; the result improves. What can you conclude, and how would you investigate the cause?</w:t>
-      </w:r>
-    </w:p>
-    <w:p>
-      <w:pPr>
-        <w:spacing w:line="336" w:lineRule="auto" w:after="180"/>
-      </w:pPr>
-      <w:r>
-        <w:rPr>
-          <w:b w:val="0"/>
-        </w:rPr>
-        <w:t xml:space="preserve">My answer, with a trace, calculation or supporting </w:t>
-      </w:r>
-      <w:r>
-        <w:rPr>
-          <w:b/>
-        </w:rPr>
-        <w:t>evidence</w:t>
-      </w:r>
-    </w:p>
-    <w:p>
-      <w:pPr>
-        <w:pStyle w:val="Heading3"/>
-      </w:pPr>
-      <w:r>
-        <w:t>Write or draw your reasoning and evidence.</w:t>
-      </w:r>
-    </w:p>
-    <w:p>
-      <w:r>
-        <w:t>________________________________________________________________</w:t>
-      </w:r>
-    </w:p>
-    <w:p>
-      <w:r>
-        <w:t>________________________________________________________________</w:t>
-      </w:r>
-    </w:p>
-    <w:p>
-      <w:r>
-        <w:t>________________________________________________________________</w:t>
-      </w:r>
-    </w:p>
-    <w:p>
-      <w:r>
-        <w:t>________________________________________________________________</w:t>
-      </w:r>
-    </w:p>
-    <w:p>
-      <w:r>
-        <w:t>________________________________________________________________</w:t>
-      </w:r>
-    </w:p>
-    <w:p>
-      <w:pPr>
-        <w:pStyle w:val="Heading3"/>
-      </w:pPr>
-      <w:r>
-        <w:t>Create and test</w:t>
-      </w:r>
-    </w:p>
-    <w:p>
-      <w:pPr>
-        <w:spacing w:line="336" w:lineRule="auto" w:after="180"/>
-      </w:pPr>
-      <w:r>
-        <w:rPr>
-          <w:b w:val="0"/>
-        </w:rPr>
-        <w:t>Change one relevant detail. Predict the result before testing. Include a boundary or missing-information case when it helps reveal a limit.</w:t>
-      </w:r>
-    </w:p>
-    <w:p>
-      <w:pPr>
-        <w:spacing w:line="336" w:lineRule="auto" w:after="180"/>
-      </w:pPr>
-      <w:r>
-        <w:rPr>
-          <w:b w:val="0"/>
-        </w:rPr>
-        <w:t xml:space="preserve">My changed </w:t>
-      </w:r>
-      <w:r>
-        <w:rPr>
-          <w:b/>
-        </w:rPr>
-        <w:t>input</w:t>
-      </w:r>
-      <w:r>
-        <w:rPr>
-          <w:b w:val="0"/>
-        </w:rPr>
-        <w:t xml:space="preserve"> and expected result</w:t>
-      </w:r>
-    </w:p>
-    <w:p>
-      <w:pPr>
-        <w:pStyle w:val="Heading3"/>
-      </w:pPr>
-      <w:r>
-        <w:t>Write or draw your reasoning and evidence.</w:t>
-      </w:r>
-    </w:p>
-    <w:p>
-      <w:r>
-        <w:t>________________________________________________________________</w:t>
-      </w:r>
-    </w:p>
-    <w:p>
-      <w:r>
-        <w:t>________________________________________________________________</w:t>
-      </w:r>
-    </w:p>
-    <w:p>
-      <w:r>
-        <w:t>________________________________________________________________</w:t>
-      </w:r>
-    </w:p>
-    <w:p>
-      <w:r>
-        <w:t>________________________________________________________________</w:t>
-      </w:r>
-    </w:p>
-    <w:p>
-      <w:r>
-        <w:t>________________________________________________________________</w:t>
-      </w:r>
-    </w:p>
-    <w:p>
-      <w:pPr>
-        <w:pStyle w:val="Heading3"/>
-      </w:pPr>
-      <w:r>
-        <w:t>Connect to your project</w:t>
-      </w:r>
-    </w:p>
-    <w:p>
-      <w:pPr>
-        <w:spacing w:line="336" w:lineRule="auto" w:after="180"/>
-      </w:pPr>
-      <w:r>
-        <w:rPr>
-          <w:b w:val="0"/>
-        </w:rPr>
-        <w:t xml:space="preserve">Maintain prompt </w:t>
-      </w:r>
-      <w:r>
-        <w:rPr>
-          <w:b/>
-        </w:rPr>
-        <w:t>version</w:t>
-      </w:r>
-      <w:r>
-        <w:rPr>
-          <w:b w:val="0"/>
-        </w:rPr>
-        <w:t xml:space="preserve">, diagnosed failure, change, and before/after </w:t>
-      </w:r>
-      <w:r>
-        <w:rPr>
-          <w:b/>
-        </w:rPr>
-        <w:t>rubric</w:t>
-      </w:r>
-      <w:r>
-        <w:rPr>
-          <w:b w:val="0"/>
-        </w:rPr>
-        <w:t xml:space="preserve"> scores.</w:t>
-      </w:r>
-    </w:p>
-    <w:p>
-      <w:pPr>
-        <w:spacing w:line="336" w:lineRule="auto" w:after="180"/>
-      </w:pPr>
-      <w:r>
-        <w:rPr>
-          <w:b w:val="0"/>
-        </w:rPr>
-        <w:t xml:space="preserve">The </w:t>
-      </w:r>
-      <w:r>
-        <w:rPr>
-          <w:b/>
-        </w:rPr>
-        <w:t>evidence</w:t>
-      </w:r>
-      <w:r>
-        <w:rPr>
-          <w:b w:val="0"/>
-        </w:rPr>
-        <w:t xml:space="preserve"> I will keep</w:t>
-      </w:r>
-    </w:p>
-    <w:p>
-      <w:pPr>
-        <w:pStyle w:val="Heading3"/>
-      </w:pPr>
-      <w:r>
-        <w:t>Write or draw your reasoning and evidence.</w:t>
-      </w:r>
-    </w:p>
-    <w:p>
-      <w:r>
-        <w:t>________________________________________________________________</w:t>
-      </w:r>
-    </w:p>
-    <w:p>
-      <w:r>
-        <w:t>________________________________________________________________</w:t>
-      </w:r>
-    </w:p>
-    <w:p>
-      <w:r>
-        <w:t>________________________________________________________________</w:t>
-      </w:r>
-    </w:p>
-    <w:p>
-      <w:r>
-        <w:t>________________________________________________________________</w:t>
-      </w:r>
-    </w:p>
-    <w:p>
-      <w:r>
-        <w:t>________________________________________________________________</w:t>
-      </w:r>
-    </w:p>
-    <w:p>
-      <w:pPr>
-        <w:spacing w:line="336" w:lineRule="auto" w:after="180"/>
-      </w:pPr>
-      <w:r>
-        <w:rPr>
-          <w:b w:val="0"/>
-        </w:rPr>
-        <w:t xml:space="preserve">Your teacher has the independent answer and scoring criteria. Complete the matching workbook week to keep your practice </w:t>
-      </w:r>
-      <w:r>
-        <w:rPr>
-          <w:b/>
-        </w:rPr>
-        <w:t>evidence</w:t>
-      </w:r>
-      <w:r>
-        <w:rPr>
-          <w:b w:val="0"/>
-        </w:rPr>
-        <w:t xml:space="preserve"> together.</w:t>
-      </w:r>
-    </w:p>
-    <w:p>
-      <w:pPr>
-        <w:pStyle w:val="Heading3"/>
-      </w:pPr>
-      <w:r>
-        <w:t>Transfer practice from the original programme</w:t>
-      </w:r>
-    </w:p>
-    <w:p>
-      <w:pPr>
-        <w:spacing w:line="336" w:lineRule="auto" w:after="180"/>
-      </w:pPr>
-      <w:r>
-        <w:rPr>
-          <w:b w:val="0"/>
-        </w:rPr>
-        <w:t>A summary has accurate facts but uses unexplained terms. Propose one prompt change and a comparison that checks both accessibility and factual preservation.</w:t>
-      </w:r>
-    </w:p>
-    <w:p>
-      <w:pPr>
-        <w:pStyle w:val="Heading3"/>
-      </w:pPr>
-      <w:r>
-        <w:t>Explain the mechanism, evidence and one limit.</w:t>
-      </w:r>
-    </w:p>
-    <w:p>
-      <w:r>
-        <w:t>________________________________________________________________</w:t>
-      </w:r>
-    </w:p>
-    <w:p>
-      <w:r>
-        <w:t>________________________________________________________________</w:t>
-      </w:r>
-    </w:p>
-    <w:p>
-      <w:r>
-        <w:t>________________________________________________________________</w:t>
-      </w:r>
-    </w:p>
-    <w:p>
-      <w:r>
-        <w:t>________________________________________________________________</w:t>
-      </w:r>
-    </w:p>
-    <w:p>
-      <w:r>
-        <w:t>________________________________________________________________</w:t>
-      </w:r>
-    </w:p>
-    <w:p>
-      <w:r>
-        <w:t>________________________________________________________________</w:t>
-      </w:r>
-    </w:p>
-    <w:p>
-      <w:r>
-        <w:t>________________________________________________________________</w:t>
-      </w:r>
-    </w:p>
-    <w:p>
-      <w:pPr>
-        <w:pStyle w:val="Heading3"/>
-      </w:pPr>
-      <w:r>
-        <w:t>Use feedback to improve</w:t>
-      </w:r>
-    </w:p>
-    <w:p>
-      <w:pPr>
-        <w:spacing w:line="336" w:lineRule="auto" w:after="180"/>
-      </w:pPr>
-      <w:r>
-        <w:rPr>
-          <w:b w:val="0"/>
-        </w:rPr>
-        <w:t>Attempt the independent case before hints. Record whether you worked alone, used a hint or followed a model. After feedback, fix the first unsupported step and explain why it changed.</w:t>
-      </w:r>
-    </w:p>
-    <w:p>
-      <w:pPr>
-        <w:spacing w:line="336" w:lineRule="auto" w:after="180"/>
-      </w:pPr>
-      <w:r>
-        <w:rPr>
-          <w:b w:val="0"/>
-        </w:rPr>
-        <w:t>A later check uses a changed case, not a copied answer.</w:t>
-      </w:r>
-    </w:p>
-    <w:p>
-      <w:pPr>
-        <w:pStyle w:val="Heading1"/>
-      </w:pPr>
-      <w:r>
-        <w:t>15. Your lesson route</w:t>
-      </w:r>
-    </w:p>
-    <w:p>
-      <w:r>
-        <w:t>Use this map to navigate Iterative Prompting, connect the goals to tasks and keep one evidence record for each attempt.</w:t>
-      </w:r>
-    </w:p>
-    <w:p>
-      <w:pPr>
-        <w:spacing w:line="336" w:lineRule="auto" w:after="180"/>
-      </w:pPr>
-      <w:r>
-        <w:rPr>
-          <w:b w:val="0"/>
-        </w:rPr>
-        <w:t>Start with this question: A fictional Study Buddy prompt invents a definition when approved notes omit it.</w:t>
+        <w:t>15. Reference: original lesson checklist</w:t>
+      </w:r>
+    </w:p>
+    <w:p>
+      <w:r>
+        <w:t>Use an additional checklist when it helps inspect your explanation.</w:t>
+      </w:r>
+    </w:p>
+    <w:p>
+      <w:pPr>
+        <w:pStyle w:val="Heading2"/>
+      </w:pPr>
+      <w:r>
+        <w:t>Targets and evidence</w:t>
       </w:r>
     </w:p>
     <w:tbl>
@@ -5992,6 +6961,14 @@
     </w:tbl>
     <w:p>
       <w:pPr>
+        <w:pStyle w:val="Heading2"/>
+      </w:pPr>
+      <w:r>
+        <w:t>Keep your route and first prediction</w:t>
+      </w:r>
+    </w:p>
+    <w:p>
+      <w:pPr>
         <w:spacing w:line="336" w:lineRule="auto" w:after="180"/>
       </w:pPr>
       <w:r>
@@ -6050,15 +7027,147 @@
     </w:p>
     <w:p>
       <w:pPr>
+        <w:pStyle w:val="Heading2"/>
+      </w:pPr>
+      <w:r>
+        <w:t>Earlier wording, alternatives and picture transcripts · reference / check after trying</w:t>
+      </w:r>
+    </w:p>
+    <w:p>
+      <w:pPr>
+        <w:spacing w:line="336" w:lineRule="auto" w:after="180"/>
+      </w:pPr>
+      <w:r>
+        <w:rPr>
+          <w:b w:val="0"/>
+        </w:rPr>
+        <w:t>Start with this question: A fictional Study Buddy prompt invents a definition when approved notes omit it.</w:t>
+      </w:r>
+    </w:p>
+    <w:p>
+      <w:pPr>
         <w:pStyle w:val="Heading1"/>
       </w:pPr>
       <w:r>
-        <w:t>16. Finish and return</w:t>
-      </w:r>
-    </w:p>
-    <w:p>
-      <w:r>
-        <w:t>Explain Iterative Prompting without notes, identify a remaining question and plan a later check with a changed case.</w:t>
+        <w:t>17. Extra practice: pictures, repair and feedback</w:t>
+      </w:r>
+    </w:p>
+    <w:p>
+      <w:r>
+        <w:t>Attempt each question before opening its explanation. Use one browser or paper copy.</w:t>
+      </w:r>
+    </w:p>
+    <w:p>
+      <w:pPr>
+        <w:pStyle w:val="Heading2"/>
+      </w:pPr>
+      <w:r>
+        <w:t>First supported question</w:t>
+      </w:r>
+    </w:p>
+    <w:p>
+      <w:pPr>
+        <w:pStyle w:val="ListBullet"/>
+      </w:pPr>
+      <w:r>
+        <w:t>A fictional Study Buddy prompt invents a definition when approved notes omit it.</w:t>
+      </w:r>
+    </w:p>
+    <w:p>
+      <w:pPr>
+        <w:pStyle w:val="Heading3"/>
+      </w:pPr>
+      <w:r>
+        <w:t>Practice 1: explain the deciding evidence</w:t>
+      </w:r>
+    </w:p>
+    <w:p>
+      <w:pPr>
+        <w:pStyle w:val="ListBullet"/>
+      </w:pPr>
+      <w:r>
+        <w:t>Which labelled step matches this detail? Inspect case 4 and reserve genuinely fresh questions for final evaluation.</w:t>
+      </w:r>
+    </w:p>
+    <w:p>
+      <w:pPr>
+        <w:pStyle w:val="ListBullet"/>
+      </w:pPr>
+      <w:r>
+        <w:t>1. Locate failure</w:t>
+      </w:r>
+    </w:p>
+    <w:p>
+      <w:pPr>
+        <w:pStyle w:val="ListBullet"/>
+      </w:pPr>
+      <w:r>
+        <w:t>2. Next action</w:t>
+      </w:r>
+    </w:p>
+    <w:p>
+      <w:pPr>
+        <w:pStyle w:val="ListBullet"/>
+      </w:pPr>
+      <w:r>
+        <w:t>3. One controlled change</w:t>
+      </w:r>
+    </w:p>
+    <w:p>
+      <w:pPr>
+        <w:pStyle w:val="ListBullet"/>
+      </w:pPr>
+      <w:r>
+        <w:t>4. Paired results</w:t>
+      </w:r>
+    </w:p>
+    <w:p>
+      <w:pPr>
+        <w:pStyle w:val="Heading3"/>
+      </w:pPr>
+      <w:r>
+        <w:t>My selected conclusion, deciding fact and explanation</w:t>
+      </w:r>
+    </w:p>
+    <w:p>
+      <w:r>
+        <w:t>________________________________________________________________</w:t>
+      </w:r>
+    </w:p>
+    <w:p>
+      <w:r>
+        <w:t>________________________________________________________________</w:t>
+      </w:r>
+    </w:p>
+    <w:p>
+      <w:r>
+        <w:t>________________________________________________________________</w:t>
+      </w:r>
+    </w:p>
+    <w:p>
+      <w:r>
+        <w:t>________________________________________________________________</w:t>
+      </w:r>
+    </w:p>
+    <w:p>
+      <w:r>
+        <w:t>________________________________________________________________</w:t>
+      </w:r>
+    </w:p>
+    <w:p>
+      <w:pPr>
+        <w:pStyle w:val="ListBullet"/>
+      </w:pPr>
+      <w:r>
+        <w:t>Hint if needed: Read the steps in the pictorial case. Match the supplied detail to the stage that performs or records it.</w:t>
+      </w:r>
+    </w:p>
+    <w:p>
+      <w:pPr>
+        <w:pStyle w:val="Heading2"/>
+      </w:pPr>
+      <w:r>
+        <w:t>Check the first explanation · reference / check after trying</w:t>
       </w:r>
     </w:p>
     <w:p>
@@ -6069,19 +7178,49 @@
         <w:rPr>
           <w:b w:val="0"/>
         </w:rPr>
-        <w:t xml:space="preserve">Close your notes. Explain this goal in your own words: Explain the </w:t>
+        <w:t xml:space="preserve">After your attempt, compare with the supported explanation: Next action Inspect case 4 and reserve genuinely fresh questions for final evaluation. An </w:t>
       </w:r>
       <w:r>
         <w:rPr>
           <w:b/>
         </w:rPr>
-        <w:t>mechanism</w:t>
+        <w:t>iteration</w:t>
       </w:r>
       <w:r>
         <w:rPr>
           <w:b w:val="0"/>
         </w:rPr>
-        <w:t xml:space="preserve"> and terminology of controlled prompt experiments</w:t>
+        <w:t xml:space="preserve"> should respond to a recorded failure with a precise change.</w:t>
+      </w:r>
+    </w:p>
+    <w:p>
+      <w:pPr>
+        <w:spacing w:line="336" w:lineRule="auto" w:after="180"/>
+      </w:pPr>
+      <w:r>
+        <w:rPr>
+          <w:b w:val="0"/>
+        </w:rPr>
+        <w:t>Comparing the same questions reveals whether other behavior changed too. The invented results show a development gain of one case, not a guarantee that the new instruction always works.</w:t>
+      </w:r>
+    </w:p>
+    <w:p>
+      <w:pPr>
+        <w:spacing w:line="336" w:lineRule="auto" w:after="180"/>
+      </w:pPr>
+      <w:r>
+        <w:rPr>
+          <w:b w:val="0"/>
+        </w:rPr>
+        <w:t>Save prompt text, settings, source notes and case-level outcomes.</w:t>
+      </w:r>
+    </w:p>
+    <w:p>
+      <w:pPr>
+        <w:pStyle w:val="Heading2"/>
+      </w:pPr>
+      <w:r>
+        <w:t>Changed-case question</w:t>
       </w:r>
     </w:p>
     <w:p>
@@ -6089,7 +7228,47 @@
         <w:pStyle w:val="Heading3"/>
       </w:pPr>
       <w:r>
-        <w:t>My deciding step, evidence and one remaining question</w:t>
+        <w:t>Practice 2: explain the deciding evidence</w:t>
+      </w:r>
+    </w:p>
+    <w:p>
+      <w:pPr>
+        <w:pStyle w:val="ListBullet"/>
+      </w:pPr>
+      <w:r>
+        <w:t>Changed-case practice: Change model settings and note wording at the same time as the prompt. Which conclusion is supported by the supplied facts?</w:t>
+      </w:r>
+    </w:p>
+    <w:p>
+      <w:pPr>
+        <w:pStyle w:val="ListBullet"/>
+      </w:pPr>
+      <w:r>
+        <w:t>1. We can decide the result without examining the changed input or the procedure.</w:t>
+      </w:r>
+    </w:p>
+    <w:p>
+      <w:pPr>
+        <w:pStyle w:val="ListBullet"/>
+      </w:pPr>
+      <w:r>
+        <w:t>2. This one example guarantees correct results for every future input.</w:t>
+      </w:r>
+    </w:p>
+    <w:p>
+      <w:pPr>
+        <w:pStyle w:val="ListBullet"/>
+      </w:pPr>
+      <w:r>
+        <w:t>3. The comparison no longer isolates the prompt revision.</w:t>
+      </w:r>
+    </w:p>
+    <w:p>
+      <w:pPr>
+        <w:pStyle w:val="Heading3"/>
+      </w:pPr>
+      <w:r>
+        <w:t>My selected conclusion, deciding fact and explanation</w:t>
       </w:r>
     </w:p>
     <w:p>
@@ -6119,36 +7298,128 @@
     </w:p>
     <w:p>
       <w:pPr>
+        <w:pStyle w:val="ListBullet"/>
+      </w:pPr>
+      <w:r>
+        <w:t>Hint if needed: Use the changed condition and the deciding step in the pictorial trace. The answer must say what follows from those facts.</w:t>
+      </w:r>
+    </w:p>
+    <w:p>
+      <w:pPr>
+        <w:pStyle w:val="Heading2"/>
+      </w:pPr>
+      <w:r>
+        <w:t>Check the changed case · reference / check after trying</w:t>
+      </w:r>
+    </w:p>
+    <w:p>
+      <w:pPr>
         <w:spacing w:line="336" w:lineRule="auto" w:after="180"/>
       </w:pPr>
       <w:r>
         <w:rPr>
           <w:b w:val="0"/>
         </w:rPr>
-        <w:t xml:space="preserve">If you are unsure, return to the worked picture and explain one arrow. If you are ready, change an </w:t>
+        <w:t xml:space="preserve">After your attempt, compare with the supported explanation: The comparison no longer isolates the prompt revision. Several changes could explain the altered </w:t>
       </w:r>
       <w:r>
         <w:rPr>
           <w:b/>
         </w:rPr>
-        <w:t>input</w:t>
+        <w:t>output</w:t>
       </w:r>
       <w:r>
         <w:rPr>
           <w:b w:val="0"/>
         </w:rPr>
-        <w:t xml:space="preserve"> or assumption and justify your </w:t>
+        <w:t>s; record them or run separate controlled comparisons.</w:t>
+      </w:r>
+    </w:p>
+    <w:p>
+      <w:pPr>
+        <w:pStyle w:val="Heading2"/>
+      </w:pPr>
+      <w:r>
+        <w:t>Repair and save your work</w:t>
+      </w:r>
+    </w:p>
+    <w:p>
+      <w:pPr>
+        <w:spacing w:line="336" w:lineRule="auto" w:after="180"/>
+      </w:pPr>
+      <w:r>
+        <w:rPr>
+          <w:b w:val="0"/>
+        </w:rPr>
+        <w:t xml:space="preserve">Review Examples and </w:t>
       </w:r>
       <w:r>
         <w:rPr>
           <w:b/>
         </w:rPr>
+        <w:t>Rubric</w:t>
+      </w:r>
+      <w:r>
+        <w:rPr>
+          <w:b w:val="0"/>
+        </w:rPr>
+        <w:t>s (ai-3/6). Goal: Distinguish a format example from approved factual evidence. Short practice: Explain why neither original nor changed draft is a full pass, and provide a complete repaired card.. Return to this week and explain what you changed.</w:t>
+      </w:r>
+    </w:p>
+    <w:p>
+      <w:pPr>
+        <w:spacing w:line="336" w:lineRule="auto" w:after="180"/>
+      </w:pPr>
+      <w:r>
+        <w:rPr>
+          <w:b w:val="0"/>
+        </w:rPr>
+        <w:t>Review Sampling and Variability (ai-3/4). Goal: Sample from a distribution using explicit cumulative intervals. Short practice: Does T=0.5 make B impossible, and does choosing A guarantee factual accuracy?.</w:t>
+      </w:r>
+    </w:p>
+    <w:p>
+      <w:pPr>
+        <w:spacing w:line="336" w:lineRule="auto" w:after="180"/>
+      </w:pPr>
+      <w:r>
+        <w:rPr>
+          <w:b w:val="0"/>
+        </w:rPr>
+        <w:t>Return to this week and explain what you changed.</w:t>
+      </w:r>
+    </w:p>
+    <w:p>
+      <w:pPr>
+        <w:spacing w:line="336" w:lineRule="auto" w:after="180"/>
+      </w:pPr>
+      <w:r>
+        <w:rPr>
+          <w:b w:val="0"/>
+        </w:rPr>
+        <w:t xml:space="preserve">Review Predictive and Generative AI (ai-3/1). Goal: Distinguish discriminative </w:t>
+      </w:r>
+      <w:r>
+        <w:rPr>
+          <w:b/>
+        </w:rPr>
         <w:t>prediction</w:t>
       </w:r>
       <w:r>
         <w:rPr>
           <w:b w:val="0"/>
         </w:rPr>
+        <w:t xml:space="preserve"> from generation by inspecting the requested </w:t>
+      </w:r>
+      <w:r>
+        <w:rPr>
+          <w:b/>
+        </w:rPr>
+        <w:t>output</w:t>
+      </w:r>
+      <w:r>
+        <w:rPr>
+          <w:b w:val="0"/>
+        </w:rPr>
         <w:t>.</w:t>
       </w:r>
     </w:p>
@@ -6160,7 +7431,18 @@
         <w:rPr>
           <w:b w:val="0"/>
         </w:rPr>
-        <w:t xml:space="preserve">Save your workbook </w:t>
+        <w:t>Short practice: Identify the first unsupported claim and explain what source would be needed before asserting it.. Return to this week and explain what you changed.</w:t>
+      </w:r>
+    </w:p>
+    <w:p>
+      <w:pPr>
+        <w:spacing w:line="336" w:lineRule="auto" w:after="180"/>
+      </w:pPr>
+      <w:r>
+        <w:rPr>
+          <w:b w:val="0"/>
+        </w:rPr>
+        <w:t xml:space="preserve">Use Download completed work in the hosted lesson to export your answers, reflections, practice feedback and code-run </w:t>
       </w:r>
       <w:r>
         <w:rPr>
@@ -6172,7 +7454,53 @@
         <w:rPr>
           <w:b w:val="0"/>
         </w:rPr>
-        <w:t>. At the next review, try a different case before opening your old answer.</w:t>
+        <w:t>. Open the HTML copy to read or print it.</w:t>
+      </w:r>
+    </w:p>
+    <w:p>
+      <w:pPr>
+        <w:spacing w:line="336" w:lineRule="auto" w:after="180"/>
+      </w:pPr>
+      <w:r>
+        <w:rPr>
+          <w:b w:val="0"/>
+        </w:rPr>
+        <w:t>Drafts stay in this browser when storage is available; clear drafts on a shared device.</w:t>
+      </w:r>
+    </w:p>
+    <w:p>
+      <w:pPr>
+        <w:pStyle w:val="Heading2"/>
+      </w:pPr>
+      <w:r>
+        <w:t>Earlier wording, alternatives and picture transcripts · reference / check after trying</w:t>
+      </w:r>
+    </w:p>
+    <w:p>
+      <w:pPr>
+        <w:spacing w:line="336" w:lineRule="auto" w:after="180"/>
+      </w:pPr>
+      <w:r>
+        <w:rPr>
+          <w:b w:val="0"/>
+        </w:rPr>
+        <w:t>Use this supported practice once, in the browser or on paper. Keep the reserved independent assessment for a separate first attempt before teacher feedback.</w:t>
+      </w:r>
+    </w:p>
+    <w:p>
+      <w:pPr>
+        <w:pStyle w:val="Heading3"/>
+      </w:pPr>
+      <w:r>
+        <w:t>Repair a missing building block</w:t>
+      </w:r>
+    </w:p>
+    <w:p>
+      <w:pPr>
+        <w:pStyle w:val="Heading3"/>
+      </w:pPr>
+      <w:r>
+        <w:t>Keep your completed work</w:t>
       </w:r>
     </w:p>
     <w:p>
@@ -6180,553 +7508,17 @@
         <w:pStyle w:val="Heading1"/>
       </w:pPr>
       <w:r>
-        <w:t>17. Supported practice, repair and portfolio</w:t>
-      </w:r>
-    </w:p>
-    <w:p>
-      <w:r>
-        <w:t>Attempt supported questions before using hints or feedback. Review a missing building block, then keep the completed work.</w:t>
-      </w:r>
-    </w:p>
-    <w:p>
-      <w:pPr>
-        <w:spacing w:line="336" w:lineRule="auto" w:after="180"/>
-      </w:pPr>
-      <w:r>
-        <w:rPr>
-          <w:b w:val="0"/>
-        </w:rPr>
-        <w:t>Use this supported practice once, in the browser or on paper. Keep the reserved independent assessment for a separate first attempt before teacher feedback.</w:t>
-      </w:r>
-    </w:p>
-    <w:p>
-      <w:pPr>
-        <w:spacing w:line="336" w:lineRule="auto" w:after="180"/>
-      </w:pPr>
-      <w:r>
-        <w:rPr>
-          <w:b w:val="0"/>
-        </w:rPr>
-        <w:t>A fictional Study Buddy prompt invents a definition when approved notes omit it.</w:t>
-      </w:r>
-    </w:p>
-    <w:p>
-      <w:pPr>
-        <w:pStyle w:val="Heading3"/>
-      </w:pPr>
-      <w:r>
-        <w:t>Practice 1: explain the deciding evidence</w:t>
-      </w:r>
-    </w:p>
-    <w:p>
-      <w:pPr>
-        <w:spacing w:line="336" w:lineRule="auto" w:after="180"/>
-      </w:pPr>
-      <w:r>
-        <w:rPr>
-          <w:b w:val="0"/>
-        </w:rPr>
-        <w:t>Which labelled step matches this detail? Inspect case 4 and reserve genuinely fresh questions for final evaluation.</w:t>
-      </w:r>
-    </w:p>
-    <w:p>
-      <w:pPr>
-        <w:spacing w:line="336" w:lineRule="auto" w:after="180"/>
-        <w:shd w:fill="F4F9FC"/>
-      </w:pPr>
-      <w:r>
-        <w:rPr>
-          <w:b w:val="0"/>
-        </w:rPr>
-        <w:t>1. Locate failure</w:t>
-      </w:r>
-    </w:p>
-    <w:p>
-      <w:pPr>
-        <w:spacing w:line="336" w:lineRule="auto" w:after="180"/>
-        <w:shd w:fill="F4F9FC"/>
-      </w:pPr>
-      <w:r>
-        <w:rPr>
-          <w:b w:val="0"/>
-        </w:rPr>
-        <w:t>2. Next action</w:t>
-      </w:r>
-    </w:p>
-    <w:p>
-      <w:pPr>
-        <w:spacing w:line="336" w:lineRule="auto" w:after="180"/>
-        <w:shd w:fill="F4F9FC"/>
-      </w:pPr>
-      <w:r>
-        <w:rPr>
-          <w:b w:val="0"/>
-        </w:rPr>
-        <w:t>3. One controlled change</w:t>
-      </w:r>
-    </w:p>
-    <w:p>
-      <w:pPr>
-        <w:spacing w:line="336" w:lineRule="auto" w:after="180"/>
-        <w:shd w:fill="F4F9FC"/>
-      </w:pPr>
-      <w:r>
-        <w:rPr>
-          <w:b w:val="0"/>
-        </w:rPr>
-        <w:t>4. Paired results</w:t>
-      </w:r>
-    </w:p>
-    <w:p>
-      <w:pPr>
-        <w:pStyle w:val="Heading3"/>
-      </w:pPr>
-      <w:r>
-        <w:t>My selected conclusion, deciding fact and explanation</w:t>
-      </w:r>
-    </w:p>
-    <w:p>
-      <w:r>
-        <w:t>________________________________________________________________</w:t>
-      </w:r>
-    </w:p>
-    <w:p>
-      <w:r>
-        <w:t>________________________________________________________________</w:t>
-      </w:r>
-    </w:p>
-    <w:p>
-      <w:r>
-        <w:t>________________________________________________________________</w:t>
-      </w:r>
-    </w:p>
-    <w:p>
-      <w:r>
-        <w:t>________________________________________________________________</w:t>
-      </w:r>
-    </w:p>
-    <w:p>
-      <w:r>
-        <w:t>________________________________________________________________</w:t>
-      </w:r>
-    </w:p>
-    <w:p>
-      <w:pPr>
-        <w:pStyle w:val="Heading3"/>
-      </w:pPr>
-      <w:r>
-        <w:t>Hint · try first</w:t>
-      </w:r>
-    </w:p>
-    <w:p>
-      <w:pPr>
-        <w:spacing w:line="336" w:lineRule="auto" w:after="180"/>
-        <w:shd w:fill="F1F6F8"/>
-      </w:pPr>
-      <w:r>
-        <w:rPr>
-          <w:b w:val="0"/>
-        </w:rPr>
-        <w:t>Hint if needed: Read the steps in the pictorial case. Match the supplied detail to the stage that performs or records it.</w:t>
-      </w:r>
-    </w:p>
-    <w:p>
-      <w:pPr>
-        <w:pStyle w:val="Heading3"/>
-      </w:pPr>
-      <w:r>
-        <w:t>Feedback · compare after trying</w:t>
-      </w:r>
-    </w:p>
-    <w:p>
-      <w:pPr>
-        <w:spacing w:line="336" w:lineRule="auto" w:after="180"/>
-        <w:shd w:fill="F1F6FC"/>
-      </w:pPr>
-      <w:r>
-        <w:rPr>
-          <w:b w:val="0"/>
-        </w:rPr>
-        <w:t xml:space="preserve">After your attempt, compare with the supported explanation: Next action Inspect case 4 and reserve genuinely fresh questions for final evaluation. An </w:t>
-      </w:r>
-      <w:r>
-        <w:rPr>
-          <w:b/>
-        </w:rPr>
-        <w:t>iteration</w:t>
-      </w:r>
-      <w:r>
-        <w:rPr>
-          <w:b w:val="0"/>
-        </w:rPr>
-        <w:t xml:space="preserve"> should respond to a recorded failure with a precise change.</w:t>
-      </w:r>
-    </w:p>
-    <w:p>
-      <w:pPr>
-        <w:spacing w:line="336" w:lineRule="auto" w:after="180"/>
-        <w:shd w:fill="F1F6FC"/>
-      </w:pPr>
-      <w:r>
-        <w:rPr>
-          <w:b w:val="0"/>
-        </w:rPr>
-        <w:t>Comparing the same questions reveals whether other behavior changed too. The invented results show a development gain of one case, not a guarantee that the new instruction always works.</w:t>
-      </w:r>
-    </w:p>
-    <w:p>
-      <w:pPr>
-        <w:spacing w:line="336" w:lineRule="auto" w:after="180"/>
-        <w:shd w:fill="F1F6FC"/>
-      </w:pPr>
-      <w:r>
-        <w:rPr>
-          <w:b w:val="0"/>
-        </w:rPr>
-        <w:t>Save prompt text, settings, source notes and case-level outcomes.</w:t>
-      </w:r>
-    </w:p>
-    <w:p>
-      <w:pPr>
-        <w:pStyle w:val="Heading3"/>
-      </w:pPr>
-      <w:r>
-        <w:t>Practice 2: explain the deciding evidence</w:t>
-      </w:r>
-    </w:p>
-    <w:p>
-      <w:pPr>
-        <w:pStyle w:val="Heading3"/>
-      </w:pPr>
-      <w:r>
-        <w:t>Changed case · predict first</w:t>
-      </w:r>
-    </w:p>
-    <w:p>
-      <w:pPr>
-        <w:spacing w:line="336" w:lineRule="auto" w:after="180"/>
-        <w:shd w:fill="F5F1FB"/>
-      </w:pPr>
-      <w:r>
-        <w:rPr>
-          <w:b w:val="0"/>
-        </w:rPr>
-        <w:t>Changed-case practice: Change model settings and note wording at the same time as the prompt. Which conclusion is supported by the supplied facts?</w:t>
-      </w:r>
-    </w:p>
-    <w:p>
-      <w:pPr>
-        <w:spacing w:line="336" w:lineRule="auto" w:after="180"/>
-        <w:shd w:fill="F4F9FC"/>
-      </w:pPr>
-      <w:r>
-        <w:rPr>
-          <w:b w:val="0"/>
-        </w:rPr>
-        <w:t xml:space="preserve">1. We can decide the result without examining the changed </w:t>
-      </w:r>
-      <w:r>
-        <w:rPr>
-          <w:b/>
-        </w:rPr>
-        <w:t>input</w:t>
-      </w:r>
-      <w:r>
-        <w:rPr>
-          <w:b w:val="0"/>
-        </w:rPr>
-        <w:t xml:space="preserve"> or the procedure.</w:t>
-      </w:r>
-    </w:p>
-    <w:p>
-      <w:pPr>
-        <w:spacing w:line="336" w:lineRule="auto" w:after="180"/>
-        <w:shd w:fill="F4F9FC"/>
-      </w:pPr>
-      <w:r>
-        <w:rPr>
-          <w:b w:val="0"/>
-        </w:rPr>
-        <w:t xml:space="preserve">2. This one example guarantees correct results for every future </w:t>
-      </w:r>
-      <w:r>
-        <w:rPr>
-          <w:b/>
-        </w:rPr>
-        <w:t>input</w:t>
-      </w:r>
-      <w:r>
-        <w:rPr>
-          <w:b w:val="0"/>
-        </w:rPr>
-        <w:t>.</w:t>
-      </w:r>
-    </w:p>
-    <w:p>
-      <w:pPr>
-        <w:spacing w:line="336" w:lineRule="auto" w:after="180"/>
-        <w:shd w:fill="F4F9FC"/>
-      </w:pPr>
-      <w:r>
-        <w:rPr>
-          <w:b w:val="0"/>
-        </w:rPr>
-        <w:t>3. The comparison no longer isolates the prompt revision.</w:t>
-      </w:r>
-    </w:p>
-    <w:p>
-      <w:pPr>
-        <w:pStyle w:val="Heading3"/>
-      </w:pPr>
-      <w:r>
-        <w:t>My selected conclusion, deciding fact and explanation</w:t>
-      </w:r>
-    </w:p>
-    <w:p>
-      <w:r>
-        <w:t>________________________________________________________________</w:t>
-      </w:r>
-    </w:p>
-    <w:p>
-      <w:r>
-        <w:t>________________________________________________________________</w:t>
-      </w:r>
-    </w:p>
-    <w:p>
-      <w:r>
-        <w:t>________________________________________________________________</w:t>
-      </w:r>
-    </w:p>
-    <w:p>
-      <w:r>
-        <w:t>________________________________________________________________</w:t>
-      </w:r>
-    </w:p>
-    <w:p>
-      <w:r>
-        <w:t>________________________________________________________________</w:t>
-      </w:r>
-    </w:p>
-    <w:p>
-      <w:pPr>
-        <w:pStyle w:val="Heading3"/>
-      </w:pPr>
-      <w:r>
-        <w:t>Hint · try first</w:t>
-      </w:r>
-    </w:p>
-    <w:p>
-      <w:pPr>
-        <w:spacing w:line="336" w:lineRule="auto" w:after="180"/>
-        <w:shd w:fill="F1F6F8"/>
-      </w:pPr>
-      <w:r>
-        <w:rPr>
-          <w:b w:val="0"/>
-        </w:rPr>
-        <w:t>Hint if needed: Use the changed condition and the deciding step in the pictorial trace. The answer must say what follows from those facts.</w:t>
-      </w:r>
-    </w:p>
-    <w:p>
-      <w:pPr>
-        <w:pStyle w:val="Heading3"/>
-      </w:pPr>
-      <w:r>
-        <w:t>Feedback · compare after trying</w:t>
-      </w:r>
-    </w:p>
-    <w:p>
-      <w:pPr>
-        <w:spacing w:line="336" w:lineRule="auto" w:after="180"/>
-        <w:shd w:fill="F1F6FC"/>
-      </w:pPr>
-      <w:r>
-        <w:rPr>
-          <w:b w:val="0"/>
-        </w:rPr>
-        <w:t xml:space="preserve">After your attempt, compare with the supported explanation: The comparison no longer isolates the prompt revision. Several changes could explain the altered </w:t>
-      </w:r>
-      <w:r>
-        <w:rPr>
-          <w:b/>
-        </w:rPr>
-        <w:t>output</w:t>
-      </w:r>
-      <w:r>
-        <w:rPr>
-          <w:b w:val="0"/>
-        </w:rPr>
-        <w:t>s; record them or run separate controlled comparisons.</w:t>
-      </w:r>
-    </w:p>
-    <w:p>
-      <w:pPr>
-        <w:pStyle w:val="Heading3"/>
-      </w:pPr>
-      <w:r>
-        <w:t>Repair a missing building block</w:t>
-      </w:r>
-    </w:p>
-    <w:p>
-      <w:pPr>
-        <w:spacing w:line="336" w:lineRule="auto" w:after="180"/>
-      </w:pPr>
-      <w:r>
-        <w:rPr>
-          <w:b w:val="0"/>
-        </w:rPr>
-        <w:t xml:space="preserve">Review Examples and </w:t>
-      </w:r>
-      <w:r>
-        <w:rPr>
-          <w:b/>
-        </w:rPr>
-        <w:t>Rubric</w:t>
-      </w:r>
-      <w:r>
-        <w:rPr>
-          <w:b w:val="0"/>
-        </w:rPr>
-        <w:t>s (ai-3/6). Goal: Write a prompt specification with observable response criteria. Short practice: Explain why neither original nor changed draft is a full pass, and provide a complete repaired card..</w:t>
-      </w:r>
-    </w:p>
-    <w:p>
-      <w:pPr>
-        <w:spacing w:line="336" w:lineRule="auto" w:after="180"/>
-      </w:pPr>
-      <w:r>
-        <w:rPr>
-          <w:b w:val="0"/>
-        </w:rPr>
-        <w:t>Return to this week and explain what you changed.</w:t>
-      </w:r>
-    </w:p>
-    <w:p>
-      <w:pPr>
-        <w:spacing w:line="336" w:lineRule="auto" w:after="180"/>
-      </w:pPr>
-      <w:r>
-        <w:rPr>
-          <w:b w:val="0"/>
-        </w:rPr>
-        <w:t>Review Sampling and Variability (ai-3/4). Goal: Sample from a distribution using explicit cumulative intervals. Short practice: Does T=0.5 make B impossible, and does choosing A guarantee factual accuracy?.</w:t>
-      </w:r>
-    </w:p>
-    <w:p>
-      <w:pPr>
-        <w:spacing w:line="336" w:lineRule="auto" w:after="180"/>
-      </w:pPr>
-      <w:r>
-        <w:rPr>
-          <w:b w:val="0"/>
-        </w:rPr>
-        <w:t>Return to this week and explain what you changed.</w:t>
-      </w:r>
-    </w:p>
-    <w:p>
-      <w:pPr>
-        <w:spacing w:line="336" w:lineRule="auto" w:after="180"/>
-      </w:pPr>
-      <w:r>
-        <w:rPr>
-          <w:b w:val="0"/>
-        </w:rPr>
-        <w:t xml:space="preserve">Review Predictive and Generative AI (ai-3/1). Goal: Distinguish discriminative </w:t>
-      </w:r>
-      <w:r>
-        <w:rPr>
-          <w:b/>
-        </w:rPr>
-        <w:t>prediction</w:t>
-      </w:r>
-      <w:r>
-        <w:rPr>
-          <w:b w:val="0"/>
-        </w:rPr>
-        <w:t xml:space="preserve"> from generation by inspecting the requested </w:t>
-      </w:r>
-      <w:r>
-        <w:rPr>
-          <w:b/>
-        </w:rPr>
-        <w:t>output</w:t>
-      </w:r>
-      <w:r>
-        <w:rPr>
-          <w:b w:val="0"/>
-        </w:rPr>
-        <w:t>.</w:t>
-      </w:r>
-    </w:p>
-    <w:p>
-      <w:pPr>
-        <w:spacing w:line="336" w:lineRule="auto" w:after="180"/>
-      </w:pPr>
-      <w:r>
-        <w:rPr>
-          <w:b w:val="0"/>
-        </w:rPr>
-        <w:t>Short practice: Identify the first unsupported claim and explain what source would be needed before asserting it.. Return to this week and explain what you changed.</w:t>
-      </w:r>
-    </w:p>
-    <w:p>
-      <w:pPr>
-        <w:pStyle w:val="Heading3"/>
-      </w:pPr>
-      <w:r>
-        <w:t>Keep your completed work</w:t>
-      </w:r>
-    </w:p>
-    <w:p>
-      <w:pPr>
-        <w:spacing w:line="336" w:lineRule="auto" w:after="180"/>
-      </w:pPr>
-      <w:r>
-        <w:rPr>
-          <w:b w:val="0"/>
-        </w:rPr>
-        <w:t xml:space="preserve">Use Download completed work in the hosted lesson to export your answers, reflections, practice feedback and code-run </w:t>
-      </w:r>
-      <w:r>
-        <w:rPr>
-          <w:b/>
-        </w:rPr>
-        <w:t>evidence</w:t>
-      </w:r>
-      <w:r>
-        <w:rPr>
-          <w:b w:val="0"/>
-        </w:rPr>
-        <w:t>. Open the HTML copy to read or print it.</w:t>
-      </w:r>
-    </w:p>
-    <w:p>
-      <w:pPr>
-        <w:spacing w:line="336" w:lineRule="auto" w:after="180"/>
-      </w:pPr>
-      <w:r>
-        <w:rPr>
-          <w:b w:val="0"/>
-        </w:rPr>
-        <w:t>Drafts stay in this browser when storage is available; clear drafts on a shared device.</w:t>
-      </w:r>
-    </w:p>
-    <w:p>
-      <w:pPr>
-        <w:pStyle w:val="Heading1"/>
-      </w:pPr>
-      <w:r>
-        <w:t>18. Visual concept journey</w:t>
-      </w:r>
-    </w:p>
-    <w:p>
-      <w:r>
-        <w:t>Explain each Iterative Prompting graphic using its labels, deciding evidence and relevant limitation.</w:t>
-      </w:r>
-    </w:p>
-    <w:p>
-      <w:pPr>
-        <w:pStyle w:val="Heading3"/>
+        <w:t>18. Reference: the six-picture journey</w:t>
+      </w:r>
+    </w:p>
+    <w:p>
+      <w:r>
+        <w:t>Revisit the picture that serves the current question; key diagrams already sit beside the main explanation.</w:t>
+      </w:r>
+    </w:p>
+    <w:p>
+      <w:pPr>
+        <w:pStyle w:val="Heading2"/>
       </w:pPr>
       <w:r>
         <w:t>01. Iterative Prompting: the case</w:t>
@@ -6737,7 +7529,7 @@
         <w:drawing>
           <wp:inline xmlns:a="http://schemas.openxmlformats.org/drawingml/2006/main" xmlns:pic="http://schemas.openxmlformats.org/drawingml/2006/picture">
             <wp:extent cx="5486400" cy="3142488"/>
-            <wp:docPr id="22" name="Picture 22" descr="A fictional Study Buddy prompt invents a definition when approved notes omit it. Supplied facts: P asks “answer helpfully”. Revision Q adds “if approved notes lack the answer, say not supplied”. Hold model settings and four development questions fixed. P passes 1,2; Q passes 1,2,3. Case 4 still fails."/>
+            <wp:docPr id="28" name="Picture 28" descr="A fictional Study Buddy prompt invents a definition when approved notes omit it. Supplied facts: P asks “answer helpfully”. Revision Q adds “if approved notes lack the answer, say not supplied”. Hold model settings and four development questions fixed. P passes 1,2; Q passes 1,2,3. Case 4 still fails."/>
             <wp:cNvGraphicFramePr>
               <a:graphicFrameLocks noChangeAspect="1"/>
             </wp:cNvGraphicFramePr>
@@ -6749,7 +7541,7 @@
                     <pic:cNvPicPr/>
                   </pic:nvPicPr>
                   <pic:blipFill>
-                    <a:blip r:embed="rId29"/>
+                    <a:blip r:embed="rId31"/>
                     <a:stretch>
                       <a:fillRect/>
                     </a:stretch>
@@ -6793,7 +7585,6 @@
     <w:p>
       <w:pPr>
         <w:spacing w:line="336" w:lineRule="auto" w:after="180"/>
-        <w:shd w:fill="F5F1FB"/>
       </w:pPr>
       <w:r>
         <w:rPr>
@@ -6804,7 +7595,7 @@
     </w:p>
     <w:p>
       <w:pPr>
-        <w:pStyle w:val="Heading3"/>
+        <w:pStyle w:val="Heading2"/>
       </w:pPr>
       <w:r>
         <w:t>02. Follow the deciding steps</w:t>
@@ -6815,7 +7606,7 @@
         <w:drawing>
           <wp:inline xmlns:a="http://schemas.openxmlformats.org/drawingml/2006/main" xmlns:pic="http://schemas.openxmlformats.org/drawingml/2006/picture">
             <wp:extent cx="5486400" cy="4005072"/>
-            <wp:docPr id="23" name="Picture 23" descr="Locate failure: The target defect is unsupported answers when notes are missing. → One controlled change: Q adds the missing-evidence rule; other instructions remain fixed. → Paired results: P=2/4; Q=3/4; gain is case 3, with case 4 unresolved. → Next action: Inspect case 4 and reserve genuinely fresh questions for final evaluation."/>
+            <wp:docPr id="29" name="Picture 29" descr="Locate failure: The target defect is unsupported answers when notes are missing. → One controlled change: Q adds the missing-evidence rule; other instructions remain fixed. → Paired results: P=2/4; Q=3/4; gain is case 3, with case 4 unresolved. → Next action: Inspect case 4 and reserve genuinely fresh questions for final evaluation."/>
             <wp:cNvGraphicFramePr>
               <a:graphicFrameLocks noChangeAspect="1"/>
             </wp:cNvGraphicFramePr>
@@ -6827,7 +7618,7 @@
                     <pic:cNvPicPr/>
                   </pic:nvPicPr>
                   <pic:blipFill>
-                    <a:blip r:embed="rId30"/>
+                    <a:blip r:embed="rId17"/>
                     <a:stretch>
                       <a:fillRect/>
                     </a:stretch>
@@ -6872,7 +7663,6 @@
     <w:p>
       <w:pPr>
         <w:spacing w:line="336" w:lineRule="auto" w:after="180"/>
-        <w:shd w:fill="F5F1FB"/>
       </w:pPr>
       <w:r>
         <w:rPr>
@@ -6895,7 +7685,7 @@
     </w:p>
     <w:p>
       <w:pPr>
-        <w:pStyle w:val="Heading3"/>
+        <w:pStyle w:val="Heading2"/>
       </w:pPr>
       <w:r>
         <w:t>03. Controlled prompt experiments — evidence trace</w:t>
@@ -6906,7 +7696,7 @@
         <w:drawing>
           <wp:inline xmlns:a="http://schemas.openxmlformats.org/drawingml/2006/main" xmlns:pic="http://schemas.openxmlformats.org/drawingml/2006/picture">
             <wp:extent cx="5486400" cy="2843784"/>
-            <wp:docPr id="24" name="Picture 24" descr="Controlled prompt experiments — evidence trace. On six development cases P passes cases 1, 2, 3, 4; Q passes 1, 2, 3, 5, 6. Missing-approval cases are 4 and 6. Compare totals and condition results. | Evaluate both prompts on paired cases with fixed model/version, source records, output contract and scoring rubric. | P passes 4/6 and Q 5/6. P passes one of two missing-approval cases, Q also one of two."/>
+            <wp:docPr id="30" name="Picture 30" descr="Controlled prompt experiments — evidence trace. On six development cases P passes cases 1, 2, 3, 4; Q passes 1, 2, 3, 5, 6. Missing-approval cases are 4 and 6. Compare totals and condition results. | Evaluate both prompts on paired cases with fixed model/version, source records, output contract and scoring rubric. | P passes 4/6 and Q 5/6. P passes one of two missing-approval cases, Q also one of two."/>
             <wp:cNvGraphicFramePr>
               <a:graphicFrameLocks noChangeAspect="1"/>
             </wp:cNvGraphicFramePr>
@@ -6918,7 +7708,7 @@
                     <pic:cNvPicPr/>
                   </pic:nvPicPr>
                   <pic:blipFill>
-                    <a:blip r:embed="rId31"/>
+                    <a:blip r:embed="rId32"/>
                     <a:stretch>
                       <a:fillRect/>
                     </a:stretch>
@@ -7033,7 +7823,6 @@
     <w:p>
       <w:pPr>
         <w:spacing w:line="336" w:lineRule="auto" w:after="180"/>
-        <w:shd w:fill="F5F1FB"/>
       </w:pPr>
       <w:r>
         <w:rPr>
@@ -7044,7 +7833,7 @@
     </w:p>
     <w:p>
       <w:pPr>
-        <w:pStyle w:val="Heading3"/>
+        <w:pStyle w:val="Heading2"/>
       </w:pPr>
       <w:r>
         <w:t>04. Change one thing. Trace what follows.</w:t>
@@ -7055,7 +7844,7 @@
         <w:drawing>
           <wp:inline xmlns:a="http://schemas.openxmlformats.org/drawingml/2006/main" xmlns:pic="http://schemas.openxmlformats.org/drawingml/2006/picture">
             <wp:extent cx="5486400" cy="3179064"/>
-            <wp:docPr id="25" name="Picture 25" descr="Original case: Inspect case 4 and reserve genuinely fresh questions for final evaluation. Changed condition: Change model settings and note wording at the same time as the prompt. Expected result: The comparison no longer isolates the prompt revision. Reason: Several changes could explain the altered outputs; record them or run separate controlled comparisons."/>
+            <wp:docPr id="31" name="Picture 31" descr="Original case: Inspect case 4 and reserve genuinely fresh questions for final evaluation. Changed condition: Change model settings and note wording at the same time as the prompt. Expected result: The comparison no longer isolates the prompt revision. Reason: Several changes could explain the altered outputs; record them or run separate controlled comparisons."/>
             <wp:cNvGraphicFramePr>
               <a:graphicFrameLocks noChangeAspect="1"/>
             </wp:cNvGraphicFramePr>
@@ -7067,7 +7856,7 @@
                     <pic:cNvPicPr/>
                   </pic:nvPicPr>
                   <pic:blipFill>
-                    <a:blip r:embed="rId32"/>
+                    <a:blip r:embed="rId18"/>
                     <a:stretch>
                       <a:fillRect/>
                     </a:stretch>
@@ -7123,7 +7912,6 @@
     <w:p>
       <w:pPr>
         <w:spacing w:line="336" w:lineRule="auto" w:after="180"/>
-        <w:shd w:fill="F5F1FB"/>
       </w:pPr>
       <w:r>
         <w:rPr>
@@ -7134,7 +7922,7 @@
     </w:p>
     <w:p>
       <w:pPr>
-        <w:pStyle w:val="Heading3"/>
+        <w:pStyle w:val="Heading2"/>
       </w:pPr>
       <w:r>
         <w:t>05. Connect the explanation to its limit</w:t>
@@ -7145,7 +7933,7 @@
         <w:drawing>
           <wp:inline xmlns:a="http://schemas.openxmlformats.org/drawingml/2006/main" xmlns:pic="http://schemas.openxmlformats.org/drawingml/2006/picture">
             <wp:extent cx="5486400" cy="2834640"/>
-            <wp:docPr id="26" name="Picture 26" descr="An iteration should respond to a recorded failure with a precise change. Comparing the same questions reveals whether other behavior changed too. The invented results show a development gain of one case, not a guarantee that the new instruction always works. Save prompt text, settings, source notes and case-level outcomes. Limit: Stochastic output can vary across runs; a small comparison does not prove an average effect or classroom learning benefit."/>
+            <wp:docPr id="32" name="Picture 32" descr="An iteration should respond to a recorded failure with a precise change. Comparing the same questions reveals whether other behavior changed too. The invented results show a development gain of one case, not a guarantee that the new instruction always works. Save prompt text, settings, source notes and case-level outcomes. Limit: Stochastic output can vary across runs; a small comparison does not prove an average effect or classroom learning benefit."/>
             <wp:cNvGraphicFramePr>
               <a:graphicFrameLocks noChangeAspect="1"/>
             </wp:cNvGraphicFramePr>
@@ -7236,7 +8024,6 @@
     <w:p>
       <w:pPr>
         <w:spacing w:line="336" w:lineRule="auto" w:after="180"/>
-        <w:shd w:fill="F5F1FB"/>
       </w:pPr>
       <w:r>
         <w:rPr>
@@ -7247,7 +8034,7 @@
     </w:p>
     <w:p>
       <w:pPr>
-        <w:pStyle w:val="Heading3"/>
+        <w:pStyle w:val="Heading2"/>
       </w:pPr>
       <w:r>
         <w:t>06. Make the idea visible in your project</w:t>
@@ -7258,7 +8045,7 @@
         <w:drawing>
           <wp:inline xmlns:a="http://schemas.openxmlformats.org/drawingml/2006/main" xmlns:pic="http://schemas.openxmlformats.org/drawingml/2006/picture">
             <wp:extent cx="5486400" cy="3233928"/>
-            <wp:docPr id="27" name="Picture 27" descr="Maintain a Study Buddy experiment log linking failure, single revision and paired rubric results. Draw your input, deciding step, result and limit. Supported question: What evidence supports improvement here, and what remains unproven?"/>
+            <wp:docPr id="33" name="Picture 33" descr="Maintain a Study Buddy experiment log linking failure, single revision and paired rubric results. Draw your input, deciding step, result and limit. Supported question: What evidence supports improvement here, and what remains unproven?"/>
             <wp:cNvGraphicFramePr>
               <a:graphicFrameLocks noChangeAspect="1"/>
             </wp:cNvGraphicFramePr>
@@ -7292,7 +8079,6 @@
     <w:p>
       <w:pPr>
         <w:spacing w:line="336" w:lineRule="auto" w:after="180"/>
-        <w:shd w:fill="F5F1FB"/>
       </w:pPr>
       <w:r>
         <w:rPr>
@@ -7328,7 +8114,6 @@
     <w:p>
       <w:pPr>
         <w:spacing w:line="336" w:lineRule="auto" w:after="180"/>
-        <w:shd w:fill="F5F1FB"/>
       </w:pPr>
       <w:r>
         <w:rPr>
@@ -7352,7 +8137,6 @@
     <w:p>
       <w:pPr>
         <w:spacing w:line="336" w:lineRule="auto" w:after="180"/>
-        <w:shd w:fill="F5F1FB"/>
       </w:pPr>
       <w:r>
         <w:rPr>
@@ -7371,6 +8155,62 @@
           <w:b w:val="0"/>
         </w:rPr>
         <w:t>.</w:t>
+      </w:r>
+    </w:p>
+    <w:p>
+      <w:pPr>
+        <w:pStyle w:val="Heading2"/>
+      </w:pPr>
+      <w:r>
+        <w:t>Earlier wording, alternatives and picture transcripts · reference / check after trying</w:t>
+      </w:r>
+    </w:p>
+    <w:p>
+      <w:pPr>
+        <w:pStyle w:val="Heading3"/>
+      </w:pPr>
+      <w:r>
+        <w:t>01. Iterative Prompting: the case</w:t>
+      </w:r>
+    </w:p>
+    <w:p>
+      <w:pPr>
+        <w:pStyle w:val="Heading3"/>
+      </w:pPr>
+      <w:r>
+        <w:t>02. Follow the deciding steps</w:t>
+      </w:r>
+    </w:p>
+    <w:p>
+      <w:pPr>
+        <w:pStyle w:val="Heading3"/>
+      </w:pPr>
+      <w:r>
+        <w:t>03. Controlled prompt experiments — evidence trace</w:t>
+      </w:r>
+    </w:p>
+    <w:p>
+      <w:pPr>
+        <w:pStyle w:val="Heading3"/>
+      </w:pPr>
+      <w:r>
+        <w:t>04. Change one thing. Trace what follows.</w:t>
+      </w:r>
+    </w:p>
+    <w:p>
+      <w:pPr>
+        <w:pStyle w:val="Heading3"/>
+      </w:pPr>
+      <w:r>
+        <w:t>05. Connect the explanation to its limit</w:t>
+      </w:r>
+    </w:p>
+    <w:p>
+      <w:pPr>
+        <w:pStyle w:val="Heading3"/>
+      </w:pPr>
+      <w:r>
+        <w:t>06. Make the idea visible in your project</w:t>
       </w:r>
     </w:p>
     <w:sectPr>
